--- a/papers/论文A正式版-CertifiedSparseGating-CPP-20260823.docx
+++ b/papers/论文A正式版-CertifiedSparseGating-CPP-20260823.docx
@@ -4,17 +4,17 @@
   <w:body>
     <w:p>
       <w:pPr>
-        <w:pStyle w:val="Heading1"/>
-        <w:jc w:val="center"/>
-      </w:pPr>
-      <w:r>
-        <w:rPr>
-          <w:rFonts w:ascii="Times New Roman" w:hAnsi="Times New Roman" w:eastAsia="黑体"/>
-          <w:b/>
-          <w:i w:val="0"/>
-          <w:sz w:val="32"/>
-        </w:rPr>
-        <w:t>Certified Sparse Gating over Phase-Truncated Frequency Ladders</w:t>
+        <w:spacing w:line="336" w:lineRule="auto"/>
+        <w:ind w:firstLine="480"/>
+      </w:pPr>
+      <w:r>
+        <w:rPr>
+          <w:rFonts w:ascii="Times New Roman" w:hAnsi="Times New Roman" w:eastAsia="宋体"/>
+          <w:b w:val="0"/>
+          <w:i w:val="0"/>
+          <w:sz w:val="24"/>
+        </w:rPr>
+        <w:t>﻿# Certified Sparse Gating over Phase-Truncated Frequency Ladders</w:t>
       </w:r>
     </w:p>
     <w:p>
@@ -2607,7 +2607,7 @@
           <w:i w:val="0"/>
           <w:sz w:val="24"/>
         </w:rPr>
-        <w:t>87733 行 / 57 顶层 Module（55 模块分区 + `ca_independence` 内 `independent`/`independent′` 2 附加）</w:t>
+        <w:t>87588 行 / 57 顶层 Module（55 模块分区 + `ca_independence` 内 `independent`/`independent′` 2 附加）</w:t>
       </w:r>
       <w:r>
         <w:rPr>
@@ -11653,7 +11653,7 @@
           <w:i w:val="0"/>
           <w:sz w:val="24"/>
         </w:rPr>
-        <w:t xml:space="preserve">（87733 行，57 顶层 Module = 55 模块分区 + </w:t>
+        <w:t xml:space="preserve">（87588 行，57 顶层 Module = 55 模块分区 + </w:t>
       </w:r>
       <w:r>
         <w:rPr>
@@ -12892,7 +12892,7 @@
           <w:i w:val="0"/>
           <w:sz w:val="24"/>
         </w:rPr>
-        <w:t xml:space="preserve"> 零出现（post-M1.5 复核，完整 165/165 运行日志随稿）；合并版（87733 行，57 顶层 Module = 55 模块分区 + 2 附加，含 20 个 z 区探针 + 构造性轨道</w:t>
+        <w:t xml:space="preserve"> 零出现（post-M1.5 复核，完整 165/165 运行日志随稿）；合并版（87588 行，57 顶层 Module = 55 模块分区 + 2 附加，含 20 个 z 区探针 + 构造性轨道</w:t>
       </w:r>
     </w:p>
     <w:p>
@@ -14141,7 +14141,7 @@
                 <w:i w:val="0"/>
                 <w:sz w:val="21"/>
               </w:rPr>
-              <w:t>src/ca_merged_full_25.v（87733 行，57 顶层 Module，20 探针 + ca_zeta_euler / ca_rip_cr 并入）</w:t>
+              <w:t>src/ca_merged_full_25.v（87588 行，57 顶层 Module，20 探针 + ca_zeta_euler / ca_rip_cr 并入）</w:t>
             </w:r>
           </w:p>
         </w:tc>

--- a/papers/论文A正式版-CertifiedSparseGating-CPP-20260823.docx
+++ b/papers/论文A正式版-CertifiedSparseGating-CPP-20260823.docx
@@ -43,7 +43,7 @@
           <w:color w:val="444444"/>
           <w:sz w:val="21"/>
         </w:rPr>
-        <w:t>正式版（2026-08-26，对齐母版 v2.9）。来源：论文 A 草稿清洗（删除会话/评审/版本内部注记），</w:t>
+        <w:t>正式版（2026-08-30 更新，对齐母版 v2.14）。来源：论文 A 草稿清洗（删除会话/评审/版本内部注记），</w:t>
       </w:r>
     </w:p>
     <w:p>
@@ -58,7 +58,7 @@
           <w:color w:val="444444"/>
           <w:sz w:val="21"/>
         </w:rPr>
-        <w:t>全部代码数字按 2026-08-26 基态核验。投稿方向：CPP/ITP（形式化方法）。</w:t>
+        <w:t>全部代码数字按 2026-08-30 基态核验。投稿方向：CPP/ITP（形式化方法）。</w:t>
       </w:r>
     </w:p>
     <w:p>
@@ -133,27 +133,222 @@
           <w:color w:val="444444"/>
           <w:sz w:val="21"/>
         </w:rPr>
-        <w:t xml:space="preserve"> + 归档 </w:t>
-      </w:r>
-      <w:r>
-        <w:rPr>
-          <w:rFonts w:ascii="Consolas" w:hAnsi="Consolas" w:eastAsia="等线"/>
-          <w:b w:val="0"/>
-          <w:i w:val="0"/>
-          <w:color w:val="444444"/>
-          <w:sz w:val="19"/>
-        </w:rPr>
-        <w:t>30模块/</w:t>
-      </w:r>
-      <w:r>
-        <w:rPr>
-          <w:rFonts w:ascii="Times New Roman" w:hAnsi="Times New Roman" w:eastAsia="宋体"/>
-          <w:b w:val="0"/>
+        <w:t>（</w:t>
+      </w:r>
+      <w:r>
+        <w:rPr>
+          <w:rFonts w:ascii="Times New Roman" w:hAnsi="Times New Roman" w:eastAsia="宋体"/>
+          <w:b/>
           <w:i/>
           <w:color w:val="444444"/>
           <w:sz w:val="21"/>
         </w:rPr>
+        <w:t>87632 行，MERGE_EXIT=0；CI 全链路绿 2026-08-30——GitHub Actions 五步全过：lib 链编译 + 合并版编译（Rocq 9.0 + mathcomp 2.6 真环境）+ PSA 核心三文件 + 零 Admitted 检查 + coqchk 内核独立复验</w:t>
+      </w:r>
+      <w:r>
+        <w:rPr>
+          <w:rFonts w:ascii="Times New Roman" w:hAnsi="Times New Roman" w:eastAsia="宋体"/>
+          <w:b w:val="0"/>
+          <w:i/>
+          <w:color w:val="444444"/>
+          <w:sz w:val="21"/>
+        </w:rPr>
+        <w:t xml:space="preserve">）+ 归档 </w:t>
+      </w:r>
+      <w:r>
+        <w:rPr>
+          <w:rFonts w:ascii="Consolas" w:hAnsi="Consolas" w:eastAsia="等线"/>
+          <w:b w:val="0"/>
+          <w:i w:val="0"/>
+          <w:color w:val="444444"/>
+          <w:sz w:val="19"/>
+        </w:rPr>
+        <w:t>30模块/</w:t>
+      </w:r>
+      <w:r>
+        <w:rPr>
+          <w:rFonts w:ascii="Times New Roman" w:hAnsi="Times New Roman" w:eastAsia="宋体"/>
+          <w:b w:val="0"/>
+          <w:i/>
+          <w:color w:val="444444"/>
+          <w:sz w:val="21"/>
+        </w:rPr>
         <w:t>。</w:t>
+      </w:r>
+    </w:p>
+    <w:p>
+      <w:pPr>
+        <w:ind w:left="432"/>
+      </w:pPr>
+      <w:r>
+        <w:rPr>
+          <w:rFonts w:ascii="Times New Roman" w:hAnsi="Times New Roman" w:eastAsia="宋体"/>
+          <w:b w:val="0"/>
+          <w:i/>
+          <w:color w:val="444444"/>
+          <w:sz w:val="21"/>
+        </w:rPr>
+        <w:t>v2.14 修订要点：softmax 紧度勘误（</w:t>
+      </w:r>
+      <w:r>
+        <w:rPr>
+          <w:rFonts w:ascii="Consolas" w:hAnsi="Consolas" w:eastAsia="等线"/>
+          <w:b w:val="0"/>
+          <w:i w:val="0"/>
+          <w:color w:val="444444"/>
+          <w:sz w:val="19"/>
+        </w:rPr>
+        <w:t>2(e^d−1)</w:t>
+      </w:r>
+      <w:r>
+        <w:rPr>
+          <w:rFonts w:ascii="Times New Roman" w:hAnsi="Times New Roman" w:eastAsia="宋体"/>
+          <w:b w:val="0"/>
+          <w:i/>
+          <w:color w:val="444444"/>
+          <w:sz w:val="21"/>
+        </w:rPr>
+        <w:t xml:space="preserve"> → </w:t>
+      </w:r>
+      <w:r>
+        <w:rPr>
+          <w:rFonts w:ascii="Consolas" w:hAnsi="Consolas" w:eastAsia="等线"/>
+          <w:b w:val="0"/>
+          <w:i w:val="0"/>
+          <w:color w:val="444444"/>
+          <w:sz w:val="19"/>
+        </w:rPr>
+        <w:t>exp(2·d)−1</w:t>
+      </w:r>
+      <w:r>
+        <w:rPr>
+          <w:rFonts w:ascii="Times New Roman" w:hAnsi="Times New Roman" w:eastAsia="宋体"/>
+          <w:b w:val="0"/>
+          <w:i/>
+          <w:color w:val="444444"/>
+          <w:sz w:val="21"/>
+        </w:rPr>
+        <w:t xml:space="preserve">，对齐代码 </w:t>
+      </w:r>
+      <w:r>
+        <w:rPr>
+          <w:rFonts w:ascii="Consolas" w:hAnsi="Consolas" w:eastAsia="等线"/>
+          <w:b w:val="0"/>
+          <w:i w:val="0"/>
+          <w:color w:val="444444"/>
+          <w:sz w:val="19"/>
+        </w:rPr>
+        <w:t>softmax_l1_bound_exp</w:t>
+      </w:r>
+      <w:r>
+        <w:rPr>
+          <w:rFonts w:ascii="Times New Roman" w:hAnsi="Times New Roman" w:eastAsia="宋体"/>
+          <w:b w:val="0"/>
+          <w:i/>
+          <w:color w:val="444444"/>
+          <w:sz w:val="21"/>
+        </w:rPr>
+        <w:t xml:space="preserve"> 实形态）；审计口径统一为诚实表述（</w:t>
+      </w:r>
+      <w:r>
+        <w:rPr>
+          <w:rFonts w:ascii="Consolas" w:hAnsi="Consolas" w:eastAsia="等线"/>
+          <w:b w:val="0"/>
+          <w:i w:val="0"/>
+          <w:color w:val="444444"/>
+          <w:sz w:val="19"/>
+        </w:rPr>
+        <w:t>Classical_Prop.classic</w:t>
+      </w:r>
+      <w:r>
+        <w:rPr>
+          <w:rFonts w:ascii="Times New Roman" w:hAnsi="Times New Roman" w:eastAsia="宋体"/>
+          <w:b w:val="0"/>
+          <w:i/>
+          <w:color w:val="444444"/>
+          <w:sz w:val="21"/>
+        </w:rPr>
+        <w:t xml:space="preserve"> 排中律宏零出现 + 公理脚印披露）；τ/压缩感知族探针引用补注权威独立模块（</w:t>
+      </w:r>
+      <w:r>
+        <w:rPr>
+          <w:rFonts w:ascii="Consolas" w:hAnsi="Consolas" w:eastAsia="等线"/>
+          <w:b w:val="0"/>
+          <w:i w:val="0"/>
+          <w:color w:val="444444"/>
+          <w:sz w:val="19"/>
+        </w:rPr>
+        <w:t>ca_tau.v</w:t>
+      </w:r>
+      <w:r>
+        <w:rPr>
+          <w:rFonts w:ascii="Times New Roman" w:hAnsi="Times New Roman" w:eastAsia="宋体"/>
+          <w:b w:val="0"/>
+          <w:i/>
+          <w:color w:val="444444"/>
+          <w:sz w:val="21"/>
+        </w:rPr>
+        <w:t xml:space="preserve"> </w:t>
+      </w:r>
+      <w:r>
+        <w:rPr>
+          <w:rFonts w:ascii="Consolas" w:hAnsi="Consolas" w:eastAsia="等线"/>
+          <w:b w:val="0"/>
+          <w:i w:val="0"/>
+          <w:color w:val="444444"/>
+          <w:sz w:val="19"/>
+        </w:rPr>
+        <w:t>tau_crop_mono</w:t>
+      </w:r>
+      <w:r>
+        <w:rPr>
+          <w:rFonts w:ascii="Times New Roman" w:hAnsi="Times New Roman" w:eastAsia="宋体"/>
+          <w:b w:val="0"/>
+          <w:i/>
+          <w:color w:val="444444"/>
+          <w:sz w:val="21"/>
+        </w:rPr>
+        <w:t>、</w:t>
+      </w:r>
+      <w:r>
+        <w:rPr>
+          <w:rFonts w:ascii="Consolas" w:hAnsi="Consolas" w:eastAsia="等线"/>
+          <w:b w:val="0"/>
+          <w:i w:val="0"/>
+          <w:color w:val="444444"/>
+          <w:sz w:val="19"/>
+        </w:rPr>
+        <w:t>ca_rip_cr.v</w:t>
+      </w:r>
+      <w:r>
+        <w:rPr>
+          <w:rFonts w:ascii="Times New Roman" w:hAnsi="Times New Roman" w:eastAsia="宋体"/>
+          <w:b w:val="0"/>
+          <w:i/>
+          <w:color w:val="444444"/>
+          <w:sz w:val="21"/>
+        </w:rPr>
+        <w:t xml:space="preserve"> </w:t>
+      </w:r>
+      <w:r>
+        <w:rPr>
+          <w:rFonts w:ascii="Consolas" w:hAnsi="Consolas" w:eastAsia="等线"/>
+          <w:b w:val="0"/>
+          <w:i w:val="0"/>
+          <w:color w:val="444444"/>
+          <w:sz w:val="19"/>
+        </w:rPr>
+        <w:t>row_rip_bound_M</w:t>
+      </w:r>
+      <w:r>
+        <w:rPr>
+          <w:rFonts w:ascii="Times New Roman" w:hAnsi="Times New Roman" w:eastAsia="宋体"/>
+          <w:b w:val="0"/>
+          <w:i/>
+          <w:color w:val="444444"/>
+          <w:sz w:val="21"/>
+        </w:rPr>
+        <w:t>）。</w:t>
       </w:r>
     </w:p>
     <w:p>
@@ -1543,7 +1738,7 @@
           <w:i w:val="0"/>
           <w:sz w:val="24"/>
         </w:rPr>
-        <w:t>‖softmax z − softmax z'‖₁ ≤ 2(e^d − 1)）。</w:t>
+        <w:t>‖softmax z − softmax z'‖₁ ≤ exp(2·d) − 1；2026-08-30 勘误对齐代码实形态）。</w:t>
       </w:r>
     </w:p>
     <w:p>
@@ -2607,7 +2802,7 @@
           <w:i w:val="0"/>
           <w:sz w:val="24"/>
         </w:rPr>
-        <w:t>87588 行 / 57 顶层 Module（55 模块分区 + `ca_independence` 内 `independent`/`independent′` 2 附加）</w:t>
+        <w:t>87632 行 / 57 顶层 Module（55 模块分区 + `ca_independence` 内 `independent`/`independent′` 2 附加）</w:t>
       </w:r>
       <w:r>
         <w:rPr>
@@ -2712,6 +2907,24 @@
           <w:i w:val="0"/>
           <w:sz w:val="24"/>
         </w:rPr>
+        <w:t xml:space="preserve"> + </w:t>
+      </w:r>
+      <w:r>
+        <w:rPr>
+          <w:rFonts w:ascii="Times New Roman" w:hAnsi="Times New Roman" w:eastAsia="宋体"/>
+          <w:b/>
+          <w:i w:val="0"/>
+          <w:sz w:val="24"/>
+        </w:rPr>
+        <w:t>CS 战役族 taugrid/taugrid_cr/cs/cs5（2026-08-29，合计 64 Qed，未并入合并版）</w:t>
+      </w:r>
+      <w:r>
+        <w:rPr>
+          <w:rFonts w:ascii="Times New Roman" w:hAnsi="Times New Roman" w:eastAsia="宋体"/>
+          <w:b w:val="0"/>
+          <w:i w:val="0"/>
+          <w:sz w:val="24"/>
+        </w:rPr>
         <w:t>），</w:t>
       </w:r>
       <w:r>
@@ -3101,7 +3314,19 @@
           <w:i w:val="0"/>
           <w:sz w:val="20"/>
         </w:rPr>
-        <w:t>softmax_l1_bound_exp : ‖z−z'‖∞ ≤ d → ‖softmax z − softmax z'‖₁ ≤ 2(e^d − 1)</w:t>
+        <w:t>softmax_l1_bound_exp : ‖z−z'‖∞ ≤ d → ‖softmax z − softmax z'‖₁ ≤ exp(2·d) − 1</w:t>
+      </w:r>
+      <w:r>
+        <w:br/>
+      </w:r>
+      <w:r>
+        <w:rPr>
+          <w:rFonts w:ascii="Consolas" w:hAnsi="Consolas" w:eastAsia="等线"/>
+          <w:b w:val="0"/>
+          <w:i w:val="0"/>
+          <w:sz w:val="20"/>
+        </w:rPr>
+        <w:t xml:space="preserve">  (* 2026-08-30 勘误对齐代码 PSA_framework.v:2216-2220 实形态 *)</w:t>
       </w:r>
       <w:r>
         <w:br/>
@@ -7363,7 +7588,43 @@
           <w:i w:val="0"/>
           <w:sz w:val="24"/>
         </w:rPr>
-        <w:t>（probe_taudicho，零公理）：碰撞质量 τ 的窗内/OOD/三分刻画。</w:t>
+        <w:t>（probe_taudicho，零公理）：碰撞质量 τ 的窗内/OOD/三分刻画。权威独立模块：</w:t>
+      </w:r>
+      <w:r>
+        <w:rPr>
+          <w:rFonts w:ascii="Consolas" w:hAnsi="Consolas" w:eastAsia="等线"/>
+          <w:b w:val="0"/>
+          <w:i w:val="0"/>
+          <w:sz w:val="22"/>
+        </w:rPr>
+        <w:t>ca_tau.v</w:t>
+      </w:r>
+      <w:r>
+        <w:rPr>
+          <w:rFonts w:ascii="Times New Roman" w:hAnsi="Times New Roman" w:eastAsia="宋体"/>
+          <w:b w:val="0"/>
+          <w:i w:val="0"/>
+          <w:sz w:val="24"/>
+        </w:rPr>
+        <w:t xml:space="preserve"> </w:t>
+      </w:r>
+      <w:r>
+        <w:rPr>
+          <w:rFonts w:ascii="Consolas" w:hAnsi="Consolas" w:eastAsia="等线"/>
+          <w:b w:val="0"/>
+          <w:i w:val="0"/>
+          <w:sz w:val="22"/>
+        </w:rPr>
+        <w:t>tau_crop_mono</w:t>
+      </w:r>
+      <w:r>
+        <w:rPr>
+          <w:rFonts w:ascii="Times New Roman" w:hAnsi="Times New Roman" w:eastAsia="宋体"/>
+          <w:b w:val="0"/>
+          <w:i w:val="0"/>
+          <w:sz w:val="24"/>
+        </w:rPr>
+        <w:t>（N1≤N2 ⟹ Στ 裁剪单调，纯 mathcomp 零公理；v2.14 对齐补注）。</w:t>
       </w:r>
     </w:p>
     <w:p>
@@ -10707,6 +10968,890 @@
     </w:p>
     <w:p>
       <w:pPr>
+        <w:pStyle w:val="ListBullet"/>
+      </w:pPr>
+      <w:r>
+        <w:rPr>
+          <w:rFonts w:ascii="Times New Roman" w:hAnsi="Times New Roman" w:eastAsia="宋体"/>
+          <w:b/>
+          <w:i w:val="0"/>
+          <w:sz w:val="24"/>
+        </w:rPr>
+        <w:t>τ 裁剪最优性（CS-11，经典 R 轨道，2026-08-28 新增）</w:t>
+      </w:r>
+      <w:r>
+        <w:rPr>
+          <w:rFonts w:ascii="Times New Roman" w:hAnsi="Times New Roman" w:eastAsia="宋体"/>
+          <w:b w:val="0"/>
+          <w:i w:val="0"/>
+          <w:sz w:val="24"/>
+        </w:rPr>
+        <w:t xml:space="preserve"> </w:t>
+      </w:r>
+      <w:r>
+        <w:rPr>
+          <w:rFonts w:ascii="Consolas" w:hAnsi="Consolas" w:eastAsia="等线"/>
+          <w:b w:val="0"/>
+          <w:i w:val="0"/>
+          <w:sz w:val="22"/>
+        </w:rPr>
+        <w:t>probe_taugrid.v</w:t>
+      </w:r>
+      <w:r>
+        <w:rPr>
+          <w:rFonts w:ascii="Times New Roman" w:hAnsi="Times New Roman" w:eastAsia="宋体"/>
+          <w:b w:val="0"/>
+          <w:i w:val="0"/>
+          <w:sz w:val="24"/>
+        </w:rPr>
+        <w:t>（17 Qed / 0 Admitted）：</w:t>
+      </w:r>
+      <w:r>
+        <w:rPr>
+          <w:rFonts w:ascii="Times New Roman" w:hAnsi="Times New Roman" w:eastAsia="宋体"/>
+          <w:b/>
+          <w:i w:val="0"/>
+          <w:sz w:val="24"/>
+        </w:rPr>
+        <w:t>覆盖债精确量化</w:t>
+      </w:r>
+      <w:r>
+        <w:rPr>
+          <w:rFonts w:ascii="Times New Roman" w:hAnsi="Times New Roman" w:eastAsia="宋体"/>
+          <w:b w:val="0"/>
+          <w:i w:val="0"/>
+          <w:sz w:val="24"/>
+        </w:rPr>
+        <w:t xml:space="preserve"> </w:t>
+      </w:r>
+      <w:r>
+        <w:rPr>
+          <w:rFonts w:ascii="Consolas" w:hAnsi="Consolas" w:eastAsia="等线"/>
+          <w:b w:val="0"/>
+          <w:i w:val="0"/>
+          <w:sz w:val="22"/>
+        </w:rPr>
+        <w:t>coverage_fraction</w:t>
+      </w:r>
+      <w:r>
+        <w:rPr>
+          <w:rFonts w:ascii="Times New Roman" w:hAnsi="Times New Roman" w:eastAsia="宋体"/>
+          <w:b w:val="0"/>
+          <w:i w:val="0"/>
+          <w:sz w:val="24"/>
+        </w:rPr>
+        <w:t>/</w:t>
+      </w:r>
+      <w:r>
+        <w:rPr>
+          <w:rFonts w:ascii="Consolas" w:hAnsi="Consolas" w:eastAsia="等线"/>
+          <w:b w:val="0"/>
+          <w:i w:val="0"/>
+          <w:sz w:val="22"/>
+        </w:rPr>
+        <w:t>coverage_debt</w:t>
+      </w:r>
+      <w:r>
+        <w:rPr>
+          <w:rFonts w:ascii="Times New Roman" w:hAnsi="Times New Roman" w:eastAsia="宋体"/>
+          <w:b w:val="0"/>
+          <w:i w:val="0"/>
+          <w:sz w:val="24"/>
+        </w:rPr>
+        <w:t>（S T &lt; n ⟹ 窗 [0,T] 内能量恰 = (T+1)/n，窗外能量 1−(T+1)/n ∈ (0,1)——</w:t>
+      </w:r>
+      <w:r>
+        <w:rPr>
+          <w:rFonts w:ascii="Times New Roman" w:hAnsi="Times New Roman" w:eastAsia="宋体"/>
+          <w:b/>
+          <w:i w:val="0"/>
+          <w:sz w:val="24"/>
+        </w:rPr>
+        <w:t>τ 负债的机器可计算量</w:t>
+      </w:r>
+      <w:r>
+        <w:rPr>
+          <w:rFonts w:ascii="Times New Roman" w:hAnsi="Times New Roman" w:eastAsia="宋体"/>
+          <w:b w:val="0"/>
+          <w:i w:val="0"/>
+          <w:sz w:val="24"/>
+        </w:rPr>
+        <w:t>，"剪 255/127/63 应恶化"的定理侧镜像）；</w:t>
+      </w:r>
+      <w:r>
+        <w:rPr>
+          <w:rFonts w:ascii="Times New Roman" w:hAnsi="Times New Roman" w:eastAsia="宋体"/>
+          <w:b/>
+          <w:i w:val="0"/>
+          <w:sz w:val="24"/>
+        </w:rPr>
+        <w:t>支撑完备刻画</w:t>
+      </w:r>
+      <w:r>
+        <w:rPr>
+          <w:rFonts w:ascii="Times New Roman" w:hAnsi="Times New Roman" w:eastAsia="宋体"/>
+          <w:b w:val="0"/>
+          <w:i w:val="0"/>
+          <w:sz w:val="24"/>
+        </w:rPr>
+        <w:t xml:space="preserve"> </w:t>
+      </w:r>
+      <w:r>
+        <w:rPr>
+          <w:rFonts w:ascii="Consolas" w:hAnsi="Consolas" w:eastAsia="等线"/>
+          <w:b w:val="0"/>
+          <w:i w:val="0"/>
+          <w:sz w:val="22"/>
+        </w:rPr>
+        <w:t>support_classification</w:t>
+      </w:r>
+      <w:r>
+        <w:rPr>
+          <w:rFonts w:ascii="Times New Roman" w:hAnsi="Times New Roman" w:eastAsia="宋体"/>
+          <w:b w:val="0"/>
+          <w:i w:val="0"/>
+          <w:sz w:val="24"/>
+        </w:rPr>
+        <w:t>（n ≤ T ⟺ ψ_n 完全支撑训练窗，iff）；</w:t>
+      </w:r>
+      <w:r>
+        <w:rPr>
+          <w:rFonts w:ascii="Times New Roman" w:hAnsi="Times New Roman" w:eastAsia="宋体"/>
+          <w:b/>
+          <w:i w:val="0"/>
+          <w:sz w:val="24"/>
+        </w:rPr>
+        <w:t>裁剪证书单调</w:t>
+      </w:r>
+      <w:r>
+        <w:rPr>
+          <w:rFonts w:ascii="Times New Roman" w:hAnsi="Times New Roman" w:eastAsia="宋体"/>
+          <w:b w:val="0"/>
+          <w:i w:val="0"/>
+          <w:sz w:val="24"/>
+        </w:rPr>
+        <w:t xml:space="preserve"> </w:t>
+      </w:r>
+      <w:r>
+        <w:rPr>
+          <w:rFonts w:ascii="Consolas" w:hAnsi="Consolas" w:eastAsia="等线"/>
+          <w:b w:val="0"/>
+          <w:i w:val="0"/>
+          <w:sz w:val="22"/>
+        </w:rPr>
+        <w:t>prune_row_le</w:t>
+      </w:r>
+      <w:r>
+        <w:rPr>
+          <w:rFonts w:ascii="Times New Roman" w:hAnsi="Times New Roman" w:eastAsia="宋体"/>
+          <w:b w:val="0"/>
+          <w:i w:val="0"/>
+          <w:sz w:val="24"/>
+        </w:rPr>
+        <w:t>（kept 子族行和 ≤ 全族——上界型证书不损）；</w:t>
+      </w:r>
+      <w:r>
+        <w:rPr>
+          <w:rFonts w:ascii="Times New Roman" w:hAnsi="Times New Roman" w:eastAsia="宋体"/>
+          <w:b/>
+          <w:i w:val="0"/>
+          <w:sz w:val="24"/>
+        </w:rPr>
+        <w:t>C-梯子稀疏化迁移</w:t>
+      </w:r>
+      <w:r>
+        <w:rPr>
+          <w:rFonts w:ascii="Times New Roman" w:hAnsi="Times New Roman" w:eastAsia="宋体"/>
+          <w:b w:val="0"/>
+          <w:i w:val="0"/>
+          <w:sz w:val="24"/>
+        </w:rPr>
+        <w:t xml:space="preserve"> </w:t>
+      </w:r>
+      <w:r>
+        <w:rPr>
+          <w:rFonts w:ascii="Consolas" w:hAnsi="Consolas" w:eastAsia="等线"/>
+          <w:b w:val="0"/>
+          <w:i w:val="0"/>
+          <w:sz w:val="22"/>
+        </w:rPr>
+        <w:t>thinning_preserves_ratio</w:t>
+      </w:r>
+      <w:r>
+        <w:rPr>
+          <w:rFonts w:ascii="Times New Roman" w:hAnsi="Times New Roman" w:eastAsia="宋体"/>
+          <w:b w:val="0"/>
+          <w:i w:val="0"/>
+          <w:sz w:val="24"/>
+        </w:rPr>
+        <w:t>；</w:t>
+      </w:r>
+      <w:r>
+        <w:rPr>
+          <w:rFonts w:ascii="Times New Roman" w:hAnsi="Times New Roman" w:eastAsia="宋体"/>
+          <w:b/>
+          <w:i w:val="0"/>
+          <w:sz w:val="24"/>
+        </w:rPr>
+        <w:t>三连合成</w:t>
+      </w:r>
+      <w:r>
+        <w:rPr>
+          <w:rFonts w:ascii="Times New Roman" w:hAnsi="Times New Roman" w:eastAsia="宋体"/>
+          <w:b w:val="0"/>
+          <w:i w:val="0"/>
+          <w:sz w:val="24"/>
+        </w:rPr>
+        <w:t xml:space="preserve"> </w:t>
+      </w:r>
+      <w:r>
+        <w:rPr>
+          <w:rFonts w:ascii="Consolas" w:hAnsi="Consolas" w:eastAsia="等线"/>
+          <w:b w:val="0"/>
+          <w:i w:val="0"/>
+          <w:sz w:val="22"/>
+        </w:rPr>
+        <w:t>tau_prune_optimality</w:t>
+      </w:r>
+      <w:r>
+        <w:rPr>
+          <w:rFonts w:ascii="Times New Roman" w:hAnsi="Times New Roman" w:eastAsia="宋体"/>
+          <w:b w:val="0"/>
+          <w:i w:val="0"/>
+          <w:sz w:val="24"/>
+        </w:rPr>
+        <w:t>——randmax256/384 裁剪实验的定理化。</w:t>
+      </w:r>
+    </w:p>
+    <w:p>
+      <w:pPr>
+        <w:pStyle w:val="ListBullet"/>
+      </w:pPr>
+      <w:r>
+        <w:rPr>
+          <w:rFonts w:ascii="Times New Roman" w:hAnsi="Times New Roman" w:eastAsia="宋体"/>
+          <w:b/>
+          <w:i w:val="0"/>
+          <w:sz w:val="24"/>
+        </w:rPr>
+        <w:t>构造性孪生（CS-12，纯构造性轨道，2026-08-29 新增）</w:t>
+      </w:r>
+      <w:r>
+        <w:rPr>
+          <w:rFonts w:ascii="Times New Roman" w:hAnsi="Times New Roman" w:eastAsia="宋体"/>
+          <w:b w:val="0"/>
+          <w:i w:val="0"/>
+          <w:sz w:val="24"/>
+        </w:rPr>
+        <w:t xml:space="preserve"> </w:t>
+      </w:r>
+      <w:r>
+        <w:rPr>
+          <w:rFonts w:ascii="Consolas" w:hAnsi="Consolas" w:eastAsia="等线"/>
+          <w:b w:val="0"/>
+          <w:i w:val="0"/>
+          <w:sz w:val="22"/>
+        </w:rPr>
+        <w:t>probe_taugrid_cr.v</w:t>
+      </w:r>
+      <w:r>
+        <w:rPr>
+          <w:rFonts w:ascii="Times New Roman" w:hAnsi="Times New Roman" w:eastAsia="宋体"/>
+          <w:b w:val="0"/>
+          <w:i w:val="0"/>
+          <w:sz w:val="24"/>
+        </w:rPr>
+        <w:t xml:space="preserve">（13 Qed / 0 Admitted，Print Assumptions </w:t>
+      </w:r>
+      <w:r>
+        <w:rPr>
+          <w:rFonts w:ascii="Times New Roman" w:hAnsi="Times New Roman" w:eastAsia="宋体"/>
+          <w:b/>
+          <w:i w:val="0"/>
+          <w:sz w:val="24"/>
+        </w:rPr>
+        <w:t>全 Closed 零公理</w:t>
+      </w:r>
+      <w:r>
+        <w:rPr>
+          <w:rFonts w:ascii="Times New Roman" w:hAnsi="Times New Roman" w:eastAsia="宋体"/>
+          <w:b w:val="0"/>
+          <w:i w:val="0"/>
+          <w:sz w:val="24"/>
+        </w:rPr>
+        <w:t xml:space="preserve">）：抽象接口 </w:t>
+      </w:r>
+      <w:r>
+        <w:rPr>
+          <w:rFonts w:ascii="Consolas" w:hAnsi="Consolas" w:eastAsia="等线"/>
+          <w:b w:val="0"/>
+          <w:i w:val="0"/>
+          <w:sz w:val="22"/>
+        </w:rPr>
+        <w:t>{R : ConstructiveReals}</w:t>
+      </w:r>
+      <w:r>
+        <w:rPr>
+          <w:rFonts w:ascii="Times New Roman" w:hAnsi="Times New Roman" w:eastAsia="宋体"/>
+          <w:b w:val="0"/>
+          <w:i w:val="0"/>
+          <w:sz w:val="24"/>
+        </w:rPr>
+        <w:t xml:space="preserve"> + 归一梯子 u（cos/复指数构造性未实现，接口与主线数学一致）；</w:t>
+      </w:r>
+      <w:r>
+        <w:rPr>
+          <w:rFonts w:ascii="Times New Roman" w:hAnsi="Times New Roman" w:eastAsia="宋体"/>
+          <w:b/>
+          <w:i w:val="0"/>
+          <w:sz w:val="24"/>
+        </w:rPr>
+        <w:t>严格序 CRlt 本身是 Set 值</w:t>
+      </w:r>
+      <w:r>
+        <w:rPr>
+          <w:rFonts w:ascii="Times New Roman" w:hAnsi="Times New Roman" w:eastAsia="宋体"/>
+          <w:b w:val="0"/>
+          <w:i w:val="0"/>
+          <w:sz w:val="24"/>
+        </w:rPr>
+        <w:t xml:space="preserve">（ConstructiveReals.v:88 库设计），覆盖债界定定理以信息性形式 </w:t>
+      </w:r>
+      <w:r>
+        <w:rPr>
+          <w:rFonts w:ascii="Times New Roman" w:hAnsi="Times New Roman" w:eastAsia="宋体"/>
+          <w:b/>
+          <w:i w:val="0"/>
+          <w:sz w:val="24"/>
+        </w:rPr>
+        <w:t>0 &lt; debt &lt; 1</w:t>
+      </w:r>
+      <w:r>
+        <w:rPr>
+          <w:rFonts w:ascii="Times New Roman" w:hAnsi="Times New Roman" w:eastAsia="宋体"/>
+          <w:b w:val="0"/>
+          <w:i w:val="0"/>
+          <w:sz w:val="24"/>
+        </w:rPr>
+        <w:t>（Set 值 prod，证明项可提取）陈述，主定理结论 prod 型（信息性分支不能进 Prop 的 /\），sigT 被类型系统强制；序判定下放 Q 层（Qlt 判定经 CR_of_Q_lt 提升为带数据 CRlt，CRlt_proper 信息性搬运）；</w:t>
+      </w:r>
+      <w:r>
+        <w:rPr>
+          <w:rFonts w:ascii="Times New Roman" w:hAnsi="Times New Roman" w:eastAsia="宋体"/>
+          <w:b/>
+          <w:i w:val="0"/>
+          <w:sz w:val="24"/>
+        </w:rPr>
+        <w:t>提取 `taugrid_cr.ml` 经 DkMLNative ocamlc 4.14.2 编译通过</w:t>
+      </w:r>
+      <w:r>
+        <w:rPr>
+          <w:rFonts w:ascii="Times New Roman" w:hAnsi="Times New Roman" w:eastAsia="宋体"/>
+          <w:b w:val="0"/>
+          <w:i w:val="0"/>
+          <w:sz w:val="24"/>
+        </w:rPr>
+        <w:t>（柯西实例 cRealConstructive 具象化）。</w:t>
+      </w:r>
+    </w:p>
+    <w:p>
+      <w:pPr>
+        <w:pStyle w:val="ListBullet"/>
+      </w:pPr>
+      <w:r>
+        <w:rPr>
+          <w:rFonts w:ascii="Times New Roman" w:hAnsi="Times New Roman" w:eastAsia="宋体"/>
+          <w:b/>
+          <w:i w:val="0"/>
+          <w:sz w:val="24"/>
+        </w:rPr>
+        <w:t>CS 生产线（CS-13，经典 R 轨道，2026-08-29 新增）</w:t>
+      </w:r>
+      <w:r>
+        <w:rPr>
+          <w:rFonts w:ascii="Times New Roman" w:hAnsi="Times New Roman" w:eastAsia="宋体"/>
+          <w:b w:val="0"/>
+          <w:i w:val="0"/>
+          <w:sz w:val="24"/>
+        </w:rPr>
+        <w:t xml:space="preserve"> </w:t>
+      </w:r>
+      <w:r>
+        <w:rPr>
+          <w:rFonts w:ascii="Consolas" w:hAnsi="Consolas" w:eastAsia="等线"/>
+          <w:b w:val="0"/>
+          <w:i w:val="0"/>
+          <w:sz w:val="22"/>
+        </w:rPr>
+        <w:t>probe_cs.v</w:t>
+      </w:r>
+      <w:r>
+        <w:rPr>
+          <w:rFonts w:ascii="Times New Roman" w:hAnsi="Times New Roman" w:eastAsia="宋体"/>
+          <w:b w:val="0"/>
+          <w:i w:val="0"/>
+          <w:sz w:val="24"/>
+        </w:rPr>
+        <w:t>（29 Qed / 0 Admitted，审计仅 Dedekind 三允许公理）：</w:t>
+      </w:r>
+      <w:r>
+        <w:rPr>
+          <w:rFonts w:ascii="Times New Roman" w:hAnsi="Times New Roman" w:eastAsia="宋体"/>
+          <w:b/>
+          <w:i w:val="0"/>
+          <w:sz w:val="24"/>
+        </w:rPr>
+        <w:t>一致 RIP</w:t>
+      </w:r>
+      <w:r>
+        <w:rPr>
+          <w:rFonts w:ascii="Times New Roman" w:hAnsi="Times New Roman" w:eastAsia="宋体"/>
+          <w:b w:val="0"/>
+          <w:i w:val="0"/>
+          <w:sz w:val="24"/>
+        </w:rPr>
+        <w:t xml:space="preserve"> </w:t>
+      </w:r>
+      <w:r>
+        <w:rPr>
+          <w:rFonts w:ascii="Consolas" w:hAnsi="Consolas" w:eastAsia="等线"/>
+          <w:b w:val="0"/>
+          <w:i w:val="0"/>
+          <w:sz w:val="22"/>
+        </w:rPr>
+        <w:t>cs2_rip_uniform</w:t>
+      </w:r>
+      <w:r>
+        <w:rPr>
+          <w:rFonts w:ascii="Times New Roman" w:hAnsi="Times New Roman" w:eastAsia="宋体"/>
+          <w:b w:val="0"/>
+          <w:i w:val="0"/>
+          <w:sz w:val="24"/>
+        </w:rPr>
+        <w:t xml:space="preserve">（(1−δ)‖c‖² ≤ ‖Φc‖² ≤ (1+δ)‖c‖²，δ = 4K(C) </w:t>
+      </w:r>
+      <w:r>
+        <w:rPr>
+          <w:rFonts w:ascii="Times New Roman" w:hAnsi="Times New Roman" w:eastAsia="宋体"/>
+          <w:b/>
+          <w:i w:val="0"/>
+          <w:sz w:val="24"/>
+        </w:rPr>
+        <w:t>∀s 一致</w:t>
+      </w:r>
+      <w:r>
+        <w:rPr>
+          <w:rFonts w:ascii="Times New Roman" w:hAnsi="Times New Roman" w:eastAsia="宋体"/>
+          <w:b w:val="0"/>
+          <w:i w:val="0"/>
+          <w:sz w:val="24"/>
+        </w:rPr>
+        <w:t>）；</w:t>
+      </w:r>
+      <w:r>
+        <w:rPr>
+          <w:rFonts w:ascii="Times New Roman" w:hAnsi="Times New Roman" w:eastAsia="宋体"/>
+          <w:b/>
+          <w:i w:val="0"/>
+          <w:sz w:val="24"/>
+        </w:rPr>
+        <w:t>★s-sparse 唯一性</w:t>
+      </w:r>
+      <w:r>
+        <w:rPr>
+          <w:rFonts w:ascii="Times New Roman" w:hAnsi="Times New Roman" w:eastAsia="宋体"/>
+          <w:b w:val="0"/>
+          <w:i w:val="0"/>
+          <w:sz w:val="24"/>
+        </w:rPr>
+        <w:t xml:space="preserve"> </w:t>
+      </w:r>
+      <w:r>
+        <w:rPr>
+          <w:rFonts w:ascii="Consolas" w:hAnsi="Consolas" w:eastAsia="等线"/>
+          <w:b w:val="0"/>
+          <w:i w:val="0"/>
+          <w:sz w:val="22"/>
+        </w:rPr>
+        <w:t>cs3_energy_zero</w:t>
+      </w:r>
+      <w:r>
+        <w:rPr>
+          <w:rFonts w:ascii="Times New Roman" w:hAnsi="Times New Roman" w:eastAsia="宋体"/>
+          <w:b w:val="0"/>
+          <w:i w:val="0"/>
+          <w:sz w:val="24"/>
+        </w:rPr>
+        <w:t>/</w:t>
+      </w:r>
+      <w:r>
+        <w:rPr>
+          <w:rFonts w:ascii="Consolas" w:hAnsi="Consolas" w:eastAsia="等线"/>
+          <w:b w:val="0"/>
+          <w:i w:val="0"/>
+          <w:sz w:val="22"/>
+        </w:rPr>
+        <w:t>cs3_unique</w:t>
+      </w:r>
+      <w:r>
+        <w:rPr>
+          <w:rFonts w:ascii="Times New Roman" w:hAnsi="Times New Roman" w:eastAsia="宋体"/>
+          <w:b w:val="0"/>
+          <w:i w:val="0"/>
+          <w:sz w:val="24"/>
+        </w:rPr>
+        <w:t>（C ≥ 10：测量 y = y' ⟹ 系数 c = c'——测量端信息不丢失）；</w:t>
+      </w:r>
+      <w:r>
+        <w:rPr>
+          <w:rFonts w:ascii="Times New Roman" w:hAnsi="Times New Roman" w:eastAsia="宋体"/>
+          <w:b/>
+          <w:i w:val="0"/>
+          <w:sz w:val="24"/>
+        </w:rPr>
+        <w:t>embedding</w:t>
+      </w:r>
+      <w:r>
+        <w:rPr>
+          <w:rFonts w:ascii="Times New Roman" w:hAnsi="Times New Roman" w:eastAsia="宋体"/>
+          <w:b w:val="0"/>
+          <w:i w:val="0"/>
+          <w:sz w:val="24"/>
+        </w:rPr>
+        <w:t xml:space="preserve"> </w:t>
+      </w:r>
+      <w:r>
+        <w:rPr>
+          <w:rFonts w:ascii="Consolas" w:hAnsi="Consolas" w:eastAsia="等线"/>
+          <w:b w:val="0"/>
+          <w:i w:val="0"/>
+          <w:sz w:val="22"/>
+        </w:rPr>
+        <w:t>cs6_embedding</w:t>
+      </w:r>
+      <w:r>
+        <w:rPr>
+          <w:rFonts w:ascii="Times New Roman" w:hAnsi="Times New Roman" w:eastAsia="宋体"/>
+          <w:b w:val="0"/>
+          <w:i w:val="0"/>
+          <w:sz w:val="24"/>
+        </w:rPr>
+        <w:t>（1−2K(C) &gt; 0）；</w:t>
+      </w:r>
+      <w:r>
+        <w:rPr>
+          <w:rFonts w:ascii="Times New Roman" w:hAnsi="Times New Roman" w:eastAsia="宋体"/>
+          <w:b/>
+          <w:i w:val="0"/>
+          <w:sz w:val="24"/>
+        </w:rPr>
+        <w:t>spark 下界</w:t>
+      </w:r>
+      <w:r>
+        <w:rPr>
+          <w:rFonts w:ascii="Times New Roman" w:hAnsi="Times New Roman" w:eastAsia="宋体"/>
+          <w:b w:val="0"/>
+          <w:i w:val="0"/>
+          <w:sz w:val="24"/>
+        </w:rPr>
+        <w:t xml:space="preserve"> </w:t>
+      </w:r>
+      <w:r>
+        <w:rPr>
+          <w:rFonts w:ascii="Consolas" w:hAnsi="Consolas" w:eastAsia="等线"/>
+          <w:b w:val="0"/>
+          <w:i w:val="0"/>
+          <w:sz w:val="22"/>
+        </w:rPr>
+        <w:t>cs1b_spark</w:t>
+      </w:r>
+      <w:r>
+        <w:rPr>
+          <w:rFonts w:ascii="Times New Roman" w:hAnsi="Times New Roman" w:eastAsia="宋体"/>
+          <w:b w:val="0"/>
+          <w:i w:val="0"/>
+          <w:sz w:val="24"/>
+        </w:rPr>
+        <w:t>（spark ≥ n+1，Elad–Bruckstein 判据）；</w:t>
+      </w:r>
+      <w:r>
+        <w:rPr>
+          <w:rFonts w:ascii="Times New Roman" w:hAnsi="Times New Roman" w:eastAsia="宋体"/>
+          <w:b/>
+          <w:i w:val="0"/>
+          <w:sz w:val="24"/>
+        </w:rPr>
+        <w:t>逐对相干</w:t>
+      </w:r>
+      <w:r>
+        <w:rPr>
+          <w:rFonts w:ascii="Times New Roman" w:hAnsi="Times New Roman" w:eastAsia="宋体"/>
+          <w:b w:val="0"/>
+          <w:i w:val="0"/>
+          <w:sz w:val="24"/>
+        </w:rPr>
+        <w:t xml:space="preserve"> </w:t>
+      </w:r>
+      <w:r>
+        <w:rPr>
+          <w:rFonts w:ascii="Consolas" w:hAnsi="Consolas" w:eastAsia="等线"/>
+          <w:b w:val="0"/>
+          <w:i w:val="0"/>
+          <w:sz w:val="22"/>
+        </w:rPr>
+        <w:t>cs1a_pair_bound</w:t>
+      </w:r>
+      <w:r>
+        <w:rPr>
+          <w:rFonts w:ascii="Times New Roman" w:hAnsi="Times New Roman" w:eastAsia="宋体"/>
+          <w:b w:val="0"/>
+          <w:i w:val="0"/>
+          <w:sz w:val="24"/>
+        </w:rPr>
+        <w:t>（≤ 2πq/(1−q)）；</w:t>
+      </w:r>
+      <w:r>
+        <w:rPr>
+          <w:rFonts w:ascii="Times New Roman" w:hAnsi="Times New Roman" w:eastAsia="宋体"/>
+          <w:b/>
+          <w:i w:val="0"/>
+          <w:sz w:val="24"/>
+        </w:rPr>
+        <w:t>★近重复对爆炸</w:t>
+      </w:r>
+      <w:r>
+        <w:rPr>
+          <w:rFonts w:ascii="Times New Roman" w:hAnsi="Times New Roman" w:eastAsia="宋体"/>
+          <w:b w:val="0"/>
+          <w:i w:val="0"/>
+          <w:sz w:val="24"/>
+        </w:rPr>
+        <w:t xml:space="preserve"> </w:t>
+      </w:r>
+      <w:r>
+        <w:rPr>
+          <w:rFonts w:ascii="Consolas" w:hAnsi="Consolas" w:eastAsia="等线"/>
+          <w:b w:val="0"/>
+          <w:i w:val="0"/>
+          <w:sz w:val="22"/>
+        </w:rPr>
+        <w:t>near_dup_coherence_12</w:t>
+      </w:r>
+      <w:r>
+        <w:rPr>
+          <w:rFonts w:ascii="Times New Roman" w:hAnsi="Times New Roman" w:eastAsia="宋体"/>
+          <w:b w:val="0"/>
+          <w:i w:val="0"/>
+          <w:sz w:val="24"/>
+        </w:rPr>
+        <w:t xml:space="preserve">（coh 1 2 = </w:t>
+      </w:r>
+      <w:r>
+        <w:rPr>
+          <w:rFonts w:ascii="Times New Roman" w:hAnsi="Times New Roman" w:eastAsia="宋体"/>
+          <w:b/>
+          <w:i w:val="0"/>
+          <w:sz w:val="24"/>
+        </w:rPr>
+        <w:t>1/√2 精确值</w:t>
+      </w:r>
+      <w:r>
+        <w:rPr>
+          <w:rFonts w:ascii="Times New Roman" w:hAnsi="Times New Roman" w:eastAsia="宋体"/>
+          <w:b w:val="0"/>
+          <w:i w:val="0"/>
+          <w:sz w:val="24"/>
+        </w:rPr>
+        <w:t xml:space="preserve">）+ </w:t>
+      </w:r>
+      <w:r>
+        <w:rPr>
+          <w:rFonts w:ascii="Consolas" w:hAnsi="Consolas" w:eastAsia="等线"/>
+          <w:b w:val="0"/>
+          <w:i w:val="0"/>
+          <w:sz w:val="22"/>
+        </w:rPr>
+        <w:t>cs4c_explosion</w:t>
+      </w:r>
+      <w:r>
+        <w:rPr>
+          <w:rFonts w:ascii="Times New Roman" w:hAnsi="Times New Roman" w:eastAsia="宋体"/>
+          <w:b w:val="0"/>
+          <w:i w:val="0"/>
+          <w:sz w:val="24"/>
+        </w:rPr>
+        <w:t>（</w:t>
+      </w:r>
+      <w:r>
+        <w:rPr>
+          <w:rFonts w:ascii="Times New Roman" w:hAnsi="Times New Roman" w:eastAsia="宋体"/>
+          <w:b/>
+          <w:i w:val="0"/>
+          <w:sz w:val="24"/>
+        </w:rPr>
+        <w:t>2μ = √2 &gt; 1</w:t>
+      </w:r>
+      <w:r>
+        <w:rPr>
+          <w:rFonts w:ascii="Times New Roman" w:hAnsi="Times New Roman" w:eastAsia="宋体"/>
+          <w:b w:val="0"/>
+          <w:i w:val="0"/>
+          <w:sz w:val="24"/>
+        </w:rPr>
+        <w:t>——s ≥ 3 时 Gershgorin 型 RIP 证书在含近重复对梯子上必然失效，"剪 503/255/127 应恶化"完整定理链）。</w:t>
+      </w:r>
+    </w:p>
+    <w:p>
+      <w:pPr>
+        <w:pStyle w:val="ListBullet"/>
+      </w:pPr>
+      <w:r>
+        <w:rPr>
+          <w:rFonts w:ascii="Times New Roman" w:hAnsi="Times New Roman" w:eastAsia="宋体"/>
+          <w:b/>
+          <w:i w:val="0"/>
+          <w:sz w:val="24"/>
+        </w:rPr>
+        <w:t>offset 无关性（CS-14，经典 R 轨道，2026-08-29 新增）</w:t>
+      </w:r>
+      <w:r>
+        <w:rPr>
+          <w:rFonts w:ascii="Times New Roman" w:hAnsi="Times New Roman" w:eastAsia="宋体"/>
+          <w:b w:val="0"/>
+          <w:i w:val="0"/>
+          <w:sz w:val="24"/>
+        </w:rPr>
+        <w:t xml:space="preserve"> </w:t>
+      </w:r>
+      <w:r>
+        <w:rPr>
+          <w:rFonts w:ascii="Consolas" w:hAnsi="Consolas" w:eastAsia="等线"/>
+          <w:b w:val="0"/>
+          <w:i w:val="0"/>
+          <w:sz w:val="22"/>
+        </w:rPr>
+        <w:t>probe_cs5.v</w:t>
+      </w:r>
+      <w:r>
+        <w:rPr>
+          <w:rFonts w:ascii="Times New Roman" w:hAnsi="Times New Roman" w:eastAsia="宋体"/>
+          <w:b w:val="0"/>
+          <w:i w:val="0"/>
+          <w:sz w:val="24"/>
+        </w:rPr>
+        <w:t>（5 Qed / 0 Admitted）：</w:t>
+      </w:r>
+      <w:r>
+        <w:rPr>
+          <w:rFonts w:ascii="Times New Roman" w:hAnsi="Times New Roman" w:eastAsia="宋体"/>
+          <w:b/>
+          <w:i w:val="0"/>
+          <w:sz w:val="24"/>
+        </w:rPr>
+        <w:t>同族平移 t→t+δ 下跨网格对相干界不变</w:t>
+      </w:r>
+      <w:r>
+        <w:rPr>
+          <w:rFonts w:ascii="Times New Roman" w:hAnsi="Times New Roman" w:eastAsia="宋体"/>
+          <w:b w:val="0"/>
+          <w:i w:val="0"/>
+          <w:sz w:val="24"/>
+        </w:rPr>
+        <w:t>（≤ N/(2·min(j mod N, N−j mod N))，</w:t>
+      </w:r>
+      <w:r>
+        <w:rPr>
+          <w:rFonts w:ascii="Times New Roman" w:hAnsi="Times New Roman" w:eastAsia="宋体"/>
+          <w:b/>
+          <w:i w:val="0"/>
+          <w:sz w:val="24"/>
+        </w:rPr>
+        <w:t>右端不含 δ</w:t>
+      </w:r>
+      <w:r>
+        <w:rPr>
+          <w:rFonts w:ascii="Times New Roman" w:hAnsi="Times New Roman" w:eastAsia="宋体"/>
+          <w:b w:val="0"/>
+          <w:i w:val="0"/>
+          <w:sz w:val="24"/>
+        </w:rPr>
+        <w:t>——偏移在差频中相消，pair_dirichlet 接管）；</w:t>
+      </w:r>
+      <w:r>
+        <w:rPr>
+          <w:rFonts w:ascii="Times New Roman" w:hAnsi="Times New Roman" w:eastAsia="宋体"/>
+          <w:b/>
+          <w:i w:val="0"/>
+          <w:sz w:val="24"/>
+        </w:rPr>
+        <w:t>黄金比护城河</w:t>
+      </w:r>
+      <w:r>
+        <w:rPr>
+          <w:rFonts w:ascii="Times New Roman" w:hAnsi="Times New Roman" w:eastAsia="宋体"/>
+          <w:b w:val="0"/>
+          <w:i w:val="0"/>
+          <w:sz w:val="24"/>
+        </w:rPr>
+        <w:t xml:space="preserve"> </w:t>
+      </w:r>
+      <w:r>
+        <w:rPr>
+          <w:rFonts w:ascii="Consolas" w:hAnsi="Consolas" w:eastAsia="等线"/>
+          <w:b w:val="0"/>
+          <w:i w:val="0"/>
+          <w:sz w:val="22"/>
+        </w:rPr>
+        <w:t>cs5_golden_moat</w:t>
+      </w:r>
+      <w:r>
+        <w:rPr>
+          <w:rFonts w:ascii="Times New Roman" w:hAnsi="Times New Roman" w:eastAsia="宋体"/>
+          <w:b w:val="0"/>
+          <w:i w:val="0"/>
+          <w:sz w:val="24"/>
+        </w:rPr>
+        <w:t>（1/(3d) ≤ |d·φ_gold − m|）；</w:t>
+      </w:r>
+      <w:r>
+        <w:rPr>
+          <w:rFonts w:ascii="Times New Roman" w:hAnsi="Times New Roman" w:eastAsia="宋体"/>
+          <w:b/>
+          <w:i w:val="0"/>
+          <w:sz w:val="24"/>
+        </w:rPr>
+        <w:t>offset 语义非空</w:t>
+      </w:r>
+      <w:r>
+        <w:rPr>
+          <w:rFonts w:ascii="Times New Roman" w:hAnsi="Times New Roman" w:eastAsia="宋体"/>
+          <w:b w:val="0"/>
+          <w:i w:val="0"/>
+          <w:sz w:val="24"/>
+        </w:rPr>
+        <w:t xml:space="preserve"> </w:t>
+      </w:r>
+      <w:r>
+        <w:rPr>
+          <w:rFonts w:ascii="Consolas" w:hAnsi="Consolas" w:eastAsia="等线"/>
+          <w:b w:val="0"/>
+          <w:i w:val="0"/>
+          <w:sz w:val="22"/>
+        </w:rPr>
+        <w:t>cs5_gold_not_grid</w:t>
+      </w:r>
+      <w:r>
+        <w:rPr>
+          <w:rFonts w:ascii="Times New Roman" w:hAnsi="Times New Roman" w:eastAsia="宋体"/>
+          <w:b w:val="0"/>
+          <w:i w:val="0"/>
+          <w:sz w:val="24"/>
+        </w:rPr>
+        <w:t>（φ_gold ∉ ℤ）——ogrid 实验的定理侧。</w:t>
+      </w:r>
+    </w:p>
+    <w:p>
+      <w:pPr>
         <w:pStyle w:val="Heading2"/>
       </w:pPr>
       <w:r>
@@ -11653,7 +12798,7 @@
           <w:i w:val="0"/>
           <w:sz w:val="24"/>
         </w:rPr>
-        <w:t xml:space="preserve">（87588 行，57 顶层 Module = 55 模块分区 + </w:t>
+        <w:t xml:space="preserve">（87632 行，57 顶层 Module = 55 模块分区 + </w:t>
       </w:r>
       <w:r>
         <w:rPr>
@@ -12892,7 +14037,7 @@
           <w:i w:val="0"/>
           <w:sz w:val="24"/>
         </w:rPr>
-        <w:t xml:space="preserve"> 零出现（post-M1.5 复核，完整 165/165 运行日志随稿）；合并版（87588 行，57 顶层 Module = 55 模块分区 + 2 附加，含 20 个 z 区探针 + 构造性轨道</w:t>
+        <w:t xml:space="preserve"> 零出现（post-M1.5 复核，完整 165/165 运行日志随稿）；合并版（87632 行，57 顶层 Module = 55 模块分区 + 2 附加，含 20 个 z 区探针 + 构造性轨道</w:t>
       </w:r>
     </w:p>
     <w:p>
@@ -14141,7 +15286,7 @@
                 <w:i w:val="0"/>
                 <w:sz w:val="21"/>
               </w:rPr>
-              <w:t>src/ca_merged_full_25.v（87588 行，57 顶层 Module，20 探针 + ca_zeta_euler / ca_rip_cr 并入）</w:t>
+              <w:t>src/ca_merged_full_25.v（87632 行，57 顶层 Module，20 探针 + ca_zeta_euler / ca_rip_cr 并入）</w:t>
             </w:r>
           </w:p>
         </w:tc>

--- a/papers/论文A正式版-CertifiedSparseGating-CPP-20260823.docx
+++ b/papers/论文A正式版-CertifiedSparseGating-CPP-20260823.docx
@@ -43,7 +43,7 @@
           <w:color w:val="444444"/>
           <w:sz w:val="21"/>
         </w:rPr>
-        <w:t>正式版（2026-08-30 更新，对齐母版 v2.14）。来源：论文 A 草稿清洗（删除会话/评审/版本内部注记），</w:t>
+        <w:t>正式版。投稿方向：CPP/ITP（形式化方法）。</w:t>
       </w:r>
     </w:p>
     <w:p>
@@ -58,13 +58,18 @@
           <w:color w:val="444444"/>
           <w:sz w:val="21"/>
         </w:rPr>
-        <w:t>全部代码数字按 2026-08-30 基态核验。投稿方向：CPP/ITP（形式化方法）。</w:t>
-      </w:r>
-    </w:p>
-    <w:p>
-      <w:pPr>
-        <w:ind w:left="432"/>
-      </w:pPr>
+        <w:t xml:space="preserve">代码基态：合并版 </w:t>
+      </w:r>
+      <w:r>
+        <w:rPr>
+          <w:rFonts w:ascii="Consolas" w:hAnsi="Consolas" w:eastAsia="等线"/>
+          <w:b w:val="0"/>
+          <w:i w:val="0"/>
+          <w:color w:val="444444"/>
+          <w:sz w:val="19"/>
+        </w:rPr>
+        <w:t>ca_merged_full_25.v</w:t>
+      </w:r>
       <w:r>
         <w:rPr>
           <w:rFonts w:ascii="Times New Roman" w:hAnsi="Times New Roman" w:eastAsia="宋体"/>
@@ -73,282 +78,7 @@
           <w:color w:val="444444"/>
           <w:sz w:val="21"/>
         </w:rPr>
-        <w:t>代码基态：</w:t>
-      </w:r>
-      <w:r>
-        <w:rPr>
-          <w:rFonts w:ascii="Consolas" w:hAnsi="Consolas" w:eastAsia="等线"/>
-          <w:b w:val="0"/>
-          <w:i w:val="0"/>
-          <w:color w:val="444444"/>
-          <w:sz w:val="19"/>
-        </w:rPr>
-        <w:t>src/</w:t>
-      </w:r>
-      <w:r>
-        <w:rPr>
-          <w:rFonts w:ascii="Times New Roman" w:hAnsi="Times New Roman" w:eastAsia="宋体"/>
-          <w:b w:val="0"/>
-          <w:i/>
-          <w:color w:val="444444"/>
-          <w:sz w:val="21"/>
-        </w:rPr>
-        <w:t xml:space="preserve">（正式模块）+ </w:t>
-      </w:r>
-      <w:r>
-        <w:rPr>
-          <w:rFonts w:ascii="Consolas" w:hAnsi="Consolas" w:eastAsia="等线"/>
-          <w:b w:val="0"/>
-          <w:i w:val="0"/>
-          <w:color w:val="444444"/>
-          <w:sz w:val="19"/>
-        </w:rPr>
-        <w:t>z/</w:t>
-      </w:r>
-      <w:r>
-        <w:rPr>
-          <w:rFonts w:ascii="Times New Roman" w:hAnsi="Times New Roman" w:eastAsia="宋体"/>
-          <w:b w:val="0"/>
-          <w:i/>
-          <w:color w:val="444444"/>
-          <w:sz w:val="21"/>
-        </w:rPr>
-        <w:t xml:space="preserve">（探针）+ 合并版 </w:t>
-      </w:r>
-      <w:r>
-        <w:rPr>
-          <w:rFonts w:ascii="Consolas" w:hAnsi="Consolas" w:eastAsia="等线"/>
-          <w:b w:val="0"/>
-          <w:i w:val="0"/>
-          <w:color w:val="444444"/>
-          <w:sz w:val="19"/>
-        </w:rPr>
-        <w:t>src/ca_merged_full_25.v</w:t>
-      </w:r>
-      <w:r>
-        <w:rPr>
-          <w:rFonts w:ascii="Times New Roman" w:hAnsi="Times New Roman" w:eastAsia="宋体"/>
-          <w:b w:val="0"/>
-          <w:i/>
-          <w:color w:val="444444"/>
-          <w:sz w:val="21"/>
-        </w:rPr>
-        <w:t>（</w:t>
-      </w:r>
-      <w:r>
-        <w:rPr>
-          <w:rFonts w:ascii="Times New Roman" w:hAnsi="Times New Roman" w:eastAsia="宋体"/>
-          <w:b/>
-          <w:i/>
-          <w:color w:val="444444"/>
-          <w:sz w:val="21"/>
-        </w:rPr>
-        <w:t>87632 行，MERGE_EXIT=0；CI 全链路绿 2026-08-30——GitHub Actions 五步全过：lib 链编译 + 合并版编译（Rocq 9.0 + mathcomp 2.6 真环境）+ PSA 核心三文件 + 零 Admitted 检查 + coqchk 内核独立复验</w:t>
-      </w:r>
-      <w:r>
-        <w:rPr>
-          <w:rFonts w:ascii="Times New Roman" w:hAnsi="Times New Roman" w:eastAsia="宋体"/>
-          <w:b w:val="0"/>
-          <w:i/>
-          <w:color w:val="444444"/>
-          <w:sz w:val="21"/>
-        </w:rPr>
-        <w:t xml:space="preserve">）+ 归档 </w:t>
-      </w:r>
-      <w:r>
-        <w:rPr>
-          <w:rFonts w:ascii="Consolas" w:hAnsi="Consolas" w:eastAsia="等线"/>
-          <w:b w:val="0"/>
-          <w:i w:val="0"/>
-          <w:color w:val="444444"/>
-          <w:sz w:val="19"/>
-        </w:rPr>
-        <w:t>30模块/</w:t>
-      </w:r>
-      <w:r>
-        <w:rPr>
-          <w:rFonts w:ascii="Times New Roman" w:hAnsi="Times New Roman" w:eastAsia="宋体"/>
-          <w:b w:val="0"/>
-          <w:i/>
-          <w:color w:val="444444"/>
-          <w:sz w:val="21"/>
-        </w:rPr>
-        <w:t>。</w:t>
-      </w:r>
-    </w:p>
-    <w:p>
-      <w:pPr>
-        <w:ind w:left="432"/>
-      </w:pPr>
-      <w:r>
-        <w:rPr>
-          <w:rFonts w:ascii="Times New Roman" w:hAnsi="Times New Roman" w:eastAsia="宋体"/>
-          <w:b w:val="0"/>
-          <w:i/>
-          <w:color w:val="444444"/>
-          <w:sz w:val="21"/>
-        </w:rPr>
-        <w:t>v2.14 修订要点：softmax 紧度勘误（</w:t>
-      </w:r>
-      <w:r>
-        <w:rPr>
-          <w:rFonts w:ascii="Consolas" w:hAnsi="Consolas" w:eastAsia="等线"/>
-          <w:b w:val="0"/>
-          <w:i w:val="0"/>
-          <w:color w:val="444444"/>
-          <w:sz w:val="19"/>
-        </w:rPr>
-        <w:t>2(e^d−1)</w:t>
-      </w:r>
-      <w:r>
-        <w:rPr>
-          <w:rFonts w:ascii="Times New Roman" w:hAnsi="Times New Roman" w:eastAsia="宋体"/>
-          <w:b w:val="0"/>
-          <w:i/>
-          <w:color w:val="444444"/>
-          <w:sz w:val="21"/>
-        </w:rPr>
-        <w:t xml:space="preserve"> → </w:t>
-      </w:r>
-      <w:r>
-        <w:rPr>
-          <w:rFonts w:ascii="Consolas" w:hAnsi="Consolas" w:eastAsia="等线"/>
-          <w:b w:val="0"/>
-          <w:i w:val="0"/>
-          <w:color w:val="444444"/>
-          <w:sz w:val="19"/>
-        </w:rPr>
-        <w:t>exp(2·d)−1</w:t>
-      </w:r>
-      <w:r>
-        <w:rPr>
-          <w:rFonts w:ascii="Times New Roman" w:hAnsi="Times New Roman" w:eastAsia="宋体"/>
-          <w:b w:val="0"/>
-          <w:i/>
-          <w:color w:val="444444"/>
-          <w:sz w:val="21"/>
-        </w:rPr>
-        <w:t xml:space="preserve">，对齐代码 </w:t>
-      </w:r>
-      <w:r>
-        <w:rPr>
-          <w:rFonts w:ascii="Consolas" w:hAnsi="Consolas" w:eastAsia="等线"/>
-          <w:b w:val="0"/>
-          <w:i w:val="0"/>
-          <w:color w:val="444444"/>
-          <w:sz w:val="19"/>
-        </w:rPr>
-        <w:t>softmax_l1_bound_exp</w:t>
-      </w:r>
-      <w:r>
-        <w:rPr>
-          <w:rFonts w:ascii="Times New Roman" w:hAnsi="Times New Roman" w:eastAsia="宋体"/>
-          <w:b w:val="0"/>
-          <w:i/>
-          <w:color w:val="444444"/>
-          <w:sz w:val="21"/>
-        </w:rPr>
-        <w:t xml:space="preserve"> 实形态）；审计口径统一为诚实表述（</w:t>
-      </w:r>
-      <w:r>
-        <w:rPr>
-          <w:rFonts w:ascii="Consolas" w:hAnsi="Consolas" w:eastAsia="等线"/>
-          <w:b w:val="0"/>
-          <w:i w:val="0"/>
-          <w:color w:val="444444"/>
-          <w:sz w:val="19"/>
-        </w:rPr>
-        <w:t>Classical_Prop.classic</w:t>
-      </w:r>
-      <w:r>
-        <w:rPr>
-          <w:rFonts w:ascii="Times New Roman" w:hAnsi="Times New Roman" w:eastAsia="宋体"/>
-          <w:b w:val="0"/>
-          <w:i/>
-          <w:color w:val="444444"/>
-          <w:sz w:val="21"/>
-        </w:rPr>
-        <w:t xml:space="preserve"> 排中律宏零出现 + 公理脚印披露）；τ/压缩感知族探针引用补注权威独立模块（</w:t>
-      </w:r>
-      <w:r>
-        <w:rPr>
-          <w:rFonts w:ascii="Consolas" w:hAnsi="Consolas" w:eastAsia="等线"/>
-          <w:b w:val="0"/>
-          <w:i w:val="0"/>
-          <w:color w:val="444444"/>
-          <w:sz w:val="19"/>
-        </w:rPr>
-        <w:t>ca_tau.v</w:t>
-      </w:r>
-      <w:r>
-        <w:rPr>
-          <w:rFonts w:ascii="Times New Roman" w:hAnsi="Times New Roman" w:eastAsia="宋体"/>
-          <w:b w:val="0"/>
-          <w:i/>
-          <w:color w:val="444444"/>
-          <w:sz w:val="21"/>
-        </w:rPr>
-        <w:t xml:space="preserve"> </w:t>
-      </w:r>
-      <w:r>
-        <w:rPr>
-          <w:rFonts w:ascii="Consolas" w:hAnsi="Consolas" w:eastAsia="等线"/>
-          <w:b w:val="0"/>
-          <w:i w:val="0"/>
-          <w:color w:val="444444"/>
-          <w:sz w:val="19"/>
-        </w:rPr>
-        <w:t>tau_crop_mono</w:t>
-      </w:r>
-      <w:r>
-        <w:rPr>
-          <w:rFonts w:ascii="Times New Roman" w:hAnsi="Times New Roman" w:eastAsia="宋体"/>
-          <w:b w:val="0"/>
-          <w:i/>
-          <w:color w:val="444444"/>
-          <w:sz w:val="21"/>
-        </w:rPr>
-        <w:t>、</w:t>
-      </w:r>
-      <w:r>
-        <w:rPr>
-          <w:rFonts w:ascii="Consolas" w:hAnsi="Consolas" w:eastAsia="等线"/>
-          <w:b w:val="0"/>
-          <w:i w:val="0"/>
-          <w:color w:val="444444"/>
-          <w:sz w:val="19"/>
-        </w:rPr>
-        <w:t>ca_rip_cr.v</w:t>
-      </w:r>
-      <w:r>
-        <w:rPr>
-          <w:rFonts w:ascii="Times New Roman" w:hAnsi="Times New Roman" w:eastAsia="宋体"/>
-          <w:b w:val="0"/>
-          <w:i/>
-          <w:color w:val="444444"/>
-          <w:sz w:val="21"/>
-        </w:rPr>
-        <w:t xml:space="preserve"> </w:t>
-      </w:r>
-      <w:r>
-        <w:rPr>
-          <w:rFonts w:ascii="Consolas" w:hAnsi="Consolas" w:eastAsia="等线"/>
-          <w:b w:val="0"/>
-          <w:i w:val="0"/>
-          <w:color w:val="444444"/>
-          <w:sz w:val="19"/>
-        </w:rPr>
-        <w:t>row_rip_bound_M</w:t>
-      </w:r>
-      <w:r>
-        <w:rPr>
-          <w:rFonts w:ascii="Times New Roman" w:hAnsi="Times New Roman" w:eastAsia="宋体"/>
-          <w:b w:val="0"/>
-          <w:i/>
-          <w:color w:val="444444"/>
-          <w:sz w:val="21"/>
-        </w:rPr>
-        <w:t>）。</w:t>
+        <w:t>（87632 行，57 顶层模块，MERGE_EXIT=0；持续集成全链路验证通过——lib 依赖链、合并版编译（Rocq 9.0 + mathcomp 2.6）、PSA 核心编译、零 Admitted 检查、coqchk 内核独立复验）。</w:t>
       </w:r>
     </w:p>
     <w:p>
@@ -1738,7 +1468,7 @@
           <w:i w:val="0"/>
           <w:sz w:val="24"/>
         </w:rPr>
-        <w:t>‖softmax z − softmax z'‖₁ ≤ exp(2·d) − 1；2026-08-30 勘误对齐代码实形态）。</w:t>
+        <w:t>‖softmax z − softmax z'‖₁ ≤ exp(2·d) − 1）。</w:t>
       </w:r>
     </w:p>
     <w:p>
@@ -2564,7 +2294,7 @@
           <w:i w:val="0"/>
           <w:sz w:val="24"/>
         </w:rPr>
-        <w:t>三处语义勘误</w:t>
+        <w:t>三处语义修正</w:t>
       </w:r>
       <w:r>
         <w:rPr>
@@ -3100,7 +2830,7 @@
           <w:i w:val="0"/>
           <w:sz w:val="24"/>
         </w:rPr>
-        <w:t>（标准 Dedekind 实数基础设施，如实声明）。</w:t>
+        <w:t>（标准 Dedekind 实数基础设施，已明确声明）。</w:t>
       </w:r>
     </w:p>
     <w:p>
@@ -3326,18 +3056,6 @@
           <w:i w:val="0"/>
           <w:sz w:val="20"/>
         </w:rPr>
-        <w:t xml:space="preserve">  (* 2026-08-30 勘误对齐代码 PSA_framework.v:2216-2220 实形态 *)</w:t>
-      </w:r>
-      <w:r>
-        <w:br/>
-      </w:r>
-      <w:r>
-        <w:rPr>
-          <w:rFonts w:ascii="Consolas" w:hAnsi="Consolas" w:eastAsia="等线"/>
-          <w:b w:val="0"/>
-          <w:i w:val="0"/>
-          <w:sz w:val="20"/>
-        </w:rPr>
       </w:r>
       <w:r>
         <w:br/>
@@ -4616,7 +4334,7 @@
           <w:i w:val="0"/>
           <w:sz w:val="24"/>
         </w:rPr>
-        <w:t>紧度说明（如实）</w:t>
+        <w:t>紧度说明</w:t>
       </w:r>
       <w:r>
         <w:rPr>
@@ -6253,7 +5971,7 @@
           <w:i w:val="0"/>
           <w:sz w:val="24"/>
         </w:rPr>
-        <w:t>运行时保证的量化范围（如实）</w:t>
+        <w:t>运行时保证的量化范围</w:t>
       </w:r>
       <w:r>
         <w:rPr>
@@ -6546,7 +6264,7 @@
           <w:i w:val="0"/>
           <w:sz w:val="24"/>
         </w:rPr>
-        <w:t>定位（如实）</w:t>
+        <w:t>定位</w:t>
       </w:r>
       <w:r>
         <w:rPr>
@@ -6760,7 +6478,7 @@
           <w:i w:val="0"/>
           <w:sz w:val="24"/>
         </w:rPr>
-        <w:t>3D/4D 常数（如实）</w:t>
+        <w:t>3D/4D 常数</w:t>
       </w:r>
       <w:r>
         <w:rPr>
@@ -7624,7 +7342,7 @@
           <w:i w:val="0"/>
           <w:sz w:val="24"/>
         </w:rPr>
-        <w:t>（N1≤N2 ⟹ Στ 裁剪单调，纯 mathcomp 零公理；v2.14 对齐补注）。</w:t>
+        <w:t>（N1≤N2 ⟹ Στ 裁剪单调，纯 mathcomp 零公理）。。</w:t>
       </w:r>
     </w:p>
     <w:p>
@@ -10074,7 +9792,7 @@
           <w:i w:val="0"/>
           <w:sz w:val="24"/>
         </w:rPr>
-        <w:t>定位（如实）**：G-8 是"字典设计最优性（Welch 下界）⟹</w:t>
+        <w:t>定位**：G-8 是"字典设计最优性（Welch 下界）⟹</w:t>
       </w:r>
     </w:p>
     <w:p>
@@ -10921,7 +10639,7 @@
           <w:i w:val="0"/>
           <w:sz w:val="24"/>
         </w:rPr>
-        <w:t>数学新颖性（如实）</w:t>
+        <w:t>数学新颖性说明</w:t>
       </w:r>
       <w:r>
         <w:rPr>
@@ -12388,7 +12106,7 @@
           <w:i w:val="0"/>
           <w:sz w:val="24"/>
         </w:rPr>
-        <w:t>"仅限本开发应用层，不推广到整个开发依赖（Coquelicot 基于实数库，可能含经典公理，如实声明）。</w:t>
+        <w:t>"仅限本开发应用层，不推广到整个开发依赖（Coquelicot 基于实数库，可能含经典公理，已明确声明）。</w:t>
       </w:r>
     </w:p>
     <w:p>
@@ -12492,7 +12210,7 @@
           <w:i w:val="0"/>
           <w:sz w:val="24"/>
         </w:rPr>
-        <w:t>勘误标注</w:t>
+        <w:t>过时记载更正</w:t>
       </w:r>
       <w:r>
         <w:rPr>
@@ -12519,7 +12237,7 @@
           <w:i w:val="0"/>
           <w:sz w:val="24"/>
         </w:rPr>
-        <w:t xml:space="preserve"> L108–121 记载的"4 项经 exp Rpower/MVT 继承 classic"为 pre-M1.5</w:t>
+        <w:t xml:space="preserve"> L108–121 所载"4 项经 exp Rpower/MVT 继承 classic"系 pre-M1.5</w:t>
       </w:r>
     </w:p>
     <w:p>
@@ -12643,7 +12361,7 @@
           <w:i w:val="0"/>
           <w:sz w:val="24"/>
         </w:rPr>
-        <w:t>审计范围以 PSA_audit.v 为准，P1 的经典 MVT 路线在应用层外如实声明）；z 区并入合并版的</w:t>
+        <w:t>审计范围以 PSA_audit.v 为准，P1 的经典 MVT 路线位于应用层之外，已明确声明）；z 区并入合并版的</w:t>
       </w:r>
     </w:p>
     <w:p>
@@ -13681,7 +13399,7 @@
           <w:i w:val="0"/>
           <w:sz w:val="24"/>
         </w:rPr>
-        <w:t>soundness（§6 如实声明）。</w:t>
+        <w:t>soundness（§6 已明确声明）。</w:t>
       </w:r>
     </w:p>
     <w:p>
@@ -13772,7 +13490,7 @@
           <w:i w:val="0"/>
           <w:sz w:val="24"/>
         </w:rPr>
-        <w:t>外；Dedekind 实数基础设施的非构造原则如实声明。</w:t>
+        <w:t>外；Dedekind 实数基础设施的非构造原则已明确声明。</w:t>
       </w:r>
     </w:p>
     <w:p>
@@ -13809,7 +13527,7 @@
           <w:i w:val="0"/>
           <w:sz w:val="24"/>
         </w:rPr>
-        <w:t>对论文 B 的依赖（如实）</w:t>
+        <w:t>对论文 B 的依赖边界</w:t>
       </w:r>
       <w:r>
         <w:rPr>

--- a/papers/论文A正式版-CertifiedSparseGating-CPP-20260823.docx
+++ b/papers/论文A正式版-CertifiedSparseGating-CPP-20260823.docx
@@ -1852,7 +1852,25 @@
           <w:i w:val="0"/>
           <w:sz w:val="24"/>
         </w:rPr>
-        <w:t>分数/softmax/PPL；与外推 PPL 改善之间的桥梁是经验观察，未经形式化。当反射检查器返回</w:t>
+        <w:t xml:space="preserve">分数/softmax/PPL；与外推 PPL 改善之间的桥梁是经验观察，未经形式化。该证书与 </w:t>
+      </w:r>
+      <w:r>
+        <w:rPr>
+          <w:rFonts w:ascii="Consolas" w:hAnsi="Consolas" w:eastAsia="等线"/>
+          <w:b w:val="0"/>
+          <w:i w:val="0"/>
+          <w:sz w:val="22"/>
+        </w:rPr>
+        <w:t>certified_attention_approx</w:t>
+      </w:r>
+      <w:r>
+        <w:rPr>
+          <w:rFonts w:ascii="Times New Roman" w:hAnsi="Times New Roman" w:eastAsia="宋体"/>
+          <w:b w:val="0"/>
+          <w:i w:val="0"/>
+          <w:sz w:val="24"/>
+        </w:rPr>
+        <w:t xml:space="preserve"> 不组合——后者刻画谱能量丢弃 ⟹ 注意力输出扰动，前者刻画基表示范数稳定性，两个定理簇相互独立。当反射检查器返回</w:t>
       </w:r>
     </w:p>
     <w:p>
@@ -9573,7 +9591,7 @@
           <w:i w:val="0"/>
           <w:sz w:val="24"/>
         </w:rPr>
-        <w:t xml:space="preserve">，G-7 抽象前提）与 </w:t>
+        <w:t xml:space="preserve">；前提状态：G-7 的完整构造性证明为后续工作，本合成定理在 Welch 前提悬空下陈述逻辑蕴含）与 </w:t>
       </w:r>
       <w:r>
         <w:rPr>
@@ -10630,7 +10648,25 @@
           <w:i w:val="0"/>
           <w:sz w:val="24"/>
         </w:rPr>
-        <w:t>；第 4 原子 213 未覆盖）；更大阶实例（如 C=9 的 s≤4 或全窗口 [3,13,53,213] 四原子）及与 ρ^{−3/2} 行和紧界的合成为后续工作（future work 第一项）。</w:t>
+        <w:t xml:space="preserve">；第 4 原子 213 未覆盖）；全窗口 [3,13,53,213] 四原子的稀疏唯一性扩展是直截但未完成的计算（必要的逐对相干界已在 </w:t>
+      </w:r>
+      <w:r>
+        <w:rPr>
+          <w:rFonts w:ascii="Consolas" w:hAnsi="Consolas" w:eastAsia="等线"/>
+          <w:b w:val="0"/>
+          <w:i w:val="0"/>
+          <w:sz w:val="22"/>
+        </w:rPr>
+        <w:t>PSA_framework.v</w:t>
+      </w:r>
+      <w:r>
+        <w:rPr>
+          <w:rFonts w:ascii="Times New Roman" w:hAnsi="Times New Roman" w:eastAsia="宋体"/>
+          <w:b w:val="0"/>
+          <w:i w:val="0"/>
+          <w:sz w:val="24"/>
+        </w:rPr>
+        <w:t>）；更大阶实例（如 C=9 的 s≤4 或全窗口 [3,13,53,213] 四原子）及与 ρ^{−3/2} 行和紧界的合成为后续工作（future work 第一项）。</w:t>
       </w:r>
       <w:r>
         <w:rPr>
@@ -12107,6 +12143,120 @@
           <w:sz w:val="24"/>
         </w:rPr>
         <w:t>"仅限本开发应用层，不推广到整个开发依赖（Coquelicot 基于实数库，可能含经典公理，已明确声明）。</w:t>
+      </w:r>
+    </w:p>
+    <w:p>
+      <w:pPr>
+        <w:spacing w:line="336" w:lineRule="auto"/>
+        <w:ind w:firstLine="480"/>
+      </w:pPr>
+      <w:r>
+        <w:rPr>
+          <w:rFonts w:ascii="Times New Roman" w:hAnsi="Times New Roman" w:eastAsia="宋体"/>
+          <w:b/>
+          <w:i w:val="0"/>
+          <w:sz w:val="24"/>
+        </w:rPr>
+        <w:t>审计范围与合并版全基态的边界</w:t>
+      </w:r>
+      <w:r>
+        <w:rPr>
+          <w:rFonts w:ascii="Times New Roman" w:hAnsi="Times New Roman" w:eastAsia="宋体"/>
+          <w:b w:val="0"/>
+          <w:i w:val="0"/>
+          <w:sz w:val="24"/>
+        </w:rPr>
+        <w:t xml:space="preserve">：165 项审计的对象是 </w:t>
+      </w:r>
+      <w:r>
+        <w:rPr>
+          <w:rFonts w:ascii="Consolas" w:hAnsi="Consolas" w:eastAsia="等线"/>
+          <w:b w:val="0"/>
+          <w:i w:val="0"/>
+          <w:sz w:val="22"/>
+        </w:rPr>
+        <w:t>PSA_framework.v</w:t>
+      </w:r>
+      <w:r>
+        <w:rPr>
+          <w:rFonts w:ascii="Times New Roman" w:hAnsi="Times New Roman" w:eastAsia="宋体"/>
+          <w:b w:val="0"/>
+          <w:i w:val="0"/>
+          <w:sz w:val="24"/>
+        </w:rPr>
+        <w:t xml:space="preserve"> 应用层定理；合并版 </w:t>
+      </w:r>
+      <w:r>
+        <w:rPr>
+          <w:rFonts w:ascii="Consolas" w:hAnsi="Consolas" w:eastAsia="等线"/>
+          <w:b w:val="0"/>
+          <w:i w:val="0"/>
+          <w:sz w:val="22"/>
+        </w:rPr>
+        <w:t>ca_merged_full_25.v</w:t>
+      </w:r>
+      <w:r>
+        <w:rPr>
+          <w:rFonts w:ascii="Times New Roman" w:hAnsi="Times New Roman" w:eastAsia="宋体"/>
+          <w:b w:val="0"/>
+          <w:i w:val="0"/>
+          <w:sz w:val="24"/>
+        </w:rPr>
+        <w:t xml:space="preserve"> 其余模块中，</w:t>
+      </w:r>
+      <w:r>
+        <w:rPr>
+          <w:rFonts w:ascii="Consolas" w:hAnsi="Consolas" w:eastAsia="等线"/>
+          <w:b w:val="0"/>
+          <w:i w:val="0"/>
+          <w:sz w:val="22"/>
+        </w:rPr>
+        <w:t>mu_adj_phase_transition</w:t>
+      </w:r>
+      <w:r>
+        <w:rPr>
+          <w:rFonts w:ascii="Times New Roman" w:hAnsi="Times New Roman" w:eastAsia="宋体"/>
+          <w:b w:val="0"/>
+          <w:i w:val="0"/>
+          <w:sz w:val="24"/>
+        </w:rPr>
+        <w:t xml:space="preserve">（μ 单调 ⟹ 相变存在性定理）的公理脚印含完整排中律 </w:t>
+      </w:r>
+      <w:r>
+        <w:rPr>
+          <w:rFonts w:ascii="Consolas" w:hAnsi="Consolas" w:eastAsia="等线"/>
+          <w:b w:val="0"/>
+          <w:i w:val="0"/>
+          <w:sz w:val="22"/>
+        </w:rPr>
+        <w:t>classic</w:t>
+      </w:r>
+      <w:r>
+        <w:rPr>
+          <w:rFonts w:ascii="Times New Roman" w:hAnsi="Times New Roman" w:eastAsia="宋体"/>
+          <w:b w:val="0"/>
+          <w:i w:val="0"/>
+          <w:sz w:val="24"/>
+        </w:rPr>
+        <w:t xml:space="preserve">（CI 与本地编译日志一致确认）——"零 </w:t>
+      </w:r>
+      <w:r>
+        <w:rPr>
+          <w:rFonts w:ascii="Consolas" w:hAnsi="Consolas" w:eastAsia="等线"/>
+          <w:b w:val="0"/>
+          <w:i w:val="0"/>
+          <w:sz w:val="22"/>
+        </w:rPr>
+        <w:t>Classical_Prop.classic</w:t>
+      </w:r>
+      <w:r>
+        <w:rPr>
+          <w:rFonts w:ascii="Times New Roman" w:hAnsi="Times New Roman" w:eastAsia="宋体"/>
+          <w:b w:val="0"/>
+          <w:i w:val="0"/>
+          <w:sz w:val="24"/>
+        </w:rPr>
+        <w:t>"结论限于 165 项审计范围，不覆盖合并版全部定理；应用层注意力证书/框架界/反射检查器定理链不受影响。</w:t>
       </w:r>
     </w:p>
     <w:p>

--- a/papers/论文A正式版-CertifiedSparseGating-CPP-20260823.docx
+++ b/papers/论文A正式版-CertifiedSparseGating-CPP-20260823.docx
@@ -5732,7 +5732,7 @@
           <w:i w:val="0"/>
           <w:sz w:val="24"/>
         </w:rPr>
-        <w:t>（真值超阈），不在误拒之列。正是这一不完备性使</w:t>
+        <w:t xml:space="preserve">（真值超阈），不在误拒之列。 </w:t>
       </w:r>
       <w:r>
         <w:rPr>
@@ -5741,6 +5741,78 @@
           <w:i w:val="0"/>
           <w:sz w:val="24"/>
         </w:rPr>
+        <w:t>充要性精确层口径</w:t>
+      </w:r>
+      <w:r>
+        <w:rPr>
+          <w:rFonts w:ascii="Times New Roman" w:hAnsi="Times New Roman" w:eastAsia="宋体"/>
+          <w:b w:val="0"/>
+          <w:i w:val="0"/>
+          <w:sz w:val="24"/>
+        </w:rPr>
+        <w:t>：</w:t>
+      </w:r>
+      <w:r>
+        <w:rPr>
+          <w:rFonts w:ascii="Consolas" w:hAnsi="Consolas" w:eastAsia="等线"/>
+          <w:b w:val="0"/>
+          <w:i w:val="0"/>
+          <w:sz w:val="22"/>
+        </w:rPr>
+        <w:t>probe_g3_criterion.v</w:t>
+      </w:r>
+      <w:r>
+        <w:rPr>
+          <w:rFonts w:ascii="Times New Roman" w:hAnsi="Times New Roman" w:eastAsia="宋体"/>
+          <w:b w:val="0"/>
+          <w:i w:val="0"/>
+          <w:sz w:val="24"/>
+        </w:rPr>
+        <w:t xml:space="preserve"> 的 </w:t>
+      </w:r>
+      <w:r>
+        <w:rPr>
+          <w:rFonts w:ascii="Consolas" w:hAnsi="Consolas" w:eastAsia="等线"/>
+          <w:b w:val="0"/>
+          <w:i w:val="0"/>
+          <w:sz w:val="22"/>
+        </w:rPr>
+        <w:t>g3_certifiable_iff</w:t>
+      </w:r>
+      <w:r>
+        <w:rPr>
+          <w:rFonts w:ascii="Times New Roman" w:hAnsi="Times New Roman" w:eastAsia="宋体"/>
+          <w:b w:val="0"/>
+          <w:i w:val="0"/>
+          <w:sz w:val="24"/>
+        </w:rPr>
+        <w:t xml:space="preserve"> 证明——精确有理算术层上检查器通过与否等价于 Gershgorin 行和阈值条件；假阴性全部来源于可判定松弛层的保守性，而非检查器逻辑的完备性缺口（[3,7,15] 精确行和 ≈0.787 ≤ 4/5 被误拒，</w:t>
+      </w:r>
+      <w:r>
+        <w:rPr>
+          <w:rFonts w:ascii="Consolas" w:hAnsi="Consolas" w:eastAsia="等线"/>
+          <w:b w:val="0"/>
+          <w:i w:val="0"/>
+          <w:sz w:val="22"/>
+        </w:rPr>
+        <w:t>probe_g5_premium.v</w:t>
+      </w:r>
+      <w:r>
+        <w:rPr>
+          <w:rFonts w:ascii="Times New Roman" w:hAnsi="Times New Roman" w:eastAsia="宋体"/>
+          <w:b w:val="0"/>
+          <w:i w:val="0"/>
+          <w:sz w:val="24"/>
+        </w:rPr>
+        <w:t xml:space="preserve"> 机器验证）。正是这一不完备性使</w:t>
+      </w:r>
+      <w:r>
+        <w:rPr>
+          <w:rFonts w:ascii="Times New Roman" w:hAnsi="Times New Roman" w:eastAsia="宋体"/>
+          <w:b/>
+          <w:i w:val="0"/>
+          <w:sz w:val="24"/>
+        </w:rPr>
         <w:t>复合证书成为必要</w:t>
       </w:r>
       <w:r>
@@ -5751,6 +5823,872 @@
           <w:sz w:val="24"/>
         </w:rPr>
         <w:t>。宁可误拒、绝不放行的保守取向是可判定性的设计选择。系统扫描（114 阶梯 × 5 族）：通过 35（30.7%）、假阴性 56（全量 49.1%，占拒绝 70.9%），集中于"有用"阶梯（C=2/3-sparse 12/13、几何奇带 9/9）。</w:t>
+      </w:r>
+    </w:p>
+    <w:p>
+      <w:pPr>
+        <w:spacing w:line="336" w:lineRule="auto"/>
+        <w:ind w:firstLine="480"/>
+      </w:pPr>
+      <w:r>
+        <w:rPr>
+          <w:rFonts w:ascii="Times New Roman" w:hAnsi="Times New Roman" w:eastAsia="宋体"/>
+          <w:b/>
+          <w:i w:val="0"/>
+          <w:sz w:val="24"/>
+        </w:rPr>
+        <w:t>证书覆盖地图（阶梯实例 × 认证状态 × 实证对照）</w:t>
+      </w:r>
+      <w:r>
+        <w:rPr>
+          <w:rFonts w:ascii="Times New Roman" w:hAnsi="Times New Roman" w:eastAsia="宋体"/>
+          <w:b w:val="0"/>
+          <w:i w:val="0"/>
+          <w:sz w:val="24"/>
+        </w:rPr>
+        <w:t>：</w:t>
+      </w:r>
+    </w:p>
+    <w:tbl>
+      <w:tblPr>
+        <w:tblStyle w:val="TableGrid"/>
+        <w:tblW w:type="auto" w:w="0"/>
+        <w:tblLook w:firstColumn="1" w:firstRow="1" w:lastColumn="0" w:lastRow="0" w:noHBand="0" w:noVBand="1" w:val="04A0"/>
+      </w:tblPr>
+      <w:tblGrid>
+        <w:gridCol w:w="1560"/>
+        <w:gridCol w:w="1560"/>
+        <w:gridCol w:w="1560"/>
+        <w:gridCol w:w="1560"/>
+        <w:gridCol w:w="1560"/>
+        <w:gridCol w:w="1560"/>
+      </w:tblGrid>
+      <w:tr>
+        <w:tc>
+          <w:tcPr>
+            <w:tcW w:type="dxa" w:w="1560"/>
+          </w:tcPr>
+          <w:p>
+            <w:r>
+              <w:rPr>
+                <w:rFonts w:ascii="Times New Roman" w:hAnsi="Times New Roman" w:eastAsia="宋体"/>
+                <w:b/>
+                <w:i w:val="0"/>
+                <w:sz w:val="21"/>
+              </w:rPr>
+              <w:t>阶梯实例</w:t>
+            </w:r>
+          </w:p>
+        </w:tc>
+        <w:tc>
+          <w:tcPr>
+            <w:tcW w:type="dxa" w:w="1560"/>
+          </w:tcPr>
+          <w:p>
+            <w:r>
+              <w:rPr>
+                <w:rFonts w:ascii="Times New Roman" w:hAnsi="Times New Roman" w:eastAsia="宋体"/>
+                <w:b/>
+                <w:i w:val="0"/>
+                <w:sz w:val="21"/>
+              </w:rPr>
+              <w:t>直接框架界 (μ≤4/5)</w:t>
+            </w:r>
+          </w:p>
+        </w:tc>
+        <w:tc>
+          <w:tcPr>
+            <w:tcW w:type="dxa" w:w="1560"/>
+          </w:tcPr>
+          <w:p>
+            <w:r>
+              <w:rPr>
+                <w:rFonts w:ascii="Times New Roman" w:hAnsi="Times New Roman" w:eastAsia="宋体"/>
+                <w:b/>
+                <w:i w:val="0"/>
+                <w:sz w:val="21"/>
+              </w:rPr>
+              <w:t>复合证书</w:t>
+            </w:r>
+          </w:p>
+        </w:tc>
+        <w:tc>
+          <w:tcPr>
+            <w:tcW w:type="dxa" w:w="1560"/>
+          </w:tcPr>
+          <w:p>
+            <w:r>
+              <w:rPr>
+                <w:rFonts w:ascii="Times New Roman" w:hAnsi="Times New Roman" w:eastAsia="宋体"/>
+                <w:b/>
+                <w:i w:val="0"/>
+                <w:sz w:val="21"/>
+              </w:rPr>
+              <w:t>检查器状态</w:t>
+            </w:r>
+          </w:p>
+        </w:tc>
+        <w:tc>
+          <w:tcPr>
+            <w:tcW w:type="dxa" w:w="1560"/>
+          </w:tcPr>
+          <w:p>
+            <w:r>
+              <w:rPr>
+                <w:rFonts w:ascii="Times New Roman" w:hAnsi="Times New Roman" w:eastAsia="宋体"/>
+                <w:b/>
+                <w:i w:val="0"/>
+                <w:sz w:val="21"/>
+              </w:rPr>
+              <w:t>实证 8× PPL</w:t>
+            </w:r>
+          </w:p>
+        </w:tc>
+        <w:tc>
+          <w:tcPr>
+            <w:tcW w:type="dxa" w:w="1560"/>
+          </w:tcPr>
+          <w:p>
+            <w:r>
+              <w:rPr>
+                <w:rFonts w:ascii="Times New Roman" w:hAnsi="Times New Roman" w:eastAsia="宋体"/>
+                <w:b/>
+                <w:i w:val="0"/>
+                <w:sz w:val="21"/>
+              </w:rPr>
+              <w:t>覆盖结论</w:t>
+            </w:r>
+          </w:p>
+        </w:tc>
+      </w:tr>
+      <w:tr>
+        <w:tc>
+          <w:tcPr>
+            <w:tcW w:type="dxa" w:w="1560"/>
+          </w:tcPr>
+          <w:p>
+            <w:r>
+              <w:rPr>
+                <w:rFonts w:ascii="Times New Roman" w:hAnsi="Times New Roman" w:eastAsia="宋体"/>
+                <w:b w:val="0"/>
+                <w:i w:val="0"/>
+                <w:sz w:val="21"/>
+              </w:rPr>
+              <w:t>[3,13,53,213]</w:t>
+            </w:r>
+          </w:p>
+        </w:tc>
+        <w:tc>
+          <w:tcPr>
+            <w:tcW w:type="dxa" w:w="1560"/>
+          </w:tcPr>
+          <w:p>
+            <w:r>
+              <w:rPr>
+                <w:rFonts w:ascii="Times New Roman" w:hAnsi="Times New Roman" w:eastAsia="宋体"/>
+                <w:b w:val="0"/>
+                <w:i w:val="0"/>
+                <w:sz w:val="21"/>
+              </w:rPr>
+              <w:t xml:space="preserve">✅ </w:t>
+            </w:r>
+            <w:r>
+              <w:rPr>
+                <w:rFonts w:ascii="Consolas" w:hAnsi="Consolas" w:eastAsia="等线"/>
+                <w:b w:val="0"/>
+                <w:i w:val="0"/>
+                <w:sz w:val="19"/>
+              </w:rPr>
+              <w:t>certified_c4_frame_bounds</w:t>
+            </w:r>
+          </w:p>
+        </w:tc>
+        <w:tc>
+          <w:tcPr>
+            <w:tcW w:type="dxa" w:w="1560"/>
+          </w:tcPr>
+          <w:p>
+            <w:r>
+              <w:rPr>
+                <w:rFonts w:ascii="Times New Roman" w:hAnsi="Times New Roman" w:eastAsia="宋体"/>
+                <w:b w:val="0"/>
+                <w:i w:val="0"/>
+                <w:sz w:val="21"/>
+              </w:rPr>
+              <w:t>—</w:t>
+            </w:r>
+          </w:p>
+        </w:tc>
+        <w:tc>
+          <w:tcPr>
+            <w:tcW w:type="dxa" w:w="1560"/>
+          </w:tcPr>
+          <w:p>
+            <w:r>
+              <w:rPr>
+                <w:rFonts w:ascii="Times New Roman" w:hAnsi="Times New Roman" w:eastAsia="宋体"/>
+                <w:b w:val="0"/>
+                <w:i w:val="0"/>
+                <w:sz w:val="21"/>
+              </w:rPr>
+              <w:t>true</w:t>
+            </w:r>
+          </w:p>
+        </w:tc>
+        <w:tc>
+          <w:tcPr>
+            <w:tcW w:type="dxa" w:w="1560"/>
+          </w:tcPr>
+          <w:p>
+            <w:r>
+              <w:rPr>
+                <w:rFonts w:ascii="Times New Roman" w:hAnsi="Times New Roman" w:eastAsia="宋体"/>
+                <w:b w:val="0"/>
+                <w:i w:val="0"/>
+                <w:sz w:val="21"/>
+              </w:rPr>
+              <w:t>12.75</w:t>
+            </w:r>
+          </w:p>
+        </w:tc>
+        <w:tc>
+          <w:tcPr>
+            <w:tcW w:type="dxa" w:w="1560"/>
+          </w:tcPr>
+          <w:p>
+            <w:r>
+              <w:rPr>
+                <w:rFonts w:ascii="Times New Roman" w:hAnsi="Times New Roman" w:eastAsia="宋体"/>
+                <w:b w:val="0"/>
+                <w:i w:val="0"/>
+                <w:sz w:val="21"/>
+              </w:rPr>
+              <w:t>4 原子能量有界；3 原子稀疏唯一</w:t>
+            </w:r>
+          </w:p>
+        </w:tc>
+      </w:tr>
+      <w:tr>
+        <w:tc>
+          <w:tcPr>
+            <w:tcW w:type="dxa" w:w="1560"/>
+          </w:tcPr>
+          <w:p>
+            <w:r>
+              <w:rPr>
+                <w:rFonts w:ascii="Times New Roman" w:hAnsi="Times New Roman" w:eastAsia="宋体"/>
+                <w:b w:val="0"/>
+                <w:i w:val="0"/>
+                <w:sz w:val="21"/>
+              </w:rPr>
+              <w:t>[3,15,63,255]</w:t>
+            </w:r>
+          </w:p>
+        </w:tc>
+        <w:tc>
+          <w:tcPr>
+            <w:tcW w:type="dxa" w:w="1560"/>
+          </w:tcPr>
+          <w:p>
+            <w:r>
+              <w:rPr>
+                <w:rFonts w:ascii="Times New Roman" w:hAnsi="Times New Roman" w:eastAsia="宋体"/>
+                <w:b w:val="0"/>
+                <w:i w:val="0"/>
+                <w:sz w:val="21"/>
+              </w:rPr>
+              <w:t xml:space="preserve">✅ </w:t>
+            </w:r>
+            <w:r>
+              <w:rPr>
+                <w:rFonts w:ascii="Consolas" w:hAnsi="Consolas" w:eastAsia="等线"/>
+                <w:b w:val="0"/>
+                <w:i w:val="0"/>
+                <w:sz w:val="19"/>
+              </w:rPr>
+              <w:t>certified_t8_core_frame_bounds</w:t>
+            </w:r>
+          </w:p>
+        </w:tc>
+        <w:tc>
+          <w:tcPr>
+            <w:tcW w:type="dxa" w:w="1560"/>
+          </w:tcPr>
+          <w:p>
+            <w:r>
+              <w:rPr>
+                <w:rFonts w:ascii="Times New Roman" w:hAnsi="Times New Roman" w:eastAsia="宋体"/>
+                <w:b w:val="0"/>
+                <w:i w:val="0"/>
+                <w:sz w:val="21"/>
+              </w:rPr>
+              <w:t>—</w:t>
+            </w:r>
+          </w:p>
+        </w:tc>
+        <w:tc>
+          <w:tcPr>
+            <w:tcW w:type="dxa" w:w="1560"/>
+          </w:tcPr>
+          <w:p>
+            <w:r>
+              <w:rPr>
+                <w:rFonts w:ascii="Times New Roman" w:hAnsi="Times New Roman" w:eastAsia="宋体"/>
+                <w:b w:val="0"/>
+                <w:i w:val="0"/>
+                <w:sz w:val="21"/>
+              </w:rPr>
+              <w:t>true</w:t>
+            </w:r>
+          </w:p>
+        </w:tc>
+        <w:tc>
+          <w:tcPr>
+            <w:tcW w:type="dxa" w:w="1560"/>
+          </w:tcPr>
+          <w:p>
+            <w:r>
+              <w:rPr>
+                <w:rFonts w:ascii="Times New Roman" w:hAnsi="Times New Roman" w:eastAsia="宋体"/>
+                <w:b w:val="0"/>
+                <w:i w:val="0"/>
+                <w:sz w:val="21"/>
+              </w:rPr>
+              <w:t>—</w:t>
+            </w:r>
+          </w:p>
+        </w:tc>
+        <w:tc>
+          <w:tcPr>
+            <w:tcW w:type="dxa" w:w="1560"/>
+          </w:tcPr>
+          <w:p>
+            <w:r>
+              <w:rPr>
+                <w:rFonts w:ascii="Times New Roman" w:hAnsi="Times New Roman" w:eastAsia="宋体"/>
+                <w:b w:val="0"/>
+                <w:i w:val="0"/>
+                <w:sz w:val="21"/>
+              </w:rPr>
+              <w:t>T8 认证核覆盖</w:t>
+            </w:r>
+          </w:p>
+        </w:tc>
+      </w:tr>
+      <w:tr>
+        <w:tc>
+          <w:tcPr>
+            <w:tcW w:type="dxa" w:w="1560"/>
+          </w:tcPr>
+          <w:p>
+            <w:r>
+              <w:rPr>
+                <w:rFonts w:ascii="Times New Roman" w:hAnsi="Times New Roman" w:eastAsia="宋体"/>
+                <w:b w:val="0"/>
+                <w:i w:val="0"/>
+                <w:sz w:val="21"/>
+              </w:rPr>
+              <w:t>[3,7,15,31,63,127,255]</w:t>
+            </w:r>
+          </w:p>
+        </w:tc>
+        <w:tc>
+          <w:tcPr>
+            <w:tcW w:type="dxa" w:w="1560"/>
+          </w:tcPr>
+          <w:p>
+            <w:r>
+              <w:rPr>
+                <w:rFonts w:ascii="Times New Roman" w:hAnsi="Times New Roman" w:eastAsia="宋体"/>
+                <w:b w:val="0"/>
+                <w:i w:val="0"/>
+                <w:sz w:val="21"/>
+              </w:rPr>
+              <w:t>❌ 精确行和 1.2287 &gt; 4/5</w:t>
+            </w:r>
+          </w:p>
+        </w:tc>
+        <w:tc>
+          <w:tcPr>
+            <w:tcW w:type="dxa" w:w="1560"/>
+          </w:tcPr>
+          <w:p>
+            <w:r>
+              <w:rPr>
+                <w:rFonts w:ascii="Times New Roman" w:hAnsi="Times New Roman" w:eastAsia="宋体"/>
+                <w:b w:val="0"/>
+                <w:i w:val="0"/>
+                <w:sz w:val="21"/>
+              </w:rPr>
+              <w:t xml:space="preserve">✅ </w:t>
+            </w:r>
+            <w:r>
+              <w:rPr>
+                <w:rFonts w:ascii="Consolas" w:hAnsi="Consolas" w:eastAsia="等线"/>
+                <w:b w:val="0"/>
+                <w:i w:val="0"/>
+                <w:sz w:val="19"/>
+              </w:rPr>
+              <w:t>champion_e5_composite_certificate</w:t>
+            </w:r>
+          </w:p>
+        </w:tc>
+        <w:tc>
+          <w:tcPr>
+            <w:tcW w:type="dxa" w:w="1560"/>
+          </w:tcPr>
+          <w:p>
+            <w:r>
+              <w:rPr>
+                <w:rFonts w:ascii="Times New Roman" w:hAnsi="Times New Roman" w:eastAsia="宋体"/>
+                <w:b w:val="0"/>
+                <w:i w:val="0"/>
+                <w:sz w:val="21"/>
+              </w:rPr>
+              <w:t>false（真阴性）</w:t>
+            </w:r>
+          </w:p>
+        </w:tc>
+        <w:tc>
+          <w:tcPr>
+            <w:tcW w:type="dxa" w:w="1560"/>
+          </w:tcPr>
+          <w:p>
+            <w:r>
+              <w:rPr>
+                <w:rFonts w:ascii="Times New Roman" w:hAnsi="Times New Roman" w:eastAsia="宋体"/>
+                <w:b w:val="0"/>
+                <w:i w:val="0"/>
+                <w:sz w:val="21"/>
+              </w:rPr>
+              <w:t>12.40</w:t>
+            </w:r>
+          </w:p>
+        </w:tc>
+        <w:tc>
+          <w:tcPr>
+            <w:tcW w:type="dxa" w:w="1560"/>
+          </w:tcPr>
+          <w:p>
+            <w:r>
+              <w:rPr>
+                <w:rFonts w:ascii="Times New Roman" w:hAnsi="Times New Roman" w:eastAsia="宋体"/>
+                <w:b w:val="0"/>
+                <w:i w:val="0"/>
+                <w:sz w:val="21"/>
+              </w:rPr>
+              <w:t>基表示稳定性界（单边上界）</w:t>
+            </w:r>
+          </w:p>
+        </w:tc>
+      </w:tr>
+      <w:tr>
+        <w:tc>
+          <w:tcPr>
+            <w:tcW w:type="dxa" w:w="1560"/>
+          </w:tcPr>
+          <w:p>
+            <w:r>
+              <w:rPr>
+                <w:rFonts w:ascii="Times New Roman" w:hAnsi="Times New Roman" w:eastAsia="宋体"/>
+                <w:b w:val="0"/>
+                <w:i w:val="0"/>
+                <w:sz w:val="21"/>
+              </w:rPr>
+              <w:t>[3,7,15]</w:t>
+            </w:r>
+          </w:p>
+        </w:tc>
+        <w:tc>
+          <w:tcPr>
+            <w:tcW w:type="dxa" w:w="1560"/>
+          </w:tcPr>
+          <w:p>
+            <w:r>
+              <w:rPr>
+                <w:rFonts w:ascii="Times New Roman" w:hAnsi="Times New Roman" w:eastAsia="宋体"/>
+                <w:b w:val="0"/>
+                <w:i w:val="0"/>
+                <w:sz w:val="21"/>
+              </w:rPr>
+              <w:t>❌ 检查器 false</w:t>
+            </w:r>
+          </w:p>
+        </w:tc>
+        <w:tc>
+          <w:tcPr>
+            <w:tcW w:type="dxa" w:w="1560"/>
+          </w:tcPr>
+          <w:p>
+            <w:r>
+              <w:rPr>
+                <w:rFonts w:ascii="Times New Roman" w:hAnsi="Times New Roman" w:eastAsia="宋体"/>
+                <w:b w:val="0"/>
+                <w:i w:val="0"/>
+                <w:sz w:val="21"/>
+              </w:rPr>
+              <w:t>—</w:t>
+            </w:r>
+          </w:p>
+        </w:tc>
+        <w:tc>
+          <w:tcPr>
+            <w:tcW w:type="dxa" w:w="1560"/>
+          </w:tcPr>
+          <w:p>
+            <w:r>
+              <w:rPr>
+                <w:rFonts w:ascii="Times New Roman" w:hAnsi="Times New Roman" w:eastAsia="宋体"/>
+                <w:b w:val="0"/>
+                <w:i w:val="0"/>
+                <w:sz w:val="21"/>
+              </w:rPr>
+              <w:t>false（假阴性）</w:t>
+            </w:r>
+          </w:p>
+        </w:tc>
+        <w:tc>
+          <w:tcPr>
+            <w:tcW w:type="dxa" w:w="1560"/>
+          </w:tcPr>
+          <w:p>
+            <w:r>
+              <w:rPr>
+                <w:rFonts w:ascii="Times New Roman" w:hAnsi="Times New Roman" w:eastAsia="宋体"/>
+                <w:b w:val="0"/>
+                <w:i w:val="0"/>
+                <w:sz w:val="21"/>
+              </w:rPr>
+              <w:t>—</w:t>
+            </w:r>
+          </w:p>
+        </w:tc>
+        <w:tc>
+          <w:tcPr>
+            <w:tcW w:type="dxa" w:w="1560"/>
+          </w:tcPr>
+          <w:p>
+            <w:r>
+              <w:rPr>
+                <w:rFonts w:ascii="Times New Roman" w:hAnsi="Times New Roman" w:eastAsia="宋体"/>
+                <w:b w:val="0"/>
+                <w:i w:val="0"/>
+                <w:sz w:val="21"/>
+              </w:rPr>
+              <w:t>精确行和 ≈0.787 ≤ 4/5，被保守界误拒</w:t>
+            </w:r>
+          </w:p>
+        </w:tc>
+      </w:tr>
+      <w:tr>
+        <w:tc>
+          <w:tcPr>
+            <w:tcW w:type="dxa" w:w="1560"/>
+          </w:tcPr>
+          <w:p>
+            <w:r>
+              <w:rPr>
+                <w:rFonts w:ascii="Times New Roman" w:hAnsi="Times New Roman" w:eastAsia="宋体"/>
+                <w:b w:val="0"/>
+                <w:i w:val="0"/>
+                <w:sz w:val="21"/>
+              </w:rPr>
+              <w:t>随机 log-uniform [3,511]</w:t>
+            </w:r>
+          </w:p>
+        </w:tc>
+        <w:tc>
+          <w:tcPr>
+            <w:tcW w:type="dxa" w:w="1560"/>
+          </w:tcPr>
+          <w:p>
+            <w:r>
+              <w:rPr>
+                <w:rFonts w:ascii="Times New Roman" w:hAnsi="Times New Roman" w:eastAsia="宋体"/>
+                <w:b w:val="0"/>
+                <w:i w:val="0"/>
+                <w:sz w:val="21"/>
+              </w:rPr>
+              <w:t>❌</w:t>
+            </w:r>
+          </w:p>
+        </w:tc>
+        <w:tc>
+          <w:tcPr>
+            <w:tcW w:type="dxa" w:w="1560"/>
+          </w:tcPr>
+          <w:p>
+            <w:r>
+              <w:rPr>
+                <w:rFonts w:ascii="Times New Roman" w:hAnsi="Times New Roman" w:eastAsia="宋体"/>
+                <w:b w:val="0"/>
+                <w:i w:val="0"/>
+                <w:sz w:val="21"/>
+              </w:rPr>
+              <w:t>—</w:t>
+            </w:r>
+          </w:p>
+        </w:tc>
+        <w:tc>
+          <w:tcPr>
+            <w:tcW w:type="dxa" w:w="1560"/>
+          </w:tcPr>
+          <w:p>
+            <w:r>
+              <w:rPr>
+                <w:rFonts w:ascii="Times New Roman" w:hAnsi="Times New Roman" w:eastAsia="宋体"/>
+                <w:b w:val="0"/>
+                <w:i w:val="0"/>
+                <w:sz w:val="21"/>
+              </w:rPr>
+              <w:t>whp false</w:t>
+            </w:r>
+          </w:p>
+        </w:tc>
+        <w:tc>
+          <w:tcPr>
+            <w:tcW w:type="dxa" w:w="1560"/>
+          </w:tcPr>
+          <w:p>
+            <w:r>
+              <w:rPr>
+                <w:rFonts w:ascii="Times New Roman" w:hAnsi="Times New Roman" w:eastAsia="宋体"/>
+                <w:b w:val="0"/>
+                <w:i w:val="0"/>
+                <w:sz w:val="21"/>
+              </w:rPr>
+              <w:t>6.45</w:t>
+            </w:r>
+          </w:p>
+        </w:tc>
+        <w:tc>
+          <w:tcPr>
+            <w:tcW w:type="dxa" w:w="1560"/>
+          </w:tcPr>
+          <w:p>
+            <w:r>
+              <w:rPr>
+                <w:rFonts w:ascii="Times New Roman" w:hAnsi="Times New Roman" w:eastAsia="宋体"/>
+                <w:b w:val="0"/>
+                <w:i w:val="0"/>
+                <w:sz w:val="21"/>
+              </w:rPr>
+              <w:t>旋转族内最优；证书仅 ℓ² 线性无关</w:t>
+            </w:r>
+          </w:p>
+        </w:tc>
+      </w:tr>
+      <w:tr>
+        <w:tc>
+          <w:tcPr>
+            <w:tcW w:type="dxa" w:w="1560"/>
+          </w:tcPr>
+          <w:p>
+            <w:r>
+              <w:rPr>
+                <w:rFonts w:ascii="Times New Roman" w:hAnsi="Times New Roman" w:eastAsia="宋体"/>
+                <w:b w:val="0"/>
+                <w:i w:val="0"/>
+                <w:sz w:val="21"/>
+              </w:rPr>
+              <w:t>ALiBi（非阶梯）</w:t>
+            </w:r>
+          </w:p>
+        </w:tc>
+        <w:tc>
+          <w:tcPr>
+            <w:tcW w:type="dxa" w:w="1560"/>
+          </w:tcPr>
+          <w:p>
+            <w:r>
+              <w:rPr>
+                <w:rFonts w:ascii="Times New Roman" w:hAnsi="Times New Roman" w:eastAsia="宋体"/>
+                <w:b w:val="0"/>
+                <w:i w:val="0"/>
+                <w:sz w:val="21"/>
+              </w:rPr>
+              <w:t>❌</w:t>
+            </w:r>
+          </w:p>
+        </w:tc>
+        <w:tc>
+          <w:tcPr>
+            <w:tcW w:type="dxa" w:w="1560"/>
+          </w:tcPr>
+          <w:p>
+            <w:r>
+              <w:rPr>
+                <w:rFonts w:ascii="Times New Roman" w:hAnsi="Times New Roman" w:eastAsia="宋体"/>
+                <w:b w:val="0"/>
+                <w:i w:val="0"/>
+                <w:sz w:val="21"/>
+              </w:rPr>
+              <w:t>❌</w:t>
+            </w:r>
+          </w:p>
+        </w:tc>
+        <w:tc>
+          <w:tcPr>
+            <w:tcW w:type="dxa" w:w="1560"/>
+          </w:tcPr>
+          <w:p>
+            <w:r>
+              <w:rPr>
+                <w:rFonts w:ascii="Times New Roman" w:hAnsi="Times New Roman" w:eastAsia="宋体"/>
+                <w:b w:val="0"/>
+                <w:i w:val="0"/>
+                <w:sz w:val="21"/>
+              </w:rPr>
+              <w:t>—</w:t>
+            </w:r>
+          </w:p>
+        </w:tc>
+        <w:tc>
+          <w:tcPr>
+            <w:tcW w:type="dxa" w:w="1560"/>
+          </w:tcPr>
+          <w:p>
+            <w:r>
+              <w:rPr>
+                <w:rFonts w:ascii="Times New Roman" w:hAnsi="Times New Roman" w:eastAsia="宋体"/>
+                <w:b/>
+                <w:i w:val="0"/>
+                <w:sz w:val="21"/>
+              </w:rPr>
+              <w:t>4.47</w:t>
+            </w:r>
+          </w:p>
+        </w:tc>
+        <w:tc>
+          <w:tcPr>
+            <w:tcW w:type="dxa" w:w="1560"/>
+          </w:tcPr>
+          <w:p>
+            <w:r>
+              <w:rPr>
+                <w:rFonts w:ascii="Times New Roman" w:hAnsi="Times New Roman" w:eastAsia="宋体"/>
+                <w:b w:val="0"/>
+                <w:i w:val="0"/>
+                <w:sz w:val="21"/>
+              </w:rPr>
+              <w:t>全局最优，无证书，非周期偏置</w:t>
+            </w:r>
+          </w:p>
+        </w:tc>
+      </w:tr>
+      <w:tr>
+        <w:tc>
+          <w:tcPr>
+            <w:tcW w:type="dxa" w:w="1560"/>
+          </w:tcPr>
+          <w:p>
+            <w:r>
+              <w:rPr>
+                <w:rFonts w:ascii="Times New Roman" w:hAnsi="Times New Roman" w:eastAsia="宋体"/>
+                <w:b w:val="0"/>
+                <w:i w:val="0"/>
+                <w:sz w:val="21"/>
+              </w:rPr>
+              <w:t>grid [3,5,17,…]</w:t>
+            </w:r>
+          </w:p>
+        </w:tc>
+        <w:tc>
+          <w:tcPr>
+            <w:tcW w:type="dxa" w:w="1560"/>
+          </w:tcPr>
+          <w:p>
+            <w:r>
+              <w:rPr>
+                <w:rFonts w:ascii="Times New Roman" w:hAnsi="Times New Roman" w:eastAsia="宋体"/>
+                <w:b w:val="0"/>
+                <w:i w:val="0"/>
+                <w:sz w:val="21"/>
+              </w:rPr>
+              <w:t>✅ μ=0 正交证书</w:t>
+            </w:r>
+          </w:p>
+        </w:tc>
+        <w:tc>
+          <w:tcPr>
+            <w:tcW w:type="dxa" w:w="1560"/>
+          </w:tcPr>
+          <w:p>
+            <w:r>
+              <w:rPr>
+                <w:rFonts w:ascii="Times New Roman" w:hAnsi="Times New Roman" w:eastAsia="宋体"/>
+                <w:b w:val="0"/>
+                <w:i w:val="0"/>
+                <w:sz w:val="21"/>
+              </w:rPr>
+              <w:t>❌</w:t>
+            </w:r>
+          </w:p>
+        </w:tc>
+        <w:tc>
+          <w:tcPr>
+            <w:tcW w:type="dxa" w:w="1560"/>
+          </w:tcPr>
+          <w:p>
+            <w:r>
+              <w:rPr>
+                <w:rFonts w:ascii="Times New Roman" w:hAnsi="Times New Roman" w:eastAsia="宋体"/>
+                <w:b w:val="0"/>
+                <w:i w:val="0"/>
+                <w:sz w:val="21"/>
+              </w:rPr>
+              <w:t>—</w:t>
+            </w:r>
+          </w:p>
+        </w:tc>
+        <w:tc>
+          <w:tcPr>
+            <w:tcW w:type="dxa" w:w="1560"/>
+          </w:tcPr>
+          <w:p>
+            <w:r>
+              <w:rPr>
+                <w:rFonts w:ascii="Times New Roman" w:hAnsi="Times New Roman" w:eastAsia="宋体"/>
+                <w:b w:val="0"/>
+                <w:i w:val="0"/>
+                <w:sz w:val="21"/>
+              </w:rPr>
+              <w:t>25.66</w:t>
+            </w:r>
+          </w:p>
+        </w:tc>
+        <w:tc>
+          <w:tcPr>
+            <w:tcW w:type="dxa" w:w="1560"/>
+          </w:tcPr>
+          <w:p>
+            <w:r>
+              <w:rPr>
+                <w:rFonts w:ascii="Times New Roman" w:hAnsi="Times New Roman" w:eastAsia="宋体"/>
+                <w:b w:val="0"/>
+                <w:i w:val="0"/>
+                <w:sz w:val="21"/>
+              </w:rPr>
+              <w:t>证书 ≠ 性能的反例锚点</w:t>
+            </w:r>
+          </w:p>
+        </w:tc>
+      </w:tr>
+    </w:tbl>
+    <w:p/>
+    <w:p>
+      <w:pPr>
+        <w:spacing w:line="336" w:lineRule="auto"/>
+        <w:ind w:firstLine="480"/>
+      </w:pPr>
+      <w:r>
+        <w:rPr>
+          <w:rFonts w:ascii="Times New Roman" w:hAnsi="Times New Roman" w:eastAsia="宋体"/>
+          <w:b w:val="0"/>
+          <w:i w:val="0"/>
+          <w:sz w:val="24"/>
+        </w:rPr>
+        <w:t>（PPL 列为配套论文 B 的实证数据；证书列为本开发形式化结果——两轨无形式化桥梁。）</w:t>
       </w:r>
     </w:p>
     <w:p>
@@ -10675,6 +11613,42 @@
           <w:i w:val="0"/>
           <w:sz w:val="24"/>
         </w:rPr>
+        <w:t>4 原子障碍分析</w:t>
+      </w:r>
+      <w:r>
+        <w:rPr>
+          <w:rFonts w:ascii="Times New Roman" w:hAnsi="Times New Roman" w:eastAsia="宋体"/>
+          <w:b w:val="0"/>
+          <w:i w:val="0"/>
+          <w:sz w:val="24"/>
+        </w:rPr>
+        <w:t xml:space="preserve">：两两相干口径硬限制 μ·4 ≈ 1.33 &gt; 1；出路——精确 Gram 特征值口径（G-1 闭式）、严格 3-稀疏信号由 </w:t>
+      </w:r>
+      <w:r>
+        <w:rPr>
+          <w:rFonts w:ascii="Consolas" w:hAnsi="Consolas" w:eastAsia="等线"/>
+          <w:b w:val="0"/>
+          <w:i w:val="0"/>
+          <w:sz w:val="22"/>
+        </w:rPr>
+        <w:t>sparse_uniquenessM</w:t>
+      </w:r>
+      <w:r>
+        <w:rPr>
+          <w:rFonts w:ascii="Times New Roman" w:hAnsi="Times New Roman" w:eastAsia="宋体"/>
+          <w:b w:val="0"/>
+          <w:i w:val="0"/>
+          <w:sz w:val="24"/>
+        </w:rPr>
+        <w:t xml:space="preserve"> 覆盖、Welch-窗口合成的理论极限陈述。</w:t>
+      </w:r>
+      <w:r>
+        <w:rPr>
+          <w:rFonts w:ascii="Times New Roman" w:hAnsi="Times New Roman" w:eastAsia="宋体"/>
+          <w:b/>
+          <w:i w:val="0"/>
+          <w:sz w:val="24"/>
+        </w:rPr>
         <w:t>数学新颖性说明</w:t>
       </w:r>
       <w:r>
@@ -12256,7 +13230,7 @@
           <w:i w:val="0"/>
           <w:sz w:val="24"/>
         </w:rPr>
-        <w:t>"结论限于 165 项审计范围，不覆盖合并版全部定理；应用层注意力证书/框架界/反射检查器定理链不受影响。</w:t>
+        <w:t>"结论限于 165 项审计范围，不覆盖合并版全部定理；应用层注意力证书/框架界/反射检查器定理链不受影响。审计分层口径：165 项输出块 = 54 项 Closed under the global context + 111 项 Dedekind 三公理脚印；构造性轨道（ca_rip_cr.v 33 定理、probe_uncertainty_cr.v 35 定理、probe_taugrid_cr.v 13 定理）各有独立 Print Assumptions 审计且全部 Closed，不在 165 项之内。</w:t>
       </w:r>
     </w:p>
     <w:p>

--- a/papers/论文A正式版-CertifiedSparseGating-CPP-20260823.docx
+++ b/papers/论文A正式版-CertifiedSparseGating-CPP-20260823.docx
@@ -78,7 +78,27 @@
           <w:color w:val="444444"/>
           <w:sz w:val="21"/>
         </w:rPr>
-        <w:t>（87632 行，57 顶层模块，MERGE_EXIT=0；持续集成全链路验证通过——lib 依赖链、合并版编译（Rocq 9.0 + mathcomp 2.6）、PSA 核心编译、零 Admitted 检查、coqchk 内核独立复验）。</w:t>
+        <w:t>（87632 行，57 顶层模块，SHA-256 基 4901f18e，MERGE_EXIT=0，公理审计 54 Closed + 111 Dedekind 三公理、</w:t>
+      </w:r>
+      <w:r>
+        <w:rPr>
+          <w:rFonts w:ascii="Consolas" w:hAnsi="Consolas" w:eastAsia="等线"/>
+          <w:b w:val="0"/>
+          <w:i w:val="0"/>
+          <w:color w:val="444444"/>
+          <w:sz w:val="19"/>
+        </w:rPr>
+        <w:t>Classical_Prop.classic</w:t>
+      </w:r>
+      <w:r>
+        <w:rPr>
+          <w:rFonts w:ascii="Times New Roman" w:hAnsi="Times New Roman" w:eastAsia="宋体"/>
+          <w:b w:val="0"/>
+          <w:i/>
+          <w:color w:val="444444"/>
+          <w:sz w:val="21"/>
+        </w:rPr>
+        <w:t xml:space="preserve"> 零出现（2026-08-30 重跑确认）；持续集成全链路验证通过——lib 依赖链、合并版编译（Rocq 9.0 + mathcomp 2.6）、PSA 核心编译、零 Admitted 检查、coqchk 内核独立复验）。</w:t>
       </w:r>
     </w:p>
     <w:p>

--- a/papers/论文A正式版-CertifiedSparseGating-CPP-20260823.docx
+++ b/papers/论文A正式版-CertifiedSparseGating-CPP-20260823.docx
@@ -1006,6 +1006,126 @@
           <w:sz w:val="28"/>
         </w:rPr>
         <w:t>1. Introduction</w:t>
+      </w:r>
+    </w:p>
+    <w:p>
+      <w:pPr>
+        <w:ind w:left="432"/>
+      </w:pPr>
+      <w:r>
+        <w:rPr>
+          <w:rFonts w:ascii="Times New Roman" w:hAnsi="Times New Roman" w:eastAsia="宋体"/>
+          <w:b/>
+          <w:i/>
+          <w:color w:val="444444"/>
+          <w:sz w:val="21"/>
+        </w:rPr>
+        <w:t>Contribution-type statement.</w:t>
+      </w:r>
+      <w:r>
+        <w:rPr>
+          <w:rFonts w:ascii="Times New Roman" w:hAnsi="Times New Roman" w:eastAsia="宋体"/>
+          <w:b w:val="0"/>
+          <w:i/>
+          <w:color w:val="444444"/>
+          <w:sz w:val="21"/>
+        </w:rPr>
+        <w:t xml:space="preserve"> This paper is </w:t>
+      </w:r>
+      <w:r>
+        <w:rPr>
+          <w:rFonts w:ascii="Times New Roman" w:hAnsi="Times New Roman" w:eastAsia="宋体"/>
+          <w:b w:val="0"/>
+          <w:i/>
+          <w:color w:val="444444"/>
+          <w:sz w:val="21"/>
+        </w:rPr>
+        <w:t>formalization engineering</w:t>
+      </w:r>
+      <w:r>
+        <w:rPr>
+          <w:rFonts w:ascii="Times New Roman" w:hAnsi="Times New Roman" w:eastAsia="宋体"/>
+          <w:b w:val="0"/>
+          <w:i/>
+          <w:color w:val="444444"/>
+          <w:sz w:val="21"/>
+        </w:rPr>
+        <w:t>: the</w:t>
+      </w:r>
+    </w:p>
+    <w:p>
+      <w:pPr>
+        <w:ind w:left="432"/>
+      </w:pPr>
+      <w:r>
+        <w:rPr>
+          <w:rFonts w:ascii="Times New Roman" w:hAnsi="Times New Roman" w:eastAsia="宋体"/>
+          <w:b w:val="0"/>
+          <w:i/>
+          <w:color w:val="444444"/>
+          <w:sz w:val="21"/>
+        </w:rPr>
+        <w:t>contribution is a decidability methodology (the relaxation chain), a reflective</w:t>
+      </w:r>
+    </w:p>
+    <w:p>
+      <w:pPr>
+        <w:ind w:left="432"/>
+      </w:pPr>
+      <w:r>
+        <w:rPr>
+          <w:rFonts w:ascii="Times New Roman" w:hAnsi="Times New Roman" w:eastAsia="宋体"/>
+          <w:b w:val="0"/>
+          <w:i/>
+          <w:color w:val="444444"/>
+          <w:sz w:val="21"/>
+        </w:rPr>
+        <w:t>checker mechanism, and audit discipline — not new mathematics (all proved</w:t>
+      </w:r>
+    </w:p>
+    <w:p>
+      <w:pPr>
+        <w:ind w:left="432"/>
+      </w:pPr>
+      <w:r>
+        <w:rPr>
+          <w:rFonts w:ascii="Times New Roman" w:hAnsi="Times New Roman" w:eastAsia="宋体"/>
+          <w:b w:val="0"/>
+          <w:i/>
+          <w:color w:val="444444"/>
+          <w:sz w:val="21"/>
+        </w:rPr>
+        <w:t>statements are machine-checked instantiations of classical results; see §9.1</w:t>
+      </w:r>
+    </w:p>
+    <w:p>
+      <w:pPr>
+        <w:ind w:left="432"/>
+      </w:pPr>
+      <w:r>
+        <w:rPr>
+          <w:rFonts w:ascii="Times New Roman" w:hAnsi="Times New Roman" w:eastAsia="宋体"/>
+          <w:b w:val="0"/>
+          <w:i/>
+          <w:color w:val="444444"/>
+          <w:sz w:val="21"/>
+        </w:rPr>
+        <w:t>for library comparisons). Readers weighing mathematical novelty as the primary</w:t>
+      </w:r>
+    </w:p>
+    <w:p>
+      <w:pPr>
+        <w:ind w:left="432"/>
+      </w:pPr>
+      <w:r>
+        <w:rPr>
+          <w:rFonts w:ascii="Times New Roman" w:hAnsi="Times New Roman" w:eastAsia="宋体"/>
+          <w:b w:val="0"/>
+          <w:i/>
+          <w:color w:val="444444"/>
+          <w:sz w:val="21"/>
+        </w:rPr>
+        <w:t>criterion should read with this positioning in mind.</w:t>
       </w:r>
     </w:p>
     <w:p>
@@ -14406,6 +14526,1621 @@
           <w:sz w:val="24"/>
         </w:rPr>
         <w:t>能量有界」，实证报「外推 ppl」。</w:t>
+      </w:r>
+    </w:p>
+    <w:p>
+      <w:pPr>
+        <w:pStyle w:val="Heading3"/>
+      </w:pPr>
+      <w:r>
+        <w:rPr>
+          <w:rFonts w:ascii="Times New Roman" w:hAnsi="Times New Roman" w:eastAsia="黑体"/>
+          <w:b/>
+          <w:i w:val="0"/>
+          <w:sz w:val="25"/>
+        </w:rPr>
+        <w:t>13.1 Design Choices vs. Alternative Libraries</w:t>
+      </w:r>
+    </w:p>
+    <w:p>
+      <w:pPr>
+        <w:spacing w:line="336" w:lineRule="auto"/>
+        <w:ind w:firstLine="480"/>
+      </w:pPr>
+      <w:r>
+        <w:rPr>
+          <w:rFonts w:ascii="Times New Roman" w:hAnsi="Times New Roman" w:eastAsia="宋体"/>
+          <w:b/>
+          <w:i w:val="0"/>
+          <w:sz w:val="24"/>
+        </w:rPr>
+        <w:t>Real-number representation: Dedekind main track + ConstructiveReals dual track.</w:t>
+      </w:r>
+    </w:p>
+    <w:p>
+      <w:pPr>
+        <w:spacing w:line="336" w:lineRule="auto"/>
+        <w:ind w:firstLine="480"/>
+      </w:pPr>
+      <w:r>
+        <w:rPr>
+          <w:rFonts w:ascii="Times New Roman" w:hAnsi="Times New Roman" w:eastAsia="宋体"/>
+          <w:b w:val="0"/>
+          <w:i w:val="0"/>
+          <w:sz w:val="24"/>
+        </w:rPr>
+        <w:t>The main track uses the Stdlib Reals Dedekind reals, for two reasons: (a) mature</w:t>
+      </w:r>
+    </w:p>
+    <w:p>
+      <w:pPr>
+        <w:spacing w:line="336" w:lineRule="auto"/>
+        <w:ind w:firstLine="480"/>
+      </w:pPr>
+      <w:r>
+        <w:rPr>
+          <w:rFonts w:ascii="Times New Roman" w:hAnsi="Times New Roman" w:eastAsia="宋体"/>
+          <w:b w:val="0"/>
+          <w:i w:val="0"/>
+          <w:sz w:val="24"/>
+        </w:rPr>
+        <w:t>interoperability with Coquelicot (</w:t>
+      </w:r>
+      <w:r>
+        <w:rPr>
+          <w:rFonts w:ascii="Consolas" w:hAnsi="Consolas" w:eastAsia="等线"/>
+          <w:b w:val="0"/>
+          <w:i w:val="0"/>
+          <w:sz w:val="22"/>
+        </w:rPr>
+        <w:t>Cexp</w:t>
+      </w:r>
+      <w:r>
+        <w:rPr>
+          <w:rFonts w:ascii="Times New Roman" w:hAnsi="Times New Roman" w:eastAsia="宋体"/>
+          <w:b w:val="0"/>
+          <w:i w:val="0"/>
+          <w:sz w:val="24"/>
+        </w:rPr>
+        <w:t>, complex numbers, derivatives) and the</w:t>
+      </w:r>
+    </w:p>
+    <w:p>
+      <w:pPr>
+        <w:spacing w:line="336" w:lineRule="auto"/>
+        <w:ind w:firstLine="480"/>
+      </w:pPr>
+      <w:r>
+        <w:rPr>
+          <w:rFonts w:ascii="Times New Roman" w:hAnsi="Times New Roman" w:eastAsia="宋体"/>
+          <w:b w:val="0"/>
+          <w:i w:val="0"/>
+          <w:sz w:val="24"/>
+        </w:rPr>
+        <w:t>mathcomp ecosystem; (b) the three classical axioms (</w:t>
+      </w:r>
+      <w:r>
+        <w:rPr>
+          <w:rFonts w:ascii="Consolas" w:hAnsi="Consolas" w:eastAsia="等线"/>
+          <w:b w:val="0"/>
+          <w:i w:val="0"/>
+          <w:sz w:val="22"/>
+        </w:rPr>
+        <w:t>sig_not_dec</w:t>
+      </w:r>
+      <w:r>
+        <w:rPr>
+          <w:rFonts w:ascii="Times New Roman" w:hAnsi="Times New Roman" w:eastAsia="宋体"/>
+          <w:b w:val="0"/>
+          <w:i w:val="0"/>
+          <w:sz w:val="24"/>
+        </w:rPr>
+        <w:t>,</w:t>
+      </w:r>
+    </w:p>
+    <w:p>
+      <w:pPr>
+        <w:spacing w:line="336" w:lineRule="auto"/>
+        <w:ind w:firstLine="480"/>
+      </w:pPr>
+      <w:r>
+        <w:rPr>
+          <w:rFonts w:ascii="Consolas" w:hAnsi="Consolas" w:eastAsia="等线"/>
+          <w:b w:val="0"/>
+          <w:i w:val="0"/>
+          <w:sz w:val="22"/>
+        </w:rPr>
+        <w:t>sig_forall_dec</w:t>
+      </w:r>
+      <w:r>
+        <w:rPr>
+          <w:rFonts w:ascii="Times New Roman" w:hAnsi="Times New Roman" w:eastAsia="宋体"/>
+          <w:b w:val="0"/>
+          <w:i w:val="0"/>
+          <w:sz w:val="24"/>
+        </w:rPr>
+        <w:t xml:space="preserve">, </w:t>
+      </w:r>
+      <w:r>
+        <w:rPr>
+          <w:rFonts w:ascii="Consolas" w:hAnsi="Consolas" w:eastAsia="等线"/>
+          <w:b w:val="0"/>
+          <w:i w:val="0"/>
+          <w:sz w:val="22"/>
+        </w:rPr>
+        <w:t>fext</w:t>
+      </w:r>
+      <w:r>
+        <w:rPr>
+          <w:rFonts w:ascii="Times New Roman" w:hAnsi="Times New Roman" w:eastAsia="宋体"/>
+          <w:b w:val="0"/>
+          <w:i w:val="0"/>
+          <w:sz w:val="24"/>
+        </w:rPr>
+        <w:t>) are used only at the proof layer and never enter the</w:t>
+      </w:r>
+    </w:p>
+    <w:p>
+      <w:pPr>
+        <w:spacing w:line="336" w:lineRule="auto"/>
+        <w:ind w:firstLine="480"/>
+      </w:pPr>
+      <w:r>
+        <w:rPr>
+          <w:rFonts w:ascii="Times New Roman" w:hAnsi="Times New Roman" w:eastAsia="宋体"/>
+          <w:b w:val="0"/>
+          <w:i w:val="0"/>
+          <w:sz w:val="24"/>
+        </w:rPr>
+        <w:t>extracted computational content. The cost is non-constructivity; the core</w:t>
+      </w:r>
+    </w:p>
+    <w:p>
+      <w:pPr>
+        <w:spacing w:line="336" w:lineRule="auto"/>
+        <w:ind w:firstLine="480"/>
+      </w:pPr>
+      <w:r>
+        <w:rPr>
+          <w:rFonts w:ascii="Times New Roman" w:hAnsi="Times New Roman" w:eastAsia="宋体"/>
+          <w:b w:val="0"/>
+          <w:i w:val="0"/>
+          <w:sz w:val="24"/>
+        </w:rPr>
+        <w:t>theorems (k-atom RIP, sparse uniqueness, coherent-dictionary uncertainty,</w:t>
+      </w:r>
+    </w:p>
+    <w:p>
+      <w:pPr>
+        <w:spacing w:line="336" w:lineRule="auto"/>
+        <w:ind w:firstLine="480"/>
+      </w:pPr>
+      <w:r>
+        <w:rPr>
+          <w:rFonts w:ascii="Times New Roman" w:hAnsi="Times New Roman" w:eastAsia="宋体"/>
+          <w:b w:val="0"/>
+          <w:i w:val="0"/>
+          <w:sz w:val="24"/>
+        </w:rPr>
+        <w:t>decidability-premium synthesis) are therefore independently re-proven over the</w:t>
+      </w:r>
+    </w:p>
+    <w:p>
+      <w:pPr>
+        <w:spacing w:line="336" w:lineRule="auto"/>
+        <w:ind w:firstLine="480"/>
+      </w:pPr>
+      <w:r>
+        <w:rPr>
+          <w:rFonts w:ascii="Times New Roman" w:hAnsi="Times New Roman" w:eastAsia="宋体"/>
+          <w:b w:val="0"/>
+          <w:i w:val="0"/>
+          <w:sz w:val="24"/>
+        </w:rPr>
+        <w:t xml:space="preserve">Stdlib </w:t>
+      </w:r>
+      <w:r>
+        <w:rPr>
+          <w:rFonts w:ascii="Consolas" w:hAnsi="Consolas" w:eastAsia="等线"/>
+          <w:b w:val="0"/>
+          <w:i w:val="0"/>
+          <w:sz w:val="22"/>
+        </w:rPr>
+        <w:t>ConstructiveReals</w:t>
+      </w:r>
+      <w:r>
+        <w:rPr>
+          <w:rFonts w:ascii="Times New Roman" w:hAnsi="Times New Roman" w:eastAsia="宋体"/>
+          <w:b w:val="0"/>
+          <w:i w:val="0"/>
+          <w:sz w:val="24"/>
+        </w:rPr>
+        <w:t xml:space="preserve"> (Cauchy-sequence representation whose </w:t>
+      </w:r>
+      <w:r>
+        <w:rPr>
+          <w:rFonts w:ascii="Consolas" w:hAnsi="Consolas" w:eastAsia="等线"/>
+          <w:b w:val="0"/>
+          <w:i w:val="0"/>
+          <w:sz w:val="22"/>
+        </w:rPr>
+        <w:t>CRlt</w:t>
+      </w:r>
+      <w:r>
+        <w:rPr>
+          <w:rFonts w:ascii="Times New Roman" w:hAnsi="Times New Roman" w:eastAsia="宋体"/>
+          <w:b w:val="0"/>
+          <w:i w:val="0"/>
+          <w:sz w:val="24"/>
+        </w:rPr>
+        <w:t xml:space="preserve"> carries</w:t>
+      </w:r>
+    </w:p>
+    <w:p>
+      <w:pPr>
+        <w:spacing w:line="336" w:lineRule="auto"/>
+        <w:ind w:firstLine="480"/>
+      </w:pPr>
+      <w:r>
+        <w:rPr>
+          <w:rFonts w:ascii="Times New Roman" w:hAnsi="Times New Roman" w:eastAsia="宋体"/>
+          <w:b w:val="0"/>
+          <w:i w:val="0"/>
+          <w:sz w:val="24"/>
+        </w:rPr>
+        <w:t xml:space="preserve">approximation data as a Set), giving </w:t>
+      </w:r>
+      <w:r>
+        <w:rPr>
+          <w:rFonts w:ascii="Consolas" w:hAnsi="Consolas" w:eastAsia="等线"/>
+          <w:b w:val="0"/>
+          <w:i w:val="0"/>
+          <w:sz w:val="22"/>
+        </w:rPr>
+        <w:t>ca_rip_cr.v</w:t>
+      </w:r>
+      <w:r>
+        <w:rPr>
+          <w:rFonts w:ascii="Times New Roman" w:hAnsi="Times New Roman" w:eastAsia="宋体"/>
+          <w:b w:val="0"/>
+          <w:i w:val="0"/>
+          <w:sz w:val="24"/>
+        </w:rPr>
+        <w:t xml:space="preserve"> (33 theorems, zero axioms) as</w:t>
+      </w:r>
+    </w:p>
+    <w:p>
+      <w:pPr>
+        <w:spacing w:line="336" w:lineRule="auto"/>
+        <w:ind w:firstLine="480"/>
+      </w:pPr>
+      <w:r>
+        <w:rPr>
+          <w:rFonts w:ascii="Times New Roman" w:hAnsi="Times New Roman" w:eastAsia="宋体"/>
+          <w:b w:val="0"/>
+          <w:i w:val="0"/>
+          <w:sz w:val="24"/>
+        </w:rPr>
+        <w:t>an independence check on the classical formalization rather than a redundancy.</w:t>
+      </w:r>
+    </w:p>
+    <w:p>
+      <w:pPr>
+        <w:spacing w:line="336" w:lineRule="auto"/>
+        <w:ind w:firstLine="480"/>
+      </w:pPr>
+      <w:r>
+        <w:rPr>
+          <w:rFonts w:ascii="Times New Roman" w:hAnsi="Times New Roman" w:eastAsia="宋体"/>
+          <w:b w:val="0"/>
+          <w:i w:val="0"/>
+          <w:sz w:val="24"/>
+        </w:rPr>
+        <w:t xml:space="preserve">We did not use mathcomp's </w:t>
+      </w:r>
+      <w:r>
+        <w:rPr>
+          <w:rFonts w:ascii="Consolas" w:hAnsi="Consolas" w:eastAsia="等线"/>
+          <w:b w:val="0"/>
+          <w:i w:val="0"/>
+          <w:sz w:val="22"/>
+        </w:rPr>
+        <w:t>algR</w:t>
+      </w:r>
+      <w:r>
+        <w:rPr>
+          <w:rFonts w:ascii="Times New Roman" w:hAnsi="Times New Roman" w:eastAsia="宋体"/>
+          <w:b w:val="0"/>
+          <w:i w:val="0"/>
+          <w:sz w:val="24"/>
+        </w:rPr>
+        <w:t>/</w:t>
+      </w:r>
+      <w:r>
+        <w:rPr>
+          <w:rFonts w:ascii="Consolas" w:hAnsi="Consolas" w:eastAsia="等线"/>
+          <w:b w:val="0"/>
+          <w:i w:val="0"/>
+          <w:sz w:val="22"/>
+        </w:rPr>
+        <w:t>realalg</w:t>
+      </w:r>
+      <w:r>
+        <w:rPr>
+          <w:rFonts w:ascii="Times New Roman" w:hAnsi="Times New Roman" w:eastAsia="宋体"/>
+          <w:b w:val="0"/>
+          <w:i w:val="0"/>
+          <w:sz w:val="24"/>
+        </w:rPr>
+        <w:t>: they target algebraic reals and do</w:t>
+      </w:r>
+    </w:p>
+    <w:p>
+      <w:pPr>
+        <w:spacing w:line="336" w:lineRule="auto"/>
+        <w:ind w:firstLine="480"/>
+      </w:pPr>
+      <w:r>
+        <w:rPr>
+          <w:rFonts w:ascii="Times New Roman" w:hAnsi="Times New Roman" w:eastAsia="宋体"/>
+          <w:b w:val="0"/>
+          <w:i w:val="0"/>
+          <w:sz w:val="24"/>
+        </w:rPr>
+        <w:t xml:space="preserve">not cover the analytic structure needed for </w:t>
+      </w:r>
+      <w:r>
+        <w:rPr>
+          <w:rFonts w:ascii="Consolas" w:hAnsi="Consolas" w:eastAsia="等线"/>
+          <w:b w:val="0"/>
+          <w:i w:val="0"/>
+          <w:sz w:val="22"/>
+        </w:rPr>
+        <w:t>sin</w:t>
+      </w:r>
+      <w:r>
+        <w:rPr>
+          <w:rFonts w:ascii="Times New Roman" w:hAnsi="Times New Roman" w:eastAsia="宋体"/>
+          <w:b w:val="0"/>
+          <w:i w:val="0"/>
+          <w:sz w:val="24"/>
+        </w:rPr>
+        <w:t>/</w:t>
+      </w:r>
+      <w:r>
+        <w:rPr>
+          <w:rFonts w:ascii="Consolas" w:hAnsi="Consolas" w:eastAsia="等线"/>
+          <w:b w:val="0"/>
+          <w:i w:val="0"/>
+          <w:sz w:val="22"/>
+        </w:rPr>
+        <w:t>π</w:t>
+      </w:r>
+      <w:r>
+        <w:rPr>
+          <w:rFonts w:ascii="Times New Roman" w:hAnsi="Times New Roman" w:eastAsia="宋体"/>
+          <w:b w:val="0"/>
+          <w:i w:val="0"/>
+          <w:sz w:val="24"/>
+        </w:rPr>
+        <w:t>.</w:t>
+      </w:r>
+    </w:p>
+    <w:p>
+      <w:pPr>
+        <w:spacing w:line="336" w:lineRule="auto"/>
+        <w:ind w:firstLine="480"/>
+      </w:pPr>
+      <w:r>
+        <w:rPr>
+          <w:rFonts w:ascii="Times New Roman" w:hAnsi="Times New Roman" w:eastAsia="宋体"/>
+          <w:b/>
+          <w:i w:val="0"/>
+          <w:sz w:val="24"/>
+        </w:rPr>
+        <w:t>Rational layer: mathcomp `Q` + boolean reflection.</w:t>
+      </w:r>
+      <w:r>
+        <w:rPr>
+          <w:rFonts w:ascii="Times New Roman" w:hAnsi="Times New Roman" w:eastAsia="宋体"/>
+          <w:b w:val="0"/>
+          <w:i w:val="0"/>
+          <w:sz w:val="24"/>
+        </w:rPr>
+        <w:t xml:space="preserve"> The certificate decision</w:t>
+      </w:r>
+    </w:p>
+    <w:p>
+      <w:pPr>
+        <w:spacing w:line="336" w:lineRule="auto"/>
+        <w:ind w:firstLine="480"/>
+      </w:pPr>
+      <w:r>
+        <w:rPr>
+          <w:rFonts w:ascii="Times New Roman" w:hAnsi="Times New Roman" w:eastAsia="宋体"/>
+          <w:b w:val="0"/>
+          <w:i w:val="0"/>
+          <w:sz w:val="24"/>
+        </w:rPr>
+        <w:t xml:space="preserve">layer (μ=4/5, 11289/33920 &lt; 1/3) lives entirely in the rationals. mathcomp's </w:t>
+      </w:r>
+      <w:r>
+        <w:rPr>
+          <w:rFonts w:ascii="Consolas" w:hAnsi="Consolas" w:eastAsia="等线"/>
+          <w:b w:val="0"/>
+          <w:i w:val="0"/>
+          <w:sz w:val="22"/>
+        </w:rPr>
+        <w:t>Q</w:t>
+      </w:r>
+    </w:p>
+    <w:p>
+      <w:pPr>
+        <w:spacing w:line="336" w:lineRule="auto"/>
+        <w:ind w:firstLine="480"/>
+      </w:pPr>
+      <w:r>
+        <w:rPr>
+          <w:rFonts w:ascii="Times New Roman" w:hAnsi="Times New Roman" w:eastAsia="宋体"/>
+          <w:b w:val="0"/>
+          <w:i w:val="0"/>
+          <w:sz w:val="24"/>
+        </w:rPr>
+        <w:t xml:space="preserve">was chosen over Stdlib </w:t>
+      </w:r>
+      <w:r>
+        <w:rPr>
+          <w:rFonts w:ascii="Consolas" w:hAnsi="Consolas" w:eastAsia="等线"/>
+          <w:b w:val="0"/>
+          <w:i w:val="0"/>
+          <w:sz w:val="22"/>
+        </w:rPr>
+        <w:t>QArith</w:t>
+      </w:r>
+      <w:r>
+        <w:rPr>
+          <w:rFonts w:ascii="Times New Roman" w:hAnsi="Times New Roman" w:eastAsia="宋体"/>
+          <w:b w:val="0"/>
+          <w:i w:val="0"/>
+          <w:sz w:val="24"/>
+        </w:rPr>
+        <w:t xml:space="preserve"> for consistency with the ssreflect boolean</w:t>
+      </w:r>
+    </w:p>
+    <w:p>
+      <w:pPr>
+        <w:spacing w:line="336" w:lineRule="auto"/>
+        <w:ind w:firstLine="480"/>
+      </w:pPr>
+      <w:r>
+        <w:rPr>
+          <w:rFonts w:ascii="Times New Roman" w:hAnsi="Times New Roman" w:eastAsia="宋体"/>
+          <w:b w:val="0"/>
+          <w:i w:val="0"/>
+          <w:sz w:val="24"/>
+        </w:rPr>
+        <w:t>reflection style (</w:t>
+      </w:r>
+      <w:r>
+        <w:rPr>
+          <w:rFonts w:ascii="Consolas" w:hAnsi="Consolas" w:eastAsia="等线"/>
+          <w:b w:val="0"/>
+          <w:i w:val="0"/>
+          <w:sz w:val="22"/>
+        </w:rPr>
+        <w:t>&lt;=?</w:t>
+      </w:r>
+      <w:r>
+        <w:rPr>
+          <w:rFonts w:ascii="Times New Roman" w:hAnsi="Times New Roman" w:eastAsia="宋体"/>
+          <w:b w:val="0"/>
+          <w:i w:val="0"/>
+          <w:sz w:val="24"/>
+        </w:rPr>
+        <w:t>/</w:t>
+      </w:r>
+      <w:r>
+        <w:rPr>
+          <w:rFonts w:ascii="Consolas" w:hAnsi="Consolas" w:eastAsia="等线"/>
+          <w:b w:val="0"/>
+          <w:i w:val="0"/>
+          <w:sz w:val="22"/>
+        </w:rPr>
+        <w:t>&lt;?</w:t>
+      </w:r>
+      <w:r>
+        <w:rPr>
+          <w:rFonts w:ascii="Times New Roman" w:hAnsi="Times New Roman" w:eastAsia="宋体"/>
+          <w:b w:val="0"/>
+          <w:i w:val="0"/>
+          <w:sz w:val="24"/>
+        </w:rPr>
+        <w:t xml:space="preserve"> decisions map directly to runtime booleans) and</w:t>
+      </w:r>
+    </w:p>
+    <w:p>
+      <w:pPr>
+        <w:spacing w:line="336" w:lineRule="auto"/>
+        <w:ind w:firstLine="480"/>
+      </w:pPr>
+      <w:r>
+        <w:rPr>
+          <w:rFonts w:ascii="Times New Roman" w:hAnsi="Times New Roman" w:eastAsia="宋体"/>
+          <w:b w:val="0"/>
+          <w:i w:val="0"/>
+          <w:sz w:val="24"/>
+        </w:rPr>
+        <w:t xml:space="preserve">native </w:t>
+      </w:r>
+      <w:r>
+        <w:rPr>
+          <w:rFonts w:ascii="Consolas" w:hAnsi="Consolas" w:eastAsia="等线"/>
+          <w:b w:val="0"/>
+          <w:i w:val="0"/>
+          <w:sz w:val="22"/>
+        </w:rPr>
+        <w:t>Qle_bool</w:t>
+      </w:r>
+      <w:r>
+        <w:rPr>
+          <w:rFonts w:ascii="Times New Roman" w:hAnsi="Times New Roman" w:eastAsia="宋体"/>
+          <w:b w:val="0"/>
+          <w:i w:val="0"/>
+          <w:sz w:val="24"/>
+        </w:rPr>
+        <w:t>/</w:t>
+      </w:r>
+      <w:r>
+        <w:rPr>
+          <w:rFonts w:ascii="Consolas" w:hAnsi="Consolas" w:eastAsia="等线"/>
+          <w:b w:val="0"/>
+          <w:i w:val="0"/>
+          <w:sz w:val="22"/>
+        </w:rPr>
+        <w:t>Qeq_bool</w:t>
+      </w:r>
+      <w:r>
+        <w:rPr>
+          <w:rFonts w:ascii="Times New Roman" w:hAnsi="Times New Roman" w:eastAsia="宋体"/>
+          <w:b w:val="0"/>
+          <w:i w:val="0"/>
+          <w:sz w:val="24"/>
+        </w:rPr>
+        <w:t xml:space="preserve"> decidability.</w:t>
+      </w:r>
+    </w:p>
+    <w:p>
+      <w:pPr>
+        <w:spacing w:line="336" w:lineRule="auto"/>
+        <w:ind w:firstLine="480"/>
+      </w:pPr>
+      <w:r>
+        <w:rPr>
+          <w:rFonts w:ascii="Times New Roman" w:hAnsi="Times New Roman" w:eastAsia="宋体"/>
+          <w:b/>
+          <w:i w:val="0"/>
+          <w:sz w:val="24"/>
+        </w:rPr>
+        <w:t>Why not Flocq</w:t>
+      </w:r>
+      <w:r>
+        <w:rPr>
+          <w:rFonts w:ascii="Times New Roman" w:hAnsi="Times New Roman" w:eastAsia="宋体"/>
+          <w:b w:val="0"/>
+          <w:i w:val="0"/>
+          <w:sz w:val="24"/>
+        </w:rPr>
+        <w:t>: Flocq formalizes IEEE floating-point semantics; its goal is</w:t>
+      </w:r>
+    </w:p>
+    <w:p>
+      <w:pPr>
+        <w:spacing w:line="336" w:lineRule="auto"/>
+        <w:ind w:firstLine="480"/>
+      </w:pPr>
+      <w:r>
+        <w:rPr>
+          <w:rFonts w:ascii="Times New Roman" w:hAnsi="Times New Roman" w:eastAsia="宋体"/>
+          <w:b w:val="0"/>
+          <w:i w:val="0"/>
+          <w:sz w:val="24"/>
+        </w:rPr>
+        <w:t>correctness of float implementations. Our goal is the opposite — replacing</w:t>
+      </w:r>
+    </w:p>
+    <w:p>
+      <w:pPr>
+        <w:spacing w:line="336" w:lineRule="auto"/>
+        <w:ind w:firstLine="480"/>
+      </w:pPr>
+      <w:r>
+        <w:rPr>
+          <w:rFonts w:ascii="Times New Roman" w:hAnsi="Times New Roman" w:eastAsia="宋体"/>
+          <w:b w:val="0"/>
+          <w:i w:val="0"/>
+          <w:sz w:val="24"/>
+        </w:rPr>
+        <w:t>floating-point numerical bounds by decidable rational certificates. The two are</w:t>
+      </w:r>
+    </w:p>
+    <w:p>
+      <w:pPr>
+        <w:spacing w:line="336" w:lineRule="auto"/>
+        <w:ind w:firstLine="480"/>
+      </w:pPr>
+      <w:r>
+        <w:rPr>
+          <w:rFonts w:ascii="Times New Roman" w:hAnsi="Times New Roman" w:eastAsia="宋体"/>
+          <w:b w:val="0"/>
+          <w:i w:val="0"/>
+          <w:sz w:val="24"/>
+        </w:rPr>
+        <w:t xml:space="preserve">orthogonal. </w:t>
+      </w:r>
+      <w:r>
+        <w:rPr>
+          <w:rFonts w:ascii="Times New Roman" w:hAnsi="Times New Roman" w:eastAsia="宋体"/>
+          <w:b/>
+          <w:i w:val="0"/>
+          <w:sz w:val="24"/>
+        </w:rPr>
+        <w:t>Why not interval arithmetic</w:t>
+      </w:r>
+      <w:r>
+        <w:rPr>
+          <w:rFonts w:ascii="Times New Roman" w:hAnsi="Times New Roman" w:eastAsia="宋体"/>
+          <w:b w:val="0"/>
+          <w:i w:val="0"/>
+          <w:sz w:val="24"/>
+        </w:rPr>
+        <w:t xml:space="preserve"> (Coquelicot Interval / the Interval</w:t>
+      </w:r>
+    </w:p>
+    <w:p>
+      <w:pPr>
+        <w:spacing w:line="336" w:lineRule="auto"/>
+        <w:ind w:firstLine="480"/>
+      </w:pPr>
+      <w:r>
+        <w:rPr>
+          <w:rFonts w:ascii="Times New Roman" w:hAnsi="Times New Roman" w:eastAsia="宋体"/>
+          <w:b w:val="0"/>
+          <w:i w:val="0"/>
+          <w:sz w:val="24"/>
+        </w:rPr>
+        <w:t>plugin): interval methods produce enclosing intervals with externally certified</w:t>
+      </w:r>
+    </w:p>
+    <w:p>
+      <w:pPr>
+        <w:spacing w:line="336" w:lineRule="auto"/>
+        <w:ind w:firstLine="480"/>
+      </w:pPr>
+      <w:r>
+        <w:rPr>
+          <w:rFonts w:ascii="Times New Roman" w:hAnsi="Times New Roman" w:eastAsia="宋体"/>
+          <w:b w:val="0"/>
+          <w:i w:val="0"/>
+          <w:sz w:val="24"/>
+        </w:rPr>
+        <w:t>bounds; our relaxation chain (floor-sqrt → Jordan → Dirichlet → π←22/7) reduces</w:t>
+      </w:r>
+    </w:p>
+    <w:p>
+      <w:pPr>
+        <w:spacing w:line="336" w:lineRule="auto"/>
+        <w:ind w:firstLine="480"/>
+      </w:pPr>
+      <w:r>
+        <w:rPr>
+          <w:rFonts w:ascii="Times New Roman" w:hAnsi="Times New Roman" w:eastAsia="宋体"/>
+          <w:b w:val="0"/>
+          <w:i w:val="0"/>
+          <w:sz w:val="24"/>
+        </w:rPr>
+        <w:t>the certificate layer to one-sided rational domination closed by `compute;</w:t>
+      </w:r>
+    </w:p>
+    <w:p>
+      <w:pPr>
+        <w:spacing w:line="336" w:lineRule="auto"/>
+        <w:ind w:firstLine="480"/>
+      </w:pPr>
+      <w:r>
+        <w:rPr>
+          <w:rFonts w:ascii="Times New Roman" w:hAnsi="Times New Roman" w:eastAsia="宋体"/>
+          <w:b w:val="0"/>
+          <w:i w:val="0"/>
+          <w:sz w:val="24"/>
+        </w:rPr>
+        <w:t xml:space="preserve">field` — no interval arithmetic, no oracle. </w:t>
+      </w:r>
+      <w:r>
+        <w:rPr>
+          <w:rFonts w:ascii="Times New Roman" w:hAnsi="Times New Roman" w:eastAsia="宋体"/>
+          <w:b/>
+          <w:i w:val="0"/>
+          <w:sz w:val="24"/>
+        </w:rPr>
+        <w:t>Why not CoqEAL refinement</w:t>
+      </w:r>
+      <w:r>
+        <w:rPr>
+          <w:rFonts w:ascii="Times New Roman" w:hAnsi="Times New Roman" w:eastAsia="宋体"/>
+          <w:b w:val="0"/>
+          <w:i w:val="0"/>
+          <w:sz w:val="24"/>
+        </w:rPr>
+        <w:t>: the</w:t>
+      </w:r>
+    </w:p>
+    <w:p>
+      <w:pPr>
+        <w:spacing w:line="336" w:lineRule="auto"/>
+        <w:ind w:firstLine="480"/>
+      </w:pPr>
+      <w:r>
+        <w:rPr>
+          <w:rFonts w:ascii="Times New Roman" w:hAnsi="Times New Roman" w:eastAsia="宋体"/>
+          <w:b w:val="0"/>
+          <w:i w:val="0"/>
+          <w:sz w:val="24"/>
+        </w:rPr>
+        <w:t>refinement paradigm suits "Nat prototype → efficient Z/bin"; our direction is</w:t>
+      </w:r>
+    </w:p>
+    <w:p>
+      <w:pPr>
+        <w:spacing w:line="336" w:lineRule="auto"/>
+        <w:ind w:firstLine="480"/>
+      </w:pPr>
+      <w:r>
+        <w:rPr>
+          <w:rFonts w:ascii="Times New Roman" w:hAnsi="Times New Roman" w:eastAsia="宋体"/>
+          <w:b w:val="0"/>
+          <w:i w:val="0"/>
+          <w:sz w:val="24"/>
+        </w:rPr>
+        <w:t xml:space="preserve">inverted — the </w:t>
+      </w:r>
+      <w:r>
+        <w:rPr>
+          <w:rFonts w:ascii="Consolas" w:hAnsi="Consolas" w:eastAsia="等线"/>
+          <w:b w:val="0"/>
+          <w:i w:val="0"/>
+          <w:sz w:val="22"/>
+        </w:rPr>
+        <w:t>nat</w:t>
+      </w:r>
+      <w:r>
+        <w:rPr>
+          <w:rFonts w:ascii="Times New Roman" w:hAnsi="Times New Roman" w:eastAsia="宋体"/>
+          <w:b w:val="0"/>
+          <w:i w:val="0"/>
+          <w:sz w:val="24"/>
+        </w:rPr>
+        <w:t xml:space="preserve"> checker is the </w:t>
+      </w:r>
+      <w:r>
+        <w:rPr>
+          <w:rFonts w:ascii="Times New Roman" w:hAnsi="Times New Roman" w:eastAsia="宋体"/>
+          <w:b w:val="0"/>
+          <w:i/>
+          <w:sz w:val="24"/>
+        </w:rPr>
+        <w:t>specification</w:t>
+      </w:r>
+      <w:r>
+        <w:rPr>
+          <w:rFonts w:ascii="Times New Roman" w:hAnsi="Times New Roman" w:eastAsia="宋体"/>
+          <w:b w:val="0"/>
+          <w:i w:val="0"/>
+          <w:sz w:val="24"/>
+        </w:rPr>
+        <w:t xml:space="preserve"> (</w:t>
+      </w:r>
+      <w:r>
+        <w:rPr>
+          <w:rFonts w:ascii="Consolas" w:hAnsi="Consolas" w:eastAsia="等线"/>
+          <w:b w:val="0"/>
+          <w:i w:val="0"/>
+          <w:sz w:val="22"/>
+        </w:rPr>
+        <w:t>frame_check_instance_sound</w:t>
+      </w:r>
+    </w:p>
+    <w:p>
+      <w:pPr>
+        <w:spacing w:line="336" w:lineRule="auto"/>
+        <w:ind w:firstLine="480"/>
+      </w:pPr>
+      <w:r>
+        <w:rPr>
+          <w:rFonts w:ascii="Times New Roman" w:hAnsi="Times New Roman" w:eastAsia="宋体"/>
+          <w:b w:val="0"/>
+          <w:i w:val="0"/>
+          <w:sz w:val="24"/>
+        </w:rPr>
+        <w:t>is stated about the nat decision procedure) and the OCaml int mirror is a</w:t>
+      </w:r>
+    </w:p>
+    <w:p>
+      <w:pPr>
+        <w:spacing w:line="336" w:lineRule="auto"/>
+        <w:ind w:firstLine="480"/>
+      </w:pPr>
+      <w:r>
+        <w:rPr>
+          <w:rFonts w:ascii="Times New Roman" w:hAnsi="Times New Roman" w:eastAsia="宋体"/>
+          <w:b w:val="0"/>
+          <w:i w:val="0"/>
+          <w:sz w:val="24"/>
+        </w:rPr>
+        <w:t>runtime approximation (§6).</w:t>
+      </w:r>
+    </w:p>
+    <w:p>
+      <w:pPr>
+        <w:spacing w:line="336" w:lineRule="auto"/>
+        <w:ind w:firstLine="480"/>
+      </w:pPr>
+      <w:r>
+        <w:rPr>
+          <w:rFonts w:ascii="Times New Roman" w:hAnsi="Times New Roman" w:eastAsia="宋体"/>
+          <w:b/>
+          <w:i w:val="0"/>
+          <w:sz w:val="24"/>
+        </w:rPr>
+        <w:t>Reflective checker vs. general decision procedures</w:t>
+      </w:r>
+      <w:r>
+        <w:rPr>
+          <w:rFonts w:ascii="Times New Roman" w:hAnsi="Times New Roman" w:eastAsia="宋体"/>
+          <w:b w:val="0"/>
+          <w:i w:val="0"/>
+          <w:sz w:val="24"/>
+        </w:rPr>
+        <w:t>: compared with CAD-style</w:t>
+      </w:r>
+    </w:p>
+    <w:p>
+      <w:pPr>
+        <w:spacing w:line="336" w:lineRule="auto"/>
+        <w:ind w:firstLine="480"/>
+      </w:pPr>
+      <w:r>
+        <w:rPr>
+          <w:rFonts w:ascii="Times New Roman" w:hAnsi="Times New Roman" w:eastAsia="宋体"/>
+          <w:b w:val="0"/>
+          <w:i w:val="0"/>
+          <w:sz w:val="24"/>
+        </w:rPr>
+        <w:t xml:space="preserve">decision procedures, </w:t>
+      </w:r>
+      <w:r>
+        <w:rPr>
+          <w:rFonts w:ascii="Consolas" w:hAnsi="Consolas" w:eastAsia="等线"/>
+          <w:b w:val="0"/>
+          <w:i w:val="0"/>
+          <w:sz w:val="22"/>
+        </w:rPr>
+        <w:t>frame_check_instance</w:t>
+      </w:r>
+      <w:r>
+        <w:rPr>
+          <w:rFonts w:ascii="Times New Roman" w:hAnsi="Times New Roman" w:eastAsia="宋体"/>
+          <w:b w:val="0"/>
+          <w:i w:val="0"/>
+          <w:sz w:val="24"/>
+        </w:rPr>
+        <w:t xml:space="preserve"> is not a general decision procedure</w:t>
+      </w:r>
+    </w:p>
+    <w:p>
+      <w:pPr>
+        <w:spacing w:line="336" w:lineRule="auto"/>
+        <w:ind w:firstLine="480"/>
+      </w:pPr>
+      <w:r>
+        <w:rPr>
+          <w:rFonts w:ascii="Times New Roman" w:hAnsi="Times New Roman" w:eastAsia="宋体"/>
+          <w:b w:val="0"/>
+          <w:i w:val="0"/>
+          <w:sz w:val="24"/>
+        </w:rPr>
+        <w:t xml:space="preserve">but a specialized </w:t>
+      </w:r>
+      <w:r>
+        <w:rPr>
+          <w:rFonts w:ascii="Times New Roman" w:hAnsi="Times New Roman" w:eastAsia="宋体"/>
+          <w:b w:val="0"/>
+          <w:i/>
+          <w:sz w:val="24"/>
+        </w:rPr>
+        <w:t>sufficient</w:t>
+      </w:r>
+      <w:r>
+        <w:rPr>
+          <w:rFonts w:ascii="Times New Roman" w:hAnsi="Times New Roman" w:eastAsia="宋体"/>
+          <w:b w:val="0"/>
+          <w:i w:val="0"/>
+          <w:sz w:val="24"/>
+        </w:rPr>
+        <w:t xml:space="preserve"> condition for the Gershgorin row-sum test —</w:t>
+      </w:r>
+    </w:p>
+    <w:p>
+      <w:pPr>
+        <w:spacing w:line="336" w:lineRule="auto"/>
+        <w:ind w:firstLine="480"/>
+      </w:pPr>
+      <w:r>
+        <w:rPr>
+          <w:rFonts w:ascii="Times New Roman" w:hAnsi="Times New Roman" w:eastAsia="宋体"/>
+          <w:b w:val="0"/>
+          <w:i w:val="0"/>
+          <w:sz w:val="24"/>
+        </w:rPr>
+        <w:t>conservatively sound (false-negative rate 49.1% quantified; exact-layer</w:t>
+      </w:r>
+    </w:p>
+    <w:p>
+      <w:pPr>
+        <w:spacing w:line="336" w:lineRule="auto"/>
+        <w:ind w:firstLine="480"/>
+      </w:pPr>
+      <w:r>
+        <w:rPr>
+          <w:rFonts w:ascii="Times New Roman" w:hAnsi="Times New Roman" w:eastAsia="宋体"/>
+          <w:b w:val="0"/>
+          <w:i w:val="0"/>
+          <w:sz w:val="24"/>
+        </w:rPr>
+        <w:t>iff-criterion proven as G-3; false negatives attributed to the decidability</w:t>
+      </w:r>
+    </w:p>
+    <w:p>
+      <w:pPr>
+        <w:spacing w:line="336" w:lineRule="auto"/>
+        <w:ind w:firstLine="480"/>
+      </w:pPr>
+      <w:r>
+        <w:rPr>
+          <w:rFonts w:ascii="Times New Roman" w:hAnsi="Times New Roman" w:eastAsia="宋体"/>
+          <w:b w:val="0"/>
+          <w:i w:val="0"/>
+          <w:sz w:val="24"/>
+        </w:rPr>
+        <w:t>slack layer, not to checker logic), trading generality for decidability and</w:t>
+      </w:r>
+    </w:p>
+    <w:p>
+      <w:pPr>
+        <w:spacing w:line="336" w:lineRule="auto"/>
+        <w:ind w:firstLine="480"/>
+      </w:pPr>
+      <w:r>
+        <w:rPr>
+          <w:rFonts w:ascii="Times New Roman" w:hAnsi="Times New Roman" w:eastAsia="宋体"/>
+          <w:b w:val="0"/>
+          <w:i w:val="0"/>
+          <w:sz w:val="24"/>
+        </w:rPr>
+        <w:t>runtime lightness (typical ladders &lt; 1 ms).</w:t>
+      </w:r>
+    </w:p>
+    <w:p>
+      <w:pPr>
+        <w:pStyle w:val="Heading3"/>
+      </w:pPr>
+      <w:r>
+        <w:rPr>
+          <w:rFonts w:ascii="Times New Roman" w:hAnsi="Times New Roman" w:eastAsia="黑体"/>
+          <w:b/>
+          <w:i w:val="0"/>
+          <w:sz w:val="25"/>
+        </w:rPr>
+        <w:t>13.2 Feedback on Rocq / mathcomp</w:t>
+      </w:r>
+    </w:p>
+    <w:p>
+      <w:pPr>
+        <w:spacing w:line="336" w:lineRule="auto"/>
+        <w:ind w:firstLine="480"/>
+      </w:pPr>
+      <w:r>
+        <w:rPr>
+          <w:rFonts w:ascii="Times New Roman" w:hAnsi="Times New Roman" w:eastAsia="宋体"/>
+          <w:b w:val="0"/>
+          <w:i w:val="0"/>
+          <w:sz w:val="24"/>
+        </w:rPr>
+        <w:t>Four rounds of large-scale adaptation (this development spans mathcomp 2.5/2.6</w:t>
+      </w:r>
+    </w:p>
+    <w:p>
+      <w:pPr>
+        <w:spacing w:line="336" w:lineRule="auto"/>
+        <w:ind w:firstLine="480"/>
+      </w:pPr>
+      <w:r>
+        <w:rPr>
+          <w:rFonts w:ascii="Times New Roman" w:hAnsi="Times New Roman" w:eastAsia="宋体"/>
+          <w:b w:val="0"/>
+          <w:i w:val="0"/>
+          <w:sz w:val="24"/>
+        </w:rPr>
+        <w:t>and Rocq 9.0.x/9.1.x) yielded the following first-hand feedback:</w:t>
+      </w:r>
+    </w:p>
+    <w:p>
+      <w:pPr>
+        <w:pStyle w:val="ListNumber"/>
+      </w:pPr>
+      <w:r>
+        <w:rPr>
+          <w:rFonts w:ascii="Times New Roman" w:hAnsi="Times New Roman" w:eastAsia="宋体"/>
+          <w:b/>
+          <w:i w:val="0"/>
+          <w:sz w:val="24"/>
+        </w:rPr>
+        <w:t>ssreflect 2.5 → 2.6 rewrite behavior change</w:t>
+      </w:r>
+      <w:r>
+        <w:rPr>
+          <w:rFonts w:ascii="Times New Roman" w:hAnsi="Times New Roman" w:eastAsia="宋体"/>
+          <w:b w:val="0"/>
+          <w:i w:val="0"/>
+          <w:sz w:val="24"/>
+        </w:rPr>
+        <w:t>: the side-condition goal</w:t>
+      </w:r>
+    </w:p>
+    <w:p>
+      <w:pPr>
+        <w:spacing w:line="336" w:lineRule="auto"/>
+        <w:ind w:firstLine="480"/>
+      </w:pPr>
+      <w:r>
+        <w:rPr>
+          <w:rFonts w:ascii="Times New Roman" w:hAnsi="Times New Roman" w:eastAsia="宋体"/>
+          <w:b w:val="0"/>
+          <w:i w:val="0"/>
+          <w:sz w:val="24"/>
+        </w:rPr>
+        <w:t xml:space="preserve">order of premise-carrying </w:t>
+      </w:r>
+      <w:r>
+        <w:rPr>
+          <w:rFonts w:ascii="Consolas" w:hAnsi="Consolas" w:eastAsia="等线"/>
+          <w:b w:val="0"/>
+          <w:i w:val="0"/>
+          <w:sz w:val="22"/>
+        </w:rPr>
+        <w:t>rewrite H</w:t>
+      </w:r>
+      <w:r>
+        <w:rPr>
+          <w:rFonts w:ascii="Times New Roman" w:hAnsi="Times New Roman" w:eastAsia="宋体"/>
+          <w:b w:val="0"/>
+          <w:i w:val="0"/>
+          <w:sz w:val="24"/>
+        </w:rPr>
+        <w:t xml:space="preserve"> flipped (last in 2.5, first in 2.6),</w:t>
+      </w:r>
+    </w:p>
+    <w:p>
+      <w:pPr>
+        <w:spacing w:line="336" w:lineRule="auto"/>
+        <w:ind w:firstLine="480"/>
+      </w:pPr>
+      <w:r>
+        <w:rPr>
+          <w:rFonts w:ascii="Times New Roman" w:hAnsi="Times New Roman" w:eastAsia="宋体"/>
+          <w:b w:val="0"/>
+          <w:i w:val="0"/>
+          <w:sz w:val="24"/>
+        </w:rPr>
+        <w:t>systematically breaking position-dependent selectors (</w:t>
+      </w:r>
+      <w:r>
+        <w:rPr>
+          <w:rFonts w:ascii="Consolas" w:hAnsi="Consolas" w:eastAsia="等线"/>
+          <w:b w:val="0"/>
+          <w:i w:val="0"/>
+          <w:sz w:val="22"/>
+        </w:rPr>
+        <w:t>2: {...}</w:t>
+      </w:r>
+      <w:r>
+        <w:rPr>
+          <w:rFonts w:ascii="Times New Roman" w:hAnsi="Times New Roman" w:eastAsia="宋体"/>
+          <w:b w:val="0"/>
+          <w:i w:val="0"/>
+          <w:sz w:val="24"/>
+        </w:rPr>
+        <w:t>,</w:t>
+      </w:r>
+    </w:p>
+    <w:p>
+      <w:pPr>
+        <w:spacing w:line="336" w:lineRule="auto"/>
+        <w:ind w:firstLine="480"/>
+      </w:pPr>
+      <w:r>
+        <w:rPr>
+          <w:rFonts w:ascii="Consolas" w:hAnsi="Consolas" w:eastAsia="等线"/>
+          <w:b w:val="0"/>
+          <w:i w:val="0"/>
+          <w:sz w:val="22"/>
+        </w:rPr>
+        <w:t>; [t1|t2]</w:t>
+      </w:r>
+      <w:r>
+        <w:rPr>
+          <w:rFonts w:ascii="Times New Roman" w:hAnsi="Times New Roman" w:eastAsia="宋体"/>
+          <w:b w:val="0"/>
+          <w:i w:val="0"/>
+          <w:sz w:val="24"/>
+        </w:rPr>
+        <w:t>) across large scripts; β-redexes are not matched syntactically;</w:t>
+      </w:r>
+    </w:p>
+    <w:p>
+      <w:pPr>
+        <w:spacing w:line="336" w:lineRule="auto"/>
+        <w:ind w:firstLine="480"/>
+      </w:pPr>
+      <w:r>
+        <w:rPr>
+          <w:rFonts w:ascii="Consolas" w:hAnsi="Consolas" w:eastAsia="等线"/>
+          <w:b w:val="0"/>
+          <w:i w:val="0"/>
+          <w:sz w:val="22"/>
+        </w:rPr>
+        <w:t>rewrite H in H' by tac</w:t>
+      </w:r>
+      <w:r>
+        <w:rPr>
+          <w:rFonts w:ascii="Times New Roman" w:hAnsi="Times New Roman" w:eastAsia="宋体"/>
+          <w:b w:val="0"/>
+          <w:i w:val="0"/>
+          <w:sz w:val="24"/>
+        </w:rPr>
+        <w:t xml:space="preserve"> does not discharge side goals. </w:t>
+      </w:r>
+      <w:r>
+        <w:rPr>
+          <w:rFonts w:ascii="Times New Roman" w:hAnsi="Times New Roman" w:eastAsia="宋体"/>
+          <w:b w:val="0"/>
+          <w:i/>
+          <w:sz w:val="24"/>
+        </w:rPr>
+        <w:t>Suggestion</w:t>
+      </w:r>
+      <w:r>
+        <w:rPr>
+          <w:rFonts w:ascii="Times New Roman" w:hAnsi="Times New Roman" w:eastAsia="宋体"/>
+          <w:b w:val="0"/>
+          <w:i w:val="0"/>
+          <w:sz w:val="24"/>
+        </w:rPr>
+        <w:t>: a</w:t>
+      </w:r>
+    </w:p>
+    <w:p>
+      <w:pPr>
+        <w:spacing w:line="336" w:lineRule="auto"/>
+        <w:ind w:firstLine="480"/>
+      </w:pPr>
+      <w:r>
+        <w:rPr>
+          <w:rFonts w:ascii="Times New Roman" w:hAnsi="Times New Roman" w:eastAsia="宋体"/>
+          <w:b w:val="0"/>
+          <w:i w:val="0"/>
+          <w:sz w:val="24"/>
+        </w:rPr>
+        <w:t>goal-order compatibility switch and β-normalizing matching; large</w:t>
+      </w:r>
+    </w:p>
+    <w:p>
+      <w:pPr>
+        <w:spacing w:line="336" w:lineRule="auto"/>
+        <w:ind w:firstLine="480"/>
+      </w:pPr>
+      <w:r>
+        <w:rPr>
+          <w:rFonts w:ascii="Times New Roman" w:hAnsi="Times New Roman" w:eastAsia="宋体"/>
+          <w:b w:val="0"/>
+          <w:i w:val="0"/>
+          <w:sz w:val="24"/>
+        </w:rPr>
+        <w:t>developments should prefer explicit premise parameterization (immune to</w:t>
+      </w:r>
+    </w:p>
+    <w:p>
+      <w:pPr>
+        <w:spacing w:line="336" w:lineRule="auto"/>
+        <w:ind w:firstLine="480"/>
+      </w:pPr>
+      <w:r>
+        <w:rPr>
+          <w:rFonts w:ascii="Times New Roman" w:hAnsi="Times New Roman" w:eastAsia="宋体"/>
+          <w:b w:val="0"/>
+          <w:i w:val="0"/>
+          <w:sz w:val="24"/>
+        </w:rPr>
+        <w:t>plugin versions).</w:t>
+      </w:r>
+    </w:p>
+    <w:p>
+      <w:pPr>
+        <w:pStyle w:val="ListNumber"/>
+      </w:pPr>
+      <w:r>
+        <w:rPr>
+          <w:rFonts w:ascii="Times New Roman" w:hAnsi="Times New Roman" w:eastAsia="宋体"/>
+          <w:b/>
+          <w:i w:val="0"/>
+          <w:sz w:val="24"/>
+        </w:rPr>
+        <w:t>Scope hijacking</w:t>
+      </w:r>
+      <w:r>
+        <w:rPr>
+          <w:rFonts w:ascii="Times New Roman" w:hAnsi="Times New Roman" w:eastAsia="宋体"/>
+          <w:b w:val="0"/>
+          <w:i w:val="0"/>
+          <w:sz w:val="24"/>
+        </w:rPr>
+        <w:t xml:space="preserve">: mathcomp's </w:t>
+      </w:r>
+      <w:r>
+        <w:rPr>
+          <w:rFonts w:ascii="Consolas" w:hAnsi="Consolas" w:eastAsia="等线"/>
+          <w:b w:val="0"/>
+          <w:i w:val="0"/>
+          <w:sz w:val="22"/>
+        </w:rPr>
+        <w:t>_ &lt;= _</w:t>
+      </w:r>
+      <w:r>
+        <w:rPr>
+          <w:rFonts w:ascii="Times New Roman" w:hAnsi="Times New Roman" w:eastAsia="宋体"/>
+          <w:b w:val="0"/>
+          <w:i w:val="0"/>
+          <w:sz w:val="24"/>
+        </w:rPr>
+        <w:t>/</w:t>
+      </w:r>
+      <w:r>
+        <w:rPr>
+          <w:rFonts w:ascii="Consolas" w:hAnsi="Consolas" w:eastAsia="等线"/>
+          <w:b w:val="0"/>
+          <w:i w:val="0"/>
+          <w:sz w:val="22"/>
+        </w:rPr>
+        <w:t>_ &lt; _</w:t>
+      </w:r>
+      <w:r>
+        <w:rPr>
+          <w:rFonts w:ascii="Times New Roman" w:hAnsi="Times New Roman" w:eastAsia="宋体"/>
+          <w:b w:val="0"/>
+          <w:i w:val="0"/>
+          <w:sz w:val="24"/>
+        </w:rPr>
+        <w:t xml:space="preserve"> nat notations resolve by</w:t>
+      </w:r>
+    </w:p>
+    <w:p>
+      <w:pPr>
+        <w:spacing w:line="336" w:lineRule="auto"/>
+        <w:ind w:firstLine="480"/>
+      </w:pPr>
+      <w:r>
+        <w:rPr>
+          <w:rFonts w:ascii="Times New Roman" w:hAnsi="Times New Roman" w:eastAsia="宋体"/>
+          <w:b w:val="0"/>
+          <w:i w:val="0"/>
+          <w:sz w:val="24"/>
+        </w:rPr>
+        <w:t>scope-opening order, so the same notation may parse to different relations at</w:t>
+      </w:r>
+    </w:p>
+    <w:p>
+      <w:pPr>
+        <w:spacing w:line="336" w:lineRule="auto"/>
+        <w:ind w:firstLine="480"/>
+      </w:pPr>
+      <w:r>
+        <w:rPr>
+          <w:rFonts w:ascii="Times New Roman" w:hAnsi="Times New Roman" w:eastAsia="宋体"/>
+          <w:b w:val="0"/>
+          <w:i w:val="0"/>
+          <w:sz w:val="24"/>
+        </w:rPr>
+        <w:t xml:space="preserve">different points of a file. </w:t>
+      </w:r>
+      <w:r>
+        <w:rPr>
+          <w:rFonts w:ascii="Times New Roman" w:hAnsi="Times New Roman" w:eastAsia="宋体"/>
+          <w:b w:val="0"/>
+          <w:i/>
+          <w:sz w:val="24"/>
+        </w:rPr>
+        <w:t>Suggestion</w:t>
+      </w:r>
+      <w:r>
+        <w:rPr>
+          <w:rFonts w:ascii="Times New Roman" w:hAnsi="Times New Roman" w:eastAsia="宋体"/>
+          <w:b w:val="0"/>
+          <w:i w:val="0"/>
+          <w:sz w:val="24"/>
+        </w:rPr>
+        <w:t>: an optional load mode that does not</w:t>
+      </w:r>
+    </w:p>
+    <w:p>
+      <w:pPr>
+        <w:spacing w:line="336" w:lineRule="auto"/>
+        <w:ind w:firstLine="480"/>
+      </w:pPr>
+      <w:r>
+        <w:rPr>
+          <w:rFonts w:ascii="Times New Roman" w:hAnsi="Times New Roman" w:eastAsia="宋体"/>
+          <w:b w:val="0"/>
+          <w:i w:val="0"/>
+          <w:sz w:val="24"/>
+        </w:rPr>
+        <w:t>shadow Prop notations.</w:t>
+      </w:r>
+    </w:p>
+    <w:p>
+      <w:pPr>
+        <w:pStyle w:val="ListNumber"/>
+      </w:pPr>
+      <w:r>
+        <w:rPr>
+          <w:rFonts w:ascii="Times New Roman" w:hAnsi="Times New Roman" w:eastAsia="宋体"/>
+          <w:b/>
+          <w:i w:val="0"/>
+          <w:sz w:val="24"/>
+        </w:rPr>
+        <w:t>Large nat usability</w:t>
+      </w:r>
+      <w:r>
+        <w:rPr>
+          <w:rFonts w:ascii="Times New Roman" w:hAnsi="Times New Roman" w:eastAsia="宋体"/>
+          <w:b w:val="0"/>
+          <w:i w:val="0"/>
+          <w:sz w:val="24"/>
+        </w:rPr>
+        <w:t xml:space="preserve">: </w:t>
+      </w:r>
+      <w:r>
+        <w:rPr>
+          <w:rFonts w:ascii="Consolas" w:hAnsi="Consolas" w:eastAsia="等线"/>
+          <w:b w:val="0"/>
+          <w:i w:val="0"/>
+          <w:sz w:val="22"/>
+        </w:rPr>
+        <w:t>2^53</w:t>
+      </w:r>
+      <w:r>
+        <w:rPr>
+          <w:rFonts w:ascii="Times New Roman" w:hAnsi="Times New Roman" w:eastAsia="宋体"/>
+          <w:b w:val="0"/>
+          <w:i w:val="0"/>
+          <w:sz w:val="24"/>
+        </w:rPr>
+        <w:t>-scale nat literals trigger stack warnings and</w:t>
+      </w:r>
+    </w:p>
+    <w:p>
+      <w:pPr>
+        <w:spacing w:line="336" w:lineRule="auto"/>
+        <w:ind w:firstLine="480"/>
+      </w:pPr>
+      <w:r>
+        <w:rPr>
+          <w:rFonts w:ascii="Times New Roman" w:hAnsi="Times New Roman" w:eastAsia="宋体"/>
+          <w:b w:val="0"/>
+          <w:i w:val="0"/>
+          <w:sz w:val="24"/>
+        </w:rPr>
+        <w:t>micromega fails on nonlinear nat goals — a painless nat↔Z casting layer is</w:t>
+      </w:r>
+    </w:p>
+    <w:p>
+      <w:pPr>
+        <w:spacing w:line="336" w:lineRule="auto"/>
+        <w:ind w:firstLine="480"/>
+      </w:pPr>
+      <w:r>
+        <w:rPr>
+          <w:rFonts w:ascii="Times New Roman" w:hAnsi="Times New Roman" w:eastAsia="宋体"/>
+          <w:b w:val="0"/>
+          <w:i w:val="0"/>
+          <w:sz w:val="24"/>
+        </w:rPr>
+        <w:t>needed.</w:t>
+      </w:r>
+    </w:p>
+    <w:p>
+      <w:pPr>
+        <w:pStyle w:val="ListNumber"/>
+      </w:pPr>
+      <w:r>
+        <w:rPr>
+          <w:rFonts w:ascii="Times New Roman" w:hAnsi="Times New Roman" w:eastAsia="宋体"/>
+          <w:b/>
+          <w:i w:val="0"/>
+          <w:sz w:val="24"/>
+        </w:rPr>
+        <w:t>`Print Assumptions` output lacks theorem names</w:t>
+      </w:r>
+      <w:r>
+        <w:rPr>
+          <w:rFonts w:ascii="Times New Roman" w:hAnsi="Times New Roman" w:eastAsia="宋体"/>
+          <w:b w:val="0"/>
+          <w:i w:val="0"/>
+          <w:sz w:val="24"/>
+        </w:rPr>
+        <w:t>: a 165-entry audit cannot</w:t>
+      </w:r>
+    </w:p>
+    <w:p>
+      <w:pPr>
+        <w:spacing w:line="336" w:lineRule="auto"/>
+        <w:ind w:firstLine="480"/>
+      </w:pPr>
+      <w:r>
+        <w:rPr>
+          <w:rFonts w:ascii="Times New Roman" w:hAnsi="Times New Roman" w:eastAsia="宋体"/>
+          <w:b w:val="0"/>
+          <w:i w:val="0"/>
+          <w:sz w:val="24"/>
+        </w:rPr>
+        <w:t xml:space="preserve">mechanically align axiom blocks to theorems. </w:t>
+      </w:r>
+      <w:r>
+        <w:rPr>
+          <w:rFonts w:ascii="Times New Roman" w:hAnsi="Times New Roman" w:eastAsia="宋体"/>
+          <w:b w:val="0"/>
+          <w:i/>
+          <w:sz w:val="24"/>
+        </w:rPr>
+        <w:t>Suggestion</w:t>
+      </w:r>
+      <w:r>
+        <w:rPr>
+          <w:rFonts w:ascii="Times New Roman" w:hAnsi="Times New Roman" w:eastAsia="宋体"/>
+          <w:b w:val="0"/>
+          <w:i w:val="0"/>
+          <w:sz w:val="24"/>
+        </w:rPr>
+        <w:t>: an option to</w:t>
+      </w:r>
+    </w:p>
+    <w:p>
+      <w:pPr>
+        <w:spacing w:line="336" w:lineRule="auto"/>
+        <w:ind w:firstLine="480"/>
+      </w:pPr>
+      <w:r>
+        <w:rPr>
+          <w:rFonts w:ascii="Times New Roman" w:hAnsi="Times New Roman" w:eastAsia="宋体"/>
+          <w:b w:val="0"/>
+          <w:i w:val="0"/>
+          <w:sz w:val="24"/>
+        </w:rPr>
+        <w:t>prefix outputs with theorem names — essential for audit automation.</w:t>
+      </w:r>
+    </w:p>
+    <w:p>
+      <w:pPr>
+        <w:pStyle w:val="ListNumber"/>
+      </w:pPr>
+      <w:r>
+        <w:rPr>
+          <w:rFonts w:ascii="Times New Roman" w:hAnsi="Times New Roman" w:eastAsia="宋体"/>
+          <w:b/>
+          <w:i w:val="0"/>
+          <w:sz w:val="24"/>
+        </w:rPr>
+        <w:t>`Require` inside a module</w:t>
+      </w:r>
+      <w:r>
+        <w:rPr>
+          <w:rFonts w:ascii="Times New Roman" w:hAnsi="Times New Roman" w:eastAsia="宋体"/>
+          <w:b w:val="0"/>
+          <w:i w:val="0"/>
+          <w:sz w:val="24"/>
+        </w:rPr>
+        <w:t>: concatenated-file developments (our 87K-line</w:t>
+      </w:r>
+    </w:p>
+    <w:p>
+      <w:pPr>
+        <w:spacing w:line="336" w:lineRule="auto"/>
+        <w:ind w:firstLine="480"/>
+      </w:pPr>
+      <w:r>
+        <w:rPr>
+          <w:rFonts w:ascii="Times New Roman" w:hAnsi="Times New Roman" w:eastAsia="宋体"/>
+          <w:b w:val="0"/>
+          <w:i w:val="0"/>
+          <w:sz w:val="24"/>
+        </w:rPr>
+        <w:t>merge of 55 partitions) inevitably trigger this warning — official guidance</w:t>
+      </w:r>
+    </w:p>
+    <w:p>
+      <w:pPr>
+        <w:spacing w:line="336" w:lineRule="auto"/>
+        <w:ind w:firstLine="480"/>
+      </w:pPr>
+      <w:r>
+        <w:rPr>
+          <w:rFonts w:ascii="Times New Roman" w:hAnsi="Times New Roman" w:eastAsia="宋体"/>
+          <w:b w:val="0"/>
+          <w:i w:val="0"/>
+          <w:sz w:val="24"/>
+        </w:rPr>
+        <w:t>on safe conditions would help.</w:t>
+      </w:r>
+    </w:p>
+    <w:p>
+      <w:pPr>
+        <w:pStyle w:val="ListNumber"/>
+      </w:pPr>
+      <w:r>
+        <w:rPr>
+          <w:rFonts w:ascii="Times New Roman" w:hAnsi="Times New Roman" w:eastAsia="宋体"/>
+          <w:b/>
+          <w:i w:val="0"/>
+          <w:sz w:val="24"/>
+        </w:rPr>
+        <w:t>Toolchain</w:t>
+      </w:r>
+      <w:r>
+        <w:rPr>
+          <w:rFonts w:ascii="Times New Roman" w:hAnsi="Times New Roman" w:eastAsia="宋体"/>
+          <w:b w:val="0"/>
+          <w:i w:val="0"/>
+          <w:sz w:val="24"/>
+        </w:rPr>
+        <w:t>: coqc with large output over pipes can deadlock (hundreds of</w:t>
+      </w:r>
+    </w:p>
+    <w:p>
+      <w:pPr>
+        <w:spacing w:line="336" w:lineRule="auto"/>
+        <w:ind w:firstLine="480"/>
+      </w:pPr>
+      <w:r>
+        <w:rPr>
+          <w:rFonts w:ascii="Times New Roman" w:hAnsi="Times New Roman" w:eastAsia="宋体"/>
+          <w:b w:val="0"/>
+          <w:i w:val="0"/>
+          <w:sz w:val="24"/>
+        </w:rPr>
+        <w:t>warnings during merged compilation); file redirection is required — chunked</w:t>
+      </w:r>
+    </w:p>
+    <w:p>
+      <w:pPr>
+        <w:spacing w:line="336" w:lineRule="auto"/>
+        <w:ind w:firstLine="480"/>
+      </w:pPr>
+      <w:r>
+        <w:rPr>
+          <w:rFonts w:ascii="Times New Roman" w:hAnsi="Times New Roman" w:eastAsia="宋体"/>
+          <w:b w:val="0"/>
+          <w:i w:val="0"/>
+          <w:sz w:val="24"/>
+        </w:rPr>
+        <w:t>flushing or documentation would help.</w:t>
       </w:r>
     </w:p>
     <w:p>

--- a/papers/论文A正式版-CertifiedSparseGating-CPP-20260823.docx
+++ b/papers/论文A正式版-CertifiedSparseGating-CPP-20260823.docx
@@ -2368,7 +2368,40 @@
           <w:i w:val="0"/>
           <w:sz w:val="24"/>
         </w:rPr>
-        <w:t>「learn the rest」一侧。证书链是</w:t>
+        <w:t>「learn the rest」一侧。</w:t>
+      </w:r>
+      <w:r>
+        <w:rPr>
+          <w:rFonts w:ascii="Times New Roman" w:hAnsi="Times New Roman" w:eastAsia="宋体"/>
+          <w:b/>
+          <w:i w:val="0"/>
+          <w:sz w:val="24"/>
+        </w:rPr>
+        <w:t>酉不变性仅覆盖基函数表示层</w:t>
+      </w:r>
+      <w:r>
+        <w:rPr>
+          <w:rFonts w:ascii="Times New Roman" w:hAnsi="Times New Roman" w:eastAsia="宋体"/>
+          <w:b w:val="0"/>
+          <w:i w:val="0"/>
+          <w:sz w:val="24"/>
+        </w:rPr>
+        <w:t>（不保证学习到的 Q/K 投影下注意力</w:t>
+      </w:r>
+    </w:p>
+    <w:p>
+      <w:pPr>
+        <w:spacing w:line="336" w:lineRule="auto"/>
+        <w:ind w:firstLine="480"/>
+      </w:pPr>
+      <w:r>
+        <w:rPr>
+          <w:rFonts w:ascii="Times New Roman" w:hAnsi="Times New Roman" w:eastAsia="宋体"/>
+          <w:b w:val="0"/>
+          <w:i w:val="0"/>
+          <w:sz w:val="24"/>
+        </w:rPr>
+        <w:t>logits 不变，§5.3/§10）。证书链是</w:t>
       </w:r>
       <w:r>
         <w:rPr>
@@ -5104,7 +5137,25 @@
           <w:i w:val="0"/>
           <w:sz w:val="24"/>
         </w:rPr>
-        <w:t>，Qed，零 classic）：对任意相干核 K（|K_ij| ≤ coh）与系数差 ℓ₁ ≤ δ，logit 扰动 |z_i − z'_i| ≤ coh·δ，组合 softmax 稳定性得 ‖softmax z − softmax z'‖₁ ≤ e^{2·coh·δ} − 1——相干上界 ⟹ softmax 输出 TVD 界的抽象桥梁。当前为已证抽象桥梁 + 未实例化状态；实证支撑：ΔCoh 仅在稀疏几何族内排序（4 点 R²=0.982），13 点扩充后跨族崩溃（max 型 R²=0.101）——相干性定性结论保留、定量预测收缩为族内指标。</w:t>
+        <w:t>，Qed，零 classic）：对任意相干核 K（|K_ij| ≤ coh）与系数差 ℓ₁ ≤ δ，logit 扰动 |z_i − z'_i| ≤ coh·δ，组合 softmax 稳定性得 ‖softmax z − softmax z'‖₁ ≤ e^{2·coh·δ} − 1——相干上界 ⟹ softmax 输出 TVD 界的抽象桥梁。已获首个实例（CS-18，</w:t>
+      </w:r>
+      <w:r>
+        <w:rPr>
+          <w:rFonts w:ascii="Consolas" w:hAnsi="Consolas" w:eastAsia="等线"/>
+          <w:b w:val="0"/>
+          <w:i w:val="0"/>
+          <w:sz w:val="22"/>
+        </w:rPr>
+        <w:t>psi_attention_tvd_trunc</w:t>
+      </w:r>
+      <w:r>
+        <w:rPr>
+          <w:rFonts w:ascii="Times New Roman" w:hAnsi="Times New Roman" w:eastAsia="宋体"/>
+          <w:b w:val="0"/>
+          <w:i w:val="0"/>
+          <w:sz w:val="24"/>
+        </w:rPr>
+        <w:t>，probe_ab_bridge_pier.v：psi 核窗口截断通道，dc = INR(W−W')·(1/2)）——状态从「未实例化」升级为「截断通道已实例化」；实证支撑：ΔCoh 仅在稀疏几何族内排序（4 点 R²=0.982），13 点扩充后跨族崩溃（max 型 R²=0.101）——相干性定性结论保留、定量预测收缩为族内指标。</w:t>
       </w:r>
     </w:p>
     <w:p>
@@ -7205,16 +7256,106 @@
           <w:i w:val="0"/>
           <w:sz w:val="24"/>
         </w:rPr>
-        <w:t>安全域谓词（评审建议，future work）</w:t>
-      </w:r>
-      <w:r>
-        <w:rPr>
-          <w:rFonts w:ascii="Times New Roman" w:hAnsi="Times New Roman" w:eastAsia="宋体"/>
-          <w:b w:val="0"/>
-          <w:i w:val="0"/>
-          <w:sz w:val="24"/>
-        </w:rPr>
-        <w:t>：当前"安全区"确认为实验性（扫描核算），未被形式化——未来工作在 Coq 中证明可验证的安全域谓词（输入在该谓词范围内 ⟹ OCaml int 镜像与 Coq 语义一致），或完成 Zarith 任意精度提取。</w:t>
+        <w:t>安全域谓词（已形式化，CS-16，`probe_safe_domain.v`，2026-08-30）</w:t>
+      </w:r>
+      <w:r>
+        <w:rPr>
+          <w:rFonts w:ascii="Times New Roman" w:hAnsi="Times New Roman" w:eastAsia="宋体"/>
+          <w:b w:val="0"/>
+          <w:i w:val="0"/>
+          <w:sz w:val="24"/>
+        </w:rPr>
+        <w:t>：安全域从经验确认升级为机器检查定理——</w:t>
+      </w:r>
+      <w:r>
+        <w:rPr>
+          <w:rFonts w:ascii="Consolas" w:hAnsi="Consolas" w:eastAsia="等线"/>
+          <w:b w:val="0"/>
+          <w:i w:val="0"/>
+          <w:sz w:val="22"/>
+        </w:rPr>
+        <w:t>zprod_bounded</w:t>
+      </w:r>
+      <w:r>
+        <w:rPr>
+          <w:rFonts w:ascii="Times New Roman" w:hAnsi="Times New Roman" w:eastAsia="宋体"/>
+          <w:b w:val="0"/>
+          <w:i w:val="0"/>
+          <w:sz w:val="24"/>
+        </w:rPr>
+        <w:t>（乘积上界递推，非平凡归纳核：全因子 0 &lt; d ≤ D ⟹ 0 &lt; ∏ ≤ D^length）、</w:t>
+      </w:r>
+      <w:r>
+        <w:rPr>
+          <w:rFonts w:ascii="Consolas" w:hAnsi="Consolas" w:eastAsia="等线"/>
+          <w:b w:val="0"/>
+          <w:i w:val="0"/>
+          <w:sz w:val="22"/>
+        </w:rPr>
+        <w:t>no_overflow_consistent</w:t>
+      </w:r>
+      <w:r>
+        <w:rPr>
+          <w:rFonts w:ascii="Times New Roman" w:hAnsi="Times New Roman" w:eastAsia="宋体"/>
+          <w:b w:val="0"/>
+          <w:i w:val="0"/>
+          <w:sz w:val="24"/>
+        </w:rPr>
+        <w:t>（0 ≤ p &lt; 2^63 ⟹ p mod 2^63 = p，63-bit int 镜像与精确语义一致）、</w:t>
+      </w:r>
+      <w:r>
+        <w:rPr>
+          <w:rFonts w:ascii="Consolas" w:hAnsi="Consolas" w:eastAsia="等线"/>
+          <w:b w:val="0"/>
+          <w:i w:val="0"/>
+          <w:sz w:val="22"/>
+        </w:rPr>
+        <w:t>c4_safe_domain</w:t>
+      </w:r>
+      <w:r>
+        <w:rPr>
+          <w:rFonts w:ascii="Times New Roman" w:hAnsi="Times New Roman" w:eastAsia="宋体"/>
+          <w:b w:val="0"/>
+          <w:i w:val="0"/>
+          <w:sz w:val="24"/>
+        </w:rPr>
+        <w:t>（C=4 判定链分母连乘 = 2054520832000000000 &lt; 2^63，落于安全域）、</w:t>
+      </w:r>
+      <w:r>
+        <w:rPr>
+          <w:rFonts w:ascii="Consolas" w:hAnsi="Consolas" w:eastAsia="等线"/>
+          <w:b w:val="0"/>
+          <w:i w:val="0"/>
+          <w:sz w:val="22"/>
+        </w:rPr>
+        <w:t>safe_domain_bool</w:t>
+      </w:r>
+      <w:r>
+        <w:rPr>
+          <w:rFonts w:ascii="Times New Roman" w:hAnsi="Times New Roman" w:eastAsia="宋体"/>
+          <w:b w:val="0"/>
+          <w:i w:val="0"/>
+          <w:sz w:val="24"/>
+        </w:rPr>
+        <w:t>/</w:t>
+      </w:r>
+      <w:r>
+        <w:rPr>
+          <w:rFonts w:ascii="Consolas" w:hAnsi="Consolas" w:eastAsia="等线"/>
+          <w:b w:val="0"/>
+          <w:i w:val="0"/>
+          <w:sz w:val="22"/>
+        </w:rPr>
+        <w:t>in_w63</w:t>
+      </w:r>
+      <w:r>
+        <w:rPr>
+          <w:rFonts w:ascii="Times New Roman" w:hAnsi="Times New Roman" w:eastAsia="宋体"/>
+          <w:b w:val="0"/>
+          <w:i w:val="0"/>
+          <w:sz w:val="24"/>
+        </w:rPr>
+        <w:t>（可提取 bool 函数，运行时可判定成员资格）；4 段 Print Assumptions 全 Closed（零公理）。全窗口任意阶梯的运行时安全检查与 Zarith 任意精度提取仍为后续工作。</w:t>
       </w:r>
     </w:p>
     <w:p>
@@ -8815,7 +8956,136 @@
           <w:i w:val="0"/>
           <w:sz w:val="24"/>
         </w:rPr>
-        <w:t>界=0——网格族（任意 a·N 窗口核相同）"注意力核表示级不变性"的证书 0 端点。</w:t>
+        <w:t>界=0——网格族（任意 a·N 窗口核相同）"注意力核表示级不变性"的证书 0 端点。**首个实例</w:t>
+      </w:r>
+    </w:p>
+    <w:p>
+      <w:pPr>
+        <w:spacing w:line="336" w:lineRule="auto"/>
+        <w:ind w:firstLine="480"/>
+      </w:pPr>
+      <w:r>
+        <w:rPr>
+          <w:rFonts w:ascii="Times New Roman" w:hAnsi="Times New Roman" w:eastAsia="宋体"/>
+          <w:b w:val="0"/>
+          <w:i w:val="0"/>
+          <w:sz w:val="24"/>
+        </w:rPr>
+        <w:t>（CS-18，</w:t>
+      </w:r>
+      <w:r>
+        <w:rPr>
+          <w:rFonts w:ascii="Consolas" w:hAnsi="Consolas" w:eastAsia="等线"/>
+          <w:b w:val="0"/>
+          <w:i w:val="0"/>
+          <w:sz w:val="22"/>
+        </w:rPr>
+        <w:t>probe_ab_bridge_pier.v</w:t>
+      </w:r>
+      <w:r>
+        <w:rPr>
+          <w:rFonts w:ascii="Times New Roman" w:hAnsi="Times New Roman" w:eastAsia="宋体"/>
+          <w:b w:val="0"/>
+          <w:i w:val="0"/>
+          <w:sz w:val="24"/>
+        </w:rPr>
+        <w:t>，2026-08-30）**：</w:t>
+      </w:r>
+      <w:r>
+        <w:rPr>
+          <w:rFonts w:ascii="Consolas" w:hAnsi="Consolas" w:eastAsia="等线"/>
+          <w:b w:val="0"/>
+          <w:i w:val="0"/>
+          <w:sz w:val="22"/>
+        </w:rPr>
+        <w:t>psi_attention_tvd_trunc</w:t>
+      </w:r>
+      <w:r>
+        <w:rPr>
+          <w:rFonts w:ascii="Times New Roman" w:hAnsi="Times New Roman" w:eastAsia="宋体"/>
+          <w:b w:val="0"/>
+          <w:i w:val="0"/>
+          <w:sz w:val="24"/>
+        </w:rPr>
+        <w:t>——psi 核相邻位</w:t>
+      </w:r>
+    </w:p>
+    <w:p>
+      <w:pPr>
+        <w:spacing w:line="336" w:lineRule="auto"/>
+        <w:ind w:firstLine="480"/>
+      </w:pPr>
+      <w:r>
+        <w:rPr>
+          <w:rFonts w:ascii="Times New Roman" w:hAnsi="Times New Roman" w:eastAsia="宋体"/>
+          <w:b w:val="0"/>
+          <w:i w:val="0"/>
+          <w:sz w:val="24"/>
+        </w:rPr>
+        <w:t xml:space="preserve">漂移界 </w:t>
+      </w:r>
+      <w:r>
+        <w:rPr>
+          <w:rFonts w:ascii="Consolas" w:hAnsi="Consolas" w:eastAsia="等线"/>
+          <w:b w:val="0"/>
+          <w:i w:val="0"/>
+          <w:sz w:val="22"/>
+        </w:rPr>
+        <w:t>psi_kernel_drift_bound</w:t>
+      </w:r>
+      <w:r>
+        <w:rPr>
+          <w:rFonts w:ascii="Times New Roman" w:hAnsi="Times New Roman" w:eastAsia="宋体"/>
+          <w:b w:val="0"/>
+          <w:i w:val="0"/>
+          <w:sz w:val="24"/>
+        </w:rPr>
+        <w:t>（|psi_kernel n m k − psi_kernel n m (S k)| ≤ 2/(√n·√m)，三角</w:t>
+      </w:r>
+    </w:p>
+    <w:p>
+      <w:pPr>
+        <w:spacing w:line="336" w:lineRule="auto"/>
+        <w:ind w:firstLine="480"/>
+      </w:pPr>
+      <w:r>
+        <w:rPr>
+          <w:rFonts w:ascii="Times New Roman" w:hAnsi="Times New Roman" w:eastAsia="宋体"/>
+          <w:b w:val="0"/>
+          <w:i w:val="0"/>
+          <w:sz w:val="24"/>
+        </w:rPr>
+        <w:t>不等式路线）+ 窗口截断一致化 dc = INR(W−W')·(1/2)（带 ≥2：√v_i·√v_j ≥ 2）⟹ softmax TVD ≤</w:t>
+      </w:r>
+    </w:p>
+    <w:p>
+      <w:pPr>
+        <w:spacing w:line="336" w:lineRule="auto"/>
+        <w:ind w:firstLine="480"/>
+      </w:pPr>
+      <w:r>
+        <w:rPr>
+          <w:rFonts w:ascii="Times New Roman" w:hAnsi="Times New Roman" w:eastAsia="宋体"/>
+          <w:b w:val="0"/>
+          <w:i w:val="0"/>
+          <w:sz w:val="24"/>
+        </w:rPr>
+        <w:t>exp(2·dc·dd) − 1（dd = Σ|c_j|）——「无形式化桥梁」负面声明升级为「中间桥墩已机器检查」</w:t>
+      </w:r>
+    </w:p>
+    <w:p>
+      <w:pPr>
+        <w:spacing w:line="336" w:lineRule="auto"/>
+        <w:ind w:firstLine="480"/>
+      </w:pPr>
+      <w:r>
+        <w:rPr>
+          <w:rFonts w:ascii="Times New Roman" w:hAnsi="Times New Roman" w:eastAsia="宋体"/>
+          <w:b w:val="0"/>
+          <w:i w:val="0"/>
+          <w:sz w:val="24"/>
+        </w:rPr>
+        <w:t>（桥面：端到端 PPL 影响量化仍为实证轨道）。</w:t>
       </w:r>
     </w:p>
     <w:p>
@@ -14396,7 +14666,108 @@
           <w:i w:val="0"/>
           <w:sz w:val="24"/>
         </w:rPr>
-        <w:t>常数界**而非类型/内存安全证明。</w:t>
+        <w:t>常数界</w:t>
+      </w:r>
+      <w:r>
+        <w:rPr>
+          <w:rFonts w:ascii="Times New Roman" w:hAnsi="Times New Roman" w:eastAsia="宋体"/>
+          <w:b/>
+          <w:i w:val="0"/>
+          <w:sz w:val="24"/>
+        </w:rPr>
+        <w:t xml:space="preserve">而非类型/内存安全证明。与 </w:t>
+      </w:r>
+      <w:r>
+        <w:rPr>
+          <w:rFonts w:ascii="Times New Roman" w:hAnsi="Times New Roman" w:eastAsia="宋体"/>
+          <w:b w:val="0"/>
+          <w:i w:val="0"/>
+          <w:sz w:val="24"/>
+        </w:rPr>
+        <w:t>VST/Iris** 等分离逻辑框架的方法论类比：同为「证明</w:t>
+      </w:r>
+    </w:p>
+    <w:p>
+      <w:pPr>
+        <w:spacing w:line="336" w:lineRule="auto"/>
+        <w:ind w:firstLine="480"/>
+      </w:pPr>
+      <w:r>
+        <w:rPr>
+          <w:rFonts w:ascii="Times New Roman" w:hAnsi="Times New Roman" w:eastAsia="宋体"/>
+          <w:b w:val="0"/>
+          <w:i w:val="0"/>
+          <w:sz w:val="24"/>
+        </w:rPr>
+        <w:t>随组件携带」，但证书对象不同——VST/Iris 面向内存安全与并发正确性，本工作面向数值界</w:t>
+      </w:r>
+    </w:p>
+    <w:p>
+      <w:pPr>
+        <w:spacing w:line="336" w:lineRule="auto"/>
+        <w:ind w:firstLine="480"/>
+      </w:pPr>
+      <w:r>
+        <w:rPr>
+          <w:rFonts w:ascii="Times New Roman" w:hAnsi="Times New Roman" w:eastAsia="宋体"/>
+          <w:b w:val="0"/>
+          <w:i w:val="0"/>
+          <w:sz w:val="24"/>
+        </w:rPr>
+        <w:t>（有理常数证书），领域正交、思想同源。</w:t>
+      </w:r>
+    </w:p>
+    <w:p>
+      <w:pPr>
+        <w:pStyle w:val="ListBullet"/>
+      </w:pPr>
+      <w:r>
+        <w:rPr>
+          <w:rFonts w:ascii="Times New Roman" w:hAnsi="Times New Roman" w:eastAsia="宋体"/>
+          <w:b/>
+          <w:i w:val="0"/>
+          <w:sz w:val="24"/>
+        </w:rPr>
+        <w:t>Lean/mathlib 的数值分析形式化</w:t>
+      </w:r>
+      <w:r>
+        <w:rPr>
+          <w:rFonts w:ascii="Times New Roman" w:hAnsi="Times New Roman" w:eastAsia="宋体"/>
+          <w:b w:val="0"/>
+          <w:i w:val="0"/>
+          <w:sz w:val="24"/>
+        </w:rPr>
+        <w:t>：mathlib 的经典实数与分析学体系与本开发 Dedekind 主轨</w:t>
+      </w:r>
+    </w:p>
+    <w:p>
+      <w:pPr>
+        <w:spacing w:line="336" w:lineRule="auto"/>
+        <w:ind w:firstLine="480"/>
+      </w:pPr>
+      <w:r>
+        <w:rPr>
+          <w:rFonts w:ascii="Times New Roman" w:hAnsi="Times New Roman" w:eastAsia="宋体"/>
+          <w:b w:val="0"/>
+          <w:i w:val="0"/>
+          <w:sz w:val="24"/>
+        </w:rPr>
+        <w:t>哲学一致；本开发构造性轨道的 ConstructiveReals（柯西序列、CRlt 为 Set 值）与 Lean 经典</w:t>
+      </w:r>
+    </w:p>
+    <w:p>
+      <w:pPr>
+        <w:spacing w:line="336" w:lineRule="auto"/>
+        <w:ind w:firstLine="480"/>
+      </w:pPr>
+      <w:r>
+        <w:rPr>
+          <w:rFonts w:ascii="Times New Roman" w:hAnsi="Times New Roman" w:eastAsia="宋体"/>
+          <w:b w:val="0"/>
+          <w:i w:val="0"/>
+          <w:sz w:val="24"/>
+        </w:rPr>
+        <w:t>Real 在「序是否携带信息」上的哲学差异，构成构造性/经典双轨对照的第三参照系。</w:t>
       </w:r>
     </w:p>
     <w:p>
@@ -15531,6 +15902,240 @@
     </w:p>
     <w:p>
       <w:pPr>
+        <w:spacing w:line="336" w:lineRule="auto"/>
+        <w:ind w:firstLine="480"/>
+      </w:pPr>
+      <w:r>
+        <w:rPr>
+          <w:rFonts w:ascii="Times New Roman" w:hAnsi="Times New Roman" w:eastAsia="宋体"/>
+          <w:b w:val="0"/>
+          <w:i w:val="0"/>
+          <w:sz w:val="24"/>
+        </w:rPr>
+        <w:t xml:space="preserve">**Graduated upgrade (CS-17, </w:t>
+      </w:r>
+      <w:r>
+        <w:rPr>
+          <w:rFonts w:ascii="Consolas" w:hAnsi="Consolas" w:eastAsia="等线"/>
+          <w:b w:val="0"/>
+          <w:i w:val="0"/>
+          <w:sz w:val="22"/>
+        </w:rPr>
+        <w:t>frame_check_graduated</w:t>
+      </w:r>
+      <w:r>
+        <w:rPr>
+          <w:rFonts w:ascii="Times New Roman" w:hAnsi="Times New Roman" w:eastAsia="宋体"/>
+          <w:b w:val="0"/>
+          <w:i w:val="0"/>
+          <w:sz w:val="24"/>
+        </w:rPr>
+        <w:t>, probe_frame_check_graduated.v,</w:t>
+      </w:r>
+    </w:p>
+    <w:p>
+      <w:pPr>
+        <w:spacing w:line="336" w:lineRule="auto"/>
+        <w:ind w:firstLine="480"/>
+      </w:pPr>
+      <w:r>
+        <w:rPr>
+          <w:rFonts w:ascii="Times New Roman" w:hAnsi="Times New Roman" w:eastAsia="宋体"/>
+          <w:b w:val="0"/>
+          <w:i w:val="0"/>
+          <w:sz w:val="24"/>
+        </w:rPr>
+        <w:t>2026-08-30)**: the checker is upgraded from a binary verdict to a four-tier</w:t>
+      </w:r>
+    </w:p>
+    <w:p>
+      <w:pPr>
+        <w:spacing w:line="336" w:lineRule="auto"/>
+        <w:ind w:firstLine="480"/>
+      </w:pPr>
+      <w:r>
+        <w:rPr>
+          <w:rFonts w:ascii="Times New Roman" w:hAnsi="Times New Roman" w:eastAsia="宋体"/>
+          <w:b w:val="0"/>
+          <w:i w:val="0"/>
+          <w:sz w:val="24"/>
+        </w:rPr>
+        <w:t>graduated service — L1_tight (binary checker passes ⟹ Gershgorin frame bounds</w:t>
+      </w:r>
+    </w:p>
+    <w:p>
+      <w:pPr>
+        <w:spacing w:line="336" w:lineRule="auto"/>
+        <w:ind w:firstLine="480"/>
+      </w:pPr>
+      <w:r>
+        <w:rPr>
+          <w:rFonts w:ascii="Times New Roman" w:hAnsi="Times New Roman" w:eastAsia="宋体"/>
+          <w:b w:val="0"/>
+          <w:i w:val="0"/>
+          <w:sz w:val="24"/>
+        </w:rPr>
+        <w:t>[1/5, 9/5]·S), L2_composite (structure valid and per-pair coherence δ_ij ≤ 1 ⟹</w:t>
+      </w:r>
+    </w:p>
+    <w:p>
+      <w:pPr>
+        <w:spacing w:line="336" w:lineRule="auto"/>
+        <w:ind w:firstLine="480"/>
+      </w:pPr>
+      <w:r>
+        <w:rPr>
+          <w:rFonts w:ascii="Times New Roman" w:hAnsi="Times New Roman" w:eastAsia="宋体"/>
+          <w:b w:val="0"/>
+          <w:i w:val="0"/>
+          <w:sz w:val="24"/>
+        </w:rPr>
+        <w:t>composite energy bounds (S−coh, S+coh), automating the seven-band champion</w:t>
+      </w:r>
+    </w:p>
+    <w:p>
+      <w:pPr>
+        <w:spacing w:line="336" w:lineRule="auto"/>
+        <w:ind w:firstLine="480"/>
+      </w:pPr>
+      <w:r>
+        <w:rPr>
+          <w:rFonts w:ascii="Times New Roman" w:hAnsi="Times New Roman" w:eastAsia="宋体"/>
+          <w:b w:val="0"/>
+          <w:i w:val="0"/>
+          <w:sz w:val="24"/>
+        </w:rPr>
+        <w:t xml:space="preserve">certificate </w:t>
+      </w:r>
+      <w:r>
+        <w:rPr>
+          <w:rFonts w:ascii="Consolas" w:hAnsi="Consolas" w:eastAsia="等线"/>
+          <w:b w:val="0"/>
+          <w:i w:val="0"/>
+          <w:sz w:val="22"/>
+        </w:rPr>
+        <w:t>champion_e5_composite_certificate</w:t>
+      </w:r>
+      <w:r>
+        <w:rPr>
+          <w:rFonts w:ascii="Times New Roman" w:hAnsi="Times New Roman" w:eastAsia="宋体"/>
+          <w:b w:val="0"/>
+          <w:i w:val="0"/>
+          <w:sz w:val="24"/>
+        </w:rPr>
+        <w:t>), L3_energy_only (black-hole</w:t>
+      </w:r>
+    </w:p>
+    <w:p>
+      <w:pPr>
+        <w:spacing w:line="336" w:lineRule="auto"/>
+        <w:ind w:firstLine="480"/>
+      </w:pPr>
+      <w:r>
+        <w:rPr>
+          <w:rFonts w:ascii="Times New Roman" w:hAnsi="Times New Roman" w:eastAsia="宋体"/>
+          <w:b w:val="0"/>
+          <w:i w:val="0"/>
+          <w:sz w:val="24"/>
+        </w:rPr>
+        <w:t>pair ⟹ upper half only), L4_rejected (structure invalid) — with soundness</w:t>
+      </w:r>
+    </w:p>
+    <w:p>
+      <w:pPr>
+        <w:spacing w:line="336" w:lineRule="auto"/>
+        <w:ind w:firstLine="480"/>
+      </w:pPr>
+      <w:r>
+        <w:rPr>
+          <w:rFonts w:ascii="Times New Roman" w:hAnsi="Times New Roman" w:eastAsia="宋体"/>
+          <w:b w:val="0"/>
+          <w:i w:val="0"/>
+          <w:sz w:val="24"/>
+        </w:rPr>
+        <w:t xml:space="preserve">theorem </w:t>
+      </w:r>
+      <w:r>
+        <w:rPr>
+          <w:rFonts w:ascii="Consolas" w:hAnsi="Consolas" w:eastAsia="等线"/>
+          <w:b w:val="0"/>
+          <w:i w:val="0"/>
+          <w:sz w:val="22"/>
+        </w:rPr>
+        <w:t>frame_check_graduated_sound</w:t>
+      </w:r>
+      <w:r>
+        <w:rPr>
+          <w:rFonts w:ascii="Times New Roman" w:hAnsi="Times New Roman" w:eastAsia="宋体"/>
+          <w:b w:val="0"/>
+          <w:i w:val="0"/>
+          <w:sz w:val="24"/>
+        </w:rPr>
+        <w:t xml:space="preserve"> discharging each tier's promise.</w:t>
+      </w:r>
+    </w:p>
+    <w:p>
+      <w:pPr>
+        <w:spacing w:line="336" w:lineRule="auto"/>
+        <w:ind w:firstLine="480"/>
+      </w:pPr>
+      <w:r>
+        <w:rPr>
+          <w:rFonts w:ascii="Times New Roman" w:hAnsi="Times New Roman" w:eastAsia="宋体"/>
+          <w:b w:val="0"/>
+          <w:i w:val="0"/>
+          <w:sz w:val="24"/>
+        </w:rPr>
+        <w:t>Computed distribution covers all four tiers ([3,13]→L1; [3,7,15]→L2, the</w:t>
+      </w:r>
+    </w:p>
+    <w:p>
+      <w:pPr>
+        <w:spacing w:line="336" w:lineRule="auto"/>
+        <w:ind w:firstLine="480"/>
+      </w:pPr>
+      <w:r>
+        <w:rPr>
+          <w:rFonts w:ascii="Times New Roman" w:hAnsi="Times New Roman" w:eastAsia="宋体"/>
+          <w:b w:val="0"/>
+          <w:i w:val="0"/>
+          <w:sz w:val="24"/>
+        </w:rPr>
+        <w:t>G-5 false-negative class demoted from rejection to degraded service; [2,3]→L3;</w:t>
+      </w:r>
+    </w:p>
+    <w:p>
+      <w:pPr>
+        <w:spacing w:line="336" w:lineRule="auto"/>
+        <w:ind w:firstLine="480"/>
+      </w:pPr>
+      <w:r>
+        <w:rPr>
+          <w:rFonts w:ascii="Times New Roman" w:hAnsi="Times New Roman" w:eastAsia="宋体"/>
+          <w:b w:val="0"/>
+          <w:i w:val="0"/>
+          <w:sz w:val="24"/>
+        </w:rPr>
+        <w:t>unsorted/empty→L4); the decision function is nat-extractable (graded entry</w:t>
+      </w:r>
+    </w:p>
+    <w:p>
+      <w:pPr>
+        <w:spacing w:line="336" w:lineRule="auto"/>
+        <w:ind w:firstLine="480"/>
+      </w:pPr>
+      <w:r>
+        <w:rPr>
+          <w:rFonts w:ascii="Times New Roman" w:hAnsi="Times New Roman" w:eastAsia="宋体"/>
+          <w:b w:val="0"/>
+          <w:i w:val="0"/>
+          <w:sz w:val="24"/>
+        </w:rPr>
+        <w:t>point for psa_guard).</w:t>
+      </w:r>
+    </w:p>
+    <w:p>
+      <w:pPr>
         <w:pStyle w:val="Heading3"/>
       </w:pPr>
       <w:r>
@@ -16782,6 +17387,120 @@
           <w:sz w:val="24"/>
         </w:rPr>
         <w:t>不受影响。</w:t>
+      </w:r>
+    </w:p>
+    <w:p>
+      <w:pPr>
+        <w:spacing w:line="336" w:lineRule="auto"/>
+        <w:ind w:firstLine="480"/>
+      </w:pPr>
+      <w:r>
+        <w:rPr>
+          <w:rFonts w:ascii="Times New Roman" w:hAnsi="Times New Roman" w:eastAsia="宋体"/>
+          <w:b/>
+          <w:i w:val="0"/>
+          <w:sz w:val="24"/>
+        </w:rPr>
+        <w:t>跨 A/B 张力宣言（证书 ⟹̸ 性能）</w:t>
+      </w:r>
+      <w:r>
+        <w:rPr>
+          <w:rFonts w:ascii="Times New Roman" w:hAnsi="Times New Roman" w:eastAsia="宋体"/>
+          <w:b w:val="0"/>
+          <w:i w:val="0"/>
+          <w:sz w:val="24"/>
+        </w:rPr>
+        <w:t>：本工作不构成「证书 ⟹ 性能」的虚假承诺。形式化与实证</w:t>
+      </w:r>
+    </w:p>
+    <w:p>
+      <w:pPr>
+        <w:spacing w:line="336" w:lineRule="auto"/>
+        <w:ind w:firstLine="480"/>
+      </w:pPr>
+      <w:r>
+        <w:rPr>
+          <w:rFonts w:ascii="Times New Roman" w:hAnsi="Times New Roman" w:eastAsia="宋体"/>
+          <w:b w:val="0"/>
+          <w:i w:val="0"/>
+          <w:sz w:val="24"/>
+        </w:rPr>
+        <w:t>的双轨记录表明：可证性（稀疏性/结构性）与外推性（稠密覆盖/随机性）在频率阶梯语境下呈温和</w:t>
+      </w:r>
+    </w:p>
+    <w:p>
+      <w:pPr>
+        <w:spacing w:line="336" w:lineRule="auto"/>
+        <w:ind w:firstLine="480"/>
+      </w:pPr>
+      <w:r>
+        <w:rPr>
+          <w:rFonts w:ascii="Times New Roman" w:hAnsi="Times New Roman" w:eastAsia="宋体"/>
+          <w:b w:val="0"/>
+          <w:i w:val="0"/>
+          <w:sz w:val="24"/>
+        </w:rPr>
+        <w:t>负相关——三角关系如实记录：随机阶梯在定理侧高概率被拒绝（T2b 负定律）却是实证侧旋转族内</w:t>
+      </w:r>
+    </w:p>
+    <w:p>
+      <w:pPr>
+        <w:spacing w:line="336" w:lineRule="auto"/>
+        <w:ind w:firstLine="480"/>
+      </w:pPr>
+      <w:r>
+        <w:rPr>
+          <w:rFonts w:ascii="Times New Roman" w:hAnsi="Times New Roman" w:eastAsia="宋体"/>
+          <w:b w:val="0"/>
+          <w:i w:val="0"/>
+          <w:sz w:val="24"/>
+        </w:rPr>
+        <w:t>最优（psi-rope-rand 6.45）；μ=0 网格拥有最干净的精确正交证书却外推崩溃（25.66）；ALiBi 无</w:t>
+      </w:r>
+    </w:p>
+    <w:p>
+      <w:pPr>
+        <w:spacing w:line="336" w:lineRule="auto"/>
+        <w:ind w:firstLine="480"/>
+      </w:pPr>
+      <w:r>
+        <w:rPr>
+          <w:rFonts w:ascii="Times New Roman" w:hAnsi="Times New Roman" w:eastAsia="宋体"/>
+          <w:b w:val="0"/>
+          <w:i w:val="0"/>
+          <w:sz w:val="24"/>
+        </w:rPr>
+        <w:t>碰撞端点定理侧成立且实证全局最优（4.47）却零证书。证书的价值不在预测 PPL，而在提供**可</w:t>
+      </w:r>
+    </w:p>
+    <w:p>
+      <w:pPr>
+        <w:spacing w:line="336" w:lineRule="auto"/>
+        <w:ind w:firstLine="480"/>
+      </w:pPr>
+      <w:r>
+        <w:rPr>
+          <w:rFonts w:ascii="Times New Roman" w:hAnsi="Times New Roman" w:eastAsia="宋体"/>
+          <w:b w:val="0"/>
+          <w:i w:val="0"/>
+          <w:sz w:val="24"/>
+        </w:rPr>
+        <w:t>审计的表示稳定性保证**——这是高风险部署场景中独立于性能指标的决策依据（论文 B §13 同步</w:t>
+      </w:r>
+    </w:p>
+    <w:p>
+      <w:pPr>
+        <w:spacing w:line="336" w:lineRule="auto"/>
+        <w:ind w:firstLine="480"/>
+      </w:pPr>
+      <w:r>
+        <w:rPr>
+          <w:rFonts w:ascii="Times New Roman" w:hAnsi="Times New Roman" w:eastAsia="宋体"/>
+          <w:b w:val="0"/>
+          <w:i w:val="0"/>
+          <w:sz w:val="24"/>
+        </w:rPr>
+        <w:t>此宣言）。</w:t>
       </w:r>
     </w:p>
     <w:p>

--- a/papers/论文A正式版-CertifiedSparseGating-CPP-20260823.docx
+++ b/papers/论文A正式版-CertifiedSparseGating-CPP-20260823.docx
@@ -58,6 +58,21 @@
           <w:color w:val="444444"/>
           <w:sz w:val="21"/>
         </w:rPr>
+        <w:t>作者：王宝军、夏挽岚（通讯作者，xiawanlan33@163.com）、祖光照、周志农、高雪峰</w:t>
+      </w:r>
+    </w:p>
+    <w:p>
+      <w:pPr>
+        <w:ind w:left="432"/>
+      </w:pPr>
+      <w:r>
+        <w:rPr>
+          <w:rFonts w:ascii="Times New Roman" w:hAnsi="Times New Roman" w:eastAsia="宋体"/>
+          <w:b w:val="0"/>
+          <w:i/>
+          <w:color w:val="444444"/>
+          <w:sz w:val="21"/>
+        </w:rPr>
         <w:t xml:space="preserve">代码基态：合并版 </w:t>
       </w:r>
       <w:r>
@@ -3006,7 +3021,7 @@
           <w:i w:val="0"/>
           <w:sz w:val="24"/>
         </w:rPr>
-        <w:t xml:space="preserve"> 零出现；公理脚印仅 sig_not_dec / sig_forall_dec / fext</w:t>
+        <w:t xml:space="preserve"> 零出现；公理依赖仅 sig_not_dec / sig_forall_dec / fext</w:t>
       </w:r>
     </w:p>
     <w:p>
@@ -13406,7 +13421,7 @@
           <w:i w:val="0"/>
           <w:sz w:val="24"/>
         </w:rPr>
-        <w:t>公理脚印（全部 165 项仅此）</w:t>
+        <w:t>公理依赖（全部 165 项仅此）</w:t>
       </w:r>
       <w:r>
         <w:rPr>
@@ -13604,7 +13619,7 @@
           <w:i w:val="0"/>
           <w:sz w:val="24"/>
         </w:rPr>
-        <w:t xml:space="preserve">（μ 单调 ⟹ 相变存在性定理）的公理脚印含完整排中律 </w:t>
+        <w:t xml:space="preserve">（μ 单调 ⟹ 相变存在性定理）的公理依赖含完整排中律 </w:t>
       </w:r>
       <w:r>
         <w:rPr>
@@ -13640,7 +13655,115 @@
           <w:i w:val="0"/>
           <w:sz w:val="24"/>
         </w:rPr>
-        <w:t>"结论限于 165 项审计范围，不覆盖合并版全部定理；应用层注意力证书/框架界/反射检查器定理链不受影响。审计分层口径：165 项输出块 = 54 项 Closed under the global context + 111 项 Dedekind 三公理脚印；构造性轨道（ca_rip_cr.v 33 定理、probe_uncertainty_cr.v 35 定理、probe_taugrid_cr.v 13 定理）各有独立 Print Assumptions 审计且全部 Closed，不在 165 项之内。</w:t>
+        <w:t xml:space="preserve">"结论限于 165 项审计范围，不覆盖合并版全部定理；应用层注意力证书/框架界/反射检查器定理链不受影响。审计分层口径：165 项输出块 = 54 项 Closed under the global context + 111 项 Dedekind 公理依赖（80 项三公理依赖 + 29 项 sig_forall_dec+fext + 2 项仅 sig_forall_dec，机器可读索引 </w:t>
+      </w:r>
+      <w:r>
+        <w:rPr>
+          <w:rFonts w:ascii="Consolas" w:hAnsi="Consolas" w:eastAsia="等线"/>
+          <w:b w:val="0"/>
+          <w:i w:val="0"/>
+          <w:sz w:val="22"/>
+        </w:rPr>
+        <w:t>audit_index_20260830.json</w:t>
+      </w:r>
+      <w:r>
+        <w:rPr>
+          <w:rFonts w:ascii="Times New Roman" w:hAnsi="Times New Roman" w:eastAsia="宋体"/>
+          <w:b w:val="0"/>
+          <w:i w:val="0"/>
+          <w:sz w:val="24"/>
+        </w:rPr>
+        <w:t>）；构造性轨道（ca_rip_cr.v 33 定理、probe_uncertainty_cr.v 35 定理、probe_taugrid_cr.v 13 定理）各有独立 Print Assumptions 审计且全部 Closed，不在 165 项之内。</w:t>
+      </w:r>
+      <w:r>
+        <w:rPr>
+          <w:rFonts w:ascii="Times New Roman" w:hAnsi="Times New Roman" w:eastAsia="宋体"/>
+          <w:b/>
+          <w:i w:val="0"/>
+          <w:sz w:val="24"/>
+        </w:rPr>
+        <w:t>构造性轨道公理依赖（单独列出，2026-08-30）</w:t>
+      </w:r>
+      <w:r>
+        <w:rPr>
+          <w:rFonts w:ascii="Times New Roman" w:hAnsi="Times New Roman" w:eastAsia="宋体"/>
+          <w:b w:val="0"/>
+          <w:i w:val="0"/>
+          <w:sz w:val="24"/>
+        </w:rPr>
+        <w:t xml:space="preserve">：Stdlib </w:t>
+      </w:r>
+      <w:r>
+        <w:rPr>
+          <w:rFonts w:ascii="Consolas" w:hAnsi="Consolas" w:eastAsia="等线"/>
+          <w:b w:val="0"/>
+          <w:i w:val="0"/>
+          <w:sz w:val="22"/>
+        </w:rPr>
+        <w:t>ConstructiveRcomplete.v</w:t>
+      </w:r>
+      <w:r>
+        <w:rPr>
+          <w:rFonts w:ascii="Times New Roman" w:hAnsi="Times New Roman" w:eastAsia="宋体"/>
+          <w:b w:val="0"/>
+          <w:i w:val="0"/>
+          <w:sz w:val="24"/>
+        </w:rPr>
+        <w:t xml:space="preserve">（ConstructiveReals 接口与柯西实例）自身 Axiom/Parameter 计数 = </w:t>
+      </w:r>
+      <w:r>
+        <w:rPr>
+          <w:rFonts w:ascii="Times New Roman" w:hAnsi="Times New Roman" w:eastAsia="宋体"/>
+          <w:b/>
+          <w:i w:val="0"/>
+          <w:sz w:val="24"/>
+        </w:rPr>
+        <w:t>0</w:t>
+      </w:r>
+      <w:r>
+        <w:rPr>
+          <w:rFonts w:ascii="Times New Roman" w:hAnsi="Times New Roman" w:eastAsia="宋体"/>
+          <w:b w:val="0"/>
+          <w:i w:val="0"/>
+          <w:sz w:val="24"/>
+        </w:rPr>
+        <w:t xml:space="preserve">（源文件直接核验——接口不依赖 funext、不依赖排中律）；构造性轨道各模块 Print Assumptions 全部 "Closed under the global context"（零公理，含 funext/classic 均零依赖），机器可读清单 </w:t>
+      </w:r>
+      <w:r>
+        <w:rPr>
+          <w:rFonts w:ascii="Consolas" w:hAnsi="Consolas" w:eastAsia="等线"/>
+          <w:b w:val="0"/>
+          <w:i w:val="0"/>
+          <w:sz w:val="22"/>
+        </w:rPr>
+        <w:t>constructive_track_audit_20260830.json</w:t>
+      </w:r>
+      <w:r>
+        <w:rPr>
+          <w:rFonts w:ascii="Times New Roman" w:hAnsi="Times New Roman" w:eastAsia="宋体"/>
+          <w:b w:val="0"/>
+          <w:i w:val="0"/>
+          <w:sz w:val="24"/>
+        </w:rPr>
+        <w:t>。</w:t>
+      </w:r>
+      <w:r>
+        <w:rPr>
+          <w:rFonts w:ascii="Times New Roman" w:hAnsi="Times New Roman" w:eastAsia="宋体"/>
+          <w:b/>
+          <w:i w:val="0"/>
+          <w:sz w:val="24"/>
+        </w:rPr>
+        <w:t>审计计数勘误（166/165 差异关闭）</w:t>
+      </w:r>
+      <w:r>
+        <w:rPr>
+          <w:rFonts w:ascii="Times New Roman" w:hAnsi="Times New Roman" w:eastAsia="宋体"/>
+          <w:b w:val="0"/>
+          <w:i w:val="0"/>
+          <w:sz w:val="24"/>
+        </w:rPr>
+        <w:t>：PSA_audit.v 头注释提及 "Print Assumptions" 字样致子串计数 +1——语句实为 165 条，与日志 165 块一一对齐。</w:t>
       </w:r>
     </w:p>
     <w:p>

--- a/papers/论文A正式版-CertifiedSparseGating-CPP-20260823.docx
+++ b/papers/论文A正式版-CertifiedSparseGating-CPP-20260823.docx
@@ -1740,7 +1740,7 @@
           <w:i w:val="0"/>
           <w:sz w:val="24"/>
         </w:rPr>
-        <w:t xml:space="preserve"> 封口——零数值策略、零区间算术、可判定、可提取。</w:t>
+        <w:t xml:space="preserve"> 完成证明——零数值策略、零区间算术、可判定、可提取。</w:t>
       </w:r>
     </w:p>
     <w:p>
@@ -2852,7 +2852,7 @@
           <w:i w:val="0"/>
           <w:sz w:val="24"/>
         </w:rPr>
-        <w:t>CS 战役族 taugrid/taugrid_cr/cs/cs5（2026-08-29，合计 64 Qed，未并入合并版）</w:t>
+        <w:t>CS 定理族 taugrid/taugrid_cr/cs/cs5（2026-08-29，合计 64 Qed，未并入合并版）</w:t>
       </w:r>
       <w:r>
         <w:rPr>
@@ -5170,7 +5170,7 @@
           <w:i w:val="0"/>
           <w:sz w:val="24"/>
         </w:rPr>
-        <w:t>，probe_ab_bridge_pier.v：psi 核窗口截断通道，dc = INR(W−W')·(1/2)）——状态从「未实例化」升级为「截断通道已实例化」；实证支撑：ΔCoh 仅在稀疏几何族内排序（4 点 R²=0.982），13 点扩充后跨族崩溃（max 型 R²=0.101）——相干性定性结论保留、定量预测收缩为族内指标。</w:t>
+        <w:t>，probe_ab_bridge_pier.v：psi 核窗口截断通道，dc = INR(W−W')·(1/2)）——状态从「未实例化」升级为「截断通道已实例化」；实证支撑：ΔCoh 仅在稀疏几何族内排序（4 点 R²=0.982），13 点扩充后跨族失效（max 型 R²=0.101）——相干性定性结论保留、定量预测收缩为族内指标。</w:t>
       </w:r>
     </w:p>
     <w:p>
@@ -7262,7 +7262,7 @@
           <w:i w:val="0"/>
           <w:sz w:val="24"/>
         </w:rPr>
-        <w:t>语义一致时接近。彻底消除：Zarith（任意精度）提取（future work）。</w:t>
+        <w:t>语义一致时接近。根本消除：Zarith（任意精度）提取（future work）。</w:t>
       </w:r>
       <w:r>
         <w:rPr>
@@ -8731,7 +8731,7 @@
           <w:i w:val="0"/>
           <w:sz w:val="24"/>
         </w:rPr>
-        <w:t>更紧）——素数叙事完整（存在性 + 分辨率 + 最优性），支撑论文 B 素数阶梯受控对照（prime-7</w:t>
+        <w:t>更紧）——素数阶梯论证完整（存在性 + 分辨率 + 最优性），支撑论文 B 素数阶梯受控对照（prime-7</w:t>
       </w:r>
     </w:p>
     <w:p>
@@ -9363,7 +9363,7 @@
           <w:i w:val="0"/>
           <w:sz w:val="24"/>
         </w:rPr>
-        <w:t>护城河（U5）三半均机器检查。</w:t>
+        <w:t>隔离界（U5）三半均机器检查。</w:t>
       </w:r>
       <w:r>
         <w:rPr>
@@ -10903,7 +10903,7 @@
           <w:i w:val="0"/>
           <w:sz w:val="24"/>
         </w:rPr>
-        <w:t>压缩感知三角闭环合成定理</w:t>
+        <w:t>压缩感知三角闭合合成定理</w:t>
       </w:r>
       <w:r>
         <w:rPr>
@@ -11613,7 +11613,7 @@
           <w:i w:val="0"/>
           <w:sz w:val="24"/>
         </w:rPr>
-        <w:t>把"假阴性 49.1%"叙事升级为具体机器检查反例，是 G-3 必要方向的直接见证。</w:t>
+        <w:t>把"假阴性 49.1%"的论述升级为具体机器检查反例，是 G-3 必要方向的直接见证。</w:t>
       </w:r>
     </w:p>
     <w:p>
@@ -11915,7 +11915,7 @@
           <w:i w:val="0"/>
           <w:sz w:val="24"/>
         </w:rPr>
-        <w:t>Closed——相干缺口闭合的构造性收官）。</w:t>
+        <w:t>Closed——相干缺口闭合的构造性完成）。</w:t>
       </w:r>
     </w:p>
     <w:p>
@@ -12083,7 +12083,7 @@
           <w:i w:val="0"/>
           <w:sz w:val="24"/>
         </w:rPr>
-        <w:t xml:space="preserve">：sparse_uniquenessM、CRrip_bound_k、row_rip_bound_M、CRrecovery_correct_prefix、CRuncertainty_principle、CRg8_recovery_synthesis 与 C4_sparse_uniqueness_3 是 Gershgorin/互干性唯一恢复、RIP、Donoho–Stark 不确定性原理与 Welch 界-恢复保证相图的机器检查，数学上非新，形式化价值在 Coq 验证（含 C=4 具体常数核验、行和版 RIP 常数紧化路径、构造性轨道独立性验证与三角闭环相图合成）。本族主要探针已并入合并版 </w:t>
+        <w:t xml:space="preserve">：sparse_uniquenessM、CRrip_bound_k、row_rip_bound_M、CRrecovery_correct_prefix、CRuncertainty_principle、CRg8_recovery_synthesis 与 C4_sparse_uniqueness_3 是 Gershgorin/互干性唯一恢复、RIP、Donoho–Stark 不确定性原理与 Welch 界-恢复保证相图的机器检查，数学上非新，形式化价值在 Coq 验证（含 C=4 具体常数核验、行和版 RIP 常数紧化路径、构造性轨道独立性验证与三角闭合相图合成）。本族主要探针已并入合并版 </w:t>
       </w:r>
       <w:r>
         <w:rPr>
@@ -12937,7 +12937,7 @@
           <w:i w:val="0"/>
           <w:sz w:val="24"/>
         </w:rPr>
-        <w:t>黄金比护城河</w:t>
+        <w:t>黄金比隔离界</w:t>
       </w:r>
       <w:r>
         <w:rPr>
@@ -17524,7 +17524,7 @@
           <w:i w:val="0"/>
           <w:sz w:val="24"/>
         </w:rPr>
-        <w:t>跨 A/B 张力宣言（证书 ⟹̸ 性能）</w:t>
+        <w:t>跨 A/B 证书—性能张力（声明）（证书 ⟹̸ 性能）</w:t>
       </w:r>
       <w:r>
         <w:rPr>
@@ -17578,7 +17578,7 @@
           <w:i w:val="0"/>
           <w:sz w:val="24"/>
         </w:rPr>
-        <w:t>最优（psi-rope-rand 6.45）；μ=0 网格拥有最干净的精确正交证书却外推崩溃（25.66）；ALiBi 无</w:t>
+        <w:t>最优（psi-rope-rand 6.45）；μ=0 网格拥有最干净的精确正交证书却外推性能严重退化（25.66）；ALiBi 无</w:t>
       </w:r>
     </w:p>
     <w:p>
@@ -17623,7 +17623,7 @@
           <w:i w:val="0"/>
           <w:sz w:val="24"/>
         </w:rPr>
-        <w:t>此宣言）。</w:t>
+        <w:t>此声明）。</w:t>
       </w:r>
     </w:p>
     <w:p>
@@ -19648,7 +19648,7 @@
           <w:i w:val="0"/>
           <w:sz w:val="24"/>
         </w:rPr>
-        <w:t>绕开 mathcomp nat Fixpoint 卡点）17 引理）。</w:t>
+        <w:t>绕开 mathcomp nat Fixpoint 实现难点）17 引理）。</w:t>
       </w:r>
     </w:p>
     <w:p>

--- a/papers/论文A正式版-CertifiedSparseGating-CPP-20260823.docx
+++ b/papers/论文A正式版-CertifiedSparseGating-CPP-20260823.docx
@@ -1741,6 +1741,99 @@
           <w:sz w:val="24"/>
         </w:rPr>
         <w:t xml:space="preserve"> 完成证明——零数值策略、零区间算术、可判定、可提取。</w:t>
+      </w:r>
+    </w:p>
+    <w:p>
+      <w:pPr>
+        <w:spacing w:line="336" w:lineRule="auto"/>
+        <w:ind w:firstLine="480"/>
+      </w:pPr>
+      <w:r>
+        <w:rPr>
+          <w:rFonts w:ascii="Times New Roman" w:hAnsi="Times New Roman" w:eastAsia="宋体"/>
+          <w:b/>
+          <w:i w:val="0"/>
+          <w:sz w:val="24"/>
+        </w:rPr>
+        <w:t>松弛链元理论（CS-19，`probe_relaxation_meta.v`，2026-08-30）</w:t>
+      </w:r>
+      <w:r>
+        <w:rPr>
+          <w:rFonts w:ascii="Times New Roman" w:hAnsi="Times New Roman" w:eastAsia="宋体"/>
+          <w:b w:val="0"/>
+          <w:i w:val="0"/>
+          <w:sz w:val="24"/>
+        </w:rPr>
+        <w:t>：单调性与组合性已定理化——</w:t>
+      </w:r>
+    </w:p>
+    <w:p>
+      <w:pPr>
+        <w:spacing w:line="336" w:lineRule="auto"/>
+        <w:ind w:firstLine="480"/>
+      </w:pPr>
+      <w:r>
+        <w:rPr>
+          <w:rFonts w:ascii="Times New Roman" w:hAnsi="Times New Roman" w:eastAsia="宋体"/>
+          <w:b w:val="0"/>
+          <w:i w:val="0"/>
+          <w:sz w:val="24"/>
+        </w:rPr>
+        <w:t>参数化合成界 relax m sb sq := m·(1/(sb·sq))（分子上界 / sin 下界 / √ 下界三层参数）逐层单调</w:t>
+      </w:r>
+    </w:p>
+    <w:p>
+      <w:pPr>
+        <w:spacing w:line="336" w:lineRule="auto"/>
+        <w:ind w:firstLine="480"/>
+      </w:pPr>
+      <w:r>
+        <w:rPr>
+          <w:rFonts w:ascii="Times New Roman" w:hAnsi="Times New Roman" w:eastAsia="宋体"/>
+          <w:b w:val="0"/>
+          <w:i w:val="0"/>
+          <w:sz w:val="24"/>
+        </w:rPr>
+        <w:t>（M1）、多层组合收紧（M2 relax_refine）、行和提升（M3 rowR_mono）与判定保持（M4</w:t>
+      </w:r>
+    </w:p>
+    <w:p>
+      <w:pPr>
+        <w:spacing w:line="336" w:lineRule="auto"/>
+        <w:ind w:firstLine="480"/>
+      </w:pPr>
+      <w:r>
+        <w:rPr>
+          <w:rFonts w:ascii="Consolas" w:hAnsi="Consolas" w:eastAsia="等线"/>
+          <w:b w:val="0"/>
+          <w:i w:val="0"/>
+          <w:sz w:val="22"/>
+        </w:rPr>
+        <w:t>checker_preserved_under_refinement</w:t>
+      </w:r>
+      <w:r>
+        <w:rPr>
+          <w:rFonts w:ascii="Times New Roman" w:hAnsi="Times New Roman" w:eastAsia="宋体"/>
+          <w:b w:val="0"/>
+          <w:i w:val="0"/>
+          <w:sz w:val="24"/>
+        </w:rPr>
+        <w:t>：任一层收紧后检查器通过性不变——「只强化不破坏」）；</w:t>
+      </w:r>
+    </w:p>
+    <w:p>
+      <w:pPr>
+        <w:spacing w:line="336" w:lineRule="auto"/>
+        <w:ind w:firstLine="480"/>
+      </w:pPr>
+      <w:r>
+        <w:rPr>
+          <w:rFonts w:ascii="Times New Roman" w:hAnsi="Times New Roman" w:eastAsia="宋体"/>
+          <w:b w:val="0"/>
+          <w:i w:val="0"/>
+          <w:sz w:val="24"/>
+        </w:rPr>
+        <w:t>M5 证明反射层 pair_frac_R 恰为该参数化族实例，元理论覆盖现有检查器管线。</w:t>
       </w:r>
     </w:p>
     <w:p>

--- a/papers/论文A正式版-CertifiedSparseGating-CPP-20260823.docx
+++ b/papers/论文A正式版-CertifiedSparseGating-CPP-20260823.docx
@@ -7269,6 +7269,137 @@
           <w:sz w:val="24"/>
         </w:rPr>
         <w:t xml:space="preserve"> 是近似（偏差 ≤ 1，仅判别阈值附近可能翻转）；累积分母 ∏ pair_den 指数增长，</w:t>
+      </w:r>
+    </w:p>
+    <w:p>
+      <w:pPr>
+        <w:pStyle w:val="ListBullet"/>
+      </w:pPr>
+      <w:r>
+        <w:rPr>
+          <w:rFonts w:ascii="Times New Roman" w:hAnsi="Times New Roman" w:eastAsia="宋体"/>
+          <w:b/>
+          <w:i w:val="0"/>
+          <w:sz w:val="24"/>
+        </w:rPr>
+        <w:t>提取物运行时基准（2026-08-30，回应评审 §3.3）</w:t>
+      </w:r>
+      <w:r>
+        <w:rPr>
+          <w:rFonts w:ascii="Times New Roman" w:hAnsi="Times New Roman" w:eastAsia="宋体"/>
+          <w:b w:val="0"/>
+          <w:i w:val="0"/>
+          <w:sz w:val="24"/>
+        </w:rPr>
+        <w:t>：</w:t>
+      </w:r>
+      <w:r>
+        <w:rPr>
+          <w:rFonts w:ascii="Consolas" w:hAnsi="Consolas" w:eastAsia="等线"/>
+          <w:b w:val="0"/>
+          <w:i w:val="0"/>
+          <w:sz w:val="22"/>
+        </w:rPr>
+        <w:t>frame_check_graduated</w:t>
+      </w:r>
+      <w:r>
+        <w:rPr>
+          <w:rFonts w:ascii="Times New Roman" w:hAnsi="Times New Roman" w:eastAsia="宋体"/>
+          <w:b w:val="0"/>
+          <w:i w:val="0"/>
+          <w:sz w:val="24"/>
+        </w:rPr>
+        <w:t xml:space="preserve"> 四级判定（[3,13]→L1、[3,7,15]→L2、[2,3]→L3、结构败→L4）与 </w:t>
+      </w:r>
+      <w:r>
+        <w:rPr>
+          <w:rFonts w:ascii="Consolas" w:hAnsi="Consolas" w:eastAsia="等线"/>
+          <w:b w:val="0"/>
+          <w:i w:val="0"/>
+          <w:sz w:val="22"/>
+        </w:rPr>
+        <w:t>safe_domain_bool</w:t>
+      </w:r>
+      <w:r>
+        <w:rPr>
+          <w:rFonts w:ascii="Times New Roman" w:hAnsi="Times New Roman" w:eastAsia="宋体"/>
+          <w:b w:val="0"/>
+          <w:i w:val="0"/>
+          <w:sz w:val="24"/>
+        </w:rPr>
+        <w:t xml:space="preserve">（C=4 分母链 → 安全）全部 </w:t>
+      </w:r>
+      <w:r>
+        <w:rPr>
+          <w:rFonts w:ascii="Times New Roman" w:hAnsi="Times New Roman" w:eastAsia="宋体"/>
+          <w:b/>
+          <w:i w:val="0"/>
+          <w:sz w:val="24"/>
+        </w:rPr>
+        <w:t>&lt; 1 ms</w:t>
+      </w:r>
+      <w:r>
+        <w:rPr>
+          <w:rFonts w:ascii="Times New Roman" w:hAnsi="Times New Roman" w:eastAsia="宋体"/>
+          <w:b w:val="0"/>
+          <w:i w:val="0"/>
+          <w:sz w:val="24"/>
+        </w:rPr>
+        <w:t xml:space="preserve">（DkMLNative ocamlc 字节码 + ocamlrun）；构造性轨道 </w:t>
+      </w:r>
+      <w:r>
+        <w:rPr>
+          <w:rFonts w:ascii="Consolas" w:hAnsi="Consolas" w:eastAsia="等线"/>
+          <w:b w:val="0"/>
+          <w:i w:val="0"/>
+          <w:sz w:val="22"/>
+        </w:rPr>
+        <w:t>c4_four_atom_cr</w:t>
+      </w:r>
+      <w:r>
+        <w:rPr>
+          <w:rFonts w:ascii="Times New Roman" w:hAnsi="Times New Roman" w:eastAsia="宋体"/>
+          <w:b w:val="0"/>
+          <w:i w:val="0"/>
+          <w:sz w:val="24"/>
+        </w:rPr>
+        <w:t xml:space="preserve"> 的 Q 层窗口判定 </w:t>
+      </w:r>
+      <w:r>
+        <w:rPr>
+          <w:rFonts w:ascii="Consolas" w:hAnsi="Consolas" w:eastAsia="等线"/>
+          <w:b w:val="0"/>
+          <w:i w:val="0"/>
+          <w:sz w:val="22"/>
+        </w:rPr>
+        <w:t>mu4_window = (45156, 33920)</w:t>
+      </w:r>
+      <w:r>
+        <w:rPr>
+          <w:rFonts w:ascii="Times New Roman" w:hAnsi="Times New Roman" w:eastAsia="宋体"/>
+          <w:b w:val="0"/>
+          <w:i w:val="0"/>
+          <w:sz w:val="24"/>
+        </w:rPr>
+        <w:t xml:space="preserve"> 运行输出 &lt; 1 ms，与正文引用的 μ₄·4 判定逐字一致——「构造性轨道是否可计算」由运行时证据直接消解（基准文档 </w:t>
+      </w:r>
+      <w:r>
+        <w:rPr>
+          <w:rFonts w:ascii="Consolas" w:hAnsi="Consolas" w:eastAsia="等线"/>
+          <w:b w:val="0"/>
+          <w:i w:val="0"/>
+          <w:sz w:val="22"/>
+        </w:rPr>
+        <w:t>extraction_benchmark_20260830.md</w:t>
+      </w:r>
+      <w:r>
+        <w:rPr>
+          <w:rFonts w:ascii="Times New Roman" w:hAnsi="Times New Roman" w:eastAsia="宋体"/>
+          <w:b w:val="0"/>
+          <w:i w:val="0"/>
+          <w:sz w:val="24"/>
+        </w:rPr>
+        <w:t xml:space="preserve"> 随稿）。</w:t>
       </w:r>
     </w:p>
     <w:p>

--- a/papers/论文A正式版-CertifiedSparseGating-CPP-20260823.docx
+++ b/papers/论文A正式版-CertifiedSparseGating-CPP-20260823.docx
@@ -93,7 +93,7 @@
           <w:color w:val="444444"/>
           <w:sz w:val="21"/>
         </w:rPr>
-        <w:t>（87632 行，57 顶层模块，SHA-256 基 4901f18e，MERGE_EXIT=0，公理审计 54 Closed + 111 Dedekind 三公理、</w:t>
+        <w:t>（91606 行，67 模块分区，SHA-256 基 4901f18e，MERGE_EXIT=0，公理审计 54 Closed + 111 Dedekind 三公理、</w:t>
       </w:r>
       <w:r>
         <w:rPr>
@@ -1443,7 +1443,7 @@
           <w:i w:val="0"/>
           <w:sz w:val="24"/>
         </w:rPr>
-        <w:t>）、合并版 57 顶层 Module 全量编译。以下贡献清单中的</w:t>
+        <w:t>）、合并版 67 模块分区 全量编译。以下贡献清单中的</w:t>
       </w:r>
     </w:p>
     <w:p>
@@ -2831,7 +2831,7 @@
           <w:i w:val="0"/>
           <w:sz w:val="24"/>
         </w:rPr>
-        <w:t>87632 行 / 57 顶层 Module（55 模块分区 + `ca_independence` 内 `independent`/`independent′` 2 附加）</w:t>
+        <w:t>91606 行 / 67 模块分区（55 模块分区 + `ca_independence` 内 `independent`/`independent′` 2 附加）</w:t>
       </w:r>
       <w:r>
         <w:rPr>
@@ -2945,7 +2945,7 @@
           <w:i w:val="0"/>
           <w:sz w:val="24"/>
         </w:rPr>
-        <w:t>CS 定理族 taugrid/taugrid_cr/cs/cs5（2026-08-29，合计 64 Qed，未并入合并版）</w:t>
+        <w:t>CS 定理族 taugrid/taugrid_cr/cs/cs5（2026-08-29，合计 64 Qed，已并入合并版）</w:t>
       </w:r>
       <w:r>
         <w:rPr>
@@ -12016,7 +12016,7 @@
           <w:i w:val="0"/>
           <w:sz w:val="24"/>
         </w:rPr>
-        <w:t>（57 顶层 Module = 55 模块分区，MERGE_EXIT=0）。定位：</w:t>
+        <w:t>（67 模块分区，MERGE_EXIT=0）。定位：</w:t>
       </w:r>
     </w:p>
     <w:p>
@@ -12325,22 +12325,40 @@
           <w:i w:val="0"/>
           <w:sz w:val="24"/>
         </w:rPr>
-        <w:t>（57 顶层 Module = 55 模块分区，MERGE_EXIT=0），</w:t>
-      </w:r>
-    </w:p>
-    <w:p>
-      <w:pPr>
-        <w:spacing w:line="336" w:lineRule="auto"/>
-        <w:ind w:firstLine="480"/>
-      </w:pPr>
-      <w:r>
-        <w:rPr>
-          <w:rFonts w:ascii="Times New Roman" w:hAnsi="Times New Roman" w:eastAsia="宋体"/>
-          <w:b w:val="0"/>
-          <w:i w:val="0"/>
-          <w:sz w:val="24"/>
-        </w:rPr>
-        <w:t>独立 + 合并双通过；G-3（probe_g3_criterion）/G-5（probe_g5_premium）未并入合并版（z 区探针待合并），probe_recovery_cr 为构造性轨道独立验证。</w:t>
+        <w:t>（67 模块分区，MERGE_EXIT=0），</w:t>
+      </w:r>
+    </w:p>
+    <w:p>
+      <w:pPr>
+        <w:spacing w:line="336" w:lineRule="auto"/>
+        <w:ind w:firstLine="480"/>
+      </w:pPr>
+      <w:r>
+        <w:rPr>
+          <w:rFonts w:ascii="Times New Roman" w:hAnsi="Times New Roman" w:eastAsia="宋体"/>
+          <w:b w:val="0"/>
+          <w:i w:val="0"/>
+          <w:sz w:val="24"/>
+        </w:rPr>
+        <w:t>独立 + 合并双通过；G-3（probe_g3_criterion）/G-5（probe_g5_premium）</w:t>
+      </w:r>
+      <w:r>
+        <w:rPr>
+          <w:rFonts w:ascii="Times New Roman" w:hAnsi="Times New Roman" w:eastAsia="宋体"/>
+          <w:b/>
+          <w:i w:val="0"/>
+          <w:sz w:val="24"/>
+        </w:rPr>
+        <w:t>已并入合并版</w:t>
+      </w:r>
+      <w:r>
+        <w:rPr>
+          <w:rFonts w:ascii="Times New Roman" w:hAnsi="Times New Roman" w:eastAsia="宋体"/>
+          <w:b w:val="0"/>
+          <w:i w:val="0"/>
+          <w:sz w:val="24"/>
+        </w:rPr>
+        <w:t>（2026-08-30 M2 批次），probe_recovery_cr 为构造性轨道独立验证。</w:t>
       </w:r>
     </w:p>
     <w:p>
@@ -14397,7 +14415,7 @@
           <w:i w:val="0"/>
           <w:sz w:val="24"/>
         </w:rPr>
-        <w:t xml:space="preserve">（87632 行，57 顶层 Module = 55 模块分区 + </w:t>
+        <w:t xml:space="preserve">（91606 行，67 模块分区 + </w:t>
       </w:r>
       <w:r>
         <w:rPr>
@@ -17586,7 +17604,7 @@
           <w:i w:val="0"/>
           <w:sz w:val="24"/>
         </w:rPr>
-        <w:t xml:space="preserve"> 零出现（post-M1.5 复核，完整 165/165 运行日志随稿）；合并版（87632 行，57 顶层 Module = 55 模块分区 + 2 附加，含 20 个 z 区探针 + 构造性轨道</w:t>
+        <w:t xml:space="preserve"> 零出现（post-M1.5 复核，完整 165/165 运行日志随稿）；合并版（91606 行，67 模块分区 + 2 附加，含 20 个 z 区探针 + 构造性轨道</w:t>
       </w:r>
     </w:p>
     <w:p>
@@ -18949,7 +18967,7 @@
                 <w:i w:val="0"/>
                 <w:sz w:val="21"/>
               </w:rPr>
-              <w:t>src/ca_merged_full_25.v（87632 行，57 顶层 Module，20 探针 + ca_zeta_euler / ca_rip_cr 并入）</w:t>
+              <w:t>src/ca_merged_full_25.v（91606 行，67 模块分区，20 探针 + ca_zeta_euler / ca_rip_cr 并入）</w:t>
             </w:r>
           </w:p>
         </w:tc>

--- a/papers/论文A正式版-CertifiedSparseGating-CPP-20260823.docx
+++ b/papers/论文A正式版-CertifiedSparseGating-CPP-20260823.docx
@@ -93,7 +93,7 @@
           <w:color w:val="444444"/>
           <w:sz w:val="21"/>
         </w:rPr>
-        <w:t>（91606 行，67 模块分区，SHA-256 基 4901f18e，MERGE_EXIT=0，公理审计 54 Closed + 111 Dedekind 三公理、</w:t>
+        <w:t xml:space="preserve">（93953 行，67 模块分区，SHA-256 基 4901f18e；G-7 批次另见合并版 </w:t>
       </w:r>
       <w:r>
         <w:rPr>
@@ -103,7 +103,7 @@
           <w:color w:val="444444"/>
           <w:sz w:val="19"/>
         </w:rPr>
-        <w:t>Classical_Prop.classic</w:t>
+        <w:t>ca_merged_full_25_m2.v</w:t>
       </w:r>
       <w:r>
         <w:rPr>
@@ -113,6 +113,26 @@
           <w:color w:val="444444"/>
           <w:sz w:val="21"/>
         </w:rPr>
+        <w:t>（92506 行，68 模块分区，本地 2.5 全量编译 EXIT=0，2026-08-31），公理审计 54 Closed + 111 Dedekind 三公理、</w:t>
+      </w:r>
+      <w:r>
+        <w:rPr>
+          <w:rFonts w:ascii="Consolas" w:hAnsi="Consolas" w:eastAsia="等线"/>
+          <w:b w:val="0"/>
+          <w:i w:val="0"/>
+          <w:color w:val="444444"/>
+          <w:sz w:val="19"/>
+        </w:rPr>
+        <w:t>Classical_Prop.classic</w:t>
+      </w:r>
+      <w:r>
+        <w:rPr>
+          <w:rFonts w:ascii="Times New Roman" w:hAnsi="Times New Roman" w:eastAsia="宋体"/>
+          <w:b w:val="0"/>
+          <w:i/>
+          <w:color w:val="444444"/>
+          <w:sz w:val="21"/>
+        </w:rPr>
         <w:t xml:space="preserve"> 零出现（2026-08-30 重跑确认）；持续集成全链路验证通过——lib 依赖链、合并版编译（Rocq 9.0 + mathcomp 2.6）、PSA 核心编译、零 Admitted 检查、coqchk 内核独立复验）。</w:t>
       </w:r>
     </w:p>
@@ -883,22 +903,70 @@
           <w:i w:val="0"/>
           <w:sz w:val="24"/>
         </w:rPr>
-        <w:t>representations), all machine-checked; on the C=4 ladder the instance μ = 11289/33920 &lt; 1/3</w:t>
-      </w:r>
-    </w:p>
-    <w:p>
-      <w:pPr>
-        <w:spacing w:line="336" w:lineRule="auto"/>
-        <w:ind w:firstLine="480"/>
-      </w:pPr>
-      <w:r>
-        <w:rPr>
-          <w:rFonts w:ascii="Times New Roman" w:hAnsi="Times New Roman" w:eastAsia="宋体"/>
-          <w:b w:val="0"/>
-          <w:i w:val="0"/>
-          <w:sz w:val="24"/>
-        </w:rPr>
-        <w:t>yields 3-atom sparse uniqueness for [3,13,53]. The audit comprises 165 Print</w:t>
+        <w:t>representations) whose Welch premise is itself proved constructively</w:t>
+      </w:r>
+    </w:p>
+    <w:p>
+      <w:pPr>
+        <w:spacing w:line="336" w:lineRule="auto"/>
+        <w:ind w:firstLine="480"/>
+      </w:pPr>
+      <w:r>
+        <w:rPr>
+          <w:rFonts w:ascii="Times New Roman" w:hAnsi="Times New Roman" w:eastAsia="宋体"/>
+          <w:b w:val="0"/>
+          <w:i w:val="0"/>
+          <w:sz w:val="24"/>
+        </w:rPr>
+        <w:t>(</w:t>
+      </w:r>
+      <w:r>
+        <w:rPr>
+          <w:rFonts w:ascii="Consolas" w:hAnsi="Consolas" w:eastAsia="等线"/>
+          <w:b w:val="0"/>
+          <w:i w:val="0"/>
+          <w:sz w:val="22"/>
+        </w:rPr>
+        <w:t>g7_welch_lower</w:t>
+      </w:r>
+      <w:r>
+        <w:rPr>
+          <w:rFonts w:ascii="Times New Roman" w:hAnsi="Times New Roman" w:eastAsia="宋体"/>
+          <w:b w:val="0"/>
+          <w:i w:val="0"/>
+          <w:sz w:val="24"/>
+        </w:rPr>
+        <w:t>: the squared Welch bound (M − N) ≤ N·(M−1)·μ² via Frobenius norm</w:t>
+      </w:r>
+    </w:p>
+    <w:p>
+      <w:pPr>
+        <w:spacing w:line="336" w:lineRule="auto"/>
+        <w:ind w:firstLine="480"/>
+      </w:pPr>
+      <w:r>
+        <w:rPr>
+          <w:rFonts w:ascii="Times New Roman" w:hAnsi="Times New Roman" w:eastAsia="宋体"/>
+          <w:b w:val="0"/>
+          <w:i w:val="0"/>
+          <w:sz w:val="24"/>
+        </w:rPr>
+        <w:t>and Cauchy–Schwarz, avoiding eigenvalue arguments), all machine-checked; on the C=4</w:t>
+      </w:r>
+    </w:p>
+    <w:p>
+      <w:pPr>
+        <w:spacing w:line="336" w:lineRule="auto"/>
+        <w:ind w:firstLine="480"/>
+      </w:pPr>
+      <w:r>
+        <w:rPr>
+          <w:rFonts w:ascii="Times New Roman" w:hAnsi="Times New Roman" w:eastAsia="宋体"/>
+          <w:b w:val="0"/>
+          <w:i w:val="0"/>
+          <w:sz w:val="24"/>
+        </w:rPr>
+        <w:t>ladder the instance μ = 11289/33920 &lt; 1/3 yields 3-atom sparse uniqueness for [3,13,53]. The audit comprises 165 Print</w:t>
       </w:r>
     </w:p>
     <w:p>
@@ -2831,7 +2899,7 @@
           <w:i w:val="0"/>
           <w:sz w:val="24"/>
         </w:rPr>
-        <w:t>91606 行 / 67 模块分区（55 模块分区 + `ca_independence` 内 `independent`/`independent′` 2 附加）</w:t>
+        <w:t>93953 行 / 67 模块分区（55 模块分区 + `ca_independence` 内 `independent`/`independent′` 2 附加）</w:t>
       </w:r>
       <w:r>
         <w:rPr>
@@ -4140,6 +4208,77 @@
           <w:sz w:val="20"/>
         </w:rPr>
         <w:t xml:space="preserve">  （相干字典不确定原理，构造性轨道 probe_uncertainty_cr.v：支撑大小版 1+1/μ，35 定理零经典）</w:t>
+      </w:r>
+      <w:r>
+        <w:br/>
+      </w:r>
+      <w:r>
+        <w:rPr>
+          <w:rFonts w:ascii="Consolas" w:hAnsi="Consolas" w:eastAsia="等线"/>
+          <w:b w:val="0"/>
+          <w:i w:val="0"/>
+          <w:sz w:val="20"/>
+        </w:rPr>
+      </w:r>
+      <w:r>
+        <w:br/>
+      </w:r>
+      <w:r>
+        <w:rPr>
+          <w:rFonts w:ascii="Consolas" w:hAnsi="Consolas" w:eastAsia="等线"/>
+          <w:b w:val="0"/>
+          <w:i w:val="0"/>
+          <w:sz w:val="20"/>
+        </w:rPr>
+        <w:t>g7_welch_lower (M N) (v) (mu) : 1 ≤ N → N &lt; M → (∀i&lt;M: Σ_{k&lt;N} v i k² = 1) →</w:t>
+      </w:r>
+      <w:r>
+        <w:br/>
+      </w:r>
+      <w:r>
+        <w:rPr>
+          <w:rFonts w:ascii="Consolas" w:hAnsi="Consolas" w:eastAsia="等线"/>
+          <w:b w:val="0"/>
+          <w:i w:val="0"/>
+          <w:sz w:val="20"/>
+        </w:rPr>
+        <w:t xml:space="preserve">  (∀i j&lt;M: i ≠ j → |Σ_k v i k·v j k| ≤ mu) →</w:t>
+      </w:r>
+      <w:r>
+        <w:br/>
+      </w:r>
+      <w:r>
+        <w:rPr>
+          <w:rFonts w:ascii="Consolas" w:hAnsi="Consolas" w:eastAsia="等线"/>
+          <w:b w:val="0"/>
+          <w:i w:val="0"/>
+          <w:sz w:val="20"/>
+        </w:rPr>
+        <w:t xml:space="preserve">  INR M − INR N ≤ INR N · INR (Nat.pred M) · mu · mu</w:t>
+      </w:r>
+      <w:r>
+        <w:br/>
+      </w:r>
+      <w:r>
+        <w:rPr>
+          <w:rFonts w:ascii="Consolas" w:hAnsi="Consolas" w:eastAsia="等线"/>
+          <w:b w:val="0"/>
+          <w:i w:val="0"/>
+          <w:sz w:val="20"/>
+        </w:rPr>
+        <w:t xml:space="preserve">  （Welch 下界平方形态，构造性轨道 probe_g7_welch_cr.v：Frobenius/Cauchy–Schwarz</w:t>
+      </w:r>
+      <w:r>
+        <w:br/>
+      </w:r>
+      <w:r>
+        <w:rPr>
+          <w:rFonts w:ascii="Consolas" w:hAnsi="Consolas" w:eastAsia="等线"/>
+          <w:b w:val="0"/>
+          <w:i w:val="0"/>
+          <w:sz w:val="20"/>
+        </w:rPr>
+        <w:t xml:space="preserve">  路线避特征值，14 Qed 六审计全 Closed，签名与 G-8 前提逐字一致）</w:t>
       </w:r>
     </w:p>
     <w:p>
@@ -11178,7 +11317,40 @@
           <w:i w:val="0"/>
           <w:sz w:val="24"/>
         </w:rPr>
-        <w:t xml:space="preserve">；前提状态：G-7 的完整构造性证明为后续工作，本合成定理在 Welch 前提悬空下陈述逻辑蕴含）与 </w:t>
+        <w:t>；前提状态（2026-08-31 升级）：该前提已由</w:t>
+      </w:r>
+    </w:p>
+    <w:p>
+      <w:pPr>
+        <w:spacing w:line="336" w:lineRule="auto"/>
+        <w:ind w:firstLine="480"/>
+      </w:pPr>
+      <w:r>
+        <w:rPr>
+          <w:rFonts w:ascii="Times New Roman" w:hAnsi="Times New Roman" w:eastAsia="宋体"/>
+          <w:b w:val="0"/>
+          <w:i w:val="0"/>
+          <w:sz w:val="24"/>
+        </w:rPr>
+        <w:t xml:space="preserve">G-7 构造性证明闭合（见下条 </w:t>
+      </w:r>
+      <w:r>
+        <w:rPr>
+          <w:rFonts w:ascii="Consolas" w:hAnsi="Consolas" w:eastAsia="等线"/>
+          <w:b w:val="0"/>
+          <w:i w:val="0"/>
+          <w:sz w:val="22"/>
+        </w:rPr>
+        <w:t>g7_welch_lower</w:t>
+      </w:r>
+      <w:r>
+        <w:rPr>
+          <w:rFonts w:ascii="Times New Roman" w:hAnsi="Times New Roman" w:eastAsia="宋体"/>
+          <w:b w:val="0"/>
+          <w:i w:val="0"/>
+          <w:sz w:val="24"/>
+        </w:rPr>
+        <w:t xml:space="preserve">，与 G-8 前提签名逐字一致））与 </w:t>
       </w:r>
       <w:r>
         <w:rPr>
@@ -11427,7 +11599,7 @@
           <w:i w:val="0"/>
           <w:sz w:val="24"/>
         </w:rPr>
-        <w:t>Welch 下界本身（G-7 构造性 Welch 完整证明）为后续工作（本条目以其平方形态为抽象前提）。</w:t>
+        <w:t>其 Welch 前提已由 G-7 构造性证明闭合（见下条）。</w:t>
       </w:r>
     </w:p>
     <w:p>
@@ -11441,6 +11613,305 @@
           <w:i w:val="0"/>
           <w:sz w:val="24"/>
         </w:rPr>
+        <w:t>Welch 下界构造性证明（G-7，纯构造性轨道，2026-08-31 新增）</w:t>
+      </w:r>
+      <w:r>
+        <w:rPr>
+          <w:rFonts w:ascii="Times New Roman" w:hAnsi="Times New Roman" w:eastAsia="宋体"/>
+          <w:b w:val="0"/>
+          <w:i w:val="0"/>
+          <w:sz w:val="24"/>
+        </w:rPr>
+        <w:t xml:space="preserve"> </w:t>
+      </w:r>
+      <w:r>
+        <w:rPr>
+          <w:rFonts w:ascii="Consolas" w:hAnsi="Consolas" w:eastAsia="等线"/>
+          <w:b w:val="0"/>
+          <w:i w:val="0"/>
+          <w:sz w:val="22"/>
+        </w:rPr>
+        <w:t>g7_welch_lower</w:t>
+      </w:r>
+    </w:p>
+    <w:p>
+      <w:pPr>
+        <w:spacing w:line="336" w:lineRule="auto"/>
+        <w:ind w:firstLine="480"/>
+      </w:pPr>
+      <w:r>
+        <w:rPr>
+          <w:rFonts w:ascii="Times New Roman" w:hAnsi="Times New Roman" w:eastAsia="宋体"/>
+          <w:b w:val="0"/>
+          <w:i w:val="0"/>
+          <w:sz w:val="24"/>
+        </w:rPr>
+        <w:t>（probe_g7_welch_cr.v）：</w:t>
+      </w:r>
+      <w:r>
+        <w:rPr>
+          <w:rFonts w:ascii="Times New Roman" w:hAnsi="Times New Roman" w:eastAsia="宋体"/>
+          <w:b/>
+          <w:i w:val="0"/>
+          <w:sz w:val="24"/>
+        </w:rPr>
+        <w:t>Welch 下界平方形态的完整构造性证明</w:t>
+      </w:r>
+      <w:r>
+        <w:rPr>
+          <w:rFonts w:ascii="Times New Roman" w:hAnsi="Times New Roman" w:eastAsia="宋体"/>
+          <w:b w:val="0"/>
+          <w:i w:val="0"/>
+          <w:sz w:val="24"/>
+        </w:rPr>
+        <w:t>——M 个单位范数原子</w:t>
+      </w:r>
+    </w:p>
+    <w:p>
+      <w:pPr>
+        <w:spacing w:line="336" w:lineRule="auto"/>
+        <w:ind w:firstLine="480"/>
+      </w:pPr>
+      <w:r>
+        <w:rPr>
+          <w:rFonts w:ascii="Times New Roman" w:hAnsi="Times New Roman" w:eastAsia="宋体"/>
+          <w:b w:val="0"/>
+          <w:i w:val="0"/>
+          <w:sz w:val="24"/>
+        </w:rPr>
+        <w:t>（实向量，维度 N，N &lt; M）两两相干 ≤ μ ⟹ `(INR M − INR N) ≤ INR N · INR (Nat.pred M)</w:t>
+      </w:r>
+    </w:p>
+    <w:p>
+      <w:pPr>
+        <w:spacing w:line="336" w:lineRule="auto"/>
+        <w:ind w:firstLine="480"/>
+      </w:pPr>
+      <w:r>
+        <w:rPr>
+          <w:rFonts w:ascii="Times New Roman" w:hAnsi="Times New Roman" w:eastAsia="宋体"/>
+          <w:b w:val="0"/>
+          <w:i w:val="0"/>
+          <w:sz w:val="24"/>
+        </w:rPr>
+        <w:t>· mu · mu`（与 G-8 前提签名逐字一致）。证明路线：Frobenius 范数与 Cauchy–Schwarz</w:t>
+      </w:r>
+    </w:p>
+    <w:p>
+      <w:pPr>
+        <w:spacing w:line="336" w:lineRule="auto"/>
+        <w:ind w:firstLine="480"/>
+      </w:pPr>
+      <w:r>
+        <w:rPr>
+          <w:rFonts w:ascii="Times New Roman" w:hAnsi="Times New Roman" w:eastAsia="宋体"/>
+          <w:b w:val="0"/>
+          <w:i w:val="0"/>
+          <w:sz w:val="24"/>
+        </w:rPr>
+        <w:t>不等式（避免特征值论证——构造性实数轨道无谱定理可用）：①迹恒等式（帧算子对角和 =</w:t>
+      </w:r>
+    </w:p>
+    <w:p>
+      <w:pPr>
+        <w:spacing w:line="336" w:lineRule="auto"/>
+        <w:ind w:firstLine="480"/>
+      </w:pPr>
+      <w:r>
+        <w:rPr>
+          <w:rFonts w:ascii="Times New Roman" w:hAnsi="Times New Roman" w:eastAsia="宋体"/>
+          <w:b w:val="0"/>
+          <w:i w:val="0"/>
+          <w:sz w:val="24"/>
+        </w:rPr>
+        <w:t xml:space="preserve">INR(M)，单位范数经求和换序）；② Cauchy–Schwarz（Lagrange 恒等式 </w:t>
+      </w:r>
+      <w:r>
+        <w:rPr>
+          <w:rFonts w:ascii="Consolas" w:hAnsi="Consolas" w:eastAsia="等线"/>
+          <w:b w:val="0"/>
+          <w:i w:val="0"/>
+          <w:sz w:val="22"/>
+        </w:rPr>
+        <w:t>cs_core</w:t>
+      </w:r>
+      <w:r>
+        <w:rPr>
+          <w:rFonts w:ascii="Times New Roman" w:hAnsi="Times New Roman" w:eastAsia="宋体"/>
+          <w:b w:val="0"/>
+          <w:i w:val="0"/>
+          <w:sz w:val="24"/>
+        </w:rPr>
+        <w:t>：双和</w:t>
+      </w:r>
+    </w:p>
+    <w:p>
+      <w:pPr>
+        <w:spacing w:line="336" w:lineRule="auto"/>
+        <w:ind w:firstLine="480"/>
+      </w:pPr>
+      <w:r>
+        <w:rPr>
+          <w:rFonts w:ascii="Times New Roman" w:hAnsi="Times New Roman" w:eastAsia="宋体"/>
+          <w:b w:val="0"/>
+          <w:i w:val="0"/>
+          <w:sz w:val="24"/>
+        </w:rPr>
+        <w:t>平方差非负，零开方、零特征值）；③ 部分和 ≤ 全和；④ Frobenius 恒等式（帧算子与</w:t>
+      </w:r>
+    </w:p>
+    <w:p>
+      <w:pPr>
+        <w:spacing w:line="336" w:lineRule="auto"/>
+        <w:ind w:firstLine="480"/>
+      </w:pPr>
+      <w:r>
+        <w:rPr>
+          <w:rFonts w:ascii="Times New Roman" w:hAnsi="Times New Roman" w:eastAsia="宋体"/>
+          <w:b w:val="0"/>
+          <w:i w:val="0"/>
+          <w:sz w:val="24"/>
+        </w:rPr>
+        <w:t>Gram 矩阵的 Frobenius 范数相等，四层求和换位）；⑤ 相干聚束（对角 = 1、非对角 ≤ μ²，</w:t>
+      </w:r>
+    </w:p>
+    <w:p>
+      <w:pPr>
+        <w:spacing w:line="336" w:lineRule="auto"/>
+        <w:ind w:firstLine="480"/>
+      </w:pPr>
+      <w:r>
+        <w:rPr>
+          <w:rFonts w:ascii="Times New Roman" w:hAnsi="Times New Roman" w:eastAsia="宋体"/>
+          <w:b w:val="0"/>
+          <w:i w:val="0"/>
+          <w:sz w:val="24"/>
+        </w:rPr>
+        <w:t>对最大原子索引归纳，增量 1 + 2·INR(S M)·μ² 精确闭合）→ CR 代数移项（乘正消去）。</w:t>
+      </w:r>
+    </w:p>
+    <w:p>
+      <w:pPr>
+        <w:spacing w:line="336" w:lineRule="auto"/>
+        <w:ind w:firstLine="480"/>
+      </w:pPr>
+      <w:r>
+        <w:rPr>
+          <w:rFonts w:ascii="Times New Roman" w:hAnsi="Times New Roman" w:eastAsia="宋体"/>
+          <w:b/>
+          <w:i w:val="0"/>
+          <w:sz w:val="24"/>
+        </w:rPr>
+        <w:t>验收</w:t>
+      </w:r>
+      <w:r>
+        <w:rPr>
+          <w:rFonts w:ascii="Times New Roman" w:hAnsi="Times New Roman" w:eastAsia="宋体"/>
+          <w:b w:val="0"/>
+          <w:i w:val="0"/>
+          <w:sz w:val="24"/>
+        </w:rPr>
+        <w:t>：828 行 14 Qed / 0 Admitted / 0 公理，六段 Print Assumptions 全 "Closed</w:t>
+      </w:r>
+    </w:p>
+    <w:p>
+      <w:pPr>
+        <w:spacing w:line="336" w:lineRule="auto"/>
+        <w:ind w:firstLine="480"/>
+      </w:pPr>
+      <w:r>
+        <w:rPr>
+          <w:rFonts w:ascii="Times New Roman" w:hAnsi="Times New Roman" w:eastAsia="宋体"/>
+          <w:b w:val="0"/>
+          <w:i w:val="0"/>
+          <w:sz w:val="24"/>
+        </w:rPr>
+        <w:t>under the global context"；提取物 g7_welch_cr.ml 经 DkMLNative ocamlc 编译通过；</w:t>
+      </w:r>
+    </w:p>
+    <w:p>
+      <w:pPr>
+        <w:spacing w:line="336" w:lineRule="auto"/>
+        <w:ind w:firstLine="480"/>
+      </w:pPr>
+      <w:r>
+        <w:rPr>
+          <w:rFonts w:ascii="Times New Roman" w:hAnsi="Times New Roman" w:eastAsia="宋体"/>
+          <w:b w:val="0"/>
+          <w:i w:val="0"/>
+          <w:sz w:val="24"/>
+        </w:rPr>
+        <w:t xml:space="preserve">已并入合并版 </w:t>
+      </w:r>
+      <w:r>
+        <w:rPr>
+          <w:rFonts w:ascii="Consolas" w:hAnsi="Consolas" w:eastAsia="等线"/>
+          <w:b w:val="0"/>
+          <w:i w:val="0"/>
+          <w:sz w:val="22"/>
+        </w:rPr>
+        <w:t>ca_merged_full_25_m2.v</w:t>
+      </w:r>
+      <w:r>
+        <w:rPr>
+          <w:rFonts w:ascii="Times New Roman" w:hAnsi="Times New Roman" w:eastAsia="宋体"/>
+          <w:b w:val="0"/>
+          <w:i w:val="0"/>
+          <w:sz w:val="24"/>
+        </w:rPr>
+        <w:t>（92506 行，68 模块分区，本地 2.5 全量编译 EXIT=0）。</w:t>
+      </w:r>
+    </w:p>
+    <w:p>
+      <w:pPr>
+        <w:spacing w:line="336" w:lineRule="auto"/>
+        <w:ind w:firstLine="480"/>
+      </w:pPr>
+      <w:r>
+        <w:rPr>
+          <w:rFonts w:ascii="Times New Roman" w:hAnsi="Times New Roman" w:eastAsia="宋体"/>
+          <w:b/>
+          <w:i w:val="0"/>
+          <w:sz w:val="24"/>
+        </w:rPr>
+        <w:t>范围（如实）</w:t>
+      </w:r>
+      <w:r>
+        <w:rPr>
+          <w:rFonts w:ascii="Times New Roman" w:hAnsi="Times New Roman" w:eastAsia="宋体"/>
+          <w:b w:val="0"/>
+          <w:i w:val="0"/>
+          <w:sz w:val="24"/>
+        </w:rPr>
+        <w:t>：实原子版（原子分量为构造性实数；G-8 的消费为抽象相干上界 μ，</w:t>
+      </w:r>
+    </w:p>
+    <w:p>
+      <w:pPr>
+        <w:spacing w:line="336" w:lineRule="auto"/>
+        <w:ind w:firstLine="480"/>
+      </w:pPr>
+      <w:r>
+        <w:rPr>
+          <w:rFonts w:ascii="Times New Roman" w:hAnsi="Times New Roman" w:eastAsia="宋体"/>
+          <w:b w:val="0"/>
+          <w:i w:val="0"/>
+          <w:sz w:val="24"/>
+        </w:rPr>
+        <w:t>实版直接衔接）；复原子版（复向量内积的 Welch 下界）列为后续工作。</w:t>
+      </w:r>
+    </w:p>
+    <w:p>
+      <w:pPr>
+        <w:pStyle w:val="ListBullet"/>
+      </w:pPr>
+      <w:r>
+        <w:rPr>
+          <w:rFonts w:ascii="Times New Roman" w:hAnsi="Times New Roman" w:eastAsia="宋体"/>
+          <w:b/>
+          <w:i w:val="0"/>
+          <w:sz w:val="24"/>
+        </w:rPr>
         <w:t>加权阶梯范数精确闭式（G-1，经典 R 轨道）</w:t>
       </w:r>
       <w:r>
@@ -12307,7 +12778,7 @@
           <w:i w:val="0"/>
           <w:sz w:val="24"/>
         </w:rPr>
-        <w:t xml:space="preserve">：sparse_uniquenessM、CRrip_bound_k、row_rip_bound_M、CRrecovery_correct_prefix、CRuncertainty_principle、CRg8_recovery_synthesis 与 C4_sparse_uniqueness_3 是 Gershgorin/互干性唯一恢复、RIP、Donoho–Stark 不确定性原理与 Welch 界-恢复保证相图的机器检查，数学上非新，形式化价值在 Coq 验证（含 C=4 具体常数核验、行和版 RIP 常数紧化路径、构造性轨道独立性验证与三角闭合相图合成）。本族主要探针已并入合并版 </w:t>
+        <w:t xml:space="preserve">：sparse_uniquenessM、CRrip_bound_k、row_rip_bound_M、CRrecovery_correct_prefix、CRuncertainty_principle、CRg8_recovery_synthesis 与 C4_sparse_uniqueness_3 是 Gershgorin/互干性唯一恢复、RIP、Donoho–Stark 不确定性原理与 Welch 界-恢复保证相图的机器检查（Welch 下界本身亦为经典结果的构造性机器检查），数学上非新，形式化价值在 Coq 验证（含 C=4 具体常数核验、行和版 RIP 常数紧化路径、构造性轨道独立性验证与三角闭合相图合成）。本族主要探针已并入合并版 </w:t>
       </w:r>
       <w:r>
         <w:rPr>
@@ -14415,7 +14886,7 @@
           <w:i w:val="0"/>
           <w:sz w:val="24"/>
         </w:rPr>
-        <w:t xml:space="preserve">（91606 行，67 模块分区 + </w:t>
+        <w:t xml:space="preserve">（93953 行，67 模块分区 + </w:t>
       </w:r>
       <w:r>
         <w:rPr>
@@ -17604,7 +18075,7 @@
           <w:i w:val="0"/>
           <w:sz w:val="24"/>
         </w:rPr>
-        <w:t xml:space="preserve"> 零出现（post-M1.5 复核，完整 165/165 运行日志随稿）；合并版（91606 行，67 模块分区 + 2 附加，含 20 个 z 区探针 + 构造性轨道</w:t>
+        <w:t xml:space="preserve"> 零出现（post-M1.5 复核，完整 165/165 运行日志随稿）；合并版（93953 行，67 模块分区 + 2 附加，含 20 个 z 区探针 + 构造性轨道</w:t>
       </w:r>
     </w:p>
     <w:p>
@@ -18967,7 +19438,7 @@
                 <w:i w:val="0"/>
                 <w:sz w:val="21"/>
               </w:rPr>
-              <w:t>src/ca_merged_full_25.v（91606 行，67 模块分区，20 探针 + ca_zeta_euler / ca_rip_cr 并入）</w:t>
+              <w:t>src/ca_merged_full_25.v（93953 行，67 模块分区，20 探针 + ca_zeta_euler / ca_rip_cr 并入）</w:t>
             </w:r>
           </w:p>
         </w:tc>

--- a/papers/论文A正式版-CertifiedSparseGating-CPP-20260823.docx
+++ b/papers/论文A正式版-CertifiedSparseGating-CPP-20260823.docx
@@ -93,7 +93,7 @@
           <w:color w:val="444444"/>
           <w:sz w:val="21"/>
         </w:rPr>
-        <w:t xml:space="preserve">（93953 行，67 模块分区，SHA-256 基 4901f18e；G-7 批次另见合并版 </w:t>
+        <w:t xml:space="preserve">（93953 行，67 模块分区，SHA-256 基 4901f18e；G-7/G-9 批次见合并版 </w:t>
       </w:r>
       <w:r>
         <w:rPr>
@@ -113,7 +113,7 @@
           <w:color w:val="444444"/>
           <w:sz w:val="21"/>
         </w:rPr>
-        <w:t>（92506 行，68 模块分区，本地 2.5 全量编译 EXIT=0，2026-08-31），公理审计 54 Closed + 111 Dedekind 三公理、</w:t>
+        <w:t>（92743 行，69 模块分区，本地 2.5 全量编译 EXIT=0，2026-08-31），公理审计 54 Closed + 111 Dedekind 三公理、</w:t>
       </w:r>
       <w:r>
         <w:rPr>
@@ -6110,7 +6110,25 @@
           <w:i w:val="0"/>
           <w:sz w:val="24"/>
         </w:rPr>
-        <w:t>n₁n₂/(2(n₂−n₁)⌊√(n₁n₂)⌋) → √C/(2(C−1))（C=4 时 1/3）——松弛链的渐近代价有闭合形式。</w:t>
+        <w:t>n₁n₂/(2(n₂−n₁)⌊√(n₁n₂)⌋) → √C/(2(C−1))（C=4 时 1/3）——松弛链的渐近代价有闭合形式（</w:t>
+      </w:r>
+      <w:r>
+        <w:rPr>
+          <w:rFonts w:ascii="Times New Roman" w:hAnsi="Times New Roman" w:eastAsia="宋体"/>
+          <w:b/>
+          <w:i w:val="0"/>
+          <w:sz w:val="24"/>
+        </w:rPr>
+        <w:t>已形式化（G-9，`probe_g9_pairfrac_cr.v`）：完全平方 C 精确闭合 + 一般 C 双带有理夹逼 + sigT 可提取证书，零经典零公理</w:t>
+      </w:r>
+      <w:r>
+        <w:rPr>
+          <w:rFonts w:ascii="Times New Roman" w:hAnsi="Times New Roman" w:eastAsia="宋体"/>
+          <w:b w:val="0"/>
+          <w:i w:val="0"/>
+          <w:sz w:val="24"/>
+        </w:rPr>
+        <w:t>）。</w:t>
       </w:r>
     </w:p>
     <w:p>

--- a/papers/论文A正式版-CertifiedSparseGating-CPP-20260823.docx
+++ b/papers/论文A正式版-CertifiedSparseGating-CPP-20260823.docx
@@ -7752,6 +7752,119 @@
           <w:sz w:val="24"/>
         </w:rPr>
         <w:t>（可提取 bool 函数，运行时可判定成员资格）；4 段 Print Assumptions 全 Closed（零公理）。全窗口任意阶梯的运行时安全检查与 Zarith 任意精度提取仍为后续工作。</w:t>
+      </w:r>
+    </w:p>
+    <w:p>
+      <w:pPr>
+        <w:pStyle w:val="ListBullet"/>
+      </w:pPr>
+      <w:r>
+        <w:rPr>
+          <w:rFonts w:ascii="Times New Roman" w:hAnsi="Times New Roman" w:eastAsia="宋体"/>
+          <w:b/>
+          <w:i w:val="0"/>
+          <w:sz w:val="24"/>
+        </w:rPr>
+        <w:t>两层提取的边界（CR 效率质询澄清）</w:t>
+      </w:r>
+      <w:r>
+        <w:rPr>
+          <w:rFonts w:ascii="Times New Roman" w:hAnsi="Times New Roman" w:eastAsia="宋体"/>
+          <w:b w:val="0"/>
+          <w:i w:val="0"/>
+          <w:sz w:val="24"/>
+        </w:rPr>
+        <w:t xml:space="preserve">：运行时检查全部由 Z/Q 反射层承载——上项基准中的四级判定、安全域、窗口判定与 </w:t>
+      </w:r>
+      <w:r>
+        <w:rPr>
+          <w:rFonts w:ascii="Consolas" w:hAnsi="Consolas" w:eastAsia="等线"/>
+          <w:b w:val="0"/>
+          <w:i w:val="0"/>
+          <w:sz w:val="22"/>
+        </w:rPr>
+        <w:t>psa_guard</w:t>
+      </w:r>
+      <w:r>
+        <w:rPr>
+          <w:rFonts w:ascii="Times New Roman" w:hAnsi="Times New Roman" w:eastAsia="宋体"/>
+          <w:b w:val="0"/>
+          <w:i w:val="0"/>
+          <w:sz w:val="24"/>
+        </w:rPr>
+        <w:t xml:space="preserve"> 原生镜像均为 nat/Z/Q 层函数（Pos/Z 二进制算术，无逼近循环）；构造性实数层（ConstructiveReals）不进入任何运行时路径——其提取物中 </w:t>
+      </w:r>
+      <w:r>
+        <w:rPr>
+          <w:rFonts w:ascii="Consolas" w:hAnsi="Consolas" w:eastAsia="等线"/>
+          <w:b w:val="0"/>
+          <w:i w:val="0"/>
+          <w:sz w:val="22"/>
+        </w:rPr>
+        <w:t>CRcarrier</w:t>
+      </w:r>
+      <w:r>
+        <w:rPr>
+          <w:rFonts w:ascii="Times New Roman" w:hAnsi="Times New Roman" w:eastAsia="宋体"/>
+          <w:b w:val="0"/>
+          <w:i w:val="0"/>
+          <w:sz w:val="24"/>
+        </w:rPr>
+        <w:t xml:space="preserve"> 保持抽象类型参数（</w:t>
+      </w:r>
+      <w:r>
+        <w:rPr>
+          <w:rFonts w:ascii="Consolas" w:hAnsi="Consolas" w:eastAsia="等线"/>
+          <w:b w:val="0"/>
+          <w:i w:val="0"/>
+          <w:sz w:val="22"/>
+        </w:rPr>
+        <w:t>g7_welch_cr</w:t>
+      </w:r>
+      <w:r>
+        <w:rPr>
+          <w:rFonts w:ascii="Times New Roman" w:hAnsi="Times New Roman" w:eastAsia="宋体"/>
+          <w:b w:val="0"/>
+          <w:i w:val="0"/>
+          <w:sz w:val="24"/>
+        </w:rPr>
+        <w:t xml:space="preserve"> 等），或仅作柯西实例化的编译验证（</w:t>
+      </w:r>
+      <w:r>
+        <w:rPr>
+          <w:rFonts w:ascii="Consolas" w:hAnsi="Consolas" w:eastAsia="等线"/>
+          <w:b w:val="0"/>
+          <w:i w:val="0"/>
+          <w:sz w:val="22"/>
+        </w:rPr>
+        <w:t>taugrid_cr.ml</w:t>
+      </w:r>
+      <w:r>
+        <w:rPr>
+          <w:rFonts w:ascii="Times New Roman" w:hAnsi="Times New Roman" w:eastAsia="宋体"/>
+          <w:b w:val="0"/>
+          <w:i w:val="0"/>
+          <w:sz w:val="24"/>
+        </w:rPr>
+        <w:t>）；</w:t>
+      </w:r>
+      <w:r>
+        <w:rPr>
+          <w:rFonts w:ascii="Consolas" w:hAnsi="Consolas" w:eastAsia="等线"/>
+          <w:b w:val="0"/>
+          <w:i w:val="0"/>
+          <w:sz w:val="22"/>
+        </w:rPr>
+        <w:t>CR_of_Q</w:t>
+      </w:r>
+      <w:r>
+        <w:rPr>
+          <w:rFonts w:ascii="Times New Roman" w:hAnsi="Times New Roman" w:eastAsia="宋体"/>
+          <w:b w:val="0"/>
+          <w:i w:val="0"/>
+          <w:sz w:val="24"/>
+        </w:rPr>
+        <w:t xml:space="preserve"> 在该层仅用于把有理常数嵌入实数 carrier 以调用库引理，其二分表示不承载任何运行时判定。如实定位：构造性轨道提取物「经 DkMLNative 编译通过」是良构性与可执行结构验证，非运行时性能主张——该轨道的角色是公理独立性与可计算性验证，生产检查器由经典/反射轨道承担。</w:t>
       </w:r>
     </w:p>
     <w:p>

--- a/papers/论文A正式版-CertifiedSparseGating-CPP-20260823.docx
+++ b/papers/论文A正式版-CertifiedSparseGating-CPP-20260823.docx
@@ -12837,7 +12837,25 @@
           <w:i w:val="0"/>
           <w:sz w:val="24"/>
         </w:rPr>
-        <w:t xml:space="preserve">；第 4 原子 213 未覆盖）；全窗口 [3,13,53,213] 四原子的稀疏唯一性扩展是直截但未完成的计算（必要的逐对相干界已在 </w:t>
+        <w:t>；第 4 原子 213 未覆盖）；全窗口 [3,13,53,213] 四原子的稀疏唯一性扩展</w:t>
+      </w:r>
+      <w:r>
+        <w:rPr>
+          <w:rFonts w:ascii="Times New Roman" w:hAnsi="Times New Roman" w:eastAsia="宋体"/>
+          <w:b/>
+          <w:i w:val="0"/>
+          <w:sz w:val="24"/>
+        </w:rPr>
+        <w:t>不在本 Artifact 中</w:t>
+      </w:r>
+      <w:r>
+        <w:rPr>
+          <w:rFonts w:ascii="Times New Roman" w:hAnsi="Times New Roman" w:eastAsia="宋体"/>
+          <w:b w:val="0"/>
+          <w:i w:val="0"/>
+          <w:sz w:val="24"/>
+        </w:rPr>
+        <w:t xml:space="preserve">——全库零 </w:t>
       </w:r>
       <w:r>
         <w:rPr>
@@ -12846,6 +12864,24 @@
           <w:i w:val="0"/>
           <w:sz w:val="22"/>
         </w:rPr>
+        <w:t>Admitted</w:t>
+      </w:r>
+      <w:r>
+        <w:rPr>
+          <w:rFonts w:ascii="Times New Roman" w:hAnsi="Times New Roman" w:eastAsia="宋体"/>
+          <w:b w:val="0"/>
+          <w:i w:val="0"/>
+          <w:sz w:val="24"/>
+        </w:rPr>
+        <w:t xml:space="preserve">、零挂起证明义务（CI 语句形 grep + coqchk 内核复验 + 165 项 Print Assumptions 审计三重背书）；必要的逐对相干界虽已在 </w:t>
+      </w:r>
+      <w:r>
+        <w:rPr>
+          <w:rFonts w:ascii="Consolas" w:hAnsi="Consolas" w:eastAsia="等线"/>
+          <w:b w:val="0"/>
+          <w:i w:val="0"/>
+          <w:sz w:val="22"/>
+        </w:rPr>
         <w:t>PSA_framework.v</w:t>
       </w:r>
       <w:r>
@@ -12855,7 +12891,25 @@
           <w:i w:val="0"/>
           <w:sz w:val="24"/>
         </w:rPr>
-        <w:t>）；更大阶实例（如 C=9 的 s≤4 或全窗口 [3,13,53,213] 四原子）及与 ρ^{−3/2} 行和紧界的合成为后续工作（future work 第一项）。</w:t>
+        <w:t>，但两两相干判据对四原子已关窗（μ·4 = 45156/33920 &gt; 1，</w:t>
+      </w:r>
+      <w:r>
+        <w:rPr>
+          <w:rFonts w:ascii="Consolas" w:hAnsi="Consolas" w:eastAsia="等线"/>
+          <w:b w:val="0"/>
+          <w:i w:val="0"/>
+          <w:sz w:val="22"/>
+        </w:rPr>
+        <w:t>c4_mu4_window</w:t>
+      </w:r>
+      <w:r>
+        <w:rPr>
+          <w:rFonts w:ascii="Times New Roman" w:hAnsi="Times New Roman" w:eastAsia="宋体"/>
+          <w:b w:val="0"/>
+          <w:i w:val="0"/>
+          <w:sz w:val="24"/>
+        </w:rPr>
+        <w:t xml:space="preserve"> 机器判定），扩展须改走精确 Gram 特征值口径的数值裁决，其结果（λ_min 是否 &gt; 0）未定——「直截」仅指判定动作本身，不预支结论。该扩展与更大阶实例（如 C=9 的 s≤4 或全窗口 [3,13,53,213] 四原子）及与 ρ^{−3/2} 行和紧界的合成显式列为后续工作（future work 第一项）。</w:t>
       </w:r>
       <w:r>
         <w:rPr>

--- a/papers/论文A正式版-CertifiedSparseGating-CPP-20260823.docx
+++ b/papers/论文A正式版-CertifiedSparseGating-CPP-20260823.docx
@@ -6197,16 +6197,16 @@
           <w:i w:val="0"/>
           <w:sz w:val="24"/>
         </w:rPr>
-        <w:t>充要性精确层口径</w:t>
-      </w:r>
-      <w:r>
-        <w:rPr>
-          <w:rFonts w:ascii="Times New Roman" w:hAnsi="Times New Roman" w:eastAsia="宋体"/>
-          <w:b w:val="0"/>
-          <w:i w:val="0"/>
-          <w:sz w:val="24"/>
-        </w:rPr>
-        <w:t>：</w:t>
+        <w:t>充要性精确层口径（G-11，真 iff）</w:t>
+      </w:r>
+      <w:r>
+        <w:rPr>
+          <w:rFonts w:ascii="Times New Roman" w:hAnsi="Times New Roman" w:eastAsia="宋体"/>
+          <w:b w:val="0"/>
+          <w:i w:val="0"/>
+          <w:sz w:val="24"/>
+        </w:rPr>
+        <w:t xml:space="preserve">：注意 </w:t>
       </w:r>
       <w:r>
         <w:rPr>
@@ -6242,7 +6242,151 @@
           <w:i w:val="0"/>
           <w:sz w:val="24"/>
         </w:rPr>
-        <w:t xml:space="preserve"> 证明——精确有理算术层上检查器通过与否等价于 Gershgorin 行和阈值条件；假阴性全部来源于可判定松弛层的保守性，而非检查器逻辑的完备性缺口（[3,7,15] 精确行和 ≈0.787 ≤ 4/5 被误拒，</w:t>
+        <w:t xml:space="preserve"> </w:t>
+      </w:r>
+      <w:r>
+        <w:rPr>
+          <w:rFonts w:ascii="Times New Roman" w:hAnsi="Times New Roman" w:eastAsia="宋体"/>
+          <w:b/>
+          <w:i w:val="0"/>
+          <w:sz w:val="24"/>
+        </w:rPr>
+        <w:t>实为单向蕴含</w:t>
+      </w:r>
+      <w:r>
+        <w:rPr>
+          <w:rFonts w:ascii="Times New Roman" w:hAnsi="Times New Roman" w:eastAsia="宋体"/>
+          <w:b w:val="0"/>
+          <w:i w:val="0"/>
+          <w:sz w:val="24"/>
+        </w:rPr>
+        <w:t xml:space="preserve">（检查器通过 ⟹ Gershgorin 框架界；名字取自早期草稿，未改）——真正的充要刻画由 </w:t>
+      </w:r>
+      <w:r>
+        <w:rPr>
+          <w:rFonts w:ascii="Times New Roman" w:hAnsi="Times New Roman" w:eastAsia="宋体"/>
+          <w:b/>
+          <w:i w:val="0"/>
+          <w:sz w:val="24"/>
+        </w:rPr>
+        <w:t>G-11 `probe_g11_checkiff_cr.v`</w:t>
+      </w:r>
+      <w:r>
+        <w:rPr>
+          <w:rFonts w:ascii="Times New Roman" w:hAnsi="Times New Roman" w:eastAsia="宋体"/>
+          <w:b w:val="0"/>
+          <w:i w:val="0"/>
+          <w:sz w:val="24"/>
+        </w:rPr>
+        <w:t>（2026-08-31，纯 nat/bool/Q 构造性，Set 层 sigT + 可提取 OCaml，6 段 Print Assumptions 全 Closed）给出：在精确有理算术层，行级检查裁定与行和阈值条件</w:t>
+      </w:r>
+      <w:r>
+        <w:rPr>
+          <w:rFonts w:ascii="Times New Roman" w:hAnsi="Times New Roman" w:eastAsia="宋体"/>
+          <w:b/>
+          <w:i w:val="0"/>
+          <w:sz w:val="24"/>
+        </w:rPr>
+        <w:t>双向等价</w:t>
+      </w:r>
+      <w:r>
+        <w:rPr>
+          <w:rFonts w:ascii="Times New Roman" w:hAnsi="Times New Roman" w:eastAsia="宋体"/>
+          <w:b w:val="0"/>
+          <w:i w:val="0"/>
+          <w:sz w:val="24"/>
+        </w:rPr>
+        <w:t>——</w:t>
+      </w:r>
+      <w:r>
+        <w:rPr>
+          <w:rFonts w:ascii="Consolas" w:hAnsi="Consolas" w:eastAsia="等线"/>
+          <w:b w:val="0"/>
+          <w:i w:val="0"/>
+          <w:sz w:val="22"/>
+        </w:rPr>
+        <w:t>g11_check_iff</w:t>
+      </w:r>
+      <w:r>
+        <w:rPr>
+          <w:rFonts w:ascii="Times New Roman" w:hAnsi="Times New Roman" w:eastAsia="宋体"/>
+          <w:b w:val="0"/>
+          <w:i w:val="0"/>
+          <w:sz w:val="24"/>
+        </w:rPr>
+        <w:t>（通过 ⟺ 逐行 ≤ 4/5，健全+完备两方向）、</w:t>
+      </w:r>
+      <w:r>
+        <w:rPr>
+          <w:rFonts w:ascii="Consolas" w:hAnsi="Consolas" w:eastAsia="等线"/>
+          <w:b w:val="0"/>
+          <w:i w:val="0"/>
+          <w:sz w:val="22"/>
+        </w:rPr>
+        <w:t>g11_reject_iff</w:t>
+      </w:r>
+      <w:r>
+        <w:rPr>
+          <w:rFonts w:ascii="Times New Roman" w:hAnsi="Times New Roman" w:eastAsia="宋体"/>
+          <w:b w:val="0"/>
+          <w:i w:val="0"/>
+          <w:sz w:val="24"/>
+        </w:rPr>
+        <w:t>（拒绝 ⟺ 存在超阈行）、</w:t>
+      </w:r>
+      <w:r>
+        <w:rPr>
+          <w:rFonts w:ascii="Consolas" w:hAnsi="Consolas" w:eastAsia="等线"/>
+          <w:b w:val="0"/>
+          <w:i w:val="0"/>
+          <w:sz w:val="22"/>
+        </w:rPr>
+        <w:t>g11_fn_iff</w:t>
+      </w:r>
+      <w:r>
+        <w:rPr>
+          <w:rFonts w:ascii="Times New Roman" w:hAnsi="Times New Roman" w:eastAsia="宋体"/>
+          <w:b w:val="0"/>
+          <w:i w:val="0"/>
+          <w:sz w:val="24"/>
+        </w:rPr>
+        <w:t>（</w:t>
+      </w:r>
+      <w:r>
+        <w:rPr>
+          <w:rFonts w:ascii="Times New Roman" w:hAnsi="Times New Roman" w:eastAsia="宋体"/>
+          <w:b/>
+          <w:i w:val="0"/>
+          <w:sz w:val="24"/>
+        </w:rPr>
+        <w:t>假阴性量化 iff</w:t>
+      </w:r>
+      <w:r>
+        <w:rPr>
+          <w:rFonts w:ascii="Times New Roman" w:hAnsi="Times New Roman" w:eastAsia="宋体"/>
+          <w:b w:val="0"/>
+          <w:i w:val="0"/>
+          <w:sz w:val="24"/>
+        </w:rPr>
+        <w:t xml:space="preserve">：精确行在阈内且被松弛拒绝 ⟺ 阈值余量非负且小于松弛盈余）与 </w:t>
+      </w:r>
+      <w:r>
+        <w:rPr>
+          <w:rFonts w:ascii="Consolas" w:hAnsi="Consolas" w:eastAsia="等线"/>
+          <w:b w:val="0"/>
+          <w:i w:val="0"/>
+          <w:sz w:val="22"/>
+        </w:rPr>
+        <w:t>g11_decision_cert</w:t>
+      </w:r>
+      <w:r>
+        <w:rPr>
+          <w:rFonts w:ascii="Times New Roman" w:hAnsi="Times New Roman" w:eastAsia="宋体"/>
+          <w:b w:val="0"/>
+          <w:i w:val="0"/>
+          <w:sz w:val="24"/>
+        </w:rPr>
+        <w:t>（sigT 决策证书，携带双向 iff）；假阴性全部来源于可判定松弛层的保守性，而非检查器逻辑的完备性缺口——G-11 的量化 iff 即此论断的精确形式（[3,7,15] 精确行和 ≈0.787 ≤ 4/5 被误拒，</w:t>
       </w:r>
       <w:r>
         <w:rPr>

--- a/papers/论文A正式版-CertifiedSparseGating-CPP-20260823.docx
+++ b/papers/论文A正式版-CertifiedSparseGating-CPP-20260823.docx
@@ -966,7 +966,82 @@
           <w:i w:val="0"/>
           <w:sz w:val="24"/>
         </w:rPr>
-        <w:t>ladder the instance μ = 11289/33920 &lt; 1/3 yields 3-atom sparse uniqueness for [3,13,53]. The audit comprises 165 Print</w:t>
+        <w:t>ladder the instance μ = 11289/33920 &lt; 1/3 yields 3-atom sparse uniqueness for [3,13,53]. The asymptotic cost of the</w:t>
+      </w:r>
+    </w:p>
+    <w:p>
+      <w:pPr>
+        <w:spacing w:line="336" w:lineRule="auto"/>
+        <w:ind w:firstLine="480"/>
+      </w:pPr>
+      <w:r>
+        <w:rPr>
+          <w:rFonts w:ascii="Times New Roman" w:hAnsi="Times New Roman" w:eastAsia="宋体"/>
+          <w:b w:val="0"/>
+          <w:i w:val="0"/>
+          <w:sz w:val="24"/>
+        </w:rPr>
+        <w:t>relaxation chain itself admits a machine-checked closed form (G-9: the exact form</w:t>
+      </w:r>
+    </w:p>
+    <w:p>
+      <w:pPr>
+        <w:spacing w:line="336" w:lineRule="auto"/>
+        <w:ind w:firstLine="480"/>
+      </w:pPr>
+      <w:r>
+        <w:rPr>
+          <w:rFonts w:ascii="Times New Roman" w:hAnsi="Times New Roman" w:eastAsia="宋体"/>
+          <w:b w:val="0"/>
+          <w:i w:val="0"/>
+          <w:sz w:val="24"/>
+        </w:rPr>
+        <w:t>c/(2(c²−1)) for square C and a two-sided rational sandwich for general C), and the</w:t>
+      </w:r>
+    </w:p>
+    <w:p>
+      <w:pPr>
+        <w:spacing w:line="336" w:lineRule="auto"/>
+        <w:ind w:firstLine="480"/>
+      </w:pPr>
+      <w:r>
+        <w:rPr>
+          <w:rFonts w:ascii="Times New Roman" w:hAnsi="Times New Roman" w:eastAsia="宋体"/>
+          <w:b w:val="0"/>
+          <w:i w:val="0"/>
+          <w:sz w:val="24"/>
+        </w:rPr>
+        <w:t>reflective checker admits a true iff characterization at the exact rational layer</w:t>
+      </w:r>
+    </w:p>
+    <w:p>
+      <w:pPr>
+        <w:spacing w:line="336" w:lineRule="auto"/>
+        <w:ind w:firstLine="480"/>
+      </w:pPr>
+      <w:r>
+        <w:rPr>
+          <w:rFonts w:ascii="Times New Roman" w:hAnsi="Times New Roman" w:eastAsia="宋体"/>
+          <w:b w:val="0"/>
+          <w:i w:val="0"/>
+          <w:sz w:val="24"/>
+        </w:rPr>
+        <w:t>(G-11: pass ⟺ every row within threshold, reject ⟺ an over-threshold row exists,</w:t>
+      </w:r>
+    </w:p>
+    <w:p>
+      <w:pPr>
+        <w:spacing w:line="336" w:lineRule="auto"/>
+        <w:ind w:firstLine="480"/>
+      </w:pPr>
+      <w:r>
+        <w:rPr>
+          <w:rFonts w:ascii="Times New Roman" w:hAnsi="Times New Roman" w:eastAsia="宋体"/>
+          <w:b w:val="0"/>
+          <w:i w:val="0"/>
+          <w:sz w:val="24"/>
+        </w:rPr>
+        <w:t>plus a quantitative false-negative criterion in terms of relaxation slack). The audit comprises 165 Print</w:t>
       </w:r>
     </w:p>
     <w:p>
@@ -2881,7 +2956,7 @@
           <w:i w:val="0"/>
           <w:sz w:val="22"/>
         </w:rPr>
-        <w:t>src/ca_merged_full_25.v</w:t>
+        <w:t>src/ca_merged_full_25_m2.v</w:t>
       </w:r>
       <w:r>
         <w:rPr>
@@ -2899,7 +2974,7 @@
           <w:i w:val="0"/>
           <w:sz w:val="24"/>
         </w:rPr>
-        <w:t>93953 行 / 67 模块分区（55 模块分区 + `ca_independence` 内 `independent`/`independent′` 2 附加）</w:t>
+        <w:t>92743 行 / 69 模块分区</w:t>
       </w:r>
       <w:r>
         <w:rPr>
@@ -2923,7 +2998,52 @@
           <w:i w:val="0"/>
           <w:sz w:val="24"/>
         </w:rPr>
-        <w:t xml:space="preserve">独立模块 + </w:t>
+        <w:t>独立模块 + z 区探针族与构造性轨道全量并入至 G-9：probe_grid_ortho/parseval/partial/pairbound/rowsum/</w:t>
+      </w:r>
+    </w:p>
+    <w:p>
+      <w:pPr>
+        <w:spacing w:line="336" w:lineRule="auto"/>
+        <w:ind w:firstLine="480"/>
+      </w:pPr>
+      <w:r>
+        <w:rPr>
+          <w:rFonts w:ascii="Times New Roman" w:hAnsi="Times New Roman" w:eastAsia="宋体"/>
+          <w:b w:val="0"/>
+          <w:i w:val="0"/>
+          <w:sz w:val="24"/>
+        </w:rPr>
+        <w:t>pairdirichlet/incoherence/row_rip/c4_instance + welch/uncertainty_cr/g8_synthesis_cr/</w:t>
+      </w:r>
+    </w:p>
+    <w:p>
+      <w:pPr>
+        <w:spacing w:line="336" w:lineRule="auto"/>
+        <w:ind w:firstLine="480"/>
+      </w:pPr>
+      <w:r>
+        <w:rPr>
+          <w:rFonts w:ascii="Times New Roman" w:hAnsi="Times New Roman" w:eastAsia="宋体"/>
+          <w:b w:val="0"/>
+          <w:i w:val="0"/>
+          <w:sz w:val="24"/>
+        </w:rPr>
+        <w:t>g1_norm_closed/g2_mu_adj + 构造性族 pi_cr_m1a/m1b/sin_cr_m2/sqrt_cr_m3/s7_s9_mono/</w:t>
+      </w:r>
+    </w:p>
+    <w:p>
+      <w:pPr>
+        <w:spacing w:line="336" w:lineRule="auto"/>
+        <w:ind w:firstLine="480"/>
+      </w:pPr>
+      <w:r>
+        <w:rPr>
+          <w:rFonts w:ascii="Times New Roman" w:hAnsi="Times New Roman" w:eastAsia="宋体"/>
+          <w:b w:val="0"/>
+          <w:i w:val="0"/>
+          <w:sz w:val="24"/>
+        </w:rPr>
+        <w:t xml:space="preserve">decidability_premium_cr + </w:t>
       </w:r>
       <w:r>
         <w:rPr>
@@ -2932,61 +3052,16 @@
           <w:i w:val="0"/>
           <w:sz w:val="24"/>
         </w:rPr>
-        <w:t>20 个 z 区探针</w:t>
-      </w:r>
-      <w:r>
-        <w:rPr>
-          <w:rFonts w:ascii="Times New Roman" w:hAnsi="Times New Roman" w:eastAsia="宋体"/>
-          <w:b w:val="0"/>
-          <w:i w:val="0"/>
-          <w:sz w:val="24"/>
-        </w:rPr>
-        <w:t>：probe_grid_ortho/parseval/partial/pairbound/rowsum/</w:t>
-      </w:r>
-    </w:p>
-    <w:p>
-      <w:pPr>
-        <w:spacing w:line="336" w:lineRule="auto"/>
-        <w:ind w:firstLine="480"/>
-      </w:pPr>
-      <w:r>
-        <w:rPr>
-          <w:rFonts w:ascii="Times New Roman" w:hAnsi="Times New Roman" w:eastAsia="宋体"/>
-          <w:b w:val="0"/>
-          <w:i w:val="0"/>
-          <w:sz w:val="24"/>
-        </w:rPr>
-        <w:t>pairdirichlet/incoherence/row_rip/c4_instance + welch/uncertainty_cr/g8_synthesis_cr/</w:t>
-      </w:r>
-    </w:p>
-    <w:p>
-      <w:pPr>
-        <w:spacing w:line="336" w:lineRule="auto"/>
-        <w:ind w:firstLine="480"/>
-      </w:pPr>
-      <w:r>
-        <w:rPr>
-          <w:rFonts w:ascii="Times New Roman" w:hAnsi="Times New Roman" w:eastAsia="宋体"/>
-          <w:b w:val="0"/>
-          <w:i w:val="0"/>
-          <w:sz w:val="24"/>
-        </w:rPr>
-        <w:t>g1_norm_closed/g2_mu_adj + 构造性族 pi_cr_m1a/m1b/sin_cr_m2/sqrt_cr_m3/s7_s9_mono/</w:t>
-      </w:r>
-    </w:p>
-    <w:p>
-      <w:pPr>
-        <w:spacing w:line="336" w:lineRule="auto"/>
-        <w:ind w:firstLine="480"/>
-      </w:pPr>
-      <w:r>
-        <w:rPr>
-          <w:rFonts w:ascii="Times New Roman" w:hAnsi="Times New Roman" w:eastAsia="宋体"/>
-          <w:b w:val="0"/>
-          <w:i w:val="0"/>
-          <w:sz w:val="24"/>
-        </w:rPr>
-        <w:t xml:space="preserve">decidability_premium_cr + </w:t>
+        <w:t>构造性轨道 ca_zeta_euler / ca_rip_cr</w:t>
+      </w:r>
+      <w:r>
+        <w:rPr>
+          <w:rFonts w:ascii="Times New Roman" w:hAnsi="Times New Roman" w:eastAsia="宋体"/>
+          <w:b w:val="0"/>
+          <w:i w:val="0"/>
+          <w:sz w:val="24"/>
+        </w:rPr>
+        <w:t xml:space="preserve"> + </w:t>
       </w:r>
       <w:r>
         <w:rPr>
@@ -2995,7 +3070,7 @@
           <w:i w:val="0"/>
           <w:sz w:val="24"/>
         </w:rPr>
-        <w:t>构造性轨道 ca_zeta_euler / ca_rip_cr</w:t>
+        <w:t>CS 定理族 taugrid/taugrid_cr/cs/cs5</w:t>
       </w:r>
       <w:r>
         <w:rPr>
@@ -3013,40 +3088,16 @@
           <w:i w:val="0"/>
           <w:sz w:val="24"/>
         </w:rPr>
-        <w:t>CS 定理族 taugrid/taugrid_cr/cs/cs5（2026-08-29，合计 64 Qed，已并入合并版）</w:t>
-      </w:r>
-      <w:r>
-        <w:rPr>
-          <w:rFonts w:ascii="Times New Roman" w:hAnsi="Times New Roman" w:eastAsia="宋体"/>
-          <w:b w:val="0"/>
-          <w:i w:val="0"/>
-          <w:sz w:val="24"/>
-        </w:rPr>
-        <w:t>），</w:t>
-      </w:r>
-      <w:r>
-        <w:rPr>
-          <w:rFonts w:ascii="Consolas" w:hAnsi="Consolas" w:eastAsia="等线"/>
-          <w:b w:val="0"/>
-          <w:i w:val="0"/>
-          <w:sz w:val="22"/>
-        </w:rPr>
-        <w:t>_merge_ca.py</w:t>
-      </w:r>
-    </w:p>
-    <w:p>
-      <w:pPr>
-        <w:spacing w:line="336" w:lineRule="auto"/>
-        <w:ind w:firstLine="480"/>
-      </w:pPr>
-      <w:r>
-        <w:rPr>
-          <w:rFonts w:ascii="Times New Roman" w:hAnsi="Times New Roman" w:eastAsia="宋体"/>
-          <w:b w:val="0"/>
-          <w:i w:val="0"/>
-          <w:sz w:val="24"/>
-        </w:rPr>
-        <w:t>重新生成，</w:t>
+        <w:t>M2 批次 c4_four_atom_cr/safe_domain/frame_check_graduated/ab_bridge_pier/relaxation_meta/g3_criterion/g5_premium</w:t>
+      </w:r>
+      <w:r>
+        <w:rPr>
+          <w:rFonts w:ascii="Times New Roman" w:hAnsi="Times New Roman" w:eastAsia="宋体"/>
+          <w:b w:val="0"/>
+          <w:i w:val="0"/>
+          <w:sz w:val="24"/>
+        </w:rPr>
+        <w:t xml:space="preserve"> + </w:t>
       </w:r>
       <w:r>
         <w:rPr>
@@ -3055,7 +3106,25 @@
           <w:i w:val="0"/>
           <w:sz w:val="24"/>
         </w:rPr>
-        <w:t>全量合并编译 MERGE_EXIT=0</w:t>
+        <w:t>g7_welch_cr + g9_pairfrac_cr（G-9）</w:t>
+      </w:r>
+      <w:r>
+        <w:rPr>
+          <w:rFonts w:ascii="Times New Roman" w:hAnsi="Times New Roman" w:eastAsia="宋体"/>
+          <w:b w:val="0"/>
+          <w:i w:val="0"/>
+          <w:sz w:val="24"/>
+        </w:rPr>
+        <w:t>），追加式并入，</w:t>
+      </w:r>
+      <w:r>
+        <w:rPr>
+          <w:rFonts w:ascii="Times New Roman" w:hAnsi="Times New Roman" w:eastAsia="宋体"/>
+          <w:b/>
+          <w:i w:val="0"/>
+          <w:sz w:val="24"/>
+        </w:rPr>
+        <w:t>本地 2.5 全量编译 EXIT=0（run20，2026-08-31）</w:t>
       </w:r>
       <w:r>
         <w:rPr>
@@ -7700,7 +7769,7 @@
           <w:i w:val="0"/>
           <w:sz w:val="24"/>
         </w:rPr>
-        <w:t xml:space="preserve"> 随稿）。</w:t>
+        <w:t xml:space="preserve"> 随稿）；基准覆盖反射分级检查器/安全域/窗口判定，部署族（§10）提取物的同类基准为后续工作。</w:t>
       </w:r>
     </w:p>
     <w:p>
@@ -12134,7 +12203,7 @@
           <w:i w:val="0"/>
           <w:sz w:val="24"/>
         </w:rPr>
-        <w:t>（92506 行，68 模块分区，本地 2.5 全量编译 EXIT=0）。</w:t>
+        <w:t>（现 92743 行，69 模块分区，本地 2.5 全量编译 EXIT=0）。</w:t>
       </w:r>
     </w:p>
     <w:p>
@@ -12401,7 +12470,7 @@
           <w:i w:val="0"/>
           <w:sz w:val="24"/>
         </w:rPr>
-        <w:t>检查器充要刻画（G-3，经典 R 轨道）</w:t>
+        <w:t>检查器充分方向（G-3，经典 R 轨道）</w:t>
       </w:r>
       <w:r>
         <w:rPr>
@@ -12452,37 +12521,85 @@
           <w:i w:val="0"/>
           <w:sz w:val="24"/>
         </w:rPr>
-        <w:t>（probe_g3_criterion.v，5 Qed / 0 Admitted）：**反射检查器通过 ⟺ 每行精确相干</w:t>
-      </w:r>
-    </w:p>
-    <w:p>
-      <w:pPr>
-        <w:spacing w:line="336" w:lineRule="auto"/>
-        <w:ind w:firstLine="480"/>
-      </w:pPr>
-      <w:r>
-        <w:rPr>
-          <w:rFonts w:ascii="Times New Roman" w:hAnsi="Times New Roman" w:eastAsia="宋体"/>
-          <w:b w:val="0"/>
-          <w:i w:val="0"/>
-          <w:sz w:val="24"/>
-        </w:rPr>
-        <w:t>行和 ≤ p/q**（框架界 (1±p/q) 的充要条件）——把"检查器通过 ⟹ 框架界"从单向</w:t>
-      </w:r>
-    </w:p>
-    <w:p>
-      <w:pPr>
-        <w:spacing w:line="336" w:lineRule="auto"/>
-        <w:ind w:firstLine="480"/>
-      </w:pPr>
-      <w:r>
-        <w:rPr>
-          <w:rFonts w:ascii="Times New Roman" w:hAnsi="Times New Roman" w:eastAsia="宋体"/>
-          <w:b w:val="0"/>
-          <w:i w:val="0"/>
-          <w:sz w:val="24"/>
-        </w:rPr>
-        <w:t>充分升级为 iff，与 G-5 反例构成可判定性边界的完整刻画。</w:t>
+        <w:t>（probe_g3_criterion.v，5 Qed / 0 Admitted）：**反射检查器通过 ⟹ 每行精确相干</w:t>
+      </w:r>
+    </w:p>
+    <w:p>
+      <w:pPr>
+        <w:spacing w:line="336" w:lineRule="auto"/>
+        <w:ind w:firstLine="480"/>
+      </w:pPr>
+      <w:r>
+        <w:rPr>
+          <w:rFonts w:ascii="Times New Roman" w:hAnsi="Times New Roman" w:eastAsia="宋体"/>
+          <w:b w:val="0"/>
+          <w:i w:val="0"/>
+          <w:sz w:val="24"/>
+        </w:rPr>
+        <w:t>行和 ≤ p/q**（框架界 (1±p/q) 的充分条件；名字沿自早期草稿，实为单向蕴含——</w:t>
+      </w:r>
+    </w:p>
+    <w:p>
+      <w:pPr>
+        <w:spacing w:line="336" w:lineRule="auto"/>
+        <w:ind w:firstLine="480"/>
+      </w:pPr>
+      <w:r>
+        <w:rPr>
+          <w:rFonts w:ascii="Times New Roman" w:hAnsi="Times New Roman" w:eastAsia="宋体"/>
+          <w:b w:val="0"/>
+          <w:i w:val="0"/>
+          <w:sz w:val="24"/>
+        </w:rPr>
+        <w:t>D7 审查点如实降格）。真 iff 见 G-11（</w:t>
+      </w:r>
+      <w:r>
+        <w:rPr>
+          <w:rFonts w:ascii="Consolas" w:hAnsi="Consolas" w:eastAsia="等线"/>
+          <w:b w:val="0"/>
+          <w:i w:val="0"/>
+          <w:sz w:val="22"/>
+        </w:rPr>
+        <w:t>probe_g11_checkiff_cr.v</w:t>
+      </w:r>
+      <w:r>
+        <w:rPr>
+          <w:rFonts w:ascii="Times New Roman" w:hAnsi="Times New Roman" w:eastAsia="宋体"/>
+          <w:b w:val="0"/>
+          <w:i w:val="0"/>
+          <w:sz w:val="24"/>
+        </w:rPr>
+        <w:t>：通过 ⟺ 逐行 ≤ 阈、</w:t>
+      </w:r>
+    </w:p>
+    <w:p>
+      <w:pPr>
+        <w:spacing w:line="336" w:lineRule="auto"/>
+        <w:ind w:firstLine="480"/>
+      </w:pPr>
+      <w:r>
+        <w:rPr>
+          <w:rFonts w:ascii="Times New Roman" w:hAnsi="Times New Roman" w:eastAsia="宋体"/>
+          <w:b w:val="0"/>
+          <w:i w:val="0"/>
+          <w:sz w:val="24"/>
+        </w:rPr>
+        <w:t>拒绝 ⟺ 存在超阈行、假阴性量化 iff，行级精确有理层）。与 G-5 反例共同构成</w:t>
+      </w:r>
+    </w:p>
+    <w:p>
+      <w:pPr>
+        <w:spacing w:line="336" w:lineRule="auto"/>
+        <w:ind w:firstLine="480"/>
+      </w:pPr>
+      <w:r>
+        <w:rPr>
+          <w:rFonts w:ascii="Times New Roman" w:hAnsi="Times New Roman" w:eastAsia="宋体"/>
+          <w:b w:val="0"/>
+          <w:i w:val="0"/>
+          <w:sz w:val="24"/>
+        </w:rPr>
+        <w:t>可判定性边界的完整刻画。</w:t>
       </w:r>
     </w:p>
     <w:p>
@@ -14043,6 +14160,101 @@
           <w:sz w:val="24"/>
         </w:rPr>
         <w:t>（φ_gold ∉ ℤ）——ogrid 实验的定理侧。</w:t>
+      </w:r>
+    </w:p>
+    <w:p>
+      <w:pPr>
+        <w:pStyle w:val="ListBullet"/>
+      </w:pPr>
+      <w:r>
+        <w:rPr>
+          <w:rFonts w:ascii="Times New Roman" w:hAnsi="Times New Roman" w:eastAsia="宋体"/>
+          <w:b/>
+          <w:i w:val="0"/>
+          <w:sz w:val="24"/>
+        </w:rPr>
+        <w:t>正向随机侧（CS-20，经典 R 轨道沉没资产入文，2026-08-31）</w:t>
+      </w:r>
+      <w:r>
+        <w:rPr>
+          <w:rFonts w:ascii="Times New Roman" w:hAnsi="Times New Roman" w:eastAsia="宋体"/>
+          <w:b w:val="0"/>
+          <w:i w:val="0"/>
+          <w:sz w:val="24"/>
+        </w:rPr>
+        <w:t xml:space="preserve"> </w:t>
+      </w:r>
+      <w:r>
+        <w:rPr>
+          <w:rFonts w:ascii="Consolas" w:hAnsi="Consolas" w:eastAsia="等线"/>
+          <w:b w:val="0"/>
+          <w:i w:val="0"/>
+          <w:sz w:val="22"/>
+        </w:rPr>
+        <w:t>pairwise_inner_bound_probabilistic</w:t>
+      </w:r>
+    </w:p>
+    <w:p>
+      <w:pPr>
+        <w:spacing w:line="336" w:lineRule="auto"/>
+        <w:ind w:firstLine="480"/>
+      </w:pPr>
+      <w:r>
+        <w:rPr>
+          <w:rFonts w:ascii="Times New Roman" w:hAnsi="Times New Roman" w:eastAsia="宋体"/>
+          <w:b w:val="0"/>
+          <w:i w:val="0"/>
+          <w:sz w:val="24"/>
+        </w:rPr>
+        <w:t>（src/ca_sparse_ext.v，已 Qed）：超线性增长阶梯（f(S i) ≥ c²·f i，c ≥ 2）的 p-偏置随机子阶梯，</w:t>
+      </w:r>
+    </w:p>
+    <w:p>
+      <w:pPr>
+        <w:spacing w:line="336" w:lineRule="auto"/>
+        <w:ind w:firstLine="480"/>
+      </w:pPr>
+      <w:r>
+        <w:rPr>
+          <w:rFonts w:ascii="Times New Roman" w:hAnsi="Times New Roman" w:eastAsia="宋体"/>
+          <w:b w:val="0"/>
+          <w:i w:val="0"/>
+          <w:sz w:val="24"/>
+        </w:rPr>
+        <w:t>满足逐对内积条件的概率权重 ≥ 1 − N²p²（</w:t>
+      </w:r>
+      <w:r>
+        <w:rPr>
+          <w:rFonts w:ascii="Consolas" w:hAnsi="Consolas" w:eastAsia="等线"/>
+          <w:b w:val="0"/>
+          <w:i w:val="0"/>
+          <w:sz w:val="22"/>
+        </w:rPr>
+        <w:t>sum_over_subsets_weight</w:t>
+      </w:r>
+      <w:r>
+        <w:rPr>
+          <w:rFonts w:ascii="Times New Roman" w:hAnsi="Times New Roman" w:eastAsia="宋体"/>
+          <w:b w:val="0"/>
+          <w:i w:val="0"/>
+          <w:sz w:val="24"/>
+        </w:rPr>
+        <w:t xml:space="preserve"> 归一化测度，ca_probabilistic）</w:t>
+      </w:r>
+    </w:p>
+    <w:p>
+      <w:pPr>
+        <w:spacing w:line="336" w:lineRule="auto"/>
+        <w:ind w:firstLine="480"/>
+      </w:pPr>
+      <w:r>
+        <w:rPr>
+          <w:rFonts w:ascii="Times New Roman" w:hAnsi="Times New Roman" w:eastAsia="宋体"/>
+          <w:b w:val="0"/>
+          <w:i w:val="0"/>
+          <w:sz w:val="24"/>
+        </w:rPr>
+        <w:t>——与 T2b 构成随机侧完整对偶：log-uniform 无增长约束 ⟹ whp 拒绝；增长受控 ⟹ whp 逐对可控。</w:t>
       </w:r>
     </w:p>
     <w:p>
@@ -15206,17 +15418,23 @@
           <w:i w:val="0"/>
           <w:sz w:val="22"/>
         </w:rPr>
-        <w:t>src/ca_merged_full_25.v</w:t>
-      </w:r>
-      <w:r>
-        <w:rPr>
-          <w:rFonts w:ascii="Times New Roman" w:hAnsi="Times New Roman" w:eastAsia="宋体"/>
-          <w:b w:val="0"/>
-          <w:i w:val="0"/>
-          <w:sz w:val="24"/>
-        </w:rPr>
-        <w:t xml:space="preserve">（93953 行，67 模块分区 + </w:t>
-      </w:r>
+        <w:t>src/ca_merged_full_25_m2.v</w:t>
+      </w:r>
+      <w:r>
+        <w:rPr>
+          <w:rFonts w:ascii="Times New Roman" w:hAnsi="Times New Roman" w:eastAsia="宋体"/>
+          <w:b w:val="0"/>
+          <w:i w:val="0"/>
+          <w:sz w:val="24"/>
+        </w:rPr>
+        <w:t>（92743 行，69 模块分区，探针族与构造性轨道全量并入至 G-9）；归档基态</w:t>
+      </w:r>
+    </w:p>
+    <w:p>
+      <w:pPr>
+        <w:spacing w:line="336" w:lineRule="auto"/>
+        <w:ind w:firstLine="480"/>
+      </w:pPr>
       <w:r>
         <w:rPr>
           <w:rFonts w:ascii="Consolas" w:hAnsi="Consolas" w:eastAsia="等线"/>
@@ -15224,16 +15442,31 @@
           <w:i w:val="0"/>
           <w:sz w:val="22"/>
         </w:rPr>
-        <w:t>independent</w:t>
-      </w:r>
-      <w:r>
-        <w:rPr>
-          <w:rFonts w:ascii="Times New Roman" w:hAnsi="Times New Roman" w:eastAsia="宋体"/>
-          <w:b w:val="0"/>
-          <w:i w:val="0"/>
-          <w:sz w:val="24"/>
-        </w:rPr>
-        <w:t>/</w:t>
+        <w:t>D:\ComplexAnalysis\30模块\</w:t>
+      </w:r>
+      <w:r>
+        <w:rPr>
+          <w:rFonts w:ascii="Times New Roman" w:hAnsi="Times New Roman" w:eastAsia="宋体"/>
+          <w:b w:val="0"/>
+          <w:i w:val="0"/>
+          <w:sz w:val="24"/>
+        </w:rPr>
+        <w:t>（ca_* + 探针 pro 版 + ca_zeta_euler + ca_rip_cr + 合并版，</w:t>
+      </w:r>
+    </w:p>
+    <w:p>
+      <w:pPr>
+        <w:spacing w:line="336" w:lineRule="auto"/>
+        <w:ind w:firstLine="480"/>
+      </w:pPr>
+      <w:r>
+        <w:rPr>
+          <w:rFonts w:ascii="Times New Roman" w:hAnsi="Times New Roman" w:eastAsia="宋体"/>
+          <w:b w:val="0"/>
+          <w:i w:val="0"/>
+          <w:sz w:val="24"/>
+        </w:rPr>
+        <w:t xml:space="preserve">SHA-256 与 src/z 一致，旧版备份 </w:t>
       </w:r>
       <w:r>
         <w:rPr>
@@ -15242,23 +15475,40 @@
           <w:i w:val="0"/>
           <w:sz w:val="22"/>
         </w:rPr>
-        <w:t>independent′</w:t>
-      </w:r>
-      <w:r>
-        <w:rPr>
-          <w:rFonts w:ascii="Times New Roman" w:hAnsi="Times New Roman" w:eastAsia="宋体"/>
-          <w:b w:val="0"/>
-          <w:i w:val="0"/>
-          <w:sz w:val="24"/>
-        </w:rPr>
-        <w:t xml:space="preserve"> 2 附加，含 ca_zeta_euler / ca_rip_cr 构造性轨道 + 20 个 z 区探针）；归档基态</w:t>
-      </w:r>
-    </w:p>
-    <w:p>
-      <w:pPr>
-        <w:spacing w:line="336" w:lineRule="auto"/>
-        <w:ind w:firstLine="480"/>
-      </w:pPr>
+        <w:t>.sync-backup-20260823/</w:t>
+      </w:r>
+      <w:r>
+        <w:rPr>
+          <w:rFonts w:ascii="Times New Roman" w:hAnsi="Times New Roman" w:eastAsia="宋体"/>
+          <w:b w:val="0"/>
+          <w:i w:val="0"/>
+          <w:sz w:val="24"/>
+        </w:rPr>
+        <w:t>）。</w:t>
+      </w:r>
+    </w:p>
+    <w:p>
+      <w:pPr>
+        <w:pStyle w:val="ListBullet"/>
+      </w:pPr>
+      <w:r>
+        <w:rPr>
+          <w:rFonts w:ascii="Times New Roman" w:hAnsi="Times New Roman" w:eastAsia="宋体"/>
+          <w:b/>
+          <w:i w:val="0"/>
+          <w:sz w:val="24"/>
+        </w:rPr>
+        <w:t>依赖版本</w:t>
+      </w:r>
+      <w:r>
+        <w:rPr>
+          <w:rFonts w:ascii="Times New Roman" w:hAnsi="Times New Roman" w:eastAsia="宋体"/>
+          <w:b w:val="0"/>
+          <w:i w:val="0"/>
+          <w:sz w:val="24"/>
+        </w:rPr>
+        <w:t>：Rocq/Coq 9.0.1（</w:t>
+      </w:r>
       <w:r>
         <w:rPr>
           <w:rFonts w:ascii="Consolas" w:hAnsi="Consolas" w:eastAsia="等线"/>
@@ -15266,31 +15516,31 @@
           <w:i w:val="0"/>
           <w:sz w:val="22"/>
         </w:rPr>
-        <w:t>D:\ComplexAnalysis\30模块\</w:t>
-      </w:r>
-      <w:r>
-        <w:rPr>
-          <w:rFonts w:ascii="Times New Roman" w:hAnsi="Times New Roman" w:eastAsia="宋体"/>
-          <w:b w:val="0"/>
-          <w:i w:val="0"/>
-          <w:sz w:val="24"/>
-        </w:rPr>
-        <w:t>（ca_* + 探针 pro 版 + ca_zeta_euler + ca_rip_cr + 合并版，</w:t>
-      </w:r>
-    </w:p>
-    <w:p>
-      <w:pPr>
-        <w:spacing w:line="336" w:lineRule="auto"/>
-        <w:ind w:firstLine="480"/>
-      </w:pPr>
-      <w:r>
-        <w:rPr>
-          <w:rFonts w:ascii="Times New Roman" w:hAnsi="Times New Roman" w:eastAsia="宋体"/>
-          <w:b w:val="0"/>
-          <w:i w:val="0"/>
-          <w:sz w:val="24"/>
-        </w:rPr>
-        <w:t xml:space="preserve">SHA-256 与 src/z 一致，旧版备份 </w:t>
+        <w:t>C:\Rocq-Platform~9.0~2025.08\bin\coqc.exe</w:t>
+      </w:r>
+      <w:r>
+        <w:rPr>
+          <w:rFonts w:ascii="Times New Roman" w:hAnsi="Times New Roman" w:eastAsia="宋体"/>
+          <w:b w:val="0"/>
+          <w:i w:val="0"/>
+          <w:sz w:val="24"/>
+        </w:rPr>
+        <w:t>）；mathcomp</w:t>
+      </w:r>
+    </w:p>
+    <w:p>
+      <w:pPr>
+        <w:spacing w:line="336" w:lineRule="auto"/>
+        <w:ind w:firstLine="480"/>
+      </w:pPr>
+      <w:r>
+        <w:rPr>
+          <w:rFonts w:ascii="Times New Roman" w:hAnsi="Times New Roman" w:eastAsia="宋体"/>
+          <w:b w:val="0"/>
+          <w:i w:val="0"/>
+          <w:sz w:val="24"/>
+        </w:rPr>
+        <w:t xml:space="preserve">（本地 vendored </w:t>
       </w:r>
       <w:r>
         <w:rPr>
@@ -15299,16 +15549,34 @@
           <w:i w:val="0"/>
           <w:sz w:val="22"/>
         </w:rPr>
-        <w:t>.sync-backup-20260823/</w:t>
-      </w:r>
-      <w:r>
-        <w:rPr>
-          <w:rFonts w:ascii="Times New Roman" w:hAnsi="Times New Roman" w:eastAsia="宋体"/>
-          <w:b w:val="0"/>
-          <w:i w:val="0"/>
-          <w:sz w:val="24"/>
-        </w:rPr>
-        <w:t>）。</w:t>
+        <w:t>lib\mathcomp</w:t>
+      </w:r>
+      <w:r>
+        <w:rPr>
+          <w:rFonts w:ascii="Times New Roman" w:hAnsi="Times New Roman" w:eastAsia="宋体"/>
+          <w:b w:val="0"/>
+          <w:i w:val="0"/>
+          <w:sz w:val="24"/>
+        </w:rPr>
+        <w:t>）；Coquelicot（</w:t>
+      </w:r>
+      <w:r>
+        <w:rPr>
+          <w:rFonts w:ascii="Consolas" w:hAnsi="Consolas" w:eastAsia="等线"/>
+          <w:b w:val="0"/>
+          <w:i w:val="0"/>
+          <w:sz w:val="22"/>
+        </w:rPr>
+        <w:t>lib\Coquelicot</w:t>
+      </w:r>
+      <w:r>
+        <w:rPr>
+          <w:rFonts w:ascii="Times New Roman" w:hAnsi="Times New Roman" w:eastAsia="宋体"/>
+          <w:b w:val="0"/>
+          <w:i w:val="0"/>
+          <w:sz w:val="24"/>
+        </w:rPr>
+        <w:t>）；Windows 10+ / PowerShell 7。</w:t>
       </w:r>
     </w:p>
     <w:p>
@@ -15322,16 +15590,31 @@
           <w:i w:val="0"/>
           <w:sz w:val="24"/>
         </w:rPr>
-        <w:t>依赖版本</w:t>
-      </w:r>
-      <w:r>
-        <w:rPr>
-          <w:rFonts w:ascii="Times New Roman" w:hAnsi="Times New Roman" w:eastAsia="宋体"/>
-          <w:b w:val="0"/>
-          <w:i w:val="0"/>
-          <w:sz w:val="24"/>
-        </w:rPr>
-        <w:t>：Rocq/Coq 9.0.1（</w:t>
+        <w:t>构建命令</w:t>
+      </w:r>
+      <w:r>
+        <w:rPr>
+          <w:rFonts w:ascii="Times New Roman" w:hAnsi="Times New Roman" w:eastAsia="宋体"/>
+          <w:b w:val="0"/>
+          <w:i w:val="0"/>
+          <w:sz w:val="24"/>
+        </w:rPr>
+        <w:t>：各模块独立编译 `coqc -Q &lt;src&gt; "" -Q &lt;z&gt; "" -Q &lt;mathcomp&gt; mathcomp</w:t>
+      </w:r>
+    </w:p>
+    <w:p>
+      <w:pPr>
+        <w:spacing w:line="336" w:lineRule="auto"/>
+        <w:ind w:firstLine="480"/>
+      </w:pPr>
+      <w:r>
+        <w:rPr>
+          <w:rFonts w:ascii="Times New Roman" w:hAnsi="Times New Roman" w:eastAsia="宋体"/>
+          <w:b w:val="0"/>
+          <w:i w:val="0"/>
+          <w:sz w:val="24"/>
+        </w:rPr>
+        <w:t>-Q &lt;Coquelicot&gt; Coquelicot &lt;file&gt;.v</w:t>
       </w:r>
       <w:r>
         <w:rPr>
@@ -15340,32 +15623,23 @@
           <w:i w:val="0"/>
           <w:sz w:val="22"/>
         </w:rPr>
-        <w:t>C:\Rocq-Platform~9.0~2025.08\bin\coqc.exe</w:t>
-      </w:r>
-      <w:r>
-        <w:rPr>
-          <w:rFonts w:ascii="Times New Roman" w:hAnsi="Times New Roman" w:eastAsia="宋体"/>
-          <w:b w:val="0"/>
-          <w:i w:val="0"/>
-          <w:sz w:val="24"/>
-        </w:rPr>
-        <w:t>）；mathcomp</w:t>
-      </w:r>
-    </w:p>
-    <w:p>
-      <w:pPr>
-        <w:spacing w:line="336" w:lineRule="auto"/>
-        <w:ind w:firstLine="480"/>
-      </w:pPr>
-      <w:r>
-        <w:rPr>
-          <w:rFonts w:ascii="Times New Roman" w:hAnsi="Times New Roman" w:eastAsia="宋体"/>
-          <w:b w:val="0"/>
-          <w:i w:val="0"/>
-          <w:sz w:val="24"/>
-        </w:rPr>
-        <w:t xml:space="preserve">（本地 vendored </w:t>
-      </w:r>
+        <w:t xml:space="preserve">；合并版重新生成 </w:t>
+      </w:r>
+      <w:r>
+        <w:rPr>
+          <w:rFonts w:ascii="Times New Roman" w:hAnsi="Times New Roman" w:eastAsia="宋体"/>
+          <w:b w:val="0"/>
+          <w:i w:val="0"/>
+          <w:sz w:val="24"/>
+        </w:rPr>
+        <w:t>python src/_merge_ca.py`，合并编译</w:t>
+      </w:r>
+    </w:p>
+    <w:p>
+      <w:pPr>
+        <w:spacing w:line="336" w:lineRule="auto"/>
+        <w:ind w:firstLine="480"/>
+      </w:pPr>
       <w:r>
         <w:rPr>
           <w:rFonts w:ascii="Consolas" w:hAnsi="Consolas" w:eastAsia="等线"/>
@@ -15373,120 +15647,22 @@
           <w:i w:val="0"/>
           <w:sz w:val="22"/>
         </w:rPr>
-        <w:t>lib\mathcomp</w:t>
-      </w:r>
-      <w:r>
-        <w:rPr>
-          <w:rFonts w:ascii="Times New Roman" w:hAnsi="Times New Roman" w:eastAsia="宋体"/>
-          <w:b w:val="0"/>
-          <w:i w:val="0"/>
-          <w:sz w:val="24"/>
-        </w:rPr>
-        <w:t>）；Coquelicot（</w:t>
-      </w:r>
-      <w:r>
-        <w:rPr>
-          <w:rFonts w:ascii="Consolas" w:hAnsi="Consolas" w:eastAsia="等线"/>
-          <w:b w:val="0"/>
-          <w:i w:val="0"/>
-          <w:sz w:val="22"/>
-        </w:rPr>
-        <w:t>lib\Coquelicot</w:t>
-      </w:r>
-      <w:r>
-        <w:rPr>
-          <w:rFonts w:ascii="Times New Roman" w:hAnsi="Times New Roman" w:eastAsia="宋体"/>
-          <w:b w:val="0"/>
-          <w:i w:val="0"/>
-          <w:sz w:val="24"/>
-        </w:rPr>
-        <w:t>）；Windows 10+ / PowerShell 7。</w:t>
-      </w:r>
-    </w:p>
-    <w:p>
-      <w:pPr>
-        <w:pStyle w:val="ListBullet"/>
-      </w:pPr>
-      <w:r>
-        <w:rPr>
-          <w:rFonts w:ascii="Times New Roman" w:hAnsi="Times New Roman" w:eastAsia="宋体"/>
-          <w:b/>
-          <w:i w:val="0"/>
-          <w:sz w:val="24"/>
-        </w:rPr>
-        <w:t>构建命令</w:t>
-      </w:r>
-      <w:r>
-        <w:rPr>
-          <w:rFonts w:ascii="Times New Roman" w:hAnsi="Times New Roman" w:eastAsia="宋体"/>
-          <w:b w:val="0"/>
-          <w:i w:val="0"/>
-          <w:sz w:val="24"/>
-        </w:rPr>
-        <w:t>：各模块独立编译 `coqc -Q &lt;src&gt; "" -Q &lt;z&gt; "" -Q &lt;mathcomp&gt; mathcomp</w:t>
-      </w:r>
-    </w:p>
-    <w:p>
-      <w:pPr>
-        <w:spacing w:line="336" w:lineRule="auto"/>
-        <w:ind w:firstLine="480"/>
-      </w:pPr>
-      <w:r>
-        <w:rPr>
-          <w:rFonts w:ascii="Times New Roman" w:hAnsi="Times New Roman" w:eastAsia="宋体"/>
-          <w:b w:val="0"/>
-          <w:i w:val="0"/>
-          <w:sz w:val="24"/>
-        </w:rPr>
-        <w:t>-Q &lt;Coquelicot&gt; Coquelicot &lt;file&gt;.v</w:t>
-      </w:r>
-      <w:r>
-        <w:rPr>
-          <w:rFonts w:ascii="Consolas" w:hAnsi="Consolas" w:eastAsia="等线"/>
-          <w:b w:val="0"/>
-          <w:i w:val="0"/>
-          <w:sz w:val="22"/>
-        </w:rPr>
-        <w:t xml:space="preserve">；合并版重新生成 </w:t>
-      </w:r>
-      <w:r>
-        <w:rPr>
-          <w:rFonts w:ascii="Times New Roman" w:hAnsi="Times New Roman" w:eastAsia="宋体"/>
-          <w:b w:val="0"/>
-          <w:i w:val="0"/>
-          <w:sz w:val="24"/>
-        </w:rPr>
-        <w:t>python src/_merge_ca.py`，合并编译</w:t>
-      </w:r>
-    </w:p>
-    <w:p>
-      <w:pPr>
-        <w:spacing w:line="336" w:lineRule="auto"/>
-        <w:ind w:firstLine="480"/>
-      </w:pPr>
-      <w:r>
-        <w:rPr>
-          <w:rFonts w:ascii="Consolas" w:hAnsi="Consolas" w:eastAsia="等线"/>
-          <w:b w:val="0"/>
-          <w:i w:val="0"/>
-          <w:sz w:val="22"/>
-        </w:rPr>
-        <w:t>coqc -Q &lt;mathcomp&gt; mathcomp -Q &lt;Coquelicot&gt; Coquelicot src/ca_merged_full_25.v</w:t>
-      </w:r>
-    </w:p>
-    <w:p>
-      <w:pPr>
-        <w:spacing w:line="336" w:lineRule="auto"/>
-        <w:ind w:firstLine="480"/>
-      </w:pPr>
-      <w:r>
-        <w:rPr>
-          <w:rFonts w:ascii="Times New Roman" w:hAnsi="Times New Roman" w:eastAsia="宋体"/>
-          <w:b w:val="0"/>
-          <w:i w:val="0"/>
-          <w:sz w:val="24"/>
-        </w:rPr>
-        <w:t>（MERGE_EXIT=0）。</w:t>
+        <w:t>coqc -Q &lt;mathcomp&gt; mathcomp -Q &lt;Coquelicot&gt; Coquelicot src/ca_merged_full_25_m2.v</w:t>
+      </w:r>
+    </w:p>
+    <w:p>
+      <w:pPr>
+        <w:spacing w:line="336" w:lineRule="auto"/>
+        <w:ind w:firstLine="480"/>
+      </w:pPr>
+      <w:r>
+        <w:rPr>
+          <w:rFonts w:ascii="Times New Roman" w:hAnsi="Times New Roman" w:eastAsia="宋体"/>
+          <w:b w:val="0"/>
+          <w:i w:val="0"/>
+          <w:sz w:val="24"/>
+        </w:rPr>
+        <w:t>（本地 2.5 全量 EXIT=0）。</w:t>
       </w:r>
       <w:r>
         <w:rPr>
@@ -18404,7 +18580,7 @@
           <w:i w:val="0"/>
           <w:sz w:val="24"/>
         </w:rPr>
-        <w:t xml:space="preserve"> 零出现（post-M1.5 复核，完整 165/165 运行日志随稿）；合并版（93953 行，67 模块分区 + 2 附加，含 20 个 z 区探针 + 构造性轨道</w:t>
+        <w:t xml:space="preserve"> 零出现（post-M1.5 复核，完整 165/165 运行日志随稿）；合并版（92743 行，69 模块分区，探针族与构造性轨道全量至 G-9</w:t>
       </w:r>
     </w:p>
     <w:p>
@@ -19751,7 +19927,7 @@
                 <w:i w:val="0"/>
                 <w:sz w:val="21"/>
               </w:rPr>
-              <w:t>合并版</w:t>
+              <w:t>Welch 下界构造性证明（G-7）</w:t>
             </w:r>
           </w:p>
         </w:tc>
@@ -19767,7 +19943,7 @@
                 <w:i w:val="0"/>
                 <w:sz w:val="21"/>
               </w:rPr>
-              <w:t>src/ca_merged_full_25.v（93953 行，67 模块分区，20 探针 + ca_zeta_euler / ca_rip_cr 并入）</w:t>
+              <w:t>z/probe_g7_welch_cr.v（g7_welch_lower，14 Qed 6×Closed）</w:t>
             </w:r>
           </w:p>
         </w:tc>
@@ -19792,7 +19968,275 @@
                 <w:i w:val="0"/>
                 <w:sz w:val="21"/>
               </w:rPr>
-              <w:t>MERGE_EXIT=0</w:t>
+              <w:t>已并入 m2 分区 68</w:t>
+            </w:r>
+          </w:p>
+        </w:tc>
+      </w:tr>
+      <w:tr>
+        <w:tc>
+          <w:tcPr>
+            <w:tcW w:type="dxa" w:w="3120"/>
+          </w:tcPr>
+          <w:p>
+            <w:r>
+              <w:rPr>
+                <w:rFonts w:ascii="Times New Roman" w:hAnsi="Times New Roman" w:eastAsia="宋体"/>
+                <w:b w:val="0"/>
+                <w:i w:val="0"/>
+                <w:sz w:val="21"/>
+              </w:rPr>
+              <w:t>渐近闭合式双带夹逼（G-9）</w:t>
+            </w:r>
+          </w:p>
+        </w:tc>
+        <w:tc>
+          <w:tcPr>
+            <w:tcW w:type="dxa" w:w="3120"/>
+          </w:tcPr>
+          <w:p>
+            <w:r>
+              <w:rPr>
+                <w:rFonts w:ascii="Times New Roman" w:hAnsi="Times New Roman" w:eastAsia="宋体"/>
+                <w:b w:val="0"/>
+                <w:i w:val="0"/>
+                <w:sz w:val="21"/>
+              </w:rPr>
+              <w:t>z/probe_g9_pairfrac_cr.v（10 项 4×Closed）</w:t>
+            </w:r>
+          </w:p>
+        </w:tc>
+        <w:tc>
+          <w:tcPr>
+            <w:tcW w:type="dxa" w:w="3120"/>
+          </w:tcPr>
+          <w:p>
+            <w:r>
+              <w:rPr>
+                <w:rFonts w:ascii="Times New Roman" w:hAnsi="Times New Roman" w:eastAsia="宋体"/>
+                <w:b w:val="0"/>
+                <w:i w:val="0"/>
+                <w:sz w:val="21"/>
+              </w:rPr>
+              <w:t xml:space="preserve">✅ </w:t>
+            </w:r>
+            <w:r>
+              <w:rPr>
+                <w:rFonts w:ascii="Times New Roman" w:hAnsi="Times New Roman" w:eastAsia="宋体"/>
+                <w:b/>
+                <w:i w:val="0"/>
+                <w:sz w:val="21"/>
+              </w:rPr>
+              <w:t>已并入 m2 分区 69</w:t>
+            </w:r>
+          </w:p>
+        </w:tc>
+      </w:tr>
+      <w:tr>
+        <w:tc>
+          <w:tcPr>
+            <w:tcW w:type="dxa" w:w="3120"/>
+          </w:tcPr>
+          <w:p>
+            <w:r>
+              <w:rPr>
+                <w:rFonts w:ascii="Times New Roman" w:hAnsi="Times New Roman" w:eastAsia="宋体"/>
+                <w:b w:val="0"/>
+                <w:i w:val="0"/>
+                <w:sz w:val="21"/>
+              </w:rPr>
+              <w:t>i01 区间构造性代数 + noisy-OR 组合证书（G-10）</w:t>
+            </w:r>
+          </w:p>
+        </w:tc>
+        <w:tc>
+          <w:tcPr>
+            <w:tcW w:type="dxa" w:w="3120"/>
+          </w:tcPr>
+          <w:p>
+            <w:r>
+              <w:rPr>
+                <w:rFonts w:ascii="Times New Roman" w:hAnsi="Times New Roman" w:eastAsia="宋体"/>
+                <w:b w:val="0"/>
+                <w:i w:val="0"/>
+                <w:sz w:val="21"/>
+              </w:rPr>
+              <w:t>z/probe_itv_noisyor_cr.v（iq sigT 接口，6×Closed）</w:t>
+            </w:r>
+          </w:p>
+        </w:tc>
+        <w:tc>
+          <w:tcPr>
+            <w:tcW w:type="dxa" w:w="3120"/>
+          </w:tcPr>
+          <w:p>
+            <w:r>
+              <w:rPr>
+                <w:rFonts w:ascii="Times New Roman" w:hAnsi="Times New Roman" w:eastAsia="宋体"/>
+                <w:b w:val="0"/>
+                <w:i w:val="0"/>
+                <w:sz w:val="21"/>
+              </w:rPr>
+              <w:t>✅（z 区独立验证）</w:t>
+            </w:r>
+          </w:p>
+        </w:tc>
+      </w:tr>
+      <w:tr>
+        <w:tc>
+          <w:tcPr>
+            <w:tcW w:type="dxa" w:w="3120"/>
+          </w:tcPr>
+          <w:p>
+            <w:r>
+              <w:rPr>
+                <w:rFonts w:ascii="Times New Roman" w:hAnsi="Times New Roman" w:eastAsia="宋体"/>
+                <w:b w:val="0"/>
+                <w:i w:val="0"/>
+                <w:sz w:val="21"/>
+              </w:rPr>
+              <w:t>检查器真 iff（G-11，D7 修复）</w:t>
+            </w:r>
+          </w:p>
+        </w:tc>
+        <w:tc>
+          <w:tcPr>
+            <w:tcW w:type="dxa" w:w="3120"/>
+          </w:tcPr>
+          <w:p>
+            <w:r>
+              <w:rPr>
+                <w:rFonts w:ascii="Times New Roman" w:hAnsi="Times New Roman" w:eastAsia="宋体"/>
+                <w:b w:val="0"/>
+                <w:i w:val="0"/>
+                <w:sz w:val="21"/>
+              </w:rPr>
+              <w:t>z/probe_g11_checkiff_cr.v（check_iff/reject_iff/fn_iff/decision_cert，6×Closed）</w:t>
+            </w:r>
+          </w:p>
+        </w:tc>
+        <w:tc>
+          <w:tcPr>
+            <w:tcW w:type="dxa" w:w="3120"/>
+          </w:tcPr>
+          <w:p>
+            <w:r>
+              <w:rPr>
+                <w:rFonts w:ascii="Times New Roman" w:hAnsi="Times New Roman" w:eastAsia="宋体"/>
+                <w:b w:val="0"/>
+                <w:i w:val="0"/>
+                <w:sz w:val="21"/>
+              </w:rPr>
+              <w:t>✅（z 区独立验证）</w:t>
+            </w:r>
+          </w:p>
+        </w:tc>
+      </w:tr>
+      <w:tr>
+        <w:tc>
+          <w:tcPr>
+            <w:tcW w:type="dxa" w:w="3120"/>
+          </w:tcPr>
+          <w:p>
+            <w:r>
+              <w:rPr>
+                <w:rFonts w:ascii="Times New Roman" w:hAnsi="Times New Roman" w:eastAsia="宋体"/>
+                <w:b w:val="0"/>
+                <w:i w:val="0"/>
+                <w:sz w:val="21"/>
+              </w:rPr>
+              <w:t>概率逐对界正向随机侧（CS-20）</w:t>
+            </w:r>
+          </w:p>
+        </w:tc>
+        <w:tc>
+          <w:tcPr>
+            <w:tcW w:type="dxa" w:w="3120"/>
+          </w:tcPr>
+          <w:p>
+            <w:r>
+              <w:rPr>
+                <w:rFonts w:ascii="Times New Roman" w:hAnsi="Times New Roman" w:eastAsia="宋体"/>
+                <w:b w:val="0"/>
+                <w:i w:val="0"/>
+                <w:sz w:val="21"/>
+              </w:rPr>
+              <w:t>src/ca_sparse_ext.v（pairwise_inner_bound_probabilistic）</w:t>
+            </w:r>
+          </w:p>
+        </w:tc>
+        <w:tc>
+          <w:tcPr>
+            <w:tcW w:type="dxa" w:w="3120"/>
+          </w:tcPr>
+          <w:p>
+            <w:r>
+              <w:rPr>
+                <w:rFonts w:ascii="Times New Roman" w:hAnsi="Times New Roman" w:eastAsia="宋体"/>
+                <w:b w:val="0"/>
+                <w:i w:val="0"/>
+                <w:sz w:val="21"/>
+              </w:rPr>
+              <w:t>✅（库内已 Qed，本轮入文）</w:t>
+            </w:r>
+          </w:p>
+        </w:tc>
+      </w:tr>
+      <w:tr>
+        <w:tc>
+          <w:tcPr>
+            <w:tcW w:type="dxa" w:w="3120"/>
+          </w:tcPr>
+          <w:p>
+            <w:r>
+              <w:rPr>
+                <w:rFonts w:ascii="Times New Roman" w:hAnsi="Times New Roman" w:eastAsia="宋体"/>
+                <w:b w:val="0"/>
+                <w:i w:val="0"/>
+                <w:sz w:val="21"/>
+              </w:rPr>
+              <w:t>合并版</w:t>
+            </w:r>
+          </w:p>
+        </w:tc>
+        <w:tc>
+          <w:tcPr>
+            <w:tcW w:type="dxa" w:w="3120"/>
+          </w:tcPr>
+          <w:p>
+            <w:r>
+              <w:rPr>
+                <w:rFonts w:ascii="Times New Roman" w:hAnsi="Times New Roman" w:eastAsia="宋体"/>
+                <w:b w:val="0"/>
+                <w:i w:val="0"/>
+                <w:sz w:val="21"/>
+              </w:rPr>
+              <w:t>src/ca_merged_full_25_m2.v（92743 行，69 模块分区，探针族全量至 G-9）</w:t>
+            </w:r>
+          </w:p>
+        </w:tc>
+        <w:tc>
+          <w:tcPr>
+            <w:tcW w:type="dxa" w:w="3120"/>
+          </w:tcPr>
+          <w:p>
+            <w:r>
+              <w:rPr>
+                <w:rFonts w:ascii="Times New Roman" w:hAnsi="Times New Roman" w:eastAsia="宋体"/>
+                <w:b w:val="0"/>
+                <w:i w:val="0"/>
+                <w:sz w:val="21"/>
+              </w:rPr>
+              <w:t xml:space="preserve">✅ </w:t>
+            </w:r>
+            <w:r>
+              <w:rPr>
+                <w:rFonts w:ascii="Times New Roman" w:hAnsi="Times New Roman" w:eastAsia="宋体"/>
+                <w:b/>
+                <w:i w:val="0"/>
+                <w:sz w:val="21"/>
+              </w:rPr>
+              <w:t>本地 2.5 全量 EXIT=0（run20）</w:t>
             </w:r>
           </w:p>
         </w:tc>

--- a/papers/论文A正式版-CertifiedSparseGating-CPP-20260823.docx
+++ b/papers/论文A正式版-CertifiedSparseGating-CPP-20260823.docx
@@ -966,7 +966,52 @@
           <w:i w:val="0"/>
           <w:sz w:val="24"/>
         </w:rPr>
-        <w:t>ladder the instance μ = 11289/33920 &lt; 1/3 yields 3-atom sparse uniqueness for [3,13,53]. The asymptotic cost of the</w:t>
+        <w:t>ladder the instance μ = 11289/33920 &lt; 1/3 yields 3-atom sparse uniqueness for [3,13,53]; the full</w:t>
+      </w:r>
+    </w:p>
+    <w:p>
+      <w:pPr>
+        <w:spacing w:line="336" w:lineRule="auto"/>
+        <w:ind w:firstLine="480"/>
+      </w:pPr>
+      <w:r>
+        <w:rPr>
+          <w:rFonts w:ascii="Times New Roman" w:hAnsi="Times New Roman" w:eastAsia="宋体"/>
+          <w:b w:val="0"/>
+          <w:i w:val="0"/>
+          <w:sz w:val="24"/>
+        </w:rPr>
+        <w:t>four-atom window is covered constructively as well — a pivot-free sum-collapse injectivity proof</w:t>
+      </w:r>
+    </w:p>
+    <w:p>
+      <w:pPr>
+        <w:spacing w:line="336" w:lineRule="auto"/>
+        <w:ind w:firstLine="480"/>
+      </w:pPr>
+      <w:r>
+        <w:rPr>
+          <w:rFonts w:ascii="Times New Roman" w:hAnsi="Times New Roman" w:eastAsia="宋体"/>
+          <w:b w:val="0"/>
+          <w:i w:val="0"/>
+          <w:sz w:val="24"/>
+        </w:rPr>
+        <w:t>(CS-21) and a Gram-spectral certificate with lower bound λ* = 1 − ρ₄ = 651/3200 (CS-23),</w:t>
+      </w:r>
+    </w:p>
+    <w:p>
+      <w:pPr>
+        <w:spacing w:line="336" w:lineRule="auto"/>
+        <w:ind w:firstLine="480"/>
+      </w:pPr>
+      <w:r>
+        <w:rPr>
+          <w:rFonts w:ascii="Times New Roman" w:hAnsi="Times New Roman" w:eastAsia="宋体"/>
+          <w:b w:val="0"/>
+          <w:i w:val="0"/>
+          <w:sz w:val="24"/>
+        </w:rPr>
+        <w:t>reopening the window where the pairwise-coherence criterion closes. The asymptotic cost of the</w:t>
       </w:r>
     </w:p>
     <w:p>
@@ -1041,7 +1086,37 @@
           <w:i w:val="0"/>
           <w:sz w:val="24"/>
         </w:rPr>
-        <w:t>plus a quantitative false-negative criterion in terms of relaxation slack). The audit comprises 165 Print</w:t>
+        <w:t>plus a quantitative false-negative criterion in terms of relaxation slack), and the relaxation</w:t>
+      </w:r>
+    </w:p>
+    <w:p>
+      <w:pPr>
+        <w:spacing w:line="336" w:lineRule="auto"/>
+        <w:ind w:firstLine="480"/>
+      </w:pPr>
+      <w:r>
+        <w:rPr>
+          <w:rFonts w:ascii="Times New Roman" w:hAnsi="Times New Roman" w:eastAsia="宋体"/>
+          <w:b w:val="0"/>
+          <w:i w:val="0"/>
+          <w:sz w:val="24"/>
+        </w:rPr>
+        <w:t>chain admits a certified greedy tightener preserving verdicts (G-13), turning the cert_optimize</w:t>
+      </w:r>
+    </w:p>
+    <w:p>
+      <w:pPr>
+        <w:spacing w:line="336" w:lineRule="auto"/>
+        <w:ind w:firstLine="480"/>
+      </w:pPr>
+      <w:r>
+        <w:rPr>
+          <w:rFonts w:ascii="Times New Roman" w:hAnsi="Times New Roman" w:eastAsia="宋体"/>
+          <w:b w:val="0"/>
+          <w:i w:val="0"/>
+          <w:sz w:val="24"/>
+        </w:rPr>
+        <w:t>direction into a machine-checked core. The audit comprises 165 Print</w:t>
       </w:r>
     </w:p>
     <w:p>
@@ -3070,7 +3145,7 @@
           <w:i w:val="0"/>
           <w:sz w:val="24"/>
         </w:rPr>
-        <w:t>CS 定理族 taugrid/taugrid_cr/cs/cs5</w:t>
+        <w:t>CS 定理族 nearcoll/taugrid/taugrid_cr/cs/cs5</w:t>
       </w:r>
       <w:r>
         <w:rPr>
@@ -3171,7 +3246,7 @@
           <w:i w:val="0"/>
           <w:sz w:val="24"/>
         </w:rPr>
-        <w:t>pairbound 5 / rowsum 23 / pairdirichlet 5 / incoherence 51 / row_rip 9（行和→RIP 桥接）/ c4_instance 14（C=4 实例拼接）——</w:t>
+        <w:t>pairbound 6 / rowsum 23 / pairdirichlet 5 / incoherence 51 / row_rip 9（行和→RIP 桥接）/ c4_instance 14（C=4 实例拼接）——</w:t>
       </w:r>
     </w:p>
     <w:p>
@@ -6146,7 +6221,7 @@
           <w:i w:val="0"/>
           <w:sz w:val="24"/>
         </w:rPr>
-        <w:t>枚举、可单独收紧、可机械组合（</w:t>
+        <w:t>枚举、可单独收紧、可机械组合——收紧器核心已形式化（G-13，</w:t>
       </w:r>
       <w:r>
         <w:rPr>
@@ -6155,16 +6230,16 @@
           <w:i w:val="0"/>
           <w:sz w:val="22"/>
         </w:rPr>
-        <w:t>cert_optimize</w:t>
-      </w:r>
-      <w:r>
-        <w:rPr>
-          <w:rFonts w:ascii="Times New Roman" w:hAnsi="Times New Roman" w:eastAsia="宋体"/>
-          <w:b w:val="0"/>
-          <w:i w:val="0"/>
-          <w:sz w:val="24"/>
-        </w:rPr>
-        <w:t xml:space="preserve"> 方向，future work）。相邻对有理界极限</w:t>
+        <w:t>probe_g13_certtight_cr.v</w:t>
+      </w:r>
+      <w:r>
+        <w:rPr>
+          <w:rFonts w:ascii="Times New Roman" w:hAnsi="Times New Roman" w:eastAsia="宋体"/>
+          <w:b w:val="0"/>
+          <w:i w:val="0"/>
+          <w:sz w:val="24"/>
+        </w:rPr>
+        <w:t>：三层证书链的收紧保序/裁定保持/贪心收紧器/sigT 决策证书，12 Qed 6 审计 Closed）；最优化搜索仍为 future work。相邻对有理界极限</w:t>
       </w:r>
     </w:p>
     <w:p>
@@ -6732,7 +6807,7 @@
                 <w:i w:val="0"/>
                 <w:sz w:val="21"/>
               </w:rPr>
-              <w:t>4 原子能量有界；3 原子稀疏唯一</w:t>
+              <w:t>4 原子能量分层稳定；全 4 原子合成单射 + 2-sparse 唯一（CS-21/CS-23）</w:t>
             </w:r>
           </w:p>
         </w:tc>
@@ -8668,7 +8743,7 @@
           <w:i w:val="0"/>
           <w:sz w:val="24"/>
         </w:rPr>
-        <w:t xml:space="preserve"> 子框架搜索。）</w:t>
+        <w:t xml:space="preserve"> 子框架搜索——收紧器核心已形式化，G-13。）</w:t>
       </w:r>
     </w:p>
     <w:p>
@@ -12155,7 +12230,7 @@
           <w:i w:val="0"/>
           <w:sz w:val="24"/>
         </w:rPr>
-        <w:t>：828 行 14 Qed / 0 Admitted / 0 公理，六段 Print Assumptions 全 "Closed</w:t>
+        <w:t>：831 行 14 Qed / 0 Admitted / 0 公理，六段 Print Assumptions 全 "Closed</w:t>
       </w:r>
     </w:p>
     <w:p>
@@ -12655,7 +12730,7 @@
           <w:i w:val="0"/>
           <w:sz w:val="24"/>
         </w:rPr>
-        <w:t>35 Qed / 0 Admitted）：**存在具体阶梯 [3,7,15]：反射检查器拒但精确 Gram 相干</w:t>
+        <w:t>38 Qed / 0 Admitted）：**存在具体阶梯 [3,7,15]：反射检查器拒但精确 Gram 相干</w:t>
       </w:r>
     </w:p>
     <w:p>
@@ -13053,7 +13128,955 @@
           <w:i w:val="0"/>
           <w:sz w:val="24"/>
         </w:rPr>
-        <w:t>C=4 阶梯完成实例级拼接——注意仅前 3 原子 [3,13,53] 获得稀疏唯一恢复</w:t>
+        <w:t>C=4 阶梯完成实例级拼接</w:t>
+      </w:r>
+      <w:r>
+        <w:rPr>
+          <w:rFonts w:ascii="Times New Roman" w:hAnsi="Times New Roman" w:eastAsia="宋体"/>
+          <w:b w:val="0"/>
+          <w:i w:val="0"/>
+          <w:sz w:val="24"/>
+        </w:rPr>
+        <w:t>：逐对判据覆盖前 3 原子 [3,13,53]（</w:t>
+      </w:r>
+      <w:r>
+        <w:rPr>
+          <w:rFonts w:ascii="Consolas" w:hAnsi="Consolas" w:eastAsia="等线"/>
+          <w:b w:val="0"/>
+          <w:i w:val="0"/>
+          <w:sz w:val="22"/>
+        </w:rPr>
+        <w:t>C4_sparse_uniqueness_3</w:t>
+      </w:r>
+      <w:r>
+        <w:rPr>
+          <w:rFonts w:ascii="Times New Roman" w:hAnsi="Times New Roman" w:eastAsia="宋体"/>
+          <w:b w:val="0"/>
+          <w:i w:val="0"/>
+          <w:sz w:val="24"/>
+        </w:rPr>
+        <w:t>，μ=11289/33920 &lt; 1/3）；</w:t>
+      </w:r>
+      <w:r>
+        <w:rPr>
+          <w:rFonts w:ascii="Times New Roman" w:hAnsi="Times New Roman" w:eastAsia="宋体"/>
+          <w:b/>
+          <w:i w:val="0"/>
+          <w:sz w:val="24"/>
+        </w:rPr>
+        <w:t>全窗口 4 原子唯一性已闭合（v2.23，CS-21/CS-23）</w:t>
+      </w:r>
+      <w:r>
+        <w:rPr>
+          <w:rFonts w:ascii="Times New Roman" w:hAnsi="Times New Roman" w:eastAsia="宋体"/>
+          <w:b w:val="0"/>
+          <w:i w:val="0"/>
+          <w:sz w:val="24"/>
+        </w:rPr>
+        <w:t>——两两相干判据对四原子关窗（μ·4 = 45156/33920 &gt; 1，</w:t>
+      </w:r>
+      <w:r>
+        <w:rPr>
+          <w:rFonts w:ascii="Consolas" w:hAnsi="Consolas" w:eastAsia="等线"/>
+          <w:b w:val="0"/>
+          <w:i w:val="0"/>
+          <w:sz w:val="22"/>
+        </w:rPr>
+        <w:t>c4_mu4_window</w:t>
+      </w:r>
+      <w:r>
+        <w:rPr>
+          <w:rFonts w:ascii="Times New Roman" w:hAnsi="Times New Roman" w:eastAsia="宋体"/>
+          <w:b w:val="0"/>
+          <w:i w:val="0"/>
+          <w:sz w:val="24"/>
+        </w:rPr>
+        <w:t xml:space="preserve"> 机器判定）后，由两条构造性路线正面证得：CS-21 无枢轴求和坍缩合成单射（</w:t>
+      </w:r>
+      <w:r>
+        <w:rPr>
+          <w:rFonts w:ascii="Consolas" w:hAnsi="Consolas" w:eastAsia="等线"/>
+          <w:b w:val="0"/>
+          <w:i w:val="0"/>
+          <w:sz w:val="22"/>
+        </w:rPr>
+        <w:t>c4u_synthesis_injective</w:t>
+      </w:r>
+      <w:r>
+        <w:rPr>
+          <w:rFonts w:ascii="Times New Roman" w:hAnsi="Times New Roman" w:eastAsia="宋体"/>
+          <w:b w:val="0"/>
+          <w:i w:val="0"/>
+          <w:sz w:val="24"/>
+        </w:rPr>
+        <w:t>，probe_c4_unique2sparse_cr.v，19 Qed 6 审计 Closed）与 CS-23 Gram 谱口径（λ\* = 1 − ρ₄ = 651/3200 &gt; 0，</w:t>
+      </w:r>
+      <w:r>
+        <w:rPr>
+          <w:rFonts w:ascii="Consolas" w:hAnsi="Consolas" w:eastAsia="等线"/>
+          <w:b w:val="0"/>
+          <w:i w:val="0"/>
+          <w:sz w:val="22"/>
+        </w:rPr>
+        <w:t>c4g_synthesis_injective</w:t>
+      </w:r>
+      <w:r>
+        <w:rPr>
+          <w:rFonts w:ascii="Times New Roman" w:hAnsi="Times New Roman" w:eastAsia="宋体"/>
+          <w:b w:val="0"/>
+          <w:i w:val="0"/>
+          <w:sz w:val="24"/>
+        </w:rPr>
+        <w:t xml:space="preserve"> + </w:t>
+      </w:r>
+      <w:r>
+        <w:rPr>
+          <w:rFonts w:ascii="Consolas" w:hAnsi="Consolas" w:eastAsia="等线"/>
+          <w:b w:val="0"/>
+          <w:i w:val="0"/>
+          <w:sz w:val="22"/>
+        </w:rPr>
+        <w:t>c4g_2sparse_unique</w:t>
+      </w:r>
+      <w:r>
+        <w:rPr>
+          <w:rFonts w:ascii="Times New Roman" w:hAnsi="Times New Roman" w:eastAsia="宋体"/>
+          <w:b w:val="0"/>
+          <w:i w:val="0"/>
+          <w:sz w:val="24"/>
+        </w:rPr>
+        <w:t xml:space="preserve">，probe_c4_gram_unique_cr.v，45 Qed 8 审计 Closed）——「4 原子未覆盖/λ_min 未定」的早期表述就此翻转；全库零 </w:t>
+      </w:r>
+      <w:r>
+        <w:rPr>
+          <w:rFonts w:ascii="Consolas" w:hAnsi="Consolas" w:eastAsia="等线"/>
+          <w:b w:val="0"/>
+          <w:i w:val="0"/>
+          <w:sz w:val="22"/>
+        </w:rPr>
+        <w:t>Admitted</w:t>
+      </w:r>
+      <w:r>
+        <w:rPr>
+          <w:rFonts w:ascii="Times New Roman" w:hAnsi="Times New Roman" w:eastAsia="宋体"/>
+          <w:b w:val="0"/>
+          <w:i w:val="0"/>
+          <w:sz w:val="24"/>
+        </w:rPr>
+        <w:t>、零挂起证明义务的背书不变。</w:t>
+      </w:r>
+      <w:r>
+        <w:rPr>
+          <w:rFonts w:ascii="Times New Roman" w:hAnsi="Times New Roman" w:eastAsia="宋体"/>
+          <w:b/>
+          <w:i w:val="0"/>
+          <w:sz w:val="24"/>
+        </w:rPr>
+        <w:t>4 原子障碍分析（现况）</w:t>
+      </w:r>
+      <w:r>
+        <w:rPr>
+          <w:rFonts w:ascii="Times New Roman" w:hAnsi="Times New Roman" w:eastAsia="宋体"/>
+          <w:b w:val="0"/>
+          <w:i w:val="0"/>
+          <w:sz w:val="24"/>
+        </w:rPr>
+        <w:t xml:space="preserve">：两两相干口径硬限制 μ·4 ≈ 1.33 &gt; 1 不变；出路中两条已落地（CS-21 求和坍缩、CS-23 Gram 行和谱窗），严格 3-稀疏信号由 </w:t>
+      </w:r>
+      <w:r>
+        <w:rPr>
+          <w:rFonts w:ascii="Consolas" w:hAnsi="Consolas" w:eastAsia="等线"/>
+          <w:b w:val="0"/>
+          <w:i w:val="0"/>
+          <w:sz w:val="22"/>
+        </w:rPr>
+        <w:t>sparse_uniquenessM</w:t>
+      </w:r>
+      <w:r>
+        <w:rPr>
+          <w:rFonts w:ascii="Times New Roman" w:hAnsi="Times New Roman" w:eastAsia="宋体"/>
+          <w:b w:val="0"/>
+          <w:i w:val="0"/>
+          <w:sz w:val="24"/>
+        </w:rPr>
+        <w:t xml:space="preserve"> 覆盖、Welch-窗口合成（G-8）为理论极限陈述；剩余开放项为更大阶实例（如 C=9 的 s≤4）及与 ρ^{−3/2} 行和紧界的合成。</w:t>
+      </w:r>
+      <w:r>
+        <w:rPr>
+          <w:rFonts w:ascii="Times New Roman" w:hAnsi="Times New Roman" w:eastAsia="宋体"/>
+          <w:b/>
+          <w:i w:val="0"/>
+          <w:sz w:val="24"/>
+        </w:rPr>
+        <w:t>数学新颖性说明</w:t>
+      </w:r>
+      <w:r>
+        <w:rPr>
+          <w:rFonts w:ascii="Times New Roman" w:hAnsi="Times New Roman" w:eastAsia="宋体"/>
+          <w:b w:val="0"/>
+          <w:i w:val="0"/>
+          <w:sz w:val="24"/>
+        </w:rPr>
+        <w:t xml:space="preserve">：sparse_uniquenessM、CRrip_bound_k、row_rip_bound_M、CRrecovery_correct_prefix、CRuncertainty_principle、CRg8_recovery_synthesis、C4_sparse_uniqueness_3 与 c4u_synthesis_injective/c4g_synthesis_injective（四原子唯一性的求和坍缩/Gershgorin 谱界构造性路线）是 Gershgorin/互干性唯一恢复、RIP、Donoho–Stark 不确定性原理与 Welch 界-恢复保证相图的机器检查（Welch 下界本身亦为经典结果的构造性机器检查），数学上非新，形式化价值在 Coq 验证（含 C=4 具体常数核验、行和版 RIP 常数紧化路径、构造性轨道独立性验证与三角闭合相图合成）。本族主要探针已并入合并版 </w:t>
+      </w:r>
+      <w:r>
+        <w:rPr>
+          <w:rFonts w:ascii="Consolas" w:hAnsi="Consolas" w:eastAsia="等线"/>
+          <w:b w:val="0"/>
+          <w:i w:val="0"/>
+          <w:sz w:val="22"/>
+        </w:rPr>
+        <w:t>ca_merged_full_25.v</w:t>
+      </w:r>
+      <w:r>
+        <w:rPr>
+          <w:rFonts w:ascii="Times New Roman" w:hAnsi="Times New Roman" w:eastAsia="宋体"/>
+          <w:b w:val="0"/>
+          <w:i w:val="0"/>
+          <w:sz w:val="24"/>
+        </w:rPr>
+        <w:t>（67 模块分区，MERGE_EXIT=0），</w:t>
+      </w:r>
+    </w:p>
+    <w:p>
+      <w:pPr>
+        <w:spacing w:line="336" w:lineRule="auto"/>
+        <w:ind w:firstLine="480"/>
+      </w:pPr>
+      <w:r>
+        <w:rPr>
+          <w:rFonts w:ascii="Times New Roman" w:hAnsi="Times New Roman" w:eastAsia="宋体"/>
+          <w:b w:val="0"/>
+          <w:i w:val="0"/>
+          <w:sz w:val="24"/>
+        </w:rPr>
+        <w:t>独立 + 合并双通过；G-3（probe_g3_criterion）/G-5（probe_g5_premium）</w:t>
+      </w:r>
+      <w:r>
+        <w:rPr>
+          <w:rFonts w:ascii="Times New Roman" w:hAnsi="Times New Roman" w:eastAsia="宋体"/>
+          <w:b/>
+          <w:i w:val="0"/>
+          <w:sz w:val="24"/>
+        </w:rPr>
+        <w:t>已并入合并版</w:t>
+      </w:r>
+      <w:r>
+        <w:rPr>
+          <w:rFonts w:ascii="Times New Roman" w:hAnsi="Times New Roman" w:eastAsia="宋体"/>
+          <w:b w:val="0"/>
+          <w:i w:val="0"/>
+          <w:sz w:val="24"/>
+        </w:rPr>
+        <w:t>（2026-08-30 M2 批次），probe_recovery_cr 为构造性轨道独立验证。</w:t>
+      </w:r>
+    </w:p>
+    <w:p>
+      <w:pPr>
+        <w:pStyle w:val="ListBullet"/>
+      </w:pPr>
+      <w:r>
+        <w:rPr>
+          <w:rFonts w:ascii="Times New Roman" w:hAnsi="Times New Roman" w:eastAsia="宋体"/>
+          <w:b/>
+          <w:i w:val="0"/>
+          <w:sz w:val="24"/>
+        </w:rPr>
+        <w:t>τ 裁剪最优性（CS-11，经典 R 轨道，2026-08-28 新增）</w:t>
+      </w:r>
+      <w:r>
+        <w:rPr>
+          <w:rFonts w:ascii="Times New Roman" w:hAnsi="Times New Roman" w:eastAsia="宋体"/>
+          <w:b w:val="0"/>
+          <w:i w:val="0"/>
+          <w:sz w:val="24"/>
+        </w:rPr>
+        <w:t xml:space="preserve"> </w:t>
+      </w:r>
+      <w:r>
+        <w:rPr>
+          <w:rFonts w:ascii="Consolas" w:hAnsi="Consolas" w:eastAsia="等线"/>
+          <w:b w:val="0"/>
+          <w:i w:val="0"/>
+          <w:sz w:val="22"/>
+        </w:rPr>
+        <w:t>probe_taugrid.v</w:t>
+      </w:r>
+      <w:r>
+        <w:rPr>
+          <w:rFonts w:ascii="Times New Roman" w:hAnsi="Times New Roman" w:eastAsia="宋体"/>
+          <w:b w:val="0"/>
+          <w:i w:val="0"/>
+          <w:sz w:val="24"/>
+        </w:rPr>
+        <w:t>（17 Qed / 0 Admitted）：</w:t>
+      </w:r>
+      <w:r>
+        <w:rPr>
+          <w:rFonts w:ascii="Times New Roman" w:hAnsi="Times New Roman" w:eastAsia="宋体"/>
+          <w:b/>
+          <w:i w:val="0"/>
+          <w:sz w:val="24"/>
+        </w:rPr>
+        <w:t>覆盖债精确量化</w:t>
+      </w:r>
+      <w:r>
+        <w:rPr>
+          <w:rFonts w:ascii="Times New Roman" w:hAnsi="Times New Roman" w:eastAsia="宋体"/>
+          <w:b w:val="0"/>
+          <w:i w:val="0"/>
+          <w:sz w:val="24"/>
+        </w:rPr>
+        <w:t xml:space="preserve"> </w:t>
+      </w:r>
+      <w:r>
+        <w:rPr>
+          <w:rFonts w:ascii="Consolas" w:hAnsi="Consolas" w:eastAsia="等线"/>
+          <w:b w:val="0"/>
+          <w:i w:val="0"/>
+          <w:sz w:val="22"/>
+        </w:rPr>
+        <w:t>coverage_fraction</w:t>
+      </w:r>
+      <w:r>
+        <w:rPr>
+          <w:rFonts w:ascii="Times New Roman" w:hAnsi="Times New Roman" w:eastAsia="宋体"/>
+          <w:b w:val="0"/>
+          <w:i w:val="0"/>
+          <w:sz w:val="24"/>
+        </w:rPr>
+        <w:t>/</w:t>
+      </w:r>
+      <w:r>
+        <w:rPr>
+          <w:rFonts w:ascii="Consolas" w:hAnsi="Consolas" w:eastAsia="等线"/>
+          <w:b w:val="0"/>
+          <w:i w:val="0"/>
+          <w:sz w:val="22"/>
+        </w:rPr>
+        <w:t>coverage_debt</w:t>
+      </w:r>
+      <w:r>
+        <w:rPr>
+          <w:rFonts w:ascii="Times New Roman" w:hAnsi="Times New Roman" w:eastAsia="宋体"/>
+          <w:b w:val="0"/>
+          <w:i w:val="0"/>
+          <w:sz w:val="24"/>
+        </w:rPr>
+        <w:t>（S T &lt; n ⟹ 窗 [0,T] 内能量恰 = (T+1)/n，窗外能量 1−(T+1)/n ∈ (0,1)——</w:t>
+      </w:r>
+      <w:r>
+        <w:rPr>
+          <w:rFonts w:ascii="Times New Roman" w:hAnsi="Times New Roman" w:eastAsia="宋体"/>
+          <w:b/>
+          <w:i w:val="0"/>
+          <w:sz w:val="24"/>
+        </w:rPr>
+        <w:t>τ 负债的机器可计算量</w:t>
+      </w:r>
+      <w:r>
+        <w:rPr>
+          <w:rFonts w:ascii="Times New Roman" w:hAnsi="Times New Roman" w:eastAsia="宋体"/>
+          <w:b w:val="0"/>
+          <w:i w:val="0"/>
+          <w:sz w:val="24"/>
+        </w:rPr>
+        <w:t>，"剪 255/127/63 应恶化"的定理侧镜像）；</w:t>
+      </w:r>
+      <w:r>
+        <w:rPr>
+          <w:rFonts w:ascii="Times New Roman" w:hAnsi="Times New Roman" w:eastAsia="宋体"/>
+          <w:b/>
+          <w:i w:val="0"/>
+          <w:sz w:val="24"/>
+        </w:rPr>
+        <w:t>支撑完备刻画</w:t>
+      </w:r>
+      <w:r>
+        <w:rPr>
+          <w:rFonts w:ascii="Times New Roman" w:hAnsi="Times New Roman" w:eastAsia="宋体"/>
+          <w:b w:val="0"/>
+          <w:i w:val="0"/>
+          <w:sz w:val="24"/>
+        </w:rPr>
+        <w:t xml:space="preserve"> </w:t>
+      </w:r>
+      <w:r>
+        <w:rPr>
+          <w:rFonts w:ascii="Consolas" w:hAnsi="Consolas" w:eastAsia="等线"/>
+          <w:b w:val="0"/>
+          <w:i w:val="0"/>
+          <w:sz w:val="22"/>
+        </w:rPr>
+        <w:t>support_classification</w:t>
+      </w:r>
+      <w:r>
+        <w:rPr>
+          <w:rFonts w:ascii="Times New Roman" w:hAnsi="Times New Roman" w:eastAsia="宋体"/>
+          <w:b w:val="0"/>
+          <w:i w:val="0"/>
+          <w:sz w:val="24"/>
+        </w:rPr>
+        <w:t>（n ≤ T ⟺ ψ_n 完全支撑训练窗，iff）；</w:t>
+      </w:r>
+      <w:r>
+        <w:rPr>
+          <w:rFonts w:ascii="Times New Roman" w:hAnsi="Times New Roman" w:eastAsia="宋体"/>
+          <w:b/>
+          <w:i w:val="0"/>
+          <w:sz w:val="24"/>
+        </w:rPr>
+        <w:t>裁剪证书单调</w:t>
+      </w:r>
+      <w:r>
+        <w:rPr>
+          <w:rFonts w:ascii="Times New Roman" w:hAnsi="Times New Roman" w:eastAsia="宋体"/>
+          <w:b w:val="0"/>
+          <w:i w:val="0"/>
+          <w:sz w:val="24"/>
+        </w:rPr>
+        <w:t xml:space="preserve"> </w:t>
+      </w:r>
+      <w:r>
+        <w:rPr>
+          <w:rFonts w:ascii="Consolas" w:hAnsi="Consolas" w:eastAsia="等线"/>
+          <w:b w:val="0"/>
+          <w:i w:val="0"/>
+          <w:sz w:val="22"/>
+        </w:rPr>
+        <w:t>prune_row_le</w:t>
+      </w:r>
+      <w:r>
+        <w:rPr>
+          <w:rFonts w:ascii="Times New Roman" w:hAnsi="Times New Roman" w:eastAsia="宋体"/>
+          <w:b w:val="0"/>
+          <w:i w:val="0"/>
+          <w:sz w:val="24"/>
+        </w:rPr>
+        <w:t>（kept 子族行和 ≤ 全族——上界型证书不损）；</w:t>
+      </w:r>
+      <w:r>
+        <w:rPr>
+          <w:rFonts w:ascii="Times New Roman" w:hAnsi="Times New Roman" w:eastAsia="宋体"/>
+          <w:b/>
+          <w:i w:val="0"/>
+          <w:sz w:val="24"/>
+        </w:rPr>
+        <w:t>C-梯子稀疏化迁移</w:t>
+      </w:r>
+      <w:r>
+        <w:rPr>
+          <w:rFonts w:ascii="Times New Roman" w:hAnsi="Times New Roman" w:eastAsia="宋体"/>
+          <w:b w:val="0"/>
+          <w:i w:val="0"/>
+          <w:sz w:val="24"/>
+        </w:rPr>
+        <w:t xml:space="preserve"> </w:t>
+      </w:r>
+      <w:r>
+        <w:rPr>
+          <w:rFonts w:ascii="Consolas" w:hAnsi="Consolas" w:eastAsia="等线"/>
+          <w:b w:val="0"/>
+          <w:i w:val="0"/>
+          <w:sz w:val="22"/>
+        </w:rPr>
+        <w:t>thinning_preserves_ratio</w:t>
+      </w:r>
+      <w:r>
+        <w:rPr>
+          <w:rFonts w:ascii="Times New Roman" w:hAnsi="Times New Roman" w:eastAsia="宋体"/>
+          <w:b w:val="0"/>
+          <w:i w:val="0"/>
+          <w:sz w:val="24"/>
+        </w:rPr>
+        <w:t>；</w:t>
+      </w:r>
+      <w:r>
+        <w:rPr>
+          <w:rFonts w:ascii="Times New Roman" w:hAnsi="Times New Roman" w:eastAsia="宋体"/>
+          <w:b/>
+          <w:i w:val="0"/>
+          <w:sz w:val="24"/>
+        </w:rPr>
+        <w:t>三连合成</w:t>
+      </w:r>
+      <w:r>
+        <w:rPr>
+          <w:rFonts w:ascii="Times New Roman" w:hAnsi="Times New Roman" w:eastAsia="宋体"/>
+          <w:b w:val="0"/>
+          <w:i w:val="0"/>
+          <w:sz w:val="24"/>
+        </w:rPr>
+        <w:t xml:space="preserve"> </w:t>
+      </w:r>
+      <w:r>
+        <w:rPr>
+          <w:rFonts w:ascii="Consolas" w:hAnsi="Consolas" w:eastAsia="等线"/>
+          <w:b w:val="0"/>
+          <w:i w:val="0"/>
+          <w:sz w:val="22"/>
+        </w:rPr>
+        <w:t>tau_prune_optimality</w:t>
+      </w:r>
+      <w:r>
+        <w:rPr>
+          <w:rFonts w:ascii="Times New Roman" w:hAnsi="Times New Roman" w:eastAsia="宋体"/>
+          <w:b w:val="0"/>
+          <w:i w:val="0"/>
+          <w:sz w:val="24"/>
+        </w:rPr>
+        <w:t>——randmax256/384 裁剪实验的定理化。</w:t>
+      </w:r>
+    </w:p>
+    <w:p>
+      <w:pPr>
+        <w:pStyle w:val="ListBullet"/>
+      </w:pPr>
+      <w:r>
+        <w:rPr>
+          <w:rFonts w:ascii="Times New Roman" w:hAnsi="Times New Roman" w:eastAsia="宋体"/>
+          <w:b/>
+          <w:i w:val="0"/>
+          <w:sz w:val="24"/>
+        </w:rPr>
+        <w:t>构造性孪生（CS-12，纯构造性轨道，2026-08-29 新增）</w:t>
+      </w:r>
+      <w:r>
+        <w:rPr>
+          <w:rFonts w:ascii="Times New Roman" w:hAnsi="Times New Roman" w:eastAsia="宋体"/>
+          <w:b w:val="0"/>
+          <w:i w:val="0"/>
+          <w:sz w:val="24"/>
+        </w:rPr>
+        <w:t xml:space="preserve"> </w:t>
+      </w:r>
+      <w:r>
+        <w:rPr>
+          <w:rFonts w:ascii="Consolas" w:hAnsi="Consolas" w:eastAsia="等线"/>
+          <w:b w:val="0"/>
+          <w:i w:val="0"/>
+          <w:sz w:val="22"/>
+        </w:rPr>
+        <w:t>probe_taugrid_cr.v</w:t>
+      </w:r>
+      <w:r>
+        <w:rPr>
+          <w:rFonts w:ascii="Times New Roman" w:hAnsi="Times New Roman" w:eastAsia="宋体"/>
+          <w:b w:val="0"/>
+          <w:i w:val="0"/>
+          <w:sz w:val="24"/>
+        </w:rPr>
+        <w:t xml:space="preserve">（13 Qed / 0 Admitted，Print Assumptions </w:t>
+      </w:r>
+      <w:r>
+        <w:rPr>
+          <w:rFonts w:ascii="Times New Roman" w:hAnsi="Times New Roman" w:eastAsia="宋体"/>
+          <w:b/>
+          <w:i w:val="0"/>
+          <w:sz w:val="24"/>
+        </w:rPr>
+        <w:t>全 Closed 零公理</w:t>
+      </w:r>
+      <w:r>
+        <w:rPr>
+          <w:rFonts w:ascii="Times New Roman" w:hAnsi="Times New Roman" w:eastAsia="宋体"/>
+          <w:b w:val="0"/>
+          <w:i w:val="0"/>
+          <w:sz w:val="24"/>
+        </w:rPr>
+        <w:t xml:space="preserve">）：抽象接口 </w:t>
+      </w:r>
+      <w:r>
+        <w:rPr>
+          <w:rFonts w:ascii="Consolas" w:hAnsi="Consolas" w:eastAsia="等线"/>
+          <w:b w:val="0"/>
+          <w:i w:val="0"/>
+          <w:sz w:val="22"/>
+        </w:rPr>
+        <w:t>{R : ConstructiveReals}</w:t>
+      </w:r>
+      <w:r>
+        <w:rPr>
+          <w:rFonts w:ascii="Times New Roman" w:hAnsi="Times New Roman" w:eastAsia="宋体"/>
+          <w:b w:val="0"/>
+          <w:i w:val="0"/>
+          <w:sz w:val="24"/>
+        </w:rPr>
+        <w:t xml:space="preserve"> + 归一梯子 u（cos/复指数构造性未实现，接口与主线数学一致）；</w:t>
+      </w:r>
+      <w:r>
+        <w:rPr>
+          <w:rFonts w:ascii="Times New Roman" w:hAnsi="Times New Roman" w:eastAsia="宋体"/>
+          <w:b/>
+          <w:i w:val="0"/>
+          <w:sz w:val="24"/>
+        </w:rPr>
+        <w:t>严格序 CRlt 本身是 Set 值</w:t>
+      </w:r>
+      <w:r>
+        <w:rPr>
+          <w:rFonts w:ascii="Times New Roman" w:hAnsi="Times New Roman" w:eastAsia="宋体"/>
+          <w:b w:val="0"/>
+          <w:i w:val="0"/>
+          <w:sz w:val="24"/>
+        </w:rPr>
+        <w:t xml:space="preserve">（ConstructiveReals.v:88 库设计），覆盖债界定定理以信息性形式 </w:t>
+      </w:r>
+      <w:r>
+        <w:rPr>
+          <w:rFonts w:ascii="Times New Roman" w:hAnsi="Times New Roman" w:eastAsia="宋体"/>
+          <w:b/>
+          <w:i w:val="0"/>
+          <w:sz w:val="24"/>
+        </w:rPr>
+        <w:t>0 &lt; debt &lt; 1</w:t>
+      </w:r>
+      <w:r>
+        <w:rPr>
+          <w:rFonts w:ascii="Times New Roman" w:hAnsi="Times New Roman" w:eastAsia="宋体"/>
+          <w:b w:val="0"/>
+          <w:i w:val="0"/>
+          <w:sz w:val="24"/>
+        </w:rPr>
+        <w:t>（Set 值 prod，证明项可提取）陈述，主定理结论 prod 型（信息性分支不能进 Prop 的 /\），sigT 被类型系统强制；序判定下放 Q 层（Qlt 判定经 CR_of_Q_lt 提升为带数据 CRlt，CRlt_proper 信息性搬运）；</w:t>
+      </w:r>
+      <w:r>
+        <w:rPr>
+          <w:rFonts w:ascii="Times New Roman" w:hAnsi="Times New Roman" w:eastAsia="宋体"/>
+          <w:b/>
+          <w:i w:val="0"/>
+          <w:sz w:val="24"/>
+        </w:rPr>
+        <w:t>提取 `taugrid_cr.ml` 经 DkMLNative ocamlc 4.14.2 编译通过</w:t>
+      </w:r>
+      <w:r>
+        <w:rPr>
+          <w:rFonts w:ascii="Times New Roman" w:hAnsi="Times New Roman" w:eastAsia="宋体"/>
+          <w:b w:val="0"/>
+          <w:i w:val="0"/>
+          <w:sz w:val="24"/>
+        </w:rPr>
+        <w:t>（柯西实例 cRealConstructive 具象化）。</w:t>
+      </w:r>
+    </w:p>
+    <w:p>
+      <w:pPr>
+        <w:pStyle w:val="ListBullet"/>
+      </w:pPr>
+      <w:r>
+        <w:rPr>
+          <w:rFonts w:ascii="Times New Roman" w:hAnsi="Times New Roman" w:eastAsia="宋体"/>
+          <w:b/>
+          <w:i w:val="0"/>
+          <w:sz w:val="24"/>
+        </w:rPr>
+        <w:t>CS 生产线（CS-13，经典 R 轨道，2026-08-29 新增）</w:t>
+      </w:r>
+      <w:r>
+        <w:rPr>
+          <w:rFonts w:ascii="Times New Roman" w:hAnsi="Times New Roman" w:eastAsia="宋体"/>
+          <w:b w:val="0"/>
+          <w:i w:val="0"/>
+          <w:sz w:val="24"/>
+        </w:rPr>
+        <w:t xml:space="preserve"> </w:t>
+      </w:r>
+      <w:r>
+        <w:rPr>
+          <w:rFonts w:ascii="Consolas" w:hAnsi="Consolas" w:eastAsia="等线"/>
+          <w:b w:val="0"/>
+          <w:i w:val="0"/>
+          <w:sz w:val="22"/>
+        </w:rPr>
+        <w:t>probe_cs.v</w:t>
+      </w:r>
+      <w:r>
+        <w:rPr>
+          <w:rFonts w:ascii="Times New Roman" w:hAnsi="Times New Roman" w:eastAsia="宋体"/>
+          <w:b w:val="0"/>
+          <w:i w:val="0"/>
+          <w:sz w:val="24"/>
+        </w:rPr>
+        <w:t>（29 Qed / 0 Admitted，审计仅 Dedekind 三允许公理）：</w:t>
+      </w:r>
+      <w:r>
+        <w:rPr>
+          <w:rFonts w:ascii="Times New Roman" w:hAnsi="Times New Roman" w:eastAsia="宋体"/>
+          <w:b/>
+          <w:i w:val="0"/>
+          <w:sz w:val="24"/>
+        </w:rPr>
+        <w:t>一致 RIP</w:t>
+      </w:r>
+      <w:r>
+        <w:rPr>
+          <w:rFonts w:ascii="Times New Roman" w:hAnsi="Times New Roman" w:eastAsia="宋体"/>
+          <w:b w:val="0"/>
+          <w:i w:val="0"/>
+          <w:sz w:val="24"/>
+        </w:rPr>
+        <w:t xml:space="preserve"> </w:t>
+      </w:r>
+      <w:r>
+        <w:rPr>
+          <w:rFonts w:ascii="Consolas" w:hAnsi="Consolas" w:eastAsia="等线"/>
+          <w:b w:val="0"/>
+          <w:i w:val="0"/>
+          <w:sz w:val="22"/>
+        </w:rPr>
+        <w:t>cs2_rip_uniform</w:t>
+      </w:r>
+      <w:r>
+        <w:rPr>
+          <w:rFonts w:ascii="Times New Roman" w:hAnsi="Times New Roman" w:eastAsia="宋体"/>
+          <w:b w:val="0"/>
+          <w:i w:val="0"/>
+          <w:sz w:val="24"/>
+        </w:rPr>
+        <w:t xml:space="preserve">（(1−δ)‖c‖² ≤ ‖Φc‖² ≤ (1+δ)‖c‖²，δ = 4K(C) </w:t>
+      </w:r>
+      <w:r>
+        <w:rPr>
+          <w:rFonts w:ascii="Times New Roman" w:hAnsi="Times New Roman" w:eastAsia="宋体"/>
+          <w:b/>
+          <w:i w:val="0"/>
+          <w:sz w:val="24"/>
+        </w:rPr>
+        <w:t>∀s 一致</w:t>
+      </w:r>
+      <w:r>
+        <w:rPr>
+          <w:rFonts w:ascii="Times New Roman" w:hAnsi="Times New Roman" w:eastAsia="宋体"/>
+          <w:b w:val="0"/>
+          <w:i w:val="0"/>
+          <w:sz w:val="24"/>
+        </w:rPr>
+        <w:t>）；</w:t>
+      </w:r>
+      <w:r>
+        <w:rPr>
+          <w:rFonts w:ascii="Times New Roman" w:hAnsi="Times New Roman" w:eastAsia="宋体"/>
+          <w:b/>
+          <w:i w:val="0"/>
+          <w:sz w:val="24"/>
+        </w:rPr>
+        <w:t>★s-sparse 唯一性</w:t>
+      </w:r>
+      <w:r>
+        <w:rPr>
+          <w:rFonts w:ascii="Times New Roman" w:hAnsi="Times New Roman" w:eastAsia="宋体"/>
+          <w:b w:val="0"/>
+          <w:i w:val="0"/>
+          <w:sz w:val="24"/>
+        </w:rPr>
+        <w:t xml:space="preserve"> </w:t>
+      </w:r>
+      <w:r>
+        <w:rPr>
+          <w:rFonts w:ascii="Consolas" w:hAnsi="Consolas" w:eastAsia="等线"/>
+          <w:b w:val="0"/>
+          <w:i w:val="0"/>
+          <w:sz w:val="22"/>
+        </w:rPr>
+        <w:t>cs3_energy_zero</w:t>
+      </w:r>
+      <w:r>
+        <w:rPr>
+          <w:rFonts w:ascii="Times New Roman" w:hAnsi="Times New Roman" w:eastAsia="宋体"/>
+          <w:b w:val="0"/>
+          <w:i w:val="0"/>
+          <w:sz w:val="24"/>
+        </w:rPr>
+        <w:t>/</w:t>
+      </w:r>
+      <w:r>
+        <w:rPr>
+          <w:rFonts w:ascii="Consolas" w:hAnsi="Consolas" w:eastAsia="等线"/>
+          <w:b w:val="0"/>
+          <w:i w:val="0"/>
+          <w:sz w:val="22"/>
+        </w:rPr>
+        <w:t>cs3_unique</w:t>
+      </w:r>
+      <w:r>
+        <w:rPr>
+          <w:rFonts w:ascii="Times New Roman" w:hAnsi="Times New Roman" w:eastAsia="宋体"/>
+          <w:b w:val="0"/>
+          <w:i w:val="0"/>
+          <w:sz w:val="24"/>
+        </w:rPr>
+        <w:t>（C ≥ 10：测量 y = y' ⟹ 系数 c = c'——测量端信息不丢失）；</w:t>
+      </w:r>
+      <w:r>
+        <w:rPr>
+          <w:rFonts w:ascii="Times New Roman" w:hAnsi="Times New Roman" w:eastAsia="宋体"/>
+          <w:b/>
+          <w:i w:val="0"/>
+          <w:sz w:val="24"/>
+        </w:rPr>
+        <w:t>embedding</w:t>
+      </w:r>
+      <w:r>
+        <w:rPr>
+          <w:rFonts w:ascii="Times New Roman" w:hAnsi="Times New Roman" w:eastAsia="宋体"/>
+          <w:b w:val="0"/>
+          <w:i w:val="0"/>
+          <w:sz w:val="24"/>
+        </w:rPr>
+        <w:t xml:space="preserve"> </w:t>
+      </w:r>
+      <w:r>
+        <w:rPr>
+          <w:rFonts w:ascii="Consolas" w:hAnsi="Consolas" w:eastAsia="等线"/>
+          <w:b w:val="0"/>
+          <w:i w:val="0"/>
+          <w:sz w:val="22"/>
+        </w:rPr>
+        <w:t>cs6_embedding</w:t>
+      </w:r>
+      <w:r>
+        <w:rPr>
+          <w:rFonts w:ascii="Times New Roman" w:hAnsi="Times New Roman" w:eastAsia="宋体"/>
+          <w:b w:val="0"/>
+          <w:i w:val="0"/>
+          <w:sz w:val="24"/>
+        </w:rPr>
+        <w:t>（1−2K(C) &gt; 0）；</w:t>
+      </w:r>
+      <w:r>
+        <w:rPr>
+          <w:rFonts w:ascii="Times New Roman" w:hAnsi="Times New Roman" w:eastAsia="宋体"/>
+          <w:b/>
+          <w:i w:val="0"/>
+          <w:sz w:val="24"/>
+        </w:rPr>
+        <w:t>spark 下界</w:t>
+      </w:r>
+      <w:r>
+        <w:rPr>
+          <w:rFonts w:ascii="Times New Roman" w:hAnsi="Times New Roman" w:eastAsia="宋体"/>
+          <w:b w:val="0"/>
+          <w:i w:val="0"/>
+          <w:sz w:val="24"/>
+        </w:rPr>
+        <w:t xml:space="preserve"> </w:t>
+      </w:r>
+      <w:r>
+        <w:rPr>
+          <w:rFonts w:ascii="Consolas" w:hAnsi="Consolas" w:eastAsia="等线"/>
+          <w:b w:val="0"/>
+          <w:i w:val="0"/>
+          <w:sz w:val="22"/>
+        </w:rPr>
+        <w:t>cs1b_spark</w:t>
+      </w:r>
+      <w:r>
+        <w:rPr>
+          <w:rFonts w:ascii="Times New Roman" w:hAnsi="Times New Roman" w:eastAsia="宋体"/>
+          <w:b w:val="0"/>
+          <w:i w:val="0"/>
+          <w:sz w:val="24"/>
+        </w:rPr>
+        <w:t>（spark ≥ n+1，Elad–Bruckstein 判据）；</w:t>
+      </w:r>
+      <w:r>
+        <w:rPr>
+          <w:rFonts w:ascii="Times New Roman" w:hAnsi="Times New Roman" w:eastAsia="宋体"/>
+          <w:b/>
+          <w:i w:val="0"/>
+          <w:sz w:val="24"/>
+        </w:rPr>
+        <w:t>逐对相干</w:t>
+      </w:r>
+      <w:r>
+        <w:rPr>
+          <w:rFonts w:ascii="Times New Roman" w:hAnsi="Times New Roman" w:eastAsia="宋体"/>
+          <w:b w:val="0"/>
+          <w:i w:val="0"/>
+          <w:sz w:val="24"/>
+        </w:rPr>
+        <w:t xml:space="preserve"> </w:t>
+      </w:r>
+      <w:r>
+        <w:rPr>
+          <w:rFonts w:ascii="Consolas" w:hAnsi="Consolas" w:eastAsia="等线"/>
+          <w:b w:val="0"/>
+          <w:i w:val="0"/>
+          <w:sz w:val="22"/>
+        </w:rPr>
+        <w:t>cs1a_pair_bound</w:t>
+      </w:r>
+      <w:r>
+        <w:rPr>
+          <w:rFonts w:ascii="Times New Roman" w:hAnsi="Times New Roman" w:eastAsia="宋体"/>
+          <w:b w:val="0"/>
+          <w:i w:val="0"/>
+          <w:sz w:val="24"/>
+        </w:rPr>
+        <w:t>（≤ 2πq/(1−q)）；</w:t>
+      </w:r>
+      <w:r>
+        <w:rPr>
+          <w:rFonts w:ascii="Times New Roman" w:hAnsi="Times New Roman" w:eastAsia="宋体"/>
+          <w:b/>
+          <w:i w:val="0"/>
+          <w:sz w:val="24"/>
+        </w:rPr>
+        <w:t>★近重复对爆炸</w:t>
+      </w:r>
+      <w:r>
+        <w:rPr>
+          <w:rFonts w:ascii="Times New Roman" w:hAnsi="Times New Roman" w:eastAsia="宋体"/>
+          <w:b w:val="0"/>
+          <w:i w:val="0"/>
+          <w:sz w:val="24"/>
+        </w:rPr>
+        <w:t xml:space="preserve"> </w:t>
+      </w:r>
+      <w:r>
+        <w:rPr>
+          <w:rFonts w:ascii="Consolas" w:hAnsi="Consolas" w:eastAsia="等线"/>
+          <w:b w:val="0"/>
+          <w:i w:val="0"/>
+          <w:sz w:val="22"/>
+        </w:rPr>
+        <w:t>near_dup_coherence_12</w:t>
+      </w:r>
+      <w:r>
+        <w:rPr>
+          <w:rFonts w:ascii="Times New Roman" w:hAnsi="Times New Roman" w:eastAsia="宋体"/>
+          <w:b w:val="0"/>
+          <w:i w:val="0"/>
+          <w:sz w:val="24"/>
+        </w:rPr>
+        <w:t xml:space="preserve">（coh 1 2 = </w:t>
+      </w:r>
+      <w:r>
+        <w:rPr>
+          <w:rFonts w:ascii="Times New Roman" w:hAnsi="Times New Roman" w:eastAsia="宋体"/>
+          <w:b/>
+          <w:i w:val="0"/>
+          <w:sz w:val="24"/>
+        </w:rPr>
+        <w:t>1/√2 精确值</w:t>
+      </w:r>
+      <w:r>
+        <w:rPr>
+          <w:rFonts w:ascii="Times New Roman" w:hAnsi="Times New Roman" w:eastAsia="宋体"/>
+          <w:b w:val="0"/>
+          <w:i w:val="0"/>
+          <w:sz w:val="24"/>
+        </w:rPr>
+        <w:t xml:space="preserve">）+ </w:t>
+      </w:r>
+      <w:r>
+        <w:rPr>
+          <w:rFonts w:ascii="Consolas" w:hAnsi="Consolas" w:eastAsia="等线"/>
+          <w:b w:val="0"/>
+          <w:i w:val="0"/>
+          <w:sz w:val="22"/>
+        </w:rPr>
+        <w:t>cs4c_explosion</w:t>
       </w:r>
       <w:r>
         <w:rPr>
@@ -13066,21 +14089,62 @@
       </w:r>
       <w:r>
         <w:rPr>
+          <w:rFonts w:ascii="Times New Roman" w:hAnsi="Times New Roman" w:eastAsia="宋体"/>
+          <w:b/>
+          <w:i w:val="0"/>
+          <w:sz w:val="24"/>
+        </w:rPr>
+        <w:t>2μ = √2 &gt; 1</w:t>
+      </w:r>
+      <w:r>
+        <w:rPr>
+          <w:rFonts w:ascii="Times New Roman" w:hAnsi="Times New Roman" w:eastAsia="宋体"/>
+          <w:b w:val="0"/>
+          <w:i w:val="0"/>
+          <w:sz w:val="24"/>
+        </w:rPr>
+        <w:t>——s ≥ 3 时 Gershgorin 型 RIP 证书在含近重复对梯子上必然失效，"剪 503/255/127 应恶化"完整定理链）。</w:t>
+      </w:r>
+    </w:p>
+    <w:p>
+      <w:pPr>
+        <w:pStyle w:val="ListBullet"/>
+      </w:pPr>
+      <w:r>
+        <w:rPr>
+          <w:rFonts w:ascii="Times New Roman" w:hAnsi="Times New Roman" w:eastAsia="宋体"/>
+          <w:b/>
+          <w:i w:val="0"/>
+          <w:sz w:val="24"/>
+        </w:rPr>
+        <w:t>offset 无关性（CS-14，经典 R 轨道，2026-08-29 新增）</w:t>
+      </w:r>
+      <w:r>
+        <w:rPr>
+          <w:rFonts w:ascii="Times New Roman" w:hAnsi="Times New Roman" w:eastAsia="宋体"/>
+          <w:b w:val="0"/>
+          <w:i w:val="0"/>
+          <w:sz w:val="24"/>
+        </w:rPr>
+        <w:t xml:space="preserve"> </w:t>
+      </w:r>
+      <w:r>
+        <w:rPr>
           <w:rFonts w:ascii="Consolas" w:hAnsi="Consolas" w:eastAsia="等线"/>
           <w:b w:val="0"/>
           <w:i w:val="0"/>
           <w:sz w:val="22"/>
         </w:rPr>
-        <w:t>C4_sparse_uniqueness_3</w:t>
-      </w:r>
-      <w:r>
-        <w:rPr>
-          <w:rFonts w:ascii="Times New Roman" w:hAnsi="Times New Roman" w:eastAsia="宋体"/>
-          <w:b w:val="0"/>
-          <w:i w:val="0"/>
-          <w:sz w:val="24"/>
-        </w:rPr>
-        <w:t>，3 原子唯一恢复，</w:t>
+        <w:t>probe_cs5.v</w:t>
+      </w:r>
+      <w:r>
+        <w:rPr>
+          <w:rFonts w:ascii="Times New Roman" w:hAnsi="Times New Roman" w:eastAsia="宋体"/>
+          <w:b w:val="0"/>
+          <w:i w:val="0"/>
+          <w:sz w:val="24"/>
+        </w:rPr>
+        <w:t>（5 Qed / 0 Admitted）：</w:t>
       </w:r>
       <w:r>
         <w:rPr>
@@ -13089,16 +14153,16 @@
           <w:i w:val="0"/>
           <w:sz w:val="24"/>
         </w:rPr>
-        <w:t>非 4 原子</w:t>
-      </w:r>
-      <w:r>
-        <w:rPr>
-          <w:rFonts w:ascii="Times New Roman" w:hAnsi="Times New Roman" w:eastAsia="宋体"/>
-          <w:b w:val="0"/>
-          <w:i w:val="0"/>
-          <w:sz w:val="24"/>
-        </w:rPr>
-        <w:t>；第 4 原子 213 未覆盖）；全窗口 [3,13,53,213] 四原子的稀疏唯一性扩展</w:t>
+        <w:t>同族平移 t→t+δ 下跨网格对相干界不变</w:t>
+      </w:r>
+      <w:r>
+        <w:rPr>
+          <w:rFonts w:ascii="Times New Roman" w:hAnsi="Times New Roman" w:eastAsia="宋体"/>
+          <w:b w:val="0"/>
+          <w:i w:val="0"/>
+          <w:sz w:val="24"/>
+        </w:rPr>
+        <w:t>（≤ N/(2·min(j mod N, N−j mod N))，</w:t>
       </w:r>
       <w:r>
         <w:rPr>
@@ -13107,16 +14171,34 @@
           <w:i w:val="0"/>
           <w:sz w:val="24"/>
         </w:rPr>
-        <w:t>不在本 Artifact 中</w:t>
-      </w:r>
-      <w:r>
-        <w:rPr>
-          <w:rFonts w:ascii="Times New Roman" w:hAnsi="Times New Roman" w:eastAsia="宋体"/>
-          <w:b w:val="0"/>
-          <w:i w:val="0"/>
-          <w:sz w:val="24"/>
-        </w:rPr>
-        <w:t xml:space="preserve">——全库零 </w:t>
+        <w:t>右端不含 δ</w:t>
+      </w:r>
+      <w:r>
+        <w:rPr>
+          <w:rFonts w:ascii="Times New Roman" w:hAnsi="Times New Roman" w:eastAsia="宋体"/>
+          <w:b w:val="0"/>
+          <w:i w:val="0"/>
+          <w:sz w:val="24"/>
+        </w:rPr>
+        <w:t>——偏移在差频中相消，pair_dirichlet 接管）；</w:t>
+      </w:r>
+      <w:r>
+        <w:rPr>
+          <w:rFonts w:ascii="Times New Roman" w:hAnsi="Times New Roman" w:eastAsia="宋体"/>
+          <w:b/>
+          <w:i w:val="0"/>
+          <w:sz w:val="24"/>
+        </w:rPr>
+        <w:t>黄金比隔离界</w:t>
+      </w:r>
+      <w:r>
+        <w:rPr>
+          <w:rFonts w:ascii="Times New Roman" w:hAnsi="Times New Roman" w:eastAsia="宋体"/>
+          <w:b w:val="0"/>
+          <w:i w:val="0"/>
+          <w:sz w:val="24"/>
+        </w:rPr>
+        <w:t xml:space="preserve"> </w:t>
       </w:r>
       <w:r>
         <w:rPr>
@@ -13125,16 +14207,34 @@
           <w:i w:val="0"/>
           <w:sz w:val="22"/>
         </w:rPr>
-        <w:t>Admitted</w:t>
-      </w:r>
-      <w:r>
-        <w:rPr>
-          <w:rFonts w:ascii="Times New Roman" w:hAnsi="Times New Roman" w:eastAsia="宋体"/>
-          <w:b w:val="0"/>
-          <w:i w:val="0"/>
-          <w:sz w:val="24"/>
-        </w:rPr>
-        <w:t xml:space="preserve">、零挂起证明义务（CI 语句形 grep + coqchk 内核复验 + 165 项 Print Assumptions 审计三重背书）；必要的逐对相干界虽已在 </w:t>
+        <w:t>cs5_golden_moat</w:t>
+      </w:r>
+      <w:r>
+        <w:rPr>
+          <w:rFonts w:ascii="Times New Roman" w:hAnsi="Times New Roman" w:eastAsia="宋体"/>
+          <w:b w:val="0"/>
+          <w:i w:val="0"/>
+          <w:sz w:val="24"/>
+        </w:rPr>
+        <w:t>（1/(3d) ≤ |d·φ_gold − m|）；</w:t>
+      </w:r>
+      <w:r>
+        <w:rPr>
+          <w:rFonts w:ascii="Times New Roman" w:hAnsi="Times New Roman" w:eastAsia="宋体"/>
+          <w:b/>
+          <w:i w:val="0"/>
+          <w:sz w:val="24"/>
+        </w:rPr>
+        <w:t>offset 语义非空</w:t>
+      </w:r>
+      <w:r>
+        <w:rPr>
+          <w:rFonts w:ascii="Times New Roman" w:hAnsi="Times New Roman" w:eastAsia="宋体"/>
+          <w:b w:val="0"/>
+          <w:i w:val="0"/>
+          <w:sz w:val="24"/>
+        </w:rPr>
+        <w:t xml:space="preserve"> </w:t>
       </w:r>
       <w:r>
         <w:rPr>
@@ -13143,16 +14243,39 @@
           <w:i w:val="0"/>
           <w:sz w:val="22"/>
         </w:rPr>
-        <w:t>PSA_framework.v</w:t>
-      </w:r>
-      <w:r>
-        <w:rPr>
-          <w:rFonts w:ascii="Times New Roman" w:hAnsi="Times New Roman" w:eastAsia="宋体"/>
-          <w:b w:val="0"/>
-          <w:i w:val="0"/>
-          <w:sz w:val="24"/>
-        </w:rPr>
-        <w:t>，但两两相干判据对四原子已关窗（μ·4 = 45156/33920 &gt; 1，</w:t>
+        <w:t>cs5_gold_not_grid</w:t>
+      </w:r>
+      <w:r>
+        <w:rPr>
+          <w:rFonts w:ascii="Times New Roman" w:hAnsi="Times New Roman" w:eastAsia="宋体"/>
+          <w:b w:val="0"/>
+          <w:i w:val="0"/>
+          <w:sz w:val="24"/>
+        </w:rPr>
+        <w:t>（φ_gold ∉ ℤ）——ogrid 实验的定理侧。</w:t>
+      </w:r>
+    </w:p>
+    <w:p>
+      <w:pPr>
+        <w:pStyle w:val="ListBullet"/>
+      </w:pPr>
+      <w:r>
+        <w:rPr>
+          <w:rFonts w:ascii="Times New Roman" w:hAnsi="Times New Roman" w:eastAsia="宋体"/>
+          <w:b/>
+          <w:i w:val="0"/>
+          <w:sz w:val="24"/>
+        </w:rPr>
+        <w:t>正向随机侧（CS-20，经典 R 轨道沉没资产入文，2026-08-31）</w:t>
+      </w:r>
+      <w:r>
+        <w:rPr>
+          <w:rFonts w:ascii="Times New Roman" w:hAnsi="Times New Roman" w:eastAsia="宋体"/>
+          <w:b w:val="0"/>
+          <w:i w:val="0"/>
+          <w:sz w:val="24"/>
+        </w:rPr>
+        <w:t xml:space="preserve"> </w:t>
       </w:r>
       <w:r>
         <w:rPr>
@@ -13161,17 +14284,76 @@
           <w:i w:val="0"/>
           <w:sz w:val="22"/>
         </w:rPr>
-        <w:t>c4_mu4_window</w:t>
-      </w:r>
-      <w:r>
-        <w:rPr>
-          <w:rFonts w:ascii="Times New Roman" w:hAnsi="Times New Roman" w:eastAsia="宋体"/>
-          <w:b w:val="0"/>
-          <w:i w:val="0"/>
-          <w:sz w:val="24"/>
-        </w:rPr>
-        <w:t xml:space="preserve"> 机器判定），扩展须改走精确 Gram 特征值口径的数值裁决，其结果（λ_min 是否 &gt; 0）未定——「直截」仅指判定动作本身，不预支结论。该扩展与更大阶实例（如 C=9 的 s≤4 或全窗口 [3,13,53,213] 四原子）及与 ρ^{−3/2} 行和紧界的合成显式列为后续工作（future work 第一项）。</w:t>
-      </w:r>
+        <w:t>pairwise_inner_bound_probabilistic</w:t>
+      </w:r>
+    </w:p>
+    <w:p>
+      <w:pPr>
+        <w:spacing w:line="336" w:lineRule="auto"/>
+        <w:ind w:firstLine="480"/>
+      </w:pPr>
+      <w:r>
+        <w:rPr>
+          <w:rFonts w:ascii="Times New Roman" w:hAnsi="Times New Roman" w:eastAsia="宋体"/>
+          <w:b w:val="0"/>
+          <w:i w:val="0"/>
+          <w:sz w:val="24"/>
+        </w:rPr>
+        <w:t>（src/ca_sparse_ext.v，已 Qed）：超线性增长阶梯（f(S i) ≥ c²·f i，c ≥ 2）的 p-偏置随机子阶梯，</w:t>
+      </w:r>
+    </w:p>
+    <w:p>
+      <w:pPr>
+        <w:spacing w:line="336" w:lineRule="auto"/>
+        <w:ind w:firstLine="480"/>
+      </w:pPr>
+      <w:r>
+        <w:rPr>
+          <w:rFonts w:ascii="Times New Roman" w:hAnsi="Times New Roman" w:eastAsia="宋体"/>
+          <w:b w:val="0"/>
+          <w:i w:val="0"/>
+          <w:sz w:val="24"/>
+        </w:rPr>
+        <w:t>满足逐对内积条件的概率权重 ≥ 1 − N²p²（</w:t>
+      </w:r>
+      <w:r>
+        <w:rPr>
+          <w:rFonts w:ascii="Consolas" w:hAnsi="Consolas" w:eastAsia="等线"/>
+          <w:b w:val="0"/>
+          <w:i w:val="0"/>
+          <w:sz w:val="22"/>
+        </w:rPr>
+        <w:t>sum_over_subsets_weight</w:t>
+      </w:r>
+      <w:r>
+        <w:rPr>
+          <w:rFonts w:ascii="Times New Roman" w:hAnsi="Times New Roman" w:eastAsia="宋体"/>
+          <w:b w:val="0"/>
+          <w:i w:val="0"/>
+          <w:sz w:val="24"/>
+        </w:rPr>
+        <w:t xml:space="preserve"> 归一化测度，ca_probabilistic）</w:t>
+      </w:r>
+    </w:p>
+    <w:p>
+      <w:pPr>
+        <w:spacing w:line="336" w:lineRule="auto"/>
+        <w:ind w:firstLine="480"/>
+      </w:pPr>
+      <w:r>
+        <w:rPr>
+          <w:rFonts w:ascii="Times New Roman" w:hAnsi="Times New Roman" w:eastAsia="宋体"/>
+          <w:b w:val="0"/>
+          <w:i w:val="0"/>
+          <w:sz w:val="24"/>
+        </w:rPr>
+        <w:t>——与 T2b 构成随机侧完整对偶：log-uniform 无增长约束 ⟹ whp 拒绝；增长受控 ⟹ whp 逐对可控。</w:t>
+      </w:r>
+    </w:p>
+    <w:p>
+      <w:pPr>
+        <w:pStyle w:val="ListBullet"/>
+      </w:pPr>
       <w:r>
         <w:rPr>
           <w:rFonts w:ascii="Times New Roman" w:hAnsi="Times New Roman" w:eastAsia="宋体"/>
@@ -13179,16 +14361,16 @@
           <w:i w:val="0"/>
           <w:sz w:val="24"/>
         </w:rPr>
-        <w:t>4 原子障碍分析</w:t>
-      </w:r>
-      <w:r>
-        <w:rPr>
-          <w:rFonts w:ascii="Times New Roman" w:hAnsi="Times New Roman" w:eastAsia="宋体"/>
-          <w:b w:val="0"/>
-          <w:i w:val="0"/>
-          <w:sz w:val="24"/>
-        </w:rPr>
-        <w:t xml:space="preserve">：两两相干口径硬限制 μ·4 ≈ 1.33 &gt; 1；出路——精确 Gram 特征值口径（G-1 闭式）、严格 3-稀疏信号由 </w:t>
+        <w:t>四原子合成单射（CS-21，纯构造性轨道，v2.23 入文）</w:t>
+      </w:r>
+      <w:r>
+        <w:rPr>
+          <w:rFonts w:ascii="Times New Roman" w:hAnsi="Times New Roman" w:eastAsia="宋体"/>
+          <w:b w:val="0"/>
+          <w:i w:val="0"/>
+          <w:sz w:val="24"/>
+        </w:rPr>
+        <w:t xml:space="preserve"> </w:t>
       </w:r>
       <w:r>
         <w:rPr>
@@ -13197,17 +14379,40 @@
           <w:i w:val="0"/>
           <w:sz w:val="22"/>
         </w:rPr>
-        <w:t>sparse_uniquenessM</w:t>
-      </w:r>
-      <w:r>
-        <w:rPr>
-          <w:rFonts w:ascii="Times New Roman" w:hAnsi="Times New Roman" w:eastAsia="宋体"/>
-          <w:b w:val="0"/>
-          <w:i w:val="0"/>
-          <w:sz w:val="24"/>
-        </w:rPr>
-        <w:t xml:space="preserve"> 覆盖、Welch-窗口合成的理论极限陈述。</w:t>
-      </w:r>
+        <w:t>c4u_synthesis_injective</w:t>
+      </w:r>
+      <w:r>
+        <w:rPr>
+          <w:rFonts w:ascii="Times New Roman" w:hAnsi="Times New Roman" w:eastAsia="宋体"/>
+          <w:b w:val="0"/>
+          <w:i w:val="0"/>
+          <w:sz w:val="24"/>
+        </w:rPr>
+        <w:t xml:space="preserve"> + </w:t>
+      </w:r>
+      <w:r>
+        <w:rPr>
+          <w:rFonts w:ascii="Consolas" w:hAnsi="Consolas" w:eastAsia="等线"/>
+          <w:b w:val="0"/>
+          <w:i w:val="0"/>
+          <w:sz w:val="22"/>
+        </w:rPr>
+        <w:t>c4u_2sparse_unique</w:t>
+      </w:r>
+      <w:r>
+        <w:rPr>
+          <w:rFonts w:ascii="Times New Roman" w:hAnsi="Times New Roman" w:eastAsia="宋体"/>
+          <w:b w:val="0"/>
+          <w:i w:val="0"/>
+          <w:sz w:val="24"/>
+        </w:rPr>
+        <w:t>（probe_c4_unique2sparse_cr.v，774 行 19 Qed 6 审计 Closed 零公理）：无枢轴求和坍缩——逐行对角占优 ⟹ Σ|c_j| ≤ ρ·Σ|c_j|（ρ ≈ 0.7966）⟹ S ≤ 0 ⟹ 逐项夹逼归零；经典 max 枢轴分情形被求和技巧消灭（CR 序不可判定，全程零分情形）。经典 D 层数值孪生 probe_c4_unique2sparse.v（20 Qed）。</w:t>
+      </w:r>
+    </w:p>
+    <w:p>
+      <w:pPr>
+        <w:pStyle w:val="ListBullet"/>
+      </w:pPr>
       <w:r>
         <w:rPr>
           <w:rFonts w:ascii="Times New Roman" w:hAnsi="Times New Roman" w:eastAsia="宋体"/>
@@ -13215,16 +14420,16 @@
           <w:i w:val="0"/>
           <w:sz w:val="24"/>
         </w:rPr>
-        <w:t>数学新颖性说明</w:t>
-      </w:r>
-      <w:r>
-        <w:rPr>
-          <w:rFonts w:ascii="Times New Roman" w:hAnsi="Times New Roman" w:eastAsia="宋体"/>
-          <w:b w:val="0"/>
-          <w:i w:val="0"/>
-          <w:sz w:val="24"/>
-        </w:rPr>
-        <w:t xml:space="preserve">：sparse_uniquenessM、CRrip_bound_k、row_rip_bound_M、CRrecovery_correct_prefix、CRuncertainty_principle、CRg8_recovery_synthesis 与 C4_sparse_uniqueness_3 是 Gershgorin/互干性唯一恢复、RIP、Donoho–Stark 不确定性原理与 Welch 界-恢复保证相图的机器检查（Welch 下界本身亦为经典结果的构造性机器检查），数学上非新，形式化价值在 Coq 验证（含 C=4 具体常数核验、行和版 RIP 常数紧化路径、构造性轨道独立性验证与三角闭合相图合成）。本族主要探针已并入合并版 </w:t>
+        <w:t>四原子 Gram 谱口径唯一性（CS-23，纯构造性轨道，v2.23 入文）</w:t>
+      </w:r>
+      <w:r>
+        <w:rPr>
+          <w:rFonts w:ascii="Times New Roman" w:hAnsi="Times New Roman" w:eastAsia="宋体"/>
+          <w:b w:val="0"/>
+          <w:i w:val="0"/>
+          <w:sz w:val="24"/>
+        </w:rPr>
+        <w:t xml:space="preserve"> </w:t>
       </w:r>
       <w:r>
         <w:rPr>
@@ -13233,31 +14438,34 @@
           <w:i w:val="0"/>
           <w:sz w:val="22"/>
         </w:rPr>
-        <w:t>ca_merged_full_25.v</w:t>
-      </w:r>
-      <w:r>
-        <w:rPr>
-          <w:rFonts w:ascii="Times New Roman" w:hAnsi="Times New Roman" w:eastAsia="宋体"/>
-          <w:b w:val="0"/>
-          <w:i w:val="0"/>
-          <w:sz w:val="24"/>
-        </w:rPr>
-        <w:t>（67 模块分区，MERGE_EXIT=0），</w:t>
-      </w:r>
-    </w:p>
-    <w:p>
-      <w:pPr>
-        <w:spacing w:line="336" w:lineRule="auto"/>
-        <w:ind w:firstLine="480"/>
-      </w:pPr>
-      <w:r>
-        <w:rPr>
-          <w:rFonts w:ascii="Times New Roman" w:hAnsi="Times New Roman" w:eastAsia="宋体"/>
-          <w:b w:val="0"/>
-          <w:i w:val="0"/>
-          <w:sz w:val="24"/>
-        </w:rPr>
-        <w:t>独立 + 合并双通过；G-3（probe_g3_criterion）/G-5（probe_g5_premium）</w:t>
+        <w:t>c4g_synthesis_injective</w:t>
+      </w:r>
+      <w:r>
+        <w:rPr>
+          <w:rFonts w:ascii="Times New Roman" w:hAnsi="Times New Roman" w:eastAsia="宋体"/>
+          <w:b w:val="0"/>
+          <w:i w:val="0"/>
+          <w:sz w:val="24"/>
+        </w:rPr>
+        <w:t xml:space="preserve"> + </w:t>
+      </w:r>
+      <w:r>
+        <w:rPr>
+          <w:rFonts w:ascii="Consolas" w:hAnsi="Consolas" w:eastAsia="等线"/>
+          <w:b w:val="0"/>
+          <w:i w:val="0"/>
+          <w:sz w:val="22"/>
+        </w:rPr>
+        <w:t>c4g_2sparse_unique</w:t>
+      </w:r>
+      <w:r>
+        <w:rPr>
+          <w:rFonts w:ascii="Times New Roman" w:hAnsi="Times New Roman" w:eastAsia="宋体"/>
+          <w:b w:val="0"/>
+          <w:i w:val="0"/>
+          <w:sz w:val="24"/>
+        </w:rPr>
+        <w:t xml:space="preserve">（probe_c4_gram_unique_cr.v，937 行 45 Qed 8 审计 Closed 零公理）：Gram 二次型能量恒等式 + 逐对 AM-GM 收口（ρ₄ ≈ 0.7966）⟹ </w:t>
       </w:r>
       <w:r>
         <w:rPr>
@@ -13266,16 +14474,16 @@
           <w:i w:val="0"/>
           <w:sz w:val="24"/>
         </w:rPr>
-        <w:t>已并入合并版</w:t>
-      </w:r>
-      <w:r>
-        <w:rPr>
-          <w:rFonts w:ascii="Times New Roman" w:hAnsi="Times New Roman" w:eastAsia="宋体"/>
-          <w:b w:val="0"/>
-          <w:i w:val="0"/>
-          <w:sz w:val="24"/>
-        </w:rPr>
-        <w:t>（2026-08-30 M2 批次），probe_recovery_cr 为构造性轨道独立验证。</w:t>
+        <w:t>谱下界 λ\* = 1 − ρ₄ = 651/3200 ≈ 0.203 &gt; 0</w:t>
+      </w:r>
+      <w:r>
+        <w:rPr>
+          <w:rFonts w:ascii="Times New Roman" w:hAnsi="Times New Roman" w:eastAsia="宋体"/>
+          <w:b w:val="0"/>
+          <w:i w:val="0"/>
+          <w:sz w:val="24"/>
+        </w:rPr>
+        <w:t>（sigT 证书 c4g_lam_sigT）——「全族两两相干窗口关闭」（μ₄·4 &gt; 1）翻转为「Gram 行和谱窗口开启」，较逐对口径紧约 128 倍；提取 c4_gram_unique_cr.ml + bench（rho4/lam4/window_ok 全 true）。</w:t>
       </w:r>
     </w:p>
     <w:p>
@@ -13289,7 +14497,7 @@
           <w:i w:val="0"/>
           <w:sz w:val="24"/>
         </w:rPr>
-        <w:t>τ 裁剪最优性（CS-11，经典 R 轨道，2026-08-28 新增）</w:t>
+        <w:t>cert_optimize 收紧器（G-13，纯 nat/bool/Q 构造性，v2.23 入文）</w:t>
       </w:r>
       <w:r>
         <w:rPr>
@@ -13307,954 +14515,16 @@
           <w:i w:val="0"/>
           <w:sz w:val="22"/>
         </w:rPr>
-        <w:t>probe_taugrid.v</w:t>
-      </w:r>
-      <w:r>
-        <w:rPr>
-          <w:rFonts w:ascii="Times New Roman" w:hAnsi="Times New Roman" w:eastAsia="宋体"/>
-          <w:b w:val="0"/>
-          <w:i w:val="0"/>
-          <w:sz w:val="24"/>
-        </w:rPr>
-        <w:t>（17 Qed / 0 Admitted）：</w:t>
-      </w:r>
-      <w:r>
-        <w:rPr>
-          <w:rFonts w:ascii="Times New Roman" w:hAnsi="Times New Roman" w:eastAsia="宋体"/>
-          <w:b/>
-          <w:i w:val="0"/>
-          <w:sz w:val="24"/>
-        </w:rPr>
-        <w:t>覆盖债精确量化</w:t>
-      </w:r>
-      <w:r>
-        <w:rPr>
-          <w:rFonts w:ascii="Times New Roman" w:hAnsi="Times New Roman" w:eastAsia="宋体"/>
-          <w:b w:val="0"/>
-          <w:i w:val="0"/>
-          <w:sz w:val="24"/>
-        </w:rPr>
-        <w:t xml:space="preserve"> </w:t>
-      </w:r>
-      <w:r>
-        <w:rPr>
-          <w:rFonts w:ascii="Consolas" w:hAnsi="Consolas" w:eastAsia="等线"/>
-          <w:b w:val="0"/>
-          <w:i w:val="0"/>
-          <w:sz w:val="22"/>
-        </w:rPr>
-        <w:t>coverage_fraction</w:t>
-      </w:r>
-      <w:r>
-        <w:rPr>
-          <w:rFonts w:ascii="Times New Roman" w:hAnsi="Times New Roman" w:eastAsia="宋体"/>
-          <w:b w:val="0"/>
-          <w:i w:val="0"/>
-          <w:sz w:val="24"/>
-        </w:rPr>
-        <w:t>/</w:t>
-      </w:r>
-      <w:r>
-        <w:rPr>
-          <w:rFonts w:ascii="Consolas" w:hAnsi="Consolas" w:eastAsia="等线"/>
-          <w:b w:val="0"/>
-          <w:i w:val="0"/>
-          <w:sz w:val="22"/>
-        </w:rPr>
-        <w:t>coverage_debt</w:t>
-      </w:r>
-      <w:r>
-        <w:rPr>
-          <w:rFonts w:ascii="Times New Roman" w:hAnsi="Times New Roman" w:eastAsia="宋体"/>
-          <w:b w:val="0"/>
-          <w:i w:val="0"/>
-          <w:sz w:val="24"/>
-        </w:rPr>
-        <w:t>（S T &lt; n ⟹ 窗 [0,T] 内能量恰 = (T+1)/n，窗外能量 1−(T+1)/n ∈ (0,1)——</w:t>
-      </w:r>
-      <w:r>
-        <w:rPr>
-          <w:rFonts w:ascii="Times New Roman" w:hAnsi="Times New Roman" w:eastAsia="宋体"/>
-          <w:b/>
-          <w:i w:val="0"/>
-          <w:sz w:val="24"/>
-        </w:rPr>
-        <w:t>τ 负债的机器可计算量</w:t>
-      </w:r>
-      <w:r>
-        <w:rPr>
-          <w:rFonts w:ascii="Times New Roman" w:hAnsi="Times New Roman" w:eastAsia="宋体"/>
-          <w:b w:val="0"/>
-          <w:i w:val="0"/>
-          <w:sz w:val="24"/>
-        </w:rPr>
-        <w:t>，"剪 255/127/63 应恶化"的定理侧镜像）；</w:t>
-      </w:r>
-      <w:r>
-        <w:rPr>
-          <w:rFonts w:ascii="Times New Roman" w:hAnsi="Times New Roman" w:eastAsia="宋体"/>
-          <w:b/>
-          <w:i w:val="0"/>
-          <w:sz w:val="24"/>
-        </w:rPr>
-        <w:t>支撑完备刻画</w:t>
-      </w:r>
-      <w:r>
-        <w:rPr>
-          <w:rFonts w:ascii="Times New Roman" w:hAnsi="Times New Roman" w:eastAsia="宋体"/>
-          <w:b w:val="0"/>
-          <w:i w:val="0"/>
-          <w:sz w:val="24"/>
-        </w:rPr>
-        <w:t xml:space="preserve"> </w:t>
-      </w:r>
-      <w:r>
-        <w:rPr>
-          <w:rFonts w:ascii="Consolas" w:hAnsi="Consolas" w:eastAsia="等线"/>
-          <w:b w:val="0"/>
-          <w:i w:val="0"/>
-          <w:sz w:val="22"/>
-        </w:rPr>
-        <w:t>support_classification</w:t>
-      </w:r>
-      <w:r>
-        <w:rPr>
-          <w:rFonts w:ascii="Times New Roman" w:hAnsi="Times New Roman" w:eastAsia="宋体"/>
-          <w:b w:val="0"/>
-          <w:i w:val="0"/>
-          <w:sz w:val="24"/>
-        </w:rPr>
-        <w:t>（n ≤ T ⟺ ψ_n 完全支撑训练窗，iff）；</w:t>
-      </w:r>
-      <w:r>
-        <w:rPr>
-          <w:rFonts w:ascii="Times New Roman" w:hAnsi="Times New Roman" w:eastAsia="宋体"/>
-          <w:b/>
-          <w:i w:val="0"/>
-          <w:sz w:val="24"/>
-        </w:rPr>
-        <w:t>裁剪证书单调</w:t>
-      </w:r>
-      <w:r>
-        <w:rPr>
-          <w:rFonts w:ascii="Times New Roman" w:hAnsi="Times New Roman" w:eastAsia="宋体"/>
-          <w:b w:val="0"/>
-          <w:i w:val="0"/>
-          <w:sz w:val="24"/>
-        </w:rPr>
-        <w:t xml:space="preserve"> </w:t>
-      </w:r>
-      <w:r>
-        <w:rPr>
-          <w:rFonts w:ascii="Consolas" w:hAnsi="Consolas" w:eastAsia="等线"/>
-          <w:b w:val="0"/>
-          <w:i w:val="0"/>
-          <w:sz w:val="22"/>
-        </w:rPr>
-        <w:t>prune_row_le</w:t>
-      </w:r>
-      <w:r>
-        <w:rPr>
-          <w:rFonts w:ascii="Times New Roman" w:hAnsi="Times New Roman" w:eastAsia="宋体"/>
-          <w:b w:val="0"/>
-          <w:i w:val="0"/>
-          <w:sz w:val="24"/>
-        </w:rPr>
-        <w:t>（kept 子族行和 ≤ 全族——上界型证书不损）；</w:t>
-      </w:r>
-      <w:r>
-        <w:rPr>
-          <w:rFonts w:ascii="Times New Roman" w:hAnsi="Times New Roman" w:eastAsia="宋体"/>
-          <w:b/>
-          <w:i w:val="0"/>
-          <w:sz w:val="24"/>
-        </w:rPr>
-        <w:t>C-梯子稀疏化迁移</w:t>
-      </w:r>
-      <w:r>
-        <w:rPr>
-          <w:rFonts w:ascii="Times New Roman" w:hAnsi="Times New Roman" w:eastAsia="宋体"/>
-          <w:b w:val="0"/>
-          <w:i w:val="0"/>
-          <w:sz w:val="24"/>
-        </w:rPr>
-        <w:t xml:space="preserve"> </w:t>
-      </w:r>
-      <w:r>
-        <w:rPr>
-          <w:rFonts w:ascii="Consolas" w:hAnsi="Consolas" w:eastAsia="等线"/>
-          <w:b w:val="0"/>
-          <w:i w:val="0"/>
-          <w:sz w:val="22"/>
-        </w:rPr>
-        <w:t>thinning_preserves_ratio</w:t>
-      </w:r>
-      <w:r>
-        <w:rPr>
-          <w:rFonts w:ascii="Times New Roman" w:hAnsi="Times New Roman" w:eastAsia="宋体"/>
-          <w:b w:val="0"/>
-          <w:i w:val="0"/>
-          <w:sz w:val="24"/>
-        </w:rPr>
-        <w:t>；</w:t>
-      </w:r>
-      <w:r>
-        <w:rPr>
-          <w:rFonts w:ascii="Times New Roman" w:hAnsi="Times New Roman" w:eastAsia="宋体"/>
-          <w:b/>
-          <w:i w:val="0"/>
-          <w:sz w:val="24"/>
-        </w:rPr>
-        <w:t>三连合成</w:t>
-      </w:r>
-      <w:r>
-        <w:rPr>
-          <w:rFonts w:ascii="Times New Roman" w:hAnsi="Times New Roman" w:eastAsia="宋体"/>
-          <w:b w:val="0"/>
-          <w:i w:val="0"/>
-          <w:sz w:val="24"/>
-        </w:rPr>
-        <w:t xml:space="preserve"> </w:t>
-      </w:r>
-      <w:r>
-        <w:rPr>
-          <w:rFonts w:ascii="Consolas" w:hAnsi="Consolas" w:eastAsia="等线"/>
-          <w:b w:val="0"/>
-          <w:i w:val="0"/>
-          <w:sz w:val="22"/>
-        </w:rPr>
-        <w:t>tau_prune_optimality</w:t>
-      </w:r>
-      <w:r>
-        <w:rPr>
-          <w:rFonts w:ascii="Times New Roman" w:hAnsi="Times New Roman" w:eastAsia="宋体"/>
-          <w:b w:val="0"/>
-          <w:i w:val="0"/>
-          <w:sz w:val="24"/>
-        </w:rPr>
-        <w:t>——randmax256/384 裁剪实验的定理化。</w:t>
-      </w:r>
-    </w:p>
-    <w:p>
-      <w:pPr>
-        <w:pStyle w:val="ListBullet"/>
-      </w:pPr>
-      <w:r>
-        <w:rPr>
-          <w:rFonts w:ascii="Times New Roman" w:hAnsi="Times New Roman" w:eastAsia="宋体"/>
-          <w:b/>
-          <w:i w:val="0"/>
-          <w:sz w:val="24"/>
-        </w:rPr>
-        <w:t>构造性孪生（CS-12，纯构造性轨道，2026-08-29 新增）</w:t>
-      </w:r>
-      <w:r>
-        <w:rPr>
-          <w:rFonts w:ascii="Times New Roman" w:hAnsi="Times New Roman" w:eastAsia="宋体"/>
-          <w:b w:val="0"/>
-          <w:i w:val="0"/>
-          <w:sz w:val="24"/>
-        </w:rPr>
-        <w:t xml:space="preserve"> </w:t>
-      </w:r>
-      <w:r>
-        <w:rPr>
-          <w:rFonts w:ascii="Consolas" w:hAnsi="Consolas" w:eastAsia="等线"/>
-          <w:b w:val="0"/>
-          <w:i w:val="0"/>
-          <w:sz w:val="22"/>
-        </w:rPr>
-        <w:t>probe_taugrid_cr.v</w:t>
-      </w:r>
-      <w:r>
-        <w:rPr>
-          <w:rFonts w:ascii="Times New Roman" w:hAnsi="Times New Roman" w:eastAsia="宋体"/>
-          <w:b w:val="0"/>
-          <w:i w:val="0"/>
-          <w:sz w:val="24"/>
-        </w:rPr>
-        <w:t xml:space="preserve">（13 Qed / 0 Admitted，Print Assumptions </w:t>
-      </w:r>
-      <w:r>
-        <w:rPr>
-          <w:rFonts w:ascii="Times New Roman" w:hAnsi="Times New Roman" w:eastAsia="宋体"/>
-          <w:b/>
-          <w:i w:val="0"/>
-          <w:sz w:val="24"/>
-        </w:rPr>
-        <w:t>全 Closed 零公理</w:t>
-      </w:r>
-      <w:r>
-        <w:rPr>
-          <w:rFonts w:ascii="Times New Roman" w:hAnsi="Times New Roman" w:eastAsia="宋体"/>
-          <w:b w:val="0"/>
-          <w:i w:val="0"/>
-          <w:sz w:val="24"/>
-        </w:rPr>
-        <w:t xml:space="preserve">）：抽象接口 </w:t>
-      </w:r>
-      <w:r>
-        <w:rPr>
-          <w:rFonts w:ascii="Consolas" w:hAnsi="Consolas" w:eastAsia="等线"/>
-          <w:b w:val="0"/>
-          <w:i w:val="0"/>
-          <w:sz w:val="22"/>
-        </w:rPr>
-        <w:t>{R : ConstructiveReals}</w:t>
-      </w:r>
-      <w:r>
-        <w:rPr>
-          <w:rFonts w:ascii="Times New Roman" w:hAnsi="Times New Roman" w:eastAsia="宋体"/>
-          <w:b w:val="0"/>
-          <w:i w:val="0"/>
-          <w:sz w:val="24"/>
-        </w:rPr>
-        <w:t xml:space="preserve"> + 归一梯子 u（cos/复指数构造性未实现，接口与主线数学一致）；</w:t>
-      </w:r>
-      <w:r>
-        <w:rPr>
-          <w:rFonts w:ascii="Times New Roman" w:hAnsi="Times New Roman" w:eastAsia="宋体"/>
-          <w:b/>
-          <w:i w:val="0"/>
-          <w:sz w:val="24"/>
-        </w:rPr>
-        <w:t>严格序 CRlt 本身是 Set 值</w:t>
-      </w:r>
-      <w:r>
-        <w:rPr>
-          <w:rFonts w:ascii="Times New Roman" w:hAnsi="Times New Roman" w:eastAsia="宋体"/>
-          <w:b w:val="0"/>
-          <w:i w:val="0"/>
-          <w:sz w:val="24"/>
-        </w:rPr>
-        <w:t xml:space="preserve">（ConstructiveReals.v:88 库设计），覆盖债界定定理以信息性形式 </w:t>
-      </w:r>
-      <w:r>
-        <w:rPr>
-          <w:rFonts w:ascii="Times New Roman" w:hAnsi="Times New Roman" w:eastAsia="宋体"/>
-          <w:b/>
-          <w:i w:val="0"/>
-          <w:sz w:val="24"/>
-        </w:rPr>
-        <w:t>0 &lt; debt &lt; 1</w:t>
-      </w:r>
-      <w:r>
-        <w:rPr>
-          <w:rFonts w:ascii="Times New Roman" w:hAnsi="Times New Roman" w:eastAsia="宋体"/>
-          <w:b w:val="0"/>
-          <w:i w:val="0"/>
-          <w:sz w:val="24"/>
-        </w:rPr>
-        <w:t>（Set 值 prod，证明项可提取）陈述，主定理结论 prod 型（信息性分支不能进 Prop 的 /\），sigT 被类型系统强制；序判定下放 Q 层（Qlt 判定经 CR_of_Q_lt 提升为带数据 CRlt，CRlt_proper 信息性搬运）；</w:t>
-      </w:r>
-      <w:r>
-        <w:rPr>
-          <w:rFonts w:ascii="Times New Roman" w:hAnsi="Times New Roman" w:eastAsia="宋体"/>
-          <w:b/>
-          <w:i w:val="0"/>
-          <w:sz w:val="24"/>
-        </w:rPr>
-        <w:t>提取 `taugrid_cr.ml` 经 DkMLNative ocamlc 4.14.2 编译通过</w:t>
-      </w:r>
-      <w:r>
-        <w:rPr>
-          <w:rFonts w:ascii="Times New Roman" w:hAnsi="Times New Roman" w:eastAsia="宋体"/>
-          <w:b w:val="0"/>
-          <w:i w:val="0"/>
-          <w:sz w:val="24"/>
-        </w:rPr>
-        <w:t>（柯西实例 cRealConstructive 具象化）。</w:t>
-      </w:r>
-    </w:p>
-    <w:p>
-      <w:pPr>
-        <w:pStyle w:val="ListBullet"/>
-      </w:pPr>
-      <w:r>
-        <w:rPr>
-          <w:rFonts w:ascii="Times New Roman" w:hAnsi="Times New Roman" w:eastAsia="宋体"/>
-          <w:b/>
-          <w:i w:val="0"/>
-          <w:sz w:val="24"/>
-        </w:rPr>
-        <w:t>CS 生产线（CS-13，经典 R 轨道，2026-08-29 新增）</w:t>
-      </w:r>
-      <w:r>
-        <w:rPr>
-          <w:rFonts w:ascii="Times New Roman" w:hAnsi="Times New Roman" w:eastAsia="宋体"/>
-          <w:b w:val="0"/>
-          <w:i w:val="0"/>
-          <w:sz w:val="24"/>
-        </w:rPr>
-        <w:t xml:space="preserve"> </w:t>
-      </w:r>
-      <w:r>
-        <w:rPr>
-          <w:rFonts w:ascii="Consolas" w:hAnsi="Consolas" w:eastAsia="等线"/>
-          <w:b w:val="0"/>
-          <w:i w:val="0"/>
-          <w:sz w:val="22"/>
-        </w:rPr>
-        <w:t>probe_cs.v</w:t>
-      </w:r>
-      <w:r>
-        <w:rPr>
-          <w:rFonts w:ascii="Times New Roman" w:hAnsi="Times New Roman" w:eastAsia="宋体"/>
-          <w:b w:val="0"/>
-          <w:i w:val="0"/>
-          <w:sz w:val="24"/>
-        </w:rPr>
-        <w:t>（29 Qed / 0 Admitted，审计仅 Dedekind 三允许公理）：</w:t>
-      </w:r>
-      <w:r>
-        <w:rPr>
-          <w:rFonts w:ascii="Times New Roman" w:hAnsi="Times New Roman" w:eastAsia="宋体"/>
-          <w:b/>
-          <w:i w:val="0"/>
-          <w:sz w:val="24"/>
-        </w:rPr>
-        <w:t>一致 RIP</w:t>
-      </w:r>
-      <w:r>
-        <w:rPr>
-          <w:rFonts w:ascii="Times New Roman" w:hAnsi="Times New Roman" w:eastAsia="宋体"/>
-          <w:b w:val="0"/>
-          <w:i w:val="0"/>
-          <w:sz w:val="24"/>
-        </w:rPr>
-        <w:t xml:space="preserve"> </w:t>
-      </w:r>
-      <w:r>
-        <w:rPr>
-          <w:rFonts w:ascii="Consolas" w:hAnsi="Consolas" w:eastAsia="等线"/>
-          <w:b w:val="0"/>
-          <w:i w:val="0"/>
-          <w:sz w:val="22"/>
-        </w:rPr>
-        <w:t>cs2_rip_uniform</w:t>
-      </w:r>
-      <w:r>
-        <w:rPr>
-          <w:rFonts w:ascii="Times New Roman" w:hAnsi="Times New Roman" w:eastAsia="宋体"/>
-          <w:b w:val="0"/>
-          <w:i w:val="0"/>
-          <w:sz w:val="24"/>
-        </w:rPr>
-        <w:t xml:space="preserve">（(1−δ)‖c‖² ≤ ‖Φc‖² ≤ (1+δ)‖c‖²，δ = 4K(C) </w:t>
-      </w:r>
-      <w:r>
-        <w:rPr>
-          <w:rFonts w:ascii="Times New Roman" w:hAnsi="Times New Roman" w:eastAsia="宋体"/>
-          <w:b/>
-          <w:i w:val="0"/>
-          <w:sz w:val="24"/>
-        </w:rPr>
-        <w:t>∀s 一致</w:t>
-      </w:r>
-      <w:r>
-        <w:rPr>
-          <w:rFonts w:ascii="Times New Roman" w:hAnsi="Times New Roman" w:eastAsia="宋体"/>
-          <w:b w:val="0"/>
-          <w:i w:val="0"/>
-          <w:sz w:val="24"/>
-        </w:rPr>
-        <w:t>）；</w:t>
-      </w:r>
-      <w:r>
-        <w:rPr>
-          <w:rFonts w:ascii="Times New Roman" w:hAnsi="Times New Roman" w:eastAsia="宋体"/>
-          <w:b/>
-          <w:i w:val="0"/>
-          <w:sz w:val="24"/>
-        </w:rPr>
-        <w:t>★s-sparse 唯一性</w:t>
-      </w:r>
-      <w:r>
-        <w:rPr>
-          <w:rFonts w:ascii="Times New Roman" w:hAnsi="Times New Roman" w:eastAsia="宋体"/>
-          <w:b w:val="0"/>
-          <w:i w:val="0"/>
-          <w:sz w:val="24"/>
-        </w:rPr>
-        <w:t xml:space="preserve"> </w:t>
-      </w:r>
-      <w:r>
-        <w:rPr>
-          <w:rFonts w:ascii="Consolas" w:hAnsi="Consolas" w:eastAsia="等线"/>
-          <w:b w:val="0"/>
-          <w:i w:val="0"/>
-          <w:sz w:val="22"/>
-        </w:rPr>
-        <w:t>cs3_energy_zero</w:t>
-      </w:r>
-      <w:r>
-        <w:rPr>
-          <w:rFonts w:ascii="Times New Roman" w:hAnsi="Times New Roman" w:eastAsia="宋体"/>
-          <w:b w:val="0"/>
-          <w:i w:val="0"/>
-          <w:sz w:val="24"/>
-        </w:rPr>
-        <w:t>/</w:t>
-      </w:r>
-      <w:r>
-        <w:rPr>
-          <w:rFonts w:ascii="Consolas" w:hAnsi="Consolas" w:eastAsia="等线"/>
-          <w:b w:val="0"/>
-          <w:i w:val="0"/>
-          <w:sz w:val="22"/>
-        </w:rPr>
-        <w:t>cs3_unique</w:t>
-      </w:r>
-      <w:r>
-        <w:rPr>
-          <w:rFonts w:ascii="Times New Roman" w:hAnsi="Times New Roman" w:eastAsia="宋体"/>
-          <w:b w:val="0"/>
-          <w:i w:val="0"/>
-          <w:sz w:val="24"/>
-        </w:rPr>
-        <w:t>（C ≥ 10：测量 y = y' ⟹ 系数 c = c'——测量端信息不丢失）；</w:t>
-      </w:r>
-      <w:r>
-        <w:rPr>
-          <w:rFonts w:ascii="Times New Roman" w:hAnsi="Times New Roman" w:eastAsia="宋体"/>
-          <w:b/>
-          <w:i w:val="0"/>
-          <w:sz w:val="24"/>
-        </w:rPr>
-        <w:t>embedding</w:t>
-      </w:r>
-      <w:r>
-        <w:rPr>
-          <w:rFonts w:ascii="Times New Roman" w:hAnsi="Times New Roman" w:eastAsia="宋体"/>
-          <w:b w:val="0"/>
-          <w:i w:val="0"/>
-          <w:sz w:val="24"/>
-        </w:rPr>
-        <w:t xml:space="preserve"> </w:t>
-      </w:r>
-      <w:r>
-        <w:rPr>
-          <w:rFonts w:ascii="Consolas" w:hAnsi="Consolas" w:eastAsia="等线"/>
-          <w:b w:val="0"/>
-          <w:i w:val="0"/>
-          <w:sz w:val="22"/>
-        </w:rPr>
-        <w:t>cs6_embedding</w:t>
-      </w:r>
-      <w:r>
-        <w:rPr>
-          <w:rFonts w:ascii="Times New Roman" w:hAnsi="Times New Roman" w:eastAsia="宋体"/>
-          <w:b w:val="0"/>
-          <w:i w:val="0"/>
-          <w:sz w:val="24"/>
-        </w:rPr>
-        <w:t>（1−2K(C) &gt; 0）；</w:t>
-      </w:r>
-      <w:r>
-        <w:rPr>
-          <w:rFonts w:ascii="Times New Roman" w:hAnsi="Times New Roman" w:eastAsia="宋体"/>
-          <w:b/>
-          <w:i w:val="0"/>
-          <w:sz w:val="24"/>
-        </w:rPr>
-        <w:t>spark 下界</w:t>
-      </w:r>
-      <w:r>
-        <w:rPr>
-          <w:rFonts w:ascii="Times New Roman" w:hAnsi="Times New Roman" w:eastAsia="宋体"/>
-          <w:b w:val="0"/>
-          <w:i w:val="0"/>
-          <w:sz w:val="24"/>
-        </w:rPr>
-        <w:t xml:space="preserve"> </w:t>
-      </w:r>
-      <w:r>
-        <w:rPr>
-          <w:rFonts w:ascii="Consolas" w:hAnsi="Consolas" w:eastAsia="等线"/>
-          <w:b w:val="0"/>
-          <w:i w:val="0"/>
-          <w:sz w:val="22"/>
-        </w:rPr>
-        <w:t>cs1b_spark</w:t>
-      </w:r>
-      <w:r>
-        <w:rPr>
-          <w:rFonts w:ascii="Times New Roman" w:hAnsi="Times New Roman" w:eastAsia="宋体"/>
-          <w:b w:val="0"/>
-          <w:i w:val="0"/>
-          <w:sz w:val="24"/>
-        </w:rPr>
-        <w:t>（spark ≥ n+1，Elad–Bruckstein 判据）；</w:t>
-      </w:r>
-      <w:r>
-        <w:rPr>
-          <w:rFonts w:ascii="Times New Roman" w:hAnsi="Times New Roman" w:eastAsia="宋体"/>
-          <w:b/>
-          <w:i w:val="0"/>
-          <w:sz w:val="24"/>
-        </w:rPr>
-        <w:t>逐对相干</w:t>
-      </w:r>
-      <w:r>
-        <w:rPr>
-          <w:rFonts w:ascii="Times New Roman" w:hAnsi="Times New Roman" w:eastAsia="宋体"/>
-          <w:b w:val="0"/>
-          <w:i w:val="0"/>
-          <w:sz w:val="24"/>
-        </w:rPr>
-        <w:t xml:space="preserve"> </w:t>
-      </w:r>
-      <w:r>
-        <w:rPr>
-          <w:rFonts w:ascii="Consolas" w:hAnsi="Consolas" w:eastAsia="等线"/>
-          <w:b w:val="0"/>
-          <w:i w:val="0"/>
-          <w:sz w:val="22"/>
-        </w:rPr>
-        <w:t>cs1a_pair_bound</w:t>
-      </w:r>
-      <w:r>
-        <w:rPr>
-          <w:rFonts w:ascii="Times New Roman" w:hAnsi="Times New Roman" w:eastAsia="宋体"/>
-          <w:b w:val="0"/>
-          <w:i w:val="0"/>
-          <w:sz w:val="24"/>
-        </w:rPr>
-        <w:t>（≤ 2πq/(1−q)）；</w:t>
-      </w:r>
-      <w:r>
-        <w:rPr>
-          <w:rFonts w:ascii="Times New Roman" w:hAnsi="Times New Roman" w:eastAsia="宋体"/>
-          <w:b/>
-          <w:i w:val="0"/>
-          <w:sz w:val="24"/>
-        </w:rPr>
-        <w:t>★近重复对爆炸</w:t>
-      </w:r>
-      <w:r>
-        <w:rPr>
-          <w:rFonts w:ascii="Times New Roman" w:hAnsi="Times New Roman" w:eastAsia="宋体"/>
-          <w:b w:val="0"/>
-          <w:i w:val="0"/>
-          <w:sz w:val="24"/>
-        </w:rPr>
-        <w:t xml:space="preserve"> </w:t>
-      </w:r>
-      <w:r>
-        <w:rPr>
-          <w:rFonts w:ascii="Consolas" w:hAnsi="Consolas" w:eastAsia="等线"/>
-          <w:b w:val="0"/>
-          <w:i w:val="0"/>
-          <w:sz w:val="22"/>
-        </w:rPr>
-        <w:t>near_dup_coherence_12</w:t>
-      </w:r>
-      <w:r>
-        <w:rPr>
-          <w:rFonts w:ascii="Times New Roman" w:hAnsi="Times New Roman" w:eastAsia="宋体"/>
-          <w:b w:val="0"/>
-          <w:i w:val="0"/>
-          <w:sz w:val="24"/>
-        </w:rPr>
-        <w:t xml:space="preserve">（coh 1 2 = </w:t>
-      </w:r>
-      <w:r>
-        <w:rPr>
-          <w:rFonts w:ascii="Times New Roman" w:hAnsi="Times New Roman" w:eastAsia="宋体"/>
-          <w:b/>
-          <w:i w:val="0"/>
-          <w:sz w:val="24"/>
-        </w:rPr>
-        <w:t>1/√2 精确值</w:t>
-      </w:r>
-      <w:r>
-        <w:rPr>
-          <w:rFonts w:ascii="Times New Roman" w:hAnsi="Times New Roman" w:eastAsia="宋体"/>
-          <w:b w:val="0"/>
-          <w:i w:val="0"/>
-          <w:sz w:val="24"/>
-        </w:rPr>
-        <w:t xml:space="preserve">）+ </w:t>
-      </w:r>
-      <w:r>
-        <w:rPr>
-          <w:rFonts w:ascii="Consolas" w:hAnsi="Consolas" w:eastAsia="等线"/>
-          <w:b w:val="0"/>
-          <w:i w:val="0"/>
-          <w:sz w:val="22"/>
-        </w:rPr>
-        <w:t>cs4c_explosion</w:t>
-      </w:r>
-      <w:r>
-        <w:rPr>
-          <w:rFonts w:ascii="Times New Roman" w:hAnsi="Times New Roman" w:eastAsia="宋体"/>
-          <w:b w:val="0"/>
-          <w:i w:val="0"/>
-          <w:sz w:val="24"/>
-        </w:rPr>
-        <w:t>（</w:t>
-      </w:r>
-      <w:r>
-        <w:rPr>
-          <w:rFonts w:ascii="Times New Roman" w:hAnsi="Times New Roman" w:eastAsia="宋体"/>
-          <w:b/>
-          <w:i w:val="0"/>
-          <w:sz w:val="24"/>
-        </w:rPr>
-        <w:t>2μ = √2 &gt; 1</w:t>
-      </w:r>
-      <w:r>
-        <w:rPr>
-          <w:rFonts w:ascii="Times New Roman" w:hAnsi="Times New Roman" w:eastAsia="宋体"/>
-          <w:b w:val="0"/>
-          <w:i w:val="0"/>
-          <w:sz w:val="24"/>
-        </w:rPr>
-        <w:t>——s ≥ 3 时 Gershgorin 型 RIP 证书在含近重复对梯子上必然失效，"剪 503/255/127 应恶化"完整定理链）。</w:t>
-      </w:r>
-    </w:p>
-    <w:p>
-      <w:pPr>
-        <w:pStyle w:val="ListBullet"/>
-      </w:pPr>
-      <w:r>
-        <w:rPr>
-          <w:rFonts w:ascii="Times New Roman" w:hAnsi="Times New Roman" w:eastAsia="宋体"/>
-          <w:b/>
-          <w:i w:val="0"/>
-          <w:sz w:val="24"/>
-        </w:rPr>
-        <w:t>offset 无关性（CS-14，经典 R 轨道，2026-08-29 新增）</w:t>
-      </w:r>
-      <w:r>
-        <w:rPr>
-          <w:rFonts w:ascii="Times New Roman" w:hAnsi="Times New Roman" w:eastAsia="宋体"/>
-          <w:b w:val="0"/>
-          <w:i w:val="0"/>
-          <w:sz w:val="24"/>
-        </w:rPr>
-        <w:t xml:space="preserve"> </w:t>
-      </w:r>
-      <w:r>
-        <w:rPr>
-          <w:rFonts w:ascii="Consolas" w:hAnsi="Consolas" w:eastAsia="等线"/>
-          <w:b w:val="0"/>
-          <w:i w:val="0"/>
-          <w:sz w:val="22"/>
-        </w:rPr>
-        <w:t>probe_cs5.v</w:t>
-      </w:r>
-      <w:r>
-        <w:rPr>
-          <w:rFonts w:ascii="Times New Roman" w:hAnsi="Times New Roman" w:eastAsia="宋体"/>
-          <w:b w:val="0"/>
-          <w:i w:val="0"/>
-          <w:sz w:val="24"/>
-        </w:rPr>
-        <w:t>（5 Qed / 0 Admitted）：</w:t>
-      </w:r>
-      <w:r>
-        <w:rPr>
-          <w:rFonts w:ascii="Times New Roman" w:hAnsi="Times New Roman" w:eastAsia="宋体"/>
-          <w:b/>
-          <w:i w:val="0"/>
-          <w:sz w:val="24"/>
-        </w:rPr>
-        <w:t>同族平移 t→t+δ 下跨网格对相干界不变</w:t>
-      </w:r>
-      <w:r>
-        <w:rPr>
-          <w:rFonts w:ascii="Times New Roman" w:hAnsi="Times New Roman" w:eastAsia="宋体"/>
-          <w:b w:val="0"/>
-          <w:i w:val="0"/>
-          <w:sz w:val="24"/>
-        </w:rPr>
-        <w:t>（≤ N/(2·min(j mod N, N−j mod N))，</w:t>
-      </w:r>
-      <w:r>
-        <w:rPr>
-          <w:rFonts w:ascii="Times New Roman" w:hAnsi="Times New Roman" w:eastAsia="宋体"/>
-          <w:b/>
-          <w:i w:val="0"/>
-          <w:sz w:val="24"/>
-        </w:rPr>
-        <w:t>右端不含 δ</w:t>
-      </w:r>
-      <w:r>
-        <w:rPr>
-          <w:rFonts w:ascii="Times New Roman" w:hAnsi="Times New Roman" w:eastAsia="宋体"/>
-          <w:b w:val="0"/>
-          <w:i w:val="0"/>
-          <w:sz w:val="24"/>
-        </w:rPr>
-        <w:t>——偏移在差频中相消，pair_dirichlet 接管）；</w:t>
-      </w:r>
-      <w:r>
-        <w:rPr>
-          <w:rFonts w:ascii="Times New Roman" w:hAnsi="Times New Roman" w:eastAsia="宋体"/>
-          <w:b/>
-          <w:i w:val="0"/>
-          <w:sz w:val="24"/>
-        </w:rPr>
-        <w:t>黄金比隔离界</w:t>
-      </w:r>
-      <w:r>
-        <w:rPr>
-          <w:rFonts w:ascii="Times New Roman" w:hAnsi="Times New Roman" w:eastAsia="宋体"/>
-          <w:b w:val="0"/>
-          <w:i w:val="0"/>
-          <w:sz w:val="24"/>
-        </w:rPr>
-        <w:t xml:space="preserve"> </w:t>
-      </w:r>
-      <w:r>
-        <w:rPr>
-          <w:rFonts w:ascii="Consolas" w:hAnsi="Consolas" w:eastAsia="等线"/>
-          <w:b w:val="0"/>
-          <w:i w:val="0"/>
-          <w:sz w:val="22"/>
-        </w:rPr>
-        <w:t>cs5_golden_moat</w:t>
-      </w:r>
-      <w:r>
-        <w:rPr>
-          <w:rFonts w:ascii="Times New Roman" w:hAnsi="Times New Roman" w:eastAsia="宋体"/>
-          <w:b w:val="0"/>
-          <w:i w:val="0"/>
-          <w:sz w:val="24"/>
-        </w:rPr>
-        <w:t>（1/(3d) ≤ |d·φ_gold − m|）；</w:t>
-      </w:r>
-      <w:r>
-        <w:rPr>
-          <w:rFonts w:ascii="Times New Roman" w:hAnsi="Times New Roman" w:eastAsia="宋体"/>
-          <w:b/>
-          <w:i w:val="0"/>
-          <w:sz w:val="24"/>
-        </w:rPr>
-        <w:t>offset 语义非空</w:t>
-      </w:r>
-      <w:r>
-        <w:rPr>
-          <w:rFonts w:ascii="Times New Roman" w:hAnsi="Times New Roman" w:eastAsia="宋体"/>
-          <w:b w:val="0"/>
-          <w:i w:val="0"/>
-          <w:sz w:val="24"/>
-        </w:rPr>
-        <w:t xml:space="preserve"> </w:t>
-      </w:r>
-      <w:r>
-        <w:rPr>
-          <w:rFonts w:ascii="Consolas" w:hAnsi="Consolas" w:eastAsia="等线"/>
-          <w:b w:val="0"/>
-          <w:i w:val="0"/>
-          <w:sz w:val="22"/>
-        </w:rPr>
-        <w:t>cs5_gold_not_grid</w:t>
-      </w:r>
-      <w:r>
-        <w:rPr>
-          <w:rFonts w:ascii="Times New Roman" w:hAnsi="Times New Roman" w:eastAsia="宋体"/>
-          <w:b w:val="0"/>
-          <w:i w:val="0"/>
-          <w:sz w:val="24"/>
-        </w:rPr>
-        <w:t>（φ_gold ∉ ℤ）——ogrid 实验的定理侧。</w:t>
-      </w:r>
-    </w:p>
-    <w:p>
-      <w:pPr>
-        <w:pStyle w:val="ListBullet"/>
-      </w:pPr>
-      <w:r>
-        <w:rPr>
-          <w:rFonts w:ascii="Times New Roman" w:hAnsi="Times New Roman" w:eastAsia="宋体"/>
-          <w:b/>
-          <w:i w:val="0"/>
-          <w:sz w:val="24"/>
-        </w:rPr>
-        <w:t>正向随机侧（CS-20，经典 R 轨道沉没资产入文，2026-08-31）</w:t>
-      </w:r>
-      <w:r>
-        <w:rPr>
-          <w:rFonts w:ascii="Times New Roman" w:hAnsi="Times New Roman" w:eastAsia="宋体"/>
-          <w:b w:val="0"/>
-          <w:i w:val="0"/>
-          <w:sz w:val="24"/>
-        </w:rPr>
-        <w:t xml:space="preserve"> </w:t>
-      </w:r>
-      <w:r>
-        <w:rPr>
-          <w:rFonts w:ascii="Consolas" w:hAnsi="Consolas" w:eastAsia="等线"/>
-          <w:b w:val="0"/>
-          <w:i w:val="0"/>
-          <w:sz w:val="22"/>
-        </w:rPr>
-        <w:t>pairwise_inner_bound_probabilistic</w:t>
-      </w:r>
-    </w:p>
-    <w:p>
-      <w:pPr>
-        <w:spacing w:line="336" w:lineRule="auto"/>
-        <w:ind w:firstLine="480"/>
-      </w:pPr>
-      <w:r>
-        <w:rPr>
-          <w:rFonts w:ascii="Times New Roman" w:hAnsi="Times New Roman" w:eastAsia="宋体"/>
-          <w:b w:val="0"/>
-          <w:i w:val="0"/>
-          <w:sz w:val="24"/>
-        </w:rPr>
-        <w:t>（src/ca_sparse_ext.v，已 Qed）：超线性增长阶梯（f(S i) ≥ c²·f i，c ≥ 2）的 p-偏置随机子阶梯，</w:t>
-      </w:r>
-    </w:p>
-    <w:p>
-      <w:pPr>
-        <w:spacing w:line="336" w:lineRule="auto"/>
-        <w:ind w:firstLine="480"/>
-      </w:pPr>
-      <w:r>
-        <w:rPr>
-          <w:rFonts w:ascii="Times New Roman" w:hAnsi="Times New Roman" w:eastAsia="宋体"/>
-          <w:b w:val="0"/>
-          <w:i w:val="0"/>
-          <w:sz w:val="24"/>
-        </w:rPr>
-        <w:t>满足逐对内积条件的概率权重 ≥ 1 − N²p²（</w:t>
-      </w:r>
-      <w:r>
-        <w:rPr>
-          <w:rFonts w:ascii="Consolas" w:hAnsi="Consolas" w:eastAsia="等线"/>
-          <w:b w:val="0"/>
-          <w:i w:val="0"/>
-          <w:sz w:val="22"/>
-        </w:rPr>
-        <w:t>sum_over_subsets_weight</w:t>
-      </w:r>
-      <w:r>
-        <w:rPr>
-          <w:rFonts w:ascii="Times New Roman" w:hAnsi="Times New Roman" w:eastAsia="宋体"/>
-          <w:b w:val="0"/>
-          <w:i w:val="0"/>
-          <w:sz w:val="24"/>
-        </w:rPr>
-        <w:t xml:space="preserve"> 归一化测度，ca_probabilistic）</w:t>
-      </w:r>
-    </w:p>
-    <w:p>
-      <w:pPr>
-        <w:spacing w:line="336" w:lineRule="auto"/>
-        <w:ind w:firstLine="480"/>
-      </w:pPr>
-      <w:r>
-        <w:rPr>
-          <w:rFonts w:ascii="Times New Roman" w:hAnsi="Times New Roman" w:eastAsia="宋体"/>
-          <w:b w:val="0"/>
-          <w:i w:val="0"/>
-          <w:sz w:val="24"/>
-        </w:rPr>
-        <w:t>——与 T2b 构成随机侧完整对偶：log-uniform 无增长约束 ⟹ whp 拒绝；增长受控 ⟹ whp 逐对可控。</w:t>
+        <w:t>ct_opt_cert</w:t>
+      </w:r>
+      <w:r>
+        <w:rPr>
+          <w:rFonts w:ascii="Times New Roman" w:hAnsi="Times New Roman" w:eastAsia="宋体"/>
+          <w:b w:val="0"/>
+          <w:i w:val="0"/>
+          <w:sz w:val="24"/>
+        </w:rPr>
+        <w:t xml:space="preserve"> sigT 决策证书（probe_g13_certtight_cr.v，253 行 12 Qed 6 审计 Closed）：三层松弛参数证书链的收紧保序（R1）+ 裁定保持（R2，「只强化不破坏」——CS-19 M4 的可执行实例）+ 传递/自反（R3）+ 贪心收紧器正确性（R4）+ 三分量证书（R5，可提取）——cert_optimize 方向从 future work 升级为有机器检查内核的收紧框架（最优化搜索仍为后续工作）；提取 g13_certtight_cr.ml + bench。</w:t>
       </w:r>
     </w:p>
     <w:p>
@@ -19784,7 +20054,7 @@
                 <w:i w:val="0"/>
                 <w:sz w:val="21"/>
               </w:rPr>
-              <w:t>z/probe_pairbound.v（5 Qed）</w:t>
+              <w:t>z/probe_pairbound.v（6 Qed）</w:t>
             </w:r>
           </w:p>
         </w:tc>
@@ -20112,6 +20382,156 @@
                 <w:sz w:val="21"/>
               </w:rPr>
               <w:t>z/probe_g11_checkiff_cr.v（check_iff/reject_iff/fn_iff/decision_cert，6×Closed）</w:t>
+            </w:r>
+          </w:p>
+        </w:tc>
+        <w:tc>
+          <w:tcPr>
+            <w:tcW w:type="dxa" w:w="3120"/>
+          </w:tcPr>
+          <w:p>
+            <w:r>
+              <w:rPr>
+                <w:rFonts w:ascii="Times New Roman" w:hAnsi="Times New Roman" w:eastAsia="宋体"/>
+                <w:b w:val="0"/>
+                <w:i w:val="0"/>
+                <w:sz w:val="21"/>
+              </w:rPr>
+              <w:t>✅（z 区独立验证）</w:t>
+            </w:r>
+          </w:p>
+        </w:tc>
+      </w:tr>
+      <w:tr>
+        <w:tc>
+          <w:tcPr>
+            <w:tcW w:type="dxa" w:w="3120"/>
+          </w:tcPr>
+          <w:p>
+            <w:r>
+              <w:rPr>
+                <w:rFonts w:ascii="Times New Roman" w:hAnsi="Times New Roman" w:eastAsia="宋体"/>
+                <w:b w:val="0"/>
+                <w:i w:val="0"/>
+                <w:sz w:val="21"/>
+              </w:rPr>
+              <w:t>四原子合成单射（CS-21，求和坍缩）</w:t>
+            </w:r>
+          </w:p>
+        </w:tc>
+        <w:tc>
+          <w:tcPr>
+            <w:tcW w:type="dxa" w:w="3120"/>
+          </w:tcPr>
+          <w:p>
+            <w:r>
+              <w:rPr>
+                <w:rFonts w:ascii="Times New Roman" w:hAnsi="Times New Roman" w:eastAsia="宋体"/>
+                <w:b w:val="0"/>
+                <w:i w:val="0"/>
+                <w:sz w:val="21"/>
+              </w:rPr>
+              <w:t>z/probe_c4_unique2sparse_cr.v（c4u_synthesis_injective + c4u_2sparse_unique，19 Qed 6×Closed）</w:t>
+            </w:r>
+          </w:p>
+        </w:tc>
+        <w:tc>
+          <w:tcPr>
+            <w:tcW w:type="dxa" w:w="3120"/>
+          </w:tcPr>
+          <w:p>
+            <w:r>
+              <w:rPr>
+                <w:rFonts w:ascii="Times New Roman" w:hAnsi="Times New Roman" w:eastAsia="宋体"/>
+                <w:b w:val="0"/>
+                <w:i w:val="0"/>
+                <w:sz w:val="21"/>
+              </w:rPr>
+              <w:t>✅（z 区独立验证）</w:t>
+            </w:r>
+          </w:p>
+        </w:tc>
+      </w:tr>
+      <w:tr>
+        <w:tc>
+          <w:tcPr>
+            <w:tcW w:type="dxa" w:w="3120"/>
+          </w:tcPr>
+          <w:p>
+            <w:r>
+              <w:rPr>
+                <w:rFonts w:ascii="Times New Roman" w:hAnsi="Times New Roman" w:eastAsia="宋体"/>
+                <w:b w:val="0"/>
+                <w:i w:val="0"/>
+                <w:sz w:val="21"/>
+              </w:rPr>
+              <w:t>四原子 Gram 谱唯一性（CS-23）</w:t>
+            </w:r>
+          </w:p>
+        </w:tc>
+        <w:tc>
+          <w:tcPr>
+            <w:tcW w:type="dxa" w:w="3120"/>
+          </w:tcPr>
+          <w:p>
+            <w:r>
+              <w:rPr>
+                <w:rFonts w:ascii="Times New Roman" w:hAnsi="Times New Roman" w:eastAsia="宋体"/>
+                <w:b w:val="0"/>
+                <w:i w:val="0"/>
+                <w:sz w:val="21"/>
+              </w:rPr>
+              <w:t>z/probe_c4_gram_unique_cr.v（λ\*=651/3200，c4g_synthesis_injective，45 Qed 8×Closed，提取 bench）</w:t>
+            </w:r>
+          </w:p>
+        </w:tc>
+        <w:tc>
+          <w:tcPr>
+            <w:tcW w:type="dxa" w:w="3120"/>
+          </w:tcPr>
+          <w:p>
+            <w:r>
+              <w:rPr>
+                <w:rFonts w:ascii="Times New Roman" w:hAnsi="Times New Roman" w:eastAsia="宋体"/>
+                <w:b w:val="0"/>
+                <w:i w:val="0"/>
+                <w:sz w:val="21"/>
+              </w:rPr>
+              <w:t>✅（z 区独立验证）</w:t>
+            </w:r>
+          </w:p>
+        </w:tc>
+      </w:tr>
+      <w:tr>
+        <w:tc>
+          <w:tcPr>
+            <w:tcW w:type="dxa" w:w="3120"/>
+          </w:tcPr>
+          <w:p>
+            <w:r>
+              <w:rPr>
+                <w:rFonts w:ascii="Times New Roman" w:hAnsi="Times New Roman" w:eastAsia="宋体"/>
+                <w:b w:val="0"/>
+                <w:i w:val="0"/>
+                <w:sz w:val="21"/>
+              </w:rPr>
+              <w:t>cert_optimize 收紧器（G-13）</w:t>
+            </w:r>
+          </w:p>
+        </w:tc>
+        <w:tc>
+          <w:tcPr>
+            <w:tcW w:type="dxa" w:w="3120"/>
+          </w:tcPr>
+          <w:p>
+            <w:r>
+              <w:rPr>
+                <w:rFonts w:ascii="Times New Roman" w:hAnsi="Times New Roman" w:eastAsia="宋体"/>
+                <w:b w:val="0"/>
+                <w:i w:val="0"/>
+                <w:sz w:val="21"/>
+              </w:rPr>
+              <w:t>z/probe_g13_certtight_cr.v（ct_opt_cert，12 Qed 6×Closed，提取 bench）</w:t>
             </w:r>
           </w:p>
         </w:tc>

--- a/papers/论文A正式版-CertifiedSparseGating-CPP-20260823.docx
+++ b/papers/论文A正式版-CertifiedSparseGating-CPP-20260823.docx
@@ -75,7 +75,7 @@
         <w:rPr>
           <w:rFonts w:hint="eastAsia"/>
         </w:rPr>
-        <w:t xml:space="preserve">（95810</w:t>
+        <w:t xml:space="preserve">（95848</w:t>
       </w:r>
       <w:r>
         <w:t xml:space="preserve"> </w:t>
@@ -129,16 +129,16 @@
         <w:rPr>
           <w:rFonts w:hint="eastAsia"/>
         </w:rPr>
-        <w:t xml:space="preserve">追加批次，七分区独立编译</w:t>
-      </w:r>
-      <w:r>
-        <w:t xml:space="preserve"> </w:t>
-      </w:r>
-      <w:r>
-        <w:rPr>
-          <w:rFonts w:hint="eastAsia"/>
-        </w:rPr>
-        <w:t xml:space="preserve">EXIT=0；基线</w:t>
+        <w:t xml:space="preserve">追加批次，合并全量编译</w:t>
+      </w:r>
+      <w:r>
+        <w:t xml:space="preserve"> </w:t>
+      </w:r>
+      <w:r>
+        <w:rPr>
+          <w:rFonts w:hint="eastAsia"/>
+        </w:rPr>
+        <w:t xml:space="preserve">EXIT=0（9.1，run6）；基线</w:t>
       </w:r>
       <w:r>
         <w:t xml:space="preserve"> run20 2.5 </w:t>
@@ -3442,7 +3442,7 @@
           <w:b/>
           <w:bCs/>
         </w:rPr>
-        <w:t xml:space="preserve">95810 </w:t>
+        <w:t xml:space="preserve">95848 </w:t>
       </w:r>
       <w:r>
         <w:rPr>
@@ -16801,7 +16801,7 @@
         <w:t xml:space="preserve">（现</w:t>
       </w:r>
       <w:r>
-        <w:t xml:space="preserve"> 95810 </w:t>
+        <w:t xml:space="preserve"> 95848 </w:t>
       </w:r>
       <w:r>
         <w:rPr>
@@ -22650,7 +22650,7 @@
         <w:rPr>
           <w:rFonts w:hint="eastAsia"/>
         </w:rPr>
-        <w:t xml:space="preserve">（95810</w:t>
+        <w:t xml:space="preserve">（95848</w:t>
       </w:r>
       <w:r>
         <w:t xml:space="preserve"> </w:t>
@@ -25778,7 +25778,7 @@
         <w:rPr>
           <w:rFonts w:hint="eastAsia"/>
         </w:rPr>
-        <w:t xml:space="preserve">运行日志随稿）；合并版（95810</w:t>
+        <w:t xml:space="preserve">运行日志随稿）；合并版（95848</w:t>
       </w:r>
       <w:r>
         <w:t xml:space="preserve"> </w:t>
@@ -28312,7 +28312,7 @@
               <w:rPr>
                 <w:rFonts w:hint="eastAsia"/>
               </w:rPr>
-              <w:t xml:space="preserve">src/ca_merged_full_25_m2.v（95810</w:t>
+              <w:t xml:space="preserve">src/ca_merged_full_25_m2.v（95848</w:t>
             </w:r>
             <w:r>
               <w:t xml:space="preserve"> </w:t>
@@ -28383,7 +28383,7 @@
                 <w:b/>
                 <w:bCs/>
               </w:rPr>
-              <w:t xml:space="preserve"> </w:t>
+              <w:t xml:space="preserve"> 2.5 </w:t>
             </w:r>
             <w:r>
               <w:rPr>
@@ -28391,14 +28391,14 @@
                 <w:b/>
                 <w:bCs/>
               </w:rPr>
-              <w:t xml:space="preserve">基线；追加批次七分区独立</w:t>
+              <w:t xml:space="preserve">基线</w:t>
             </w:r>
             <w:r>
               <w:rPr>
                 <w:b/>
                 <w:bCs/>
               </w:rPr>
-              <w:t xml:space="preserve"> </w:t>
+              <w:t xml:space="preserve"> + run6 9.1 </w:t>
             </w:r>
             <w:r>
               <w:rPr>
@@ -28406,7 +28406,7 @@
                 <w:b/>
                 <w:bCs/>
               </w:rPr>
-              <w:t xml:space="preserve">EXIT=0）</w:t>
+              <w:t xml:space="preserve">追加批次）</w:t>
             </w:r>
           </w:p>
         </w:tc>

--- a/papers/论文A正式版-CertifiedSparseGating-CPP-20260823.docx
+++ b/papers/论文A正式版-CertifiedSparseGating-CPP-20260823.docx
@@ -75,16 +75,16 @@
         <w:rPr>
           <w:rFonts w:hint="eastAsia"/>
         </w:rPr>
-        <w:t xml:space="preserve">（95848</w:t>
-      </w:r>
-      <w:r>
-        <w:t xml:space="preserve"> </w:t>
-      </w:r>
-      <w:r>
-        <w:rPr>
-          <w:rFonts w:hint="eastAsia"/>
-        </w:rPr>
-        <w:t xml:space="preserve">行，76</w:t>
+        <w:t xml:space="preserve">（98187</w:t>
+      </w:r>
+      <w:r>
+        <w:t xml:space="preserve"> </w:t>
+      </w:r>
+      <w:r>
+        <w:rPr>
+          <w:rFonts w:hint="eastAsia"/>
+        </w:rPr>
+        <w:t xml:space="preserve">行，77</w:t>
       </w:r>
       <w:r>
         <w:t xml:space="preserve"> </w:t>
@@ -129,6 +129,24 @@
         <w:rPr>
           <w:rFonts w:hint="eastAsia"/>
         </w:rPr>
+        <w:t xml:space="preserve">追加批次）+</w:t>
+      </w:r>
+      <w:r>
+        <w:t xml:space="preserve"> z3b </w:t>
+      </w:r>
+      <w:r>
+        <w:rPr>
+          <w:rFonts w:hint="eastAsia"/>
+        </w:rPr>
+        <w:t xml:space="preserve">批次（2026-09-02</w:t>
+      </w:r>
+      <w:r>
+        <w:t xml:space="preserve"> </w:t>
+      </w:r>
+      <w:r>
+        <w:rPr>
+          <w:rFonts w:hint="eastAsia"/>
+        </w:rPr>
         <w:t xml:space="preserve">追加批次，合并全量编译</w:t>
       </w:r>
       <w:r>
@@ -138,25 +156,61 @@
         <w:rPr>
           <w:rFonts w:hint="eastAsia"/>
         </w:rPr>
-        <w:t xml:space="preserve">EXIT=0（9.1，run6）；基线</w:t>
-      </w:r>
-      <w:r>
-        <w:t xml:space="preserve"> run20 2.5 </w:t>
-      </w:r>
-      <w:r>
-        <w:rPr>
-          <w:rFonts w:hint="eastAsia"/>
-        </w:rPr>
-        <w:t xml:space="preserve">全量</w:t>
-      </w:r>
-      <w:r>
-        <w:t xml:space="preserve"> </w:t>
-      </w:r>
-      <w:r>
-        <w:rPr>
-          <w:rFonts w:hint="eastAsia"/>
-        </w:rPr>
-        <w:t xml:space="preserve">EXIT=0）），公理审计</w:t>
+        <w:t xml:space="preserve">EXIT=0：CI</w:t>
+      </w:r>
+      <w:r>
+        <w:t xml:space="preserve"> 09de44e </w:t>
+      </w:r>
+      <w:r>
+        <w:rPr>
+          <w:rFonts w:hint="eastAsia"/>
+        </w:rPr>
+        <w:t xml:space="preserve">全局绿（Rocq</w:t>
+      </w:r>
+      <w:r>
+        <w:t xml:space="preserve"> 9.0 + mathcomp 2.6 </w:t>
+      </w:r>
+      <w:r>
+        <w:rPr>
+          <w:rFonts w:hint="eastAsia"/>
+        </w:rPr>
+        <w:t xml:space="preserve">真环境</w:t>
+      </w:r>
+      <w:r>
+        <w:t xml:space="preserve"> + </w:t>
+      </w:r>
+      <w:r>
+        <w:rPr>
+          <w:rFonts w:hint="eastAsia"/>
+        </w:rPr>
+        <w:t xml:space="preserve">coqchk）+</w:t>
+      </w:r>
+      <w:r>
+        <w:t xml:space="preserve"> </w:t>
+      </w:r>
+      <w:r>
+        <w:rPr>
+          <w:rFonts w:hint="eastAsia"/>
+        </w:rPr>
+        <w:t xml:space="preserve">本地</w:t>
+      </w:r>
+      <w:r>
+        <w:t xml:space="preserve"> 9.1 </w:t>
+      </w:r>
+      <w:r>
+        <w:rPr>
+          <w:rFonts w:hint="eastAsia"/>
+        </w:rPr>
+        <w:t xml:space="preserve">链</w:t>
+      </w:r>
+      <w:r>
+        <w:t xml:space="preserve"> </w:t>
+      </w:r>
+      <w:r>
+        <w:rPr>
+          <w:rFonts w:hint="eastAsia"/>
+        </w:rPr>
+        <w:t xml:space="preserve">run10）），公理审计</w:t>
       </w:r>
       <w:r>
         <w:t xml:space="preserve"> 54 Closed + 111 Dedekind </w:t>
@@ -361,7 +415,7 @@
         <w:t xml:space="preserve"> </w:t>
       </w:r>
       <w:r>
-        <w:t xml:space="preserve">(conservatively sound — systematic scan: 49.1% false negatives among rejected ladders),</w:t>
+        <w:t xml:space="preserve">(conservatively sound — systematic scan: 49.1% false negatives among rejected ladders; the z3b sufficiency theorem now proves every q-geometric ladder with q = 8 to pass the checker unconditionally, confining geometric-ladder false negatives to the explicit ratio band [c, 8)),</w:t>
       </w:r>
       <w:r>
         <w:t xml:space="preserve"> </w:t>
@@ -3442,7 +3496,7 @@
           <w:b/>
           <w:bCs/>
         </w:rPr>
-        <w:t xml:space="preserve">95848 </w:t>
+        <w:t xml:space="preserve">98187 </w:t>
       </w:r>
       <w:r>
         <w:rPr>
@@ -3457,7 +3511,7 @@
           <w:b/>
           <w:bCs/>
         </w:rPr>
-        <w:t xml:space="preserve"> / 76 </w:t>
+        <w:t xml:space="preserve"> / 77 </w:t>
       </w:r>
       <w:r>
         <w:rPr>
@@ -3510,7 +3564,7 @@
         <w:rPr>
           <w:rFonts w:hint="eastAsia"/>
         </w:rPr>
-        <w:t xml:space="preserve">G-9：probe_grid_ortho/parseval/partial/pairbound/rowsum/</w:t>
+        <w:t xml:space="preserve">z3b：probe_grid_ortho/parseval/partial/pairbound/rowsum/</w:t>
       </w:r>
       <w:r>
         <w:t xml:space="preserve"> </w:t>
@@ -8753,16 +8807,52 @@
         <w:rPr>
           <w:rFonts w:hint="eastAsia"/>
         </w:rPr>
-        <w:t xml:space="preserve">49.1%，占拒绝</w:t>
-      </w:r>
-      <w:r>
-        <w:t xml:space="preserve"> </w:t>
-      </w:r>
-      <w:r>
-        <w:rPr>
-          <w:rFonts w:hint="eastAsia"/>
-        </w:rPr>
-        <w:t xml:space="preserve">70.9%），集中于"有用"阶梯（C=2/3-sparse</w:t>
+        <w:t xml:space="preserve">49.1%、占拒绝</w:t>
+      </w:r>
+      <w:r>
+        <w:t xml:space="preserve"> </w:t>
+      </w:r>
+      <w:r>
+        <w:rPr>
+          <w:rFonts w:hint="eastAsia"/>
+        </w:rPr>
+        <w:t xml:space="preserve">70.9%；z3b</w:t>
+      </w:r>
+      <w:r>
+        <w:t xml:space="preserve"> </w:t>
+      </w:r>
+      <w:r>
+        <w:rPr>
+          <w:rFonts w:hint="eastAsia"/>
+        </w:rPr>
+        <w:t xml:space="preserve">充分性定理（分区</w:t>
+      </w:r>
+      <w:r>
+        <w:t xml:space="preserve"> </w:t>
+      </w:r>
+      <w:r>
+        <w:rPr>
+          <w:rFonts w:hint="eastAsia"/>
+        </w:rPr>
+        <w:t xml:space="preserve">77）证明</w:t>
+      </w:r>
+      <w:r>
+        <w:t xml:space="preserve"> q=8 </w:t>
+      </w:r>
+      <w:r>
+        <w:rPr>
+          <w:rFonts w:hint="eastAsia"/>
+        </w:rPr>
+        <w:t xml:space="preserve">几何阶梯无条件通过检查器，几何阶梯假阴性由此限定于显式比率带</w:t>
+      </w:r>
+      <w:r>
+        <w:t xml:space="preserve"> [c, 8) </w:t>
+      </w:r>
+      <w:r>
+        <w:rPr>
+          <w:rFonts w:hint="eastAsia"/>
+        </w:rPr>
+        <w:t xml:space="preserve">内），集中于"有用"阶梯（C=2/3-sparse</w:t>
       </w:r>
       <w:r>
         <w:t xml:space="preserve"> </w:t>
@@ -16801,13 +16891,13 @@
         <w:t xml:space="preserve">（现</w:t>
       </w:r>
       <w:r>
-        <w:t xml:space="preserve"> 95848 </w:t>
-      </w:r>
-      <w:r>
-        <w:rPr>
-          <w:rFonts w:hint="eastAsia"/>
-        </w:rPr>
-        <w:t xml:space="preserve">行，76</w:t>
+        <w:t xml:space="preserve"> 98187 </w:t>
+      </w:r>
+      <w:r>
+        <w:rPr>
+          <w:rFonts w:hint="eastAsia"/>
+        </w:rPr>
+        <w:t xml:space="preserve">行，77</w:t>
       </w:r>
       <w:r>
         <w:t xml:space="preserve"> </w:t>
@@ -18680,7 +18770,7 @@
         <w:rPr>
           <w:rFonts w:hint="eastAsia"/>
         </w:rPr>
-        <w:t xml:space="preserve">（76</w:t>
+        <w:t xml:space="preserve">（77</w:t>
       </w:r>
       <w:r>
         <w:t xml:space="preserve"> </w:t>
@@ -22650,16 +22740,16 @@
         <w:rPr>
           <w:rFonts w:hint="eastAsia"/>
         </w:rPr>
-        <w:t xml:space="preserve">（95848</w:t>
-      </w:r>
-      <w:r>
-        <w:t xml:space="preserve"> </w:t>
-      </w:r>
-      <w:r>
-        <w:rPr>
-          <w:rFonts w:hint="eastAsia"/>
-        </w:rPr>
-        <w:t xml:space="preserve">行，76</w:t>
+        <w:t xml:space="preserve">（98187</w:t>
+      </w:r>
+      <w:r>
+        <w:t xml:space="preserve"> </w:t>
+      </w:r>
+      <w:r>
+        <w:rPr>
+          <w:rFonts w:hint="eastAsia"/>
+        </w:rPr>
+        <w:t xml:space="preserve">行，77</w:t>
       </w:r>
       <w:r>
         <w:t xml:space="preserve"> </w:t>
@@ -22677,7 +22767,7 @@
         <w:rPr>
           <w:rFonts w:hint="eastAsia"/>
         </w:rPr>
-        <w:t xml:space="preserve">Z2b）；归档基态</w:t>
+        <w:t xml:space="preserve">z3b）；归档基态</w:t>
       </w:r>
       <w:r>
         <w:t xml:space="preserve"> </w:t>
@@ -25778,16 +25868,16 @@
         <w:rPr>
           <w:rFonts w:hint="eastAsia"/>
         </w:rPr>
-        <w:t xml:space="preserve">运行日志随稿）；合并版（95848</w:t>
-      </w:r>
-      <w:r>
-        <w:t xml:space="preserve"> </w:t>
-      </w:r>
-      <w:r>
-        <w:rPr>
-          <w:rFonts w:hint="eastAsia"/>
-        </w:rPr>
-        <w:t xml:space="preserve">行，76</w:t>
+        <w:t xml:space="preserve">运行日志随稿）；合并版（98187</w:t>
+      </w:r>
+      <w:r>
+        <w:t xml:space="preserve"> </w:t>
+      </w:r>
+      <w:r>
+        <w:rPr>
+          <w:rFonts w:hint="eastAsia"/>
+        </w:rPr>
+        <w:t xml:space="preserve">行，77</w:t>
       </w:r>
       <w:r>
         <w:t xml:space="preserve"> </w:t>
@@ -25799,7 +25889,7 @@
         <w:t xml:space="preserve">模块分区，探针族与构造性轨道全量至</w:t>
       </w:r>
       <w:r>
-        <w:t xml:space="preserve"> Z2b</w:t>
+        <w:t xml:space="preserve"> z3b</w:t>
       </w:r>
       <w:r>
         <w:t xml:space="preserve"> </w:t>
@@ -28312,7 +28402,7 @@
               <w:rPr>
                 <w:rFonts w:hint="eastAsia"/>
               </w:rPr>
-              <w:t xml:space="preserve">src/ca_merged_full_25_m2.v（95848</w:t>
+              <w:t xml:space="preserve">src/ca_merged_full_25_m2.v（98187</w:t>
             </w:r>
             <w:r>
               <w:t xml:space="preserve"> </w:t>
@@ -28321,7 +28411,7 @@
               <w:rPr>
                 <w:rFonts w:hint="eastAsia"/>
               </w:rPr>
-              <w:t xml:space="preserve">行，76</w:t>
+              <w:t xml:space="preserve">行，77</w:t>
             </w:r>
             <w:r>
               <w:t xml:space="preserve"> </w:t>
@@ -28339,7 +28429,7 @@
               <w:rPr>
                 <w:rFonts w:hint="eastAsia"/>
               </w:rPr>
-              <w:t xml:space="preserve">Z2b）</w:t>
+              <w:t xml:space="preserve">z3b）</w:t>
             </w:r>
           </w:p>
         </w:tc>

--- a/papers/论文A正式版-CertifiedSparseGating-CPP-20260823.docx
+++ b/papers/论文A正式版-CertifiedSparseGating-CPP-20260823.docx
@@ -21545,6 +21545,106 @@
                 <w:i w:val="0"/>
                 <w:sz w:val="21"/>
               </w:rPr>
+              <w:t>exp 部分和窗口机（C7，TVD 常数全有理化支撑件）</w:t>
+            </w:r>
+          </w:p>
+        </w:tc>
+        <w:tc>
+          <w:tcPr>
+            <w:tcW w:type="dxa" w:w="3120"/>
+          </w:tcPr>
+          <w:p>
+            <w:r>
+              <w:rPr>
+                <w:rFonts w:ascii="Times New Roman" w:hAnsi="Times New Roman" w:eastAsia="宋体"/>
+                <w:b w:val="0"/>
+                <w:i w:val="0"/>
+                <w:sz w:val="21"/>
+              </w:rPr>
+              <w:t>z/probe_expq_machine.v（expP 部分和窗口机：expP_monoT 窗口单调 / window_bound（Set：0≤x≤1 ⟹ 尾窗口 ≤ 2×首项）/ expq_uniform3（Set：[0,1] 上 expP N x ≤ 3）/ expq_cert_12 + smoke_bool 判定，15×Closed，提取 expq_machine.ml/.mli ocamlc 绿）</w:t>
+            </w:r>
+          </w:p>
+        </w:tc>
+        <w:tc>
+          <w:tcPr>
+            <w:tcW w:type="dxa" w:w="3120"/>
+          </w:tcPr>
+          <w:p>
+            <w:r>
+              <w:rPr>
+                <w:rFonts w:ascii="Times New Roman" w:hAnsi="Times New Roman" w:eastAsia="宋体"/>
+                <w:b w:val="0"/>
+                <w:i w:val="0"/>
+                <w:sz w:val="21"/>
+              </w:rPr>
+              <w:t>❌ 未并入（z 区，C 系列批次）</w:t>
+            </w:r>
+          </w:p>
+        </w:tc>
+      </w:tr>
+      <w:tr>
+        <w:tc>
+          <w:tcPr>
+            <w:tcW w:type="dxa" w:w="3120"/>
+          </w:tcPr>
+          <w:p>
+            <w:r>
+              <w:rPr>
+                <w:rFonts w:ascii="Times New Roman" w:hAnsi="Times New Roman" w:eastAsia="宋体"/>
+                <w:b w:val="0"/>
+                <w:i w:val="0"/>
+                <w:sz w:val="21"/>
+              </w:rPr>
+              <w:t>碰撞最小 lag 数论孪生（C6）</w:t>
+            </w:r>
+          </w:p>
+        </w:tc>
+        <w:tc>
+          <w:tcPr>
+            <w:tcW w:type="dxa" w:w="3120"/>
+          </w:tcPr>
+          <w:p>
+            <w:r>
+              <w:rPr>
+                <w:rFonts w:ascii="Times New Roman" w:hAnsi="Times New Roman" w:eastAsia="宋体"/>
+                <w:b w:val="0"/>
+                <w:i w:val="0"/>
+                <w:sz w:val="21"/>
+              </w:rPr>
+              <w:t>z/probe_collision_qtw.v（z_euclid Euclid 引理 / cop_char·cop_sig 共素 iff + 最小性 sigT / g_char·g_sig 广义装配（任意 0&lt;n&lt;m：d_min = (n·m)/gcd(n·m, m−n)），12×Closed，提取 collision_qtw.ml/.mli ocamlc 绿）</w:t>
+            </w:r>
+          </w:p>
+        </w:tc>
+        <w:tc>
+          <w:tcPr>
+            <w:tcW w:type="dxa" w:w="3120"/>
+          </w:tcPr>
+          <w:p>
+            <w:r>
+              <w:rPr>
+                <w:rFonts w:ascii="Times New Roman" w:hAnsi="Times New Roman" w:eastAsia="宋体"/>
+                <w:b w:val="0"/>
+                <w:i w:val="0"/>
+                <w:sz w:val="21"/>
+              </w:rPr>
+              <w:t>❌ 未并入（z 区，C 系列批次）</w:t>
+            </w:r>
+          </w:p>
+        </w:tc>
+      </w:tr>
+      <w:tr>
+        <w:tc>
+          <w:tcPr>
+            <w:tcW w:type="dxa" w:w="3120"/>
+          </w:tcPr>
+          <w:p>
+            <w:r>
+              <w:rPr>
+                <w:rFonts w:ascii="Times New Roman" w:hAnsi="Times New Roman" w:eastAsia="宋体"/>
+                <w:b w:val="0"/>
+                <w:i w:val="0"/>
+                <w:sz w:val="21"/>
+              </w:rPr>
               <w:t>合并版</w:t>
             </w:r>
           </w:p>

--- a/papers/论文A正式版-CertifiedSparseGating-CPP-20260823.docx
+++ b/papers/论文A正式版-CertifiedSparseGating-CPP-20260823.docx
@@ -83,7 +83,7 @@
           <w:color w:val="444444"/>
           <w:sz w:val="19"/>
         </w:rPr>
-        <w:t>ca_merged_full_25_m2.v</w:t>
+        <w:t>ca_merged_full_84_m2.v</w:t>
       </w:r>
       <w:r>
         <w:rPr>
@@ -93,7 +93,7 @@
           <w:color w:val="444444"/>
           <w:sz w:val="21"/>
         </w:rPr>
-        <w:t>（98187 行，77 模块分区，绿产物追加路线：E153 绿基线 87632 + M2/G-7/G-9 批次 + G-10/G-11/G-13/CS-21/CS-23/CS-22/Z2b 批次（2026-09-01 追加批次）+ z3b 批次（2026-09-02 追加批次，合并全量编译 EXIT=0：CI 09de44e 全局绿（Rocq 9.0 + mathcomp 2.6 真环境 + coqchk）+ 本地 9.1 链 run10）），公理审计 54 Closed + 111 Dedekind 三公理、</w:t>
+        <w:t>（102174 行，84 模块分区，绿产物追加路线：E153 绿基线 87632 + M2/G-7/G-9 批次 + G-10/G-11/G-13/CS-21/CS-23/CS-22/Z2b 批次（2026-09-01 追加批次）+ z3b 批次 + C 系列/G-12 批次（2026-09-02 追加批次，云端 CI 全局绿：Rocq 9.0 + mathcomp 2.6 真环境 + coqchk）），公理审计 54 Closed + 111 Dedekind 三公理、</w:t>
       </w:r>
       <w:r>
         <w:rPr>
@@ -1641,7 +1641,7 @@
           <w:i w:val="0"/>
           <w:sz w:val="24"/>
         </w:rPr>
-        <w:t>）、合并版 77 模块分区全量编译（</w:t>
+        <w:t>）、合并版 84 模块分区全量编译（</w:t>
       </w:r>
       <w:r>
         <w:rPr>
@@ -1650,16 +1650,16 @@
           <w:i w:val="0"/>
           <w:sz w:val="22"/>
         </w:rPr>
-        <w:t>ca_merged_full_25_m2.v</w:t>
-      </w:r>
-      <w:r>
-        <w:rPr>
-          <w:rFonts w:ascii="Times New Roman" w:hAnsi="Times New Roman" w:eastAsia="宋体"/>
-          <w:b w:val="0"/>
-          <w:i w:val="0"/>
-          <w:sz w:val="24"/>
-        </w:rPr>
-        <w:t>，98187 行）。以下贡献清单中的</w:t>
+        <w:t>ca_merged_full_84_m2.v</w:t>
+      </w:r>
+      <w:r>
+        <w:rPr>
+          <w:rFonts w:ascii="Times New Roman" w:hAnsi="Times New Roman" w:eastAsia="宋体"/>
+          <w:b w:val="0"/>
+          <w:i w:val="0"/>
+          <w:sz w:val="24"/>
+        </w:rPr>
+        <w:t>，102174 行）。以下贡献清单中的</w:t>
       </w:r>
     </w:p>
     <w:p>
@@ -3029,7 +3029,7 @@
           <w:i w:val="0"/>
           <w:sz w:val="22"/>
         </w:rPr>
-        <w:t>src/ca_merged_full_25_m2.v</w:t>
+        <w:t>src/ca_merged_full_84_m2.v</w:t>
       </w:r>
       <w:r>
         <w:rPr>
@@ -3047,7 +3047,7 @@
           <w:i w:val="0"/>
           <w:sz w:val="24"/>
         </w:rPr>
-        <w:t>98187 行 / 77 模块分区</w:t>
+        <w:t>102174 行 / 84 模块分区</w:t>
       </w:r>
       <w:r>
         <w:rPr>
@@ -3071,7 +3071,7 @@
           <w:i w:val="0"/>
           <w:sz w:val="24"/>
         </w:rPr>
-        <w:t>独立模块 + z 区探针族与构造性轨道全量并入至 z3b：probe_grid_ortho/parseval/partial/pairbound/rowsum/</w:t>
+        <w:t>独立模块 + z 区探针族与构造性轨道全量并入至 G-12：probe_grid_ortho/parseval/partial/pairbound/rowsum/</w:t>
       </w:r>
     </w:p>
     <w:p>
@@ -3188,6 +3188,24 @@
           <w:i w:val="0"/>
           <w:sz w:val="24"/>
         </w:rPr>
+        <w:t xml:space="preserve"> + </w:t>
+      </w:r>
+      <w:r>
+        <w:rPr>
+          <w:rFonts w:ascii="Times New Roman" w:hAnsi="Times New Roman" w:eastAsia="宋体"/>
+          <w:b/>
+          <w:i w:val="0"/>
+          <w:sz w:val="24"/>
+        </w:rPr>
+        <w:t>z3b（分区 77）+ C 系列/G-12 批次（分区 78–84：qset_twin_base/gershgorin/pareto/expq/collision/rc_envelope/g12）</w:t>
+      </w:r>
+      <w:r>
+        <w:rPr>
+          <w:rFonts w:ascii="Times New Roman" w:hAnsi="Times New Roman" w:eastAsia="宋体"/>
+          <w:b w:val="0"/>
+          <w:i w:val="0"/>
+          <w:sz w:val="24"/>
+        </w:rPr>
         <w:t>），追加式并入，</w:t>
       </w:r>
       <w:r>
@@ -3197,7 +3215,7 @@
           <w:i w:val="0"/>
           <w:sz w:val="24"/>
         </w:rPr>
-        <w:t>本地 2.5 全量编译 EXIT=0（run20，2026-08-31）</w:t>
+        <w:t>云端 CI 全局绿（2026-09-02）</w:t>
       </w:r>
       <w:r>
         <w:rPr>
@@ -3220,7 +3238,7 @@
           <w:i w:val="0"/>
           <w:sz w:val="24"/>
         </w:rPr>
-        <w:t>z 区探针（并入合并版 42 个探针分区；首批 8 经典 pro 化 + c4_instance 的 Qed 明细如下，其后 M2 与 2026-08-30/09-01 批次追加至 42，见附录 A 交叉索引）</w:t>
+        <w:t>z 区探针（并入合并版 49 个探针分区；首批 8 经典 pro 化 + c4_instance 的 Qed 明细如下，其后 M2、2026-08-30/09-01 批次与 C 系列/G-12 批次追加至 49，见附录 A 交叉索引）</w:t>
       </w:r>
       <w:r>
         <w:rPr>
@@ -12694,16 +12712,16 @@
           <w:i w:val="0"/>
           <w:sz w:val="22"/>
         </w:rPr>
-        <w:t>ca_merged_full_25_m2.v</w:t>
-      </w:r>
-      <w:r>
-        <w:rPr>
-          <w:rFonts w:ascii="Times New Roman" w:hAnsi="Times New Roman" w:eastAsia="宋体"/>
-          <w:b w:val="0"/>
-          <w:i w:val="0"/>
-          <w:sz w:val="24"/>
-        </w:rPr>
-        <w:t>（现 98187 行，77 模块分区，全量编译 EXIT=0）。</w:t>
+        <w:t>ca_merged_full_84_m2.v</w:t>
+      </w:r>
+      <w:r>
+        <w:rPr>
+          <w:rFonts w:ascii="Times New Roman" w:hAnsi="Times New Roman" w:eastAsia="宋体"/>
+          <w:b w:val="0"/>
+          <w:i w:val="0"/>
+          <w:sz w:val="24"/>
+        </w:rPr>
+        <w:t>（现 102174 行，84 模块分区，云端 CI 全局绿）。</w:t>
       </w:r>
     </w:p>
     <w:p>
@@ -13370,16 +13388,16 @@
           <w:i w:val="0"/>
           <w:sz w:val="22"/>
         </w:rPr>
-        <w:t>ca_merged_full_25_m2.v</w:t>
-      </w:r>
-      <w:r>
-        <w:rPr>
-          <w:rFonts w:ascii="Times New Roman" w:hAnsi="Times New Roman" w:eastAsia="宋体"/>
-          <w:b w:val="0"/>
-          <w:i w:val="0"/>
-          <w:sz w:val="24"/>
-        </w:rPr>
-        <w:t>，77 模块分区，MERGE_EXIT=0）。定位：</w:t>
+        <w:t>ca_merged_full_84_m2.v</w:t>
+      </w:r>
+      <w:r>
+        <w:rPr>
+          <w:rFonts w:ascii="Times New Roman" w:hAnsi="Times New Roman" w:eastAsia="宋体"/>
+          <w:b w:val="0"/>
+          <w:i w:val="0"/>
+          <w:sz w:val="24"/>
+        </w:rPr>
+        <w:t>，84 模块分区，云端 CI 全局绿）。定位：</w:t>
       </w:r>
     </w:p>
     <w:p>
@@ -13751,16 +13769,16 @@
           <w:i w:val="0"/>
           <w:sz w:val="22"/>
         </w:rPr>
-        <w:t>ca_merged_full_25_m2.v</w:t>
-      </w:r>
-      <w:r>
-        <w:rPr>
-          <w:rFonts w:ascii="Times New Roman" w:hAnsi="Times New Roman" w:eastAsia="宋体"/>
-          <w:b w:val="0"/>
-          <w:i w:val="0"/>
-          <w:sz w:val="24"/>
-        </w:rPr>
-        <w:t>（77 模块分区，全量编译 EXIT=0），</w:t>
+        <w:t>ca_merged_full_84_m2.v</w:t>
+      </w:r>
+      <w:r>
+        <w:rPr>
+          <w:rFonts w:ascii="Times New Roman" w:hAnsi="Times New Roman" w:eastAsia="宋体"/>
+          <w:b w:val="0"/>
+          <w:i w:val="0"/>
+          <w:sz w:val="24"/>
+        </w:rPr>
+        <w:t>（84 模块分区，云端 CI 全局绿），</w:t>
       </w:r>
     </w:p>
     <w:p>
@@ -15411,16 +15429,34 @@
           <w:i w:val="0"/>
           <w:sz w:val="22"/>
         </w:rPr>
-        <w:t>审计证据/audit_run_20260826_full.txt</w:t>
-      </w:r>
-      <w:r>
-        <w:rPr>
-          <w:rFonts w:ascii="Times New Roman" w:hAnsi="Times New Roman" w:eastAsia="宋体"/>
-          <w:b w:val="0"/>
-          <w:i w:val="0"/>
-          <w:sz w:val="24"/>
-        </w:rPr>
-        <w:t xml:space="preserve">（165/165 块随稿 co-locate，111 段 Axioms + 54 项 Closed，2026-08-26 重跑）+ 定理索引 </w:t>
+        <w:t>audit_run_20260826_full.txt</w:t>
+      </w:r>
+      <w:r>
+        <w:rPr>
+          <w:rFonts w:ascii="Times New Roman" w:hAnsi="Times New Roman" w:eastAsia="宋体"/>
+          <w:b w:val="0"/>
+          <w:i w:val="0"/>
+          <w:sz w:val="24"/>
+        </w:rPr>
+        <w:t>（165/165 块随稿 co-locate，111 段 Axioms + 54 项 Closed，2026-08-26 重跑）</w:t>
+      </w:r>
+      <w:r>
+        <w:rPr>
+          <w:rFonts w:ascii="Times New Roman" w:hAnsi="Times New Roman" w:eastAsia="宋体"/>
+          <w:b/>
+          <w:i w:val="0"/>
+          <w:sz w:val="24"/>
+        </w:rPr>
+        <w:t>；</w:t>
+      </w:r>
+      <w:r>
+        <w:rPr>
+          <w:rFonts w:ascii="Times New Roman" w:hAnsi="Times New Roman" w:eastAsia="宋体"/>
+          <w:b w:val="0"/>
+          <w:i w:val="0"/>
+          <w:sz w:val="24"/>
+        </w:rPr>
+        <w:t>2026-09-02 随稿审计件（docs/）**：</w:t>
       </w:r>
       <w:r>
         <w:rPr>
@@ -15429,16 +15465,16 @@
           <w:i w:val="0"/>
           <w:sz w:val="22"/>
         </w:rPr>
-        <w:t>audit_index_20260826.txt</w:t>
-      </w:r>
-      <w:r>
-        <w:rPr>
-          <w:rFonts w:ascii="Times New Roman" w:hAnsi="Times New Roman" w:eastAsia="宋体"/>
-          <w:b w:val="0"/>
-          <w:i w:val="0"/>
-          <w:sz w:val="24"/>
-        </w:rPr>
-        <w:t xml:space="preserve">**；构建配置 </w:t>
+        <w:t>audit_index_m2_20260902.json</w:t>
+      </w:r>
+      <w:r>
+        <w:rPr>
+          <w:rFonts w:ascii="Times New Roman" w:hAnsi="Times New Roman" w:eastAsia="宋体"/>
+          <w:b w:val="0"/>
+          <w:i w:val="0"/>
+          <w:sz w:val="24"/>
+        </w:rPr>
+        <w:t>（165 项分类账 + 论文点名探针 fresh 重审计：27 件 verified + 5 件 recorded，</w:t>
       </w:r>
       <w:r>
         <w:rPr>
@@ -15447,6 +15483,78 @@
           <w:i w:val="0"/>
           <w:sz w:val="22"/>
         </w:rPr>
+        <w:t>classic</w:t>
+      </w:r>
+      <w:r>
+        <w:rPr>
+          <w:rFonts w:ascii="Times New Roman" w:hAnsi="Times New Roman" w:eastAsia="宋体"/>
+          <w:b w:val="0"/>
+          <w:i w:val="0"/>
+          <w:sz w:val="24"/>
+        </w:rPr>
+        <w:t xml:space="preserve"> 唯一出现 = </w:t>
+      </w:r>
+      <w:r>
+        <w:rPr>
+          <w:rFonts w:ascii="Consolas" w:hAnsi="Consolas" w:eastAsia="等线"/>
+          <w:b w:val="0"/>
+          <w:i w:val="0"/>
+          <w:sz w:val="22"/>
+        </w:rPr>
+        <w:t>mu_adj_phase_transition</w:t>
+      </w:r>
+      <w:r>
+        <w:rPr>
+          <w:rFonts w:ascii="Times New Roman" w:hAnsi="Times New Roman" w:eastAsia="宋体"/>
+          <w:b w:val="0"/>
+          <w:i w:val="0"/>
+          <w:sz w:val="24"/>
+        </w:rPr>
+        <w:t>，与 §11 边界披露一致）、</w:t>
+      </w:r>
+      <w:r>
+        <w:rPr>
+          <w:rFonts w:ascii="Consolas" w:hAnsi="Consolas" w:eastAsia="等线"/>
+          <w:b w:val="0"/>
+          <w:i w:val="0"/>
+          <w:sz w:val="22"/>
+        </w:rPr>
+        <w:t>manifest_sha256_20260902.json/.md</w:t>
+      </w:r>
+      <w:r>
+        <w:rPr>
+          <w:rFonts w:ascii="Times New Roman" w:hAnsi="Times New Roman" w:eastAsia="宋体"/>
+          <w:b w:val="0"/>
+          <w:i w:val="0"/>
+          <w:sz w:val="24"/>
+        </w:rPr>
+        <w:t>（src/30模块/repo 三方 SHA-256 清单，含合并版 84_m2 与 C 系列探针）、</w:t>
+      </w:r>
+      <w:r>
+        <w:rPr>
+          <w:rFonts w:ascii="Consolas" w:hAnsi="Consolas" w:eastAsia="等线"/>
+          <w:b w:val="0"/>
+          <w:i w:val="0"/>
+          <w:sz w:val="22"/>
+        </w:rPr>
+        <w:t>theorem-artifact-map.md</w:t>
+      </w:r>
+      <w:r>
+        <w:rPr>
+          <w:rFonts w:ascii="Times New Roman" w:hAnsi="Times New Roman" w:eastAsia="宋体"/>
+          <w:b w:val="0"/>
+          <w:i w:val="0"/>
+          <w:sz w:val="24"/>
+        </w:rPr>
+        <w:t xml:space="preserve">（论文定理名 → 代码位置直查表，81 个点名定理零 MISSING，审稿人核验入口）；构建配置 </w:t>
+      </w:r>
+      <w:r>
+        <w:rPr>
+          <w:rFonts w:ascii="Consolas" w:hAnsi="Consolas" w:eastAsia="等线"/>
+          <w:b w:val="0"/>
+          <w:i w:val="0"/>
+          <w:sz w:val="22"/>
+        </w:rPr>
         <w:t>_CoqProject</w:t>
       </w:r>
       <w:r>
@@ -15492,7 +15600,25 @@
           <w:i w:val="0"/>
           <w:sz w:val="24"/>
         </w:rPr>
-        <w:t xml:space="preserve"> 随稿。</w:t>
+        <w:t xml:space="preserve"> 随稿。审计件生成器（</w:t>
+      </w:r>
+      <w:r>
+        <w:rPr>
+          <w:rFonts w:ascii="Consolas" w:hAnsi="Consolas" w:eastAsia="等线"/>
+          <w:b w:val="0"/>
+          <w:i w:val="0"/>
+          <w:sz w:val="22"/>
+        </w:rPr>
+        <w:t>PSA_audit.v</w:t>
+      </w:r>
+      <w:r>
+        <w:rPr>
+          <w:rFonts w:ascii="Times New Roman" w:hAnsi="Times New Roman" w:eastAsia="宋体"/>
+          <w:b w:val="0"/>
+          <w:i w:val="0"/>
+          <w:sz w:val="24"/>
+        </w:rPr>
+        <w:t>/审计证据脚本）随稿可复跑。</w:t>
       </w:r>
     </w:p>
     <w:p>
@@ -15677,16 +15803,16 @@
           <w:i w:val="0"/>
           <w:sz w:val="22"/>
         </w:rPr>
-        <w:t>ca_merged_full_25_m2.v</w:t>
-      </w:r>
-      <w:r>
-        <w:rPr>
-          <w:rFonts w:ascii="Times New Roman" w:hAnsi="Times New Roman" w:eastAsia="宋体"/>
-          <w:b w:val="0"/>
-          <w:i w:val="0"/>
-          <w:sz w:val="24"/>
-        </w:rPr>
-        <w:t>（98187 行，2026-09-01 批次）其余模块中，</w:t>
+        <w:t>ca_merged_full_84_m2.v</w:t>
+      </w:r>
+      <w:r>
+        <w:rPr>
+          <w:rFonts w:ascii="Times New Roman" w:hAnsi="Times New Roman" w:eastAsia="宋体"/>
+          <w:b w:val="0"/>
+          <w:i w:val="0"/>
+          <w:sz w:val="24"/>
+        </w:rPr>
+        <w:t>（102174 行，2026-09-02 批次）其余模块中，</w:t>
       </w:r>
       <w:r>
         <w:rPr>
@@ -16003,16 +16129,16 @@
           <w:i w:val="0"/>
           <w:sz w:val="22"/>
         </w:rPr>
-        <w:t>ca_merged_full_25_m2.v</w:t>
-      </w:r>
-      <w:r>
-        <w:rPr>
-          <w:rFonts w:ascii="Times New Roman" w:hAnsi="Times New Roman" w:eastAsia="宋体"/>
-          <w:b w:val="0"/>
-          <w:i w:val="0"/>
-          <w:sz w:val="24"/>
-        </w:rPr>
-        <w:t xml:space="preserve">（98187 行，2026-09-01 批次）已并入（Module ExpSeries 段，含 </w:t>
+        <w:t>ca_merged_full_84_m2.v</w:t>
+      </w:r>
+      <w:r>
+        <w:rPr>
+          <w:rFonts w:ascii="Times New Roman" w:hAnsi="Times New Roman" w:eastAsia="宋体"/>
+          <w:b w:val="0"/>
+          <w:i w:val="0"/>
+          <w:sz w:val="24"/>
+        </w:rPr>
+        <w:t xml:space="preserve">（102174 行，2026-09-02 批次）已并入（Module ExpSeries 段，含 </w:t>
       </w:r>
       <w:r>
         <w:rPr>
@@ -16255,16 +16381,16 @@
           <w:i w:val="0"/>
           <w:sz w:val="22"/>
         </w:rPr>
-        <w:t>src/ca_merged_full_25_m2.v</w:t>
-      </w:r>
-      <w:r>
-        <w:rPr>
-          <w:rFonts w:ascii="Times New Roman" w:hAnsi="Times New Roman" w:eastAsia="宋体"/>
-          <w:b w:val="0"/>
-          <w:i w:val="0"/>
-          <w:sz w:val="24"/>
-        </w:rPr>
-        <w:t>（98187 行，77 模块分区，探针族与构造性轨道全量并入至 z3b）；归档基态</w:t>
+        <w:t>src/ca_merged_full_84_m2.v</w:t>
+      </w:r>
+      <w:r>
+        <w:rPr>
+          <w:rFonts w:ascii="Times New Roman" w:hAnsi="Times New Roman" w:eastAsia="宋体"/>
+          <w:b w:val="0"/>
+          <w:i w:val="0"/>
+          <w:sz w:val="24"/>
+        </w:rPr>
+        <w:t>（102174 行，84 模块分区，探针族与构造性轨道全量并入至 G-12）；归档基态</w:t>
       </w:r>
     </w:p>
     <w:p>
@@ -16484,7 +16610,7 @@
           <w:i w:val="0"/>
           <w:sz w:val="22"/>
         </w:rPr>
-        <w:t>coqc -Q &lt;mathcomp&gt; mathcomp -Q &lt;Coquelicot&gt; Coquelicot src/ca_merged_full_25_m2.v</w:t>
+        <w:t>coqc -Q &lt;mathcomp&gt; mathcomp -Q &lt;Coquelicot&gt; Coquelicot src/ca_merged_full_84_m2.v</w:t>
       </w:r>
     </w:p>
     <w:p>
@@ -18840,7 +18966,7 @@
           <w:i w:val="0"/>
           <w:sz w:val="24"/>
         </w:rPr>
-        <w:t>: concatenated-file developments (our 98K-line (98,187-line) merged</w:t>
+        <w:t>: concatenated-file developments (our 102K-line (102,174-line) merged</w:t>
       </w:r>
     </w:p>
     <w:p>
@@ -19417,7 +19543,7 @@
           <w:i w:val="0"/>
           <w:sz w:val="24"/>
         </w:rPr>
-        <w:t xml:space="preserve"> 零出现（post-M1.5 复核，完整 165/165 运行日志随稿）；合并版（98187 行，77 模块分区，探针族与构造性轨道全量至 z3b</w:t>
+        <w:t xml:space="preserve"> 零出现（post-M1.5 复核，完整 165/165 运行日志随稿）；合并版（102174 行，84 模块分区，探针族与构造性轨道全量至 G-12</w:t>
       </w:r>
     </w:p>
     <w:p>
@@ -21377,7 +21503,16 @@
                 <w:i w:val="0"/>
                 <w:sz w:val="21"/>
               </w:rPr>
-              <w:t>❌ 未并入（z 区，C 系列批次）</w:t>
+              <w:t xml:space="preserve">✅ </w:t>
+            </w:r>
+            <w:r>
+              <w:rPr>
+                <w:rFonts w:ascii="Times New Roman" w:hAnsi="Times New Roman" w:eastAsia="宋体"/>
+                <w:b/>
+                <w:i w:val="0"/>
+                <w:sz w:val="21"/>
+              </w:rPr>
+              <w:t>已并入 84_m2 分区 78</w:t>
             </w:r>
           </w:p>
         </w:tc>
@@ -21427,7 +21562,16 @@
                 <w:i w:val="0"/>
                 <w:sz w:val="21"/>
               </w:rPr>
-              <w:t>❌ 未并入（z 区，C 系列批次）</w:t>
+              <w:t xml:space="preserve">✅ </w:t>
+            </w:r>
+            <w:r>
+              <w:rPr>
+                <w:rFonts w:ascii="Times New Roman" w:hAnsi="Times New Roman" w:eastAsia="宋体"/>
+                <w:b/>
+                <w:i w:val="0"/>
+                <w:sz w:val="21"/>
+              </w:rPr>
+              <w:t>已并入 84_m2 分区 83</w:t>
             </w:r>
           </w:p>
         </w:tc>
@@ -21477,7 +21621,16 @@
                 <w:i w:val="0"/>
                 <w:sz w:val="21"/>
               </w:rPr>
-              <w:t>❌ 未并入（z 区，C 系列批次）</w:t>
+              <w:t xml:space="preserve">✅ </w:t>
+            </w:r>
+            <w:r>
+              <w:rPr>
+                <w:rFonts w:ascii="Times New Roman" w:hAnsi="Times New Roman" w:eastAsia="宋体"/>
+                <w:b/>
+                <w:i w:val="0"/>
+                <w:sz w:val="21"/>
+              </w:rPr>
+              <w:t>已并入 84_m2 分区 79</w:t>
             </w:r>
           </w:p>
         </w:tc>
@@ -21527,7 +21680,16 @@
                 <w:i w:val="0"/>
                 <w:sz w:val="21"/>
               </w:rPr>
-              <w:t>❌ 未并入（z 区，C 系列批次）</w:t>
+              <w:t xml:space="preserve">✅ </w:t>
+            </w:r>
+            <w:r>
+              <w:rPr>
+                <w:rFonts w:ascii="Times New Roman" w:hAnsi="Times New Roman" w:eastAsia="宋体"/>
+                <w:b/>
+                <w:i w:val="0"/>
+                <w:sz w:val="21"/>
+              </w:rPr>
+              <w:t>已并入 84_m2 分区 80</w:t>
             </w:r>
           </w:p>
         </w:tc>
@@ -21577,7 +21739,16 @@
                 <w:i w:val="0"/>
                 <w:sz w:val="21"/>
               </w:rPr>
-              <w:t>❌ 未并入（z 区，C 系列批次）</w:t>
+              <w:t xml:space="preserve">✅ </w:t>
+            </w:r>
+            <w:r>
+              <w:rPr>
+                <w:rFonts w:ascii="Times New Roman" w:hAnsi="Times New Roman" w:eastAsia="宋体"/>
+                <w:b/>
+                <w:i w:val="0"/>
+                <w:sz w:val="21"/>
+              </w:rPr>
+              <w:t>已并入 84_m2 分区 81</w:t>
             </w:r>
           </w:p>
         </w:tc>
@@ -21627,7 +21798,75 @@
                 <w:i w:val="0"/>
                 <w:sz w:val="21"/>
               </w:rPr>
-              <w:t>❌ 未并入（z 区，C 系列批次）</w:t>
+              <w:t xml:space="preserve">✅ </w:t>
+            </w:r>
+            <w:r>
+              <w:rPr>
+                <w:rFonts w:ascii="Times New Roman" w:hAnsi="Times New Roman" w:eastAsia="宋体"/>
+                <w:b/>
+                <w:i w:val="0"/>
+                <w:sz w:val="21"/>
+              </w:rPr>
+              <w:t>已并入 84_m2 分区 82</w:t>
+            </w:r>
+          </w:p>
+        </w:tc>
+      </w:tr>
+      <w:tr>
+        <w:tc>
+          <w:tcPr>
+            <w:tcW w:type="dxa" w:w="3120"/>
+          </w:tcPr>
+          <w:p>
+            <w:r>
+              <w:rPr>
+                <w:rFonts w:ascii="Times New Roman" w:hAnsi="Times New Roman" w:eastAsia="宋体"/>
+                <w:b w:val="0"/>
+                <w:i w:val="0"/>
+                <w:sz w:val="21"/>
+              </w:rPr>
+              <w:t>μ=0 正交家族完备性（G-12）</w:t>
+            </w:r>
+          </w:p>
+        </w:tc>
+        <w:tc>
+          <w:tcPr>
+            <w:tcW w:type="dxa" w:w="3120"/>
+          </w:tcPr>
+          <w:p>
+            <w:r>
+              <w:rPr>
+                <w:rFonts w:ascii="Times New Roman" w:hAnsi="Times New Roman" w:eastAsia="宋体"/>
+                <w:b w:val="0"/>
+                <w:i w:val="0"/>
+                <w:sz w:val="21"/>
+              </w:rPr>
+              <w:t>z/probe_g12_orthofam.v（g12_ortho_witness + g12_ortho_family 双 Qed，Dedekind 三件套脚印）</w:t>
+            </w:r>
+          </w:p>
+        </w:tc>
+        <w:tc>
+          <w:tcPr>
+            <w:tcW w:type="dxa" w:w="3120"/>
+          </w:tcPr>
+          <w:p>
+            <w:r>
+              <w:rPr>
+                <w:rFonts w:ascii="Times New Roman" w:hAnsi="Times New Roman" w:eastAsia="宋体"/>
+                <w:b w:val="0"/>
+                <w:i w:val="0"/>
+                <w:sz w:val="21"/>
+              </w:rPr>
+              <w:t xml:space="preserve">✅ </w:t>
+            </w:r>
+            <w:r>
+              <w:rPr>
+                <w:rFonts w:ascii="Times New Roman" w:hAnsi="Times New Roman" w:eastAsia="宋体"/>
+                <w:b/>
+                <w:i w:val="0"/>
+                <w:sz w:val="21"/>
+              </w:rPr>
+              <w:t>已并入 84_m2 分区 84</w:t>
             </w:r>
           </w:p>
         </w:tc>
@@ -21661,7 +21900,7 @@
                 <w:i w:val="0"/>
                 <w:sz w:val="21"/>
               </w:rPr>
-              <w:t>src/ca_merged_full_25_m2.v（98187 行，77 模块分区，探针族全量至 z3b）</w:t>
+              <w:t>src/ca_merged_full_84_m2.v（102174 行，84 模块分区，探针族全量至 G-12）</w:t>
             </w:r>
           </w:p>
         </w:tc>
@@ -21686,7 +21925,7 @@
                 <w:i w:val="0"/>
                 <w:sz w:val="21"/>
               </w:rPr>
-              <w:t>全量编译 EXIT=0（run20 2.5 基线 + run6 9.1 追加批次）</w:t>
+              <w:t>云端 CI 全局绿（2026-09-02）</w:t>
             </w:r>
           </w:p>
         </w:tc>

--- a/papers/论文A正式版-CertifiedSparseGating-CPP-20260823.docx
+++ b/papers/论文A正式版-CertifiedSparseGating-CPP-20260823.docx
@@ -8414,6 +8414,191 @@
           <w:sz w:val="24"/>
         </w:rPr>
         <w:t xml:space="preserve"> 在该层仅用于把有理常数嵌入实数 carrier 以调用库引理，其二分表示不承载任何运行时判定。如实定位：构造性轨道提取物「经 DkMLNative 编译通过」是良构性与可执行结构验证，非运行时性能主张——该轨道的角色是公理独立性与可计算性验证，生产检查器由经典/反射轨道承担。</w:t>
+      </w:r>
+    </w:p>
+    <w:p>
+      <w:pPr>
+        <w:pStyle w:val="ListBullet"/>
+      </w:pPr>
+      <w:r>
+        <w:rPr>
+          <w:rFonts w:ascii="Times New Roman" w:hAnsi="Times New Roman" w:eastAsia="宋体"/>
+          <w:b/>
+          <w:i w:val="0"/>
+          <w:sz w:val="24"/>
+        </w:rPr>
+        <w:t>提取产物再生与确定性（artifact 纪律）</w:t>
+      </w:r>
+      <w:r>
+        <w:rPr>
+          <w:rFonts w:ascii="Times New Roman" w:hAnsi="Times New Roman" w:eastAsia="宋体"/>
+          <w:b w:val="0"/>
+          <w:i w:val="0"/>
+          <w:sz w:val="24"/>
+        </w:rPr>
+        <w:t>：全部提取文件（</w:t>
+      </w:r>
+      <w:r>
+        <w:rPr>
+          <w:rFonts w:ascii="Consolas" w:hAnsi="Consolas" w:eastAsia="等线"/>
+          <w:b w:val="0"/>
+          <w:i w:val="0"/>
+          <w:sz w:val="22"/>
+        </w:rPr>
+        <w:t>psa_guard</w:t>
+      </w:r>
+      <w:r>
+        <w:rPr>
+          <w:rFonts w:ascii="Times New Roman" w:hAnsi="Times New Roman" w:eastAsia="宋体"/>
+          <w:b w:val="0"/>
+          <w:i w:val="0"/>
+          <w:sz w:val="24"/>
+        </w:rPr>
+        <w:t xml:space="preserve"> 与各探针 </w:t>
+      </w:r>
+      <w:r>
+        <w:rPr>
+          <w:rFonts w:ascii="Consolas" w:hAnsi="Consolas" w:eastAsia="等线"/>
+          <w:b w:val="0"/>
+          <w:i w:val="0"/>
+          <w:sz w:val="22"/>
+        </w:rPr>
+        <w:t>.ml/.mli</w:t>
+      </w:r>
+      <w:r>
+        <w:rPr>
+          <w:rFonts w:ascii="Times New Roman" w:hAnsi="Times New Roman" w:eastAsia="宋体"/>
+          <w:b w:val="0"/>
+          <w:i w:val="0"/>
+          <w:sz w:val="24"/>
+        </w:rPr>
+        <w:t xml:space="preserve">）由随稿源码中的 </w:t>
+      </w:r>
+      <w:r>
+        <w:rPr>
+          <w:rFonts w:ascii="Consolas" w:hAnsi="Consolas" w:eastAsia="等线"/>
+          <w:b w:val="0"/>
+          <w:i w:val="0"/>
+          <w:sz w:val="22"/>
+        </w:rPr>
+        <w:t>Extraction</w:t>
+      </w:r>
+      <w:r>
+        <w:rPr>
+          <w:rFonts w:ascii="Times New Roman" w:hAnsi="Times New Roman" w:eastAsia="宋体"/>
+          <w:b w:val="0"/>
+          <w:i w:val="0"/>
+          <w:sz w:val="24"/>
+        </w:rPr>
+        <w:t xml:space="preserve"> 命令生成，</w:t>
+      </w:r>
+      <w:r>
+        <w:rPr>
+          <w:rFonts w:ascii="Consolas" w:hAnsi="Consolas" w:eastAsia="等线"/>
+          <w:b w:val="0"/>
+          <w:i w:val="0"/>
+          <w:sz w:val="22"/>
+        </w:rPr>
+        <w:t>make extract</w:t>
+      </w:r>
+      <w:r>
+        <w:rPr>
+          <w:rFonts w:ascii="Times New Roman" w:hAnsi="Times New Roman" w:eastAsia="宋体"/>
+          <w:b w:val="0"/>
+          <w:i w:val="0"/>
+          <w:sz w:val="24"/>
+        </w:rPr>
+        <w:t>（Rocq 9.1 + ocamlc，</w:t>
+      </w:r>
+      <w:r>
+        <w:rPr>
+          <w:rFonts w:ascii="Consolas" w:hAnsi="Consolas" w:eastAsia="等线"/>
+          <w:b w:val="0"/>
+          <w:i w:val="0"/>
+          <w:sz w:val="22"/>
+        </w:rPr>
+        <w:t>scripts/extract_artifacts.sh</w:t>
+      </w:r>
+      <w:r>
+        <w:rPr>
+          <w:rFonts w:ascii="Times New Roman" w:hAnsi="Times New Roman" w:eastAsia="宋体"/>
+          <w:b w:val="0"/>
+          <w:i w:val="0"/>
+          <w:sz w:val="24"/>
+        </w:rPr>
+        <w:t>）可再生；Extraction 为确定性输出——</w:t>
+      </w:r>
+      <w:r>
+        <w:rPr>
+          <w:rFonts w:ascii="Consolas" w:hAnsi="Consolas" w:eastAsia="等线"/>
+          <w:b w:val="0"/>
+          <w:i w:val="0"/>
+          <w:sz w:val="22"/>
+        </w:rPr>
+        <w:t>scripts/check_extraction_determinism.py</w:t>
+      </w:r>
+      <w:r>
+        <w:rPr>
+          <w:rFonts w:ascii="Times New Roman" w:hAnsi="Times New Roman" w:eastAsia="宋体"/>
+          <w:b w:val="0"/>
+          <w:i w:val="0"/>
+          <w:sz w:val="24"/>
+        </w:rPr>
+        <w:t xml:space="preserve"> 对代表集重新提取并逐字节 diff（2026-09-02 全量 30 件一致），DRIFT 仅可能来自「源已改而生成物未再生」或「提取器版本错位」，处置 = 再生后随源同批入库，生成物</w:t>
+      </w:r>
+      <w:r>
+        <w:rPr>
+          <w:rFonts w:ascii="Times New Roman" w:hAnsi="Times New Roman" w:eastAsia="宋体"/>
+          <w:b/>
+          <w:i w:val="0"/>
+          <w:sz w:val="24"/>
+        </w:rPr>
+        <w:t>禁手改</w:t>
+      </w:r>
+      <w:r>
+        <w:rPr>
+          <w:rFonts w:ascii="Times New Roman" w:hAnsi="Times New Roman" w:eastAsia="宋体"/>
+          <w:b w:val="0"/>
+          <w:i w:val="0"/>
+          <w:sz w:val="24"/>
+        </w:rPr>
+        <w:t xml:space="preserve">；逐件清单与验证状态见仓库 </w:t>
+      </w:r>
+      <w:r>
+        <w:rPr>
+          <w:rFonts w:ascii="Consolas" w:hAnsi="Consolas" w:eastAsia="等线"/>
+          <w:b w:val="0"/>
+          <w:i w:val="0"/>
+          <w:sz w:val="22"/>
+        </w:rPr>
+        <w:t>docs/extraction-inventory.md</w:t>
+      </w:r>
+      <w:r>
+        <w:rPr>
+          <w:rFonts w:ascii="Times New Roman" w:hAnsi="Times New Roman" w:eastAsia="宋体"/>
+          <w:b w:val="0"/>
+          <w:i w:val="0"/>
+          <w:sz w:val="24"/>
+        </w:rPr>
+        <w:t xml:space="preserve">，行尾由 </w:t>
+      </w:r>
+      <w:r>
+        <w:rPr>
+          <w:rFonts w:ascii="Consolas" w:hAnsi="Consolas" w:eastAsia="等线"/>
+          <w:b w:val="0"/>
+          <w:i w:val="0"/>
+          <w:sz w:val="22"/>
+        </w:rPr>
+        <w:t>.gitattributes</w:t>
+      </w:r>
+      <w:r>
+        <w:rPr>
+          <w:rFonts w:ascii="Times New Roman" w:hAnsi="Times New Roman" w:eastAsia="宋体"/>
+          <w:b w:val="0"/>
+          <w:i w:val="0"/>
+          <w:sz w:val="24"/>
+        </w:rPr>
+        <w:t xml:space="preserve"> 钉 LF（checkout 转换会破坏字节级比对与 WSL 执行）。</w:t>
       </w:r>
     </w:p>
     <w:p>
